--- a/Docs/Устав_проекта.docx
+++ b/Docs/Устав_проекта.docx
@@ -57,7 +57,7 @@
           <w:left w:w="10" w:type="dxa"/>
           <w:right w:w="10" w:type="dxa"/>
         </w:tblCellMar>
-        <w:tblLook w:val="04A0" w:firstRow="1" w:lastRow="0" w:firstColumn="1" w:lastColumn="0" w:noHBand="0" w:noVBand="1"/>
+        <w:tblLook w:val="07E0" w:firstRow="1" w:lastRow="1" w:firstColumn="1" w:lastColumn="1" w:noHBand="1" w:noVBand="1"/>
       </w:tblPr>
       <w:tblGrid>
         <w:gridCol w:w="741"/>
@@ -67,12 +67,6 @@
         <w:gridCol w:w="3305"/>
       </w:tblGrid>
       <w:tr>
-        <w:tblPrEx>
-          <w:tblCellMar>
-            <w:top w:w="0" w:type="dxa"/>
-            <w:bottom w:w="0" w:type="dxa"/>
-          </w:tblCellMar>
-        </w:tblPrEx>
         <w:trPr>
           <w:tblHeader/>
         </w:trPr>
@@ -223,12 +217,6 @@
         </w:tc>
       </w:tr>
       <w:tr>
-        <w:tblPrEx>
-          <w:tblCellMar>
-            <w:top w:w="0" w:type="dxa"/>
-            <w:bottom w:w="0" w:type="dxa"/>
-          </w:tblCellMar>
-        </w:tblPrEx>
         <w:tc>
           <w:tcPr>
             <w:tcW w:w="741" w:type="dxa"/>
@@ -361,12 +349,6 @@
         </w:tc>
       </w:tr>
       <w:tr>
-        <w:tblPrEx>
-          <w:tblCellMar>
-            <w:top w:w="0" w:type="dxa"/>
-            <w:bottom w:w="0" w:type="dxa"/>
-          </w:tblCellMar>
-        </w:tblPrEx>
         <w:tc>
           <w:tcPr>
             <w:tcW w:w="741" w:type="dxa"/>
@@ -467,33 +449,8 @@
                 <w:sz w:val="20"/>
                 <w:szCs w:val="20"/>
               </w:rPr>
-              <w:t>Full-</w:t>
-            </w:r>
-            <w:proofErr w:type="spellStart"/>
-            <w:r>
-              <w:rPr>
-                <w:sz w:val="20"/>
-                <w:szCs w:val="20"/>
-              </w:rPr>
-              <w:t>stack</w:t>
-            </w:r>
-            <w:proofErr w:type="spellEnd"/>
-            <w:r>
-              <w:rPr>
-                <w:sz w:val="20"/>
-                <w:szCs w:val="20"/>
-              </w:rPr>
-              <w:t xml:space="preserve"> </w:t>
-            </w:r>
-            <w:proofErr w:type="spellStart"/>
-            <w:r>
-              <w:rPr>
-                <w:sz w:val="20"/>
-                <w:szCs w:val="20"/>
-              </w:rPr>
-              <w:t>front-end</w:t>
-            </w:r>
-            <w:proofErr w:type="spellEnd"/>
+              <w:t>Full-stack front-end</w:t>
+            </w:r>
           </w:p>
         </w:tc>
         <w:tc>
@@ -513,94 +470,17 @@
             </w:tcMar>
           </w:tcPr>
           <w:p>
-            <w:proofErr w:type="spellStart"/>
-            <w:r>
-              <w:rPr>
-                <w:sz w:val="20"/>
-                <w:szCs w:val="20"/>
-              </w:rPr>
-              <w:t>Use</w:t>
-            </w:r>
-            <w:proofErr w:type="spellEnd"/>
-            <w:r>
-              <w:rPr>
-                <w:sz w:val="20"/>
-                <w:szCs w:val="20"/>
-              </w:rPr>
-              <w:t xml:space="preserve"> </w:t>
-            </w:r>
-            <w:proofErr w:type="spellStart"/>
-            <w:r>
-              <w:rPr>
-                <w:sz w:val="20"/>
-                <w:szCs w:val="20"/>
-              </w:rPr>
-              <w:t>case</w:t>
-            </w:r>
-            <w:proofErr w:type="spellEnd"/>
-            <w:r>
-              <w:rPr>
-                <w:sz w:val="20"/>
-                <w:szCs w:val="20"/>
-              </w:rPr>
-              <w:t xml:space="preserve">, C4, требования и </w:t>
-            </w:r>
-            <w:proofErr w:type="spellStart"/>
-            <w:r>
-              <w:rPr>
-                <w:sz w:val="20"/>
-                <w:szCs w:val="20"/>
-              </w:rPr>
-              <w:t>трассируемость</w:t>
-            </w:r>
-            <w:proofErr w:type="spellEnd"/>
-            <w:r>
-              <w:rPr>
-                <w:sz w:val="20"/>
-                <w:szCs w:val="20"/>
-              </w:rPr>
-              <w:t xml:space="preserve">, архитектура </w:t>
-            </w:r>
-            <w:proofErr w:type="spellStart"/>
-            <w:r>
-              <w:rPr>
-                <w:sz w:val="20"/>
-                <w:szCs w:val="20"/>
-              </w:rPr>
-              <w:t>React</w:t>
-            </w:r>
-            <w:proofErr w:type="spellEnd"/>
-            <w:r>
-              <w:rPr>
-                <w:sz w:val="20"/>
-                <w:szCs w:val="20"/>
-              </w:rPr>
-              <w:t xml:space="preserve"> + Node.js</w:t>
-            </w:r>
-            <w:r>
-              <w:rPr>
-                <w:sz w:val="20"/>
-                <w:szCs w:val="20"/>
-              </w:rPr>
-              <w:t xml:space="preserve"> + 1С</w:t>
-            </w:r>
-            <w:r>
-              <w:rPr>
-                <w:sz w:val="20"/>
-                <w:szCs w:val="20"/>
-              </w:rPr>
-              <w:t>, контракты API, веб-интерфейс</w:t>
+            <w:r>
+              <w:rPr>
+                <w:sz w:val="20"/>
+                <w:szCs w:val="20"/>
+              </w:rPr>
+              <w:t>Use case, C4, требования и трассируемость, архитектура React + Node.js + 1С, контракты API, веб-интерфейс</w:t>
             </w:r>
           </w:p>
         </w:tc>
       </w:tr>
       <w:tr>
-        <w:tblPrEx>
-          <w:tblCellMar>
-            <w:top w:w="0" w:type="dxa"/>
-            <w:bottom w:w="0" w:type="dxa"/>
-          </w:tblCellMar>
-        </w:tblPrEx>
         <w:tc>
           <w:tcPr>
             <w:tcW w:w="741" w:type="dxa"/>
@@ -670,21 +550,12 @@
             </w:tcMar>
           </w:tcPr>
           <w:p>
-            <w:proofErr w:type="spellStart"/>
-            <w:r>
-              <w:rPr>
-                <w:sz w:val="20"/>
-                <w:szCs w:val="20"/>
-              </w:rPr>
-              <w:t>Сидлецкий</w:t>
-            </w:r>
-            <w:proofErr w:type="spellEnd"/>
-            <w:r>
-              <w:rPr>
-                <w:sz w:val="20"/>
-                <w:szCs w:val="20"/>
-              </w:rPr>
-              <w:t xml:space="preserve"> П. С.</w:t>
+            <w:r>
+              <w:rPr>
+                <w:sz w:val="20"/>
+                <w:szCs w:val="20"/>
+              </w:rPr>
+              <w:t>Сидлецкий П. С.</w:t>
             </w:r>
           </w:p>
         </w:tc>
@@ -710,33 +581,8 @@
                 <w:sz w:val="20"/>
                 <w:szCs w:val="20"/>
               </w:rPr>
-              <w:t>Full-</w:t>
-            </w:r>
-            <w:proofErr w:type="spellStart"/>
-            <w:r>
-              <w:rPr>
-                <w:sz w:val="20"/>
-                <w:szCs w:val="20"/>
-              </w:rPr>
-              <w:t>stack</w:t>
-            </w:r>
-            <w:proofErr w:type="spellEnd"/>
-            <w:r>
-              <w:rPr>
-                <w:sz w:val="20"/>
-                <w:szCs w:val="20"/>
-              </w:rPr>
-              <w:t xml:space="preserve"> </w:t>
-            </w:r>
-            <w:proofErr w:type="spellStart"/>
-            <w:r>
-              <w:rPr>
-                <w:sz w:val="20"/>
-                <w:szCs w:val="20"/>
-              </w:rPr>
-              <w:t>back-end</w:t>
-            </w:r>
-            <w:proofErr w:type="spellEnd"/>
+              <w:t>Full-stack back-end</w:t>
+            </w:r>
           </w:p>
         </w:tc>
         <w:tc>
@@ -761,34 +607,12 @@
                 <w:sz w:val="20"/>
                 <w:szCs w:val="20"/>
               </w:rPr>
-              <w:t xml:space="preserve">Схема данных (книги, читатели, выдачи, поступления, списания), синтетические данные, валидации, импорт CSV, </w:t>
-            </w:r>
-            <w:proofErr w:type="spellStart"/>
-            <w:r>
-              <w:rPr>
-                <w:sz w:val="20"/>
-                <w:szCs w:val="20"/>
-              </w:rPr>
-              <w:t>backend</w:t>
-            </w:r>
-            <w:proofErr w:type="spellEnd"/>
-            <w:r>
-              <w:rPr>
-                <w:sz w:val="20"/>
-                <w:szCs w:val="20"/>
-              </w:rPr>
-              <w:t xml:space="preserve"> на Node.js</w:t>
+              <w:t>Схема данных (книги, читатели, выдачи, поступления, списания), синтетические данные, валидации, импорт CSV, backend на Node.js</w:t>
             </w:r>
           </w:p>
         </w:tc>
       </w:tr>
       <w:tr>
-        <w:tblPrEx>
-          <w:tblCellMar>
-            <w:top w:w="0" w:type="dxa"/>
-            <w:bottom w:w="0" w:type="dxa"/>
-          </w:tblCellMar>
-        </w:tblPrEx>
         <w:tc>
           <w:tcPr>
             <w:tcW w:w="741" w:type="dxa"/>
@@ -858,21 +682,12 @@
             </w:tcMar>
           </w:tcPr>
           <w:p>
-            <w:proofErr w:type="spellStart"/>
-            <w:r>
-              <w:rPr>
-                <w:sz w:val="20"/>
-                <w:szCs w:val="20"/>
-              </w:rPr>
-              <w:t>Бахраманд</w:t>
-            </w:r>
-            <w:proofErr w:type="spellEnd"/>
-            <w:r>
-              <w:rPr>
-                <w:sz w:val="20"/>
-                <w:szCs w:val="20"/>
-              </w:rPr>
-              <w:t xml:space="preserve"> М. Б.</w:t>
+            <w:r>
+              <w:rPr>
+                <w:sz w:val="20"/>
+                <w:szCs w:val="20"/>
+              </w:rPr>
+              <w:t>Бахраманд М. Б.</w:t>
             </w:r>
           </w:p>
         </w:tc>
@@ -930,12 +745,6 @@
         </w:tc>
       </w:tr>
       <w:tr>
-        <w:tblPrEx>
-          <w:tblCellMar>
-            <w:top w:w="0" w:type="dxa"/>
-            <w:bottom w:w="0" w:type="dxa"/>
-          </w:tblCellMar>
-        </w:tblPrEx>
         <w:tc>
           <w:tcPr>
             <w:tcW w:w="741" w:type="dxa"/>
@@ -1078,7 +887,6 @@
         <w:pStyle w:val="1"/>
         <w:spacing w:before="360" w:after="160"/>
       </w:pPr>
-      <w:proofErr w:type="spellStart"/>
       <w:r>
         <w:rPr>
           <w:b/>
@@ -1089,20 +897,14 @@
         </w:rPr>
         <w:t>MoSCoW</w:t>
       </w:r>
-      <w:proofErr w:type="spellEnd"/>
     </w:p>
     <w:p>
       <w:pPr>
         <w:spacing w:after="120"/>
         <w:jc w:val="both"/>
       </w:pPr>
-      <w:proofErr w:type="spellStart"/>
       <w:r>
-        <w:t>Must</w:t>
-      </w:r>
-      <w:proofErr w:type="spellEnd"/>
-      <w:r>
-        <w:t xml:space="preserve"> — всё, что перечислено в бизнес-цели карточки; остальное — только через реестр изменений.</w:t>
+        <w:t>Must — всё, что перечислено в бизнес-цели карточки; остальное — только через реестр изменений.</w:t>
       </w:r>
     </w:p>
     <w:tbl>
@@ -1120,7 +922,7 @@
           <w:left w:w="10" w:type="dxa"/>
           <w:right w:w="10" w:type="dxa"/>
         </w:tblCellMar>
-        <w:tblLook w:val="04A0" w:firstRow="1" w:lastRow="0" w:firstColumn="1" w:lastColumn="0" w:noHBand="0" w:noVBand="1"/>
+        <w:tblLook w:val="07E0" w:firstRow="1" w:lastRow="1" w:firstColumn="1" w:lastColumn="1" w:noHBand="1" w:noVBand="1"/>
       </w:tblPr>
       <w:tblGrid>
         <w:gridCol w:w="1586"/>
@@ -1128,12 +930,6 @@
         <w:gridCol w:w="2562"/>
       </w:tblGrid>
       <w:tr>
-        <w:tblPrEx>
-          <w:tblCellMar>
-            <w:top w:w="0" w:type="dxa"/>
-            <w:bottom w:w="0" w:type="dxa"/>
-          </w:tblCellMar>
-        </w:tblPrEx>
         <w:trPr>
           <w:tblHeader/>
         </w:trPr>
@@ -1226,12 +1022,6 @@
         </w:tc>
       </w:tr>
       <w:tr>
-        <w:tblPrEx>
-          <w:tblCellMar>
-            <w:top w:w="0" w:type="dxa"/>
-            <w:bottom w:w="0" w:type="dxa"/>
-          </w:tblCellMar>
-        </w:tblPrEx>
         <w:tc>
           <w:tcPr>
             <w:tcW w:w="1586" w:type="dxa"/>
@@ -1280,23 +1070,7 @@
                 <w:sz w:val="20"/>
                 <w:szCs w:val="20"/>
               </w:rPr>
-              <w:t xml:space="preserve">Каталог книг: </w:t>
-            </w:r>
-            <w:proofErr w:type="spellStart"/>
-            <w:r>
-              <w:rPr>
-                <w:sz w:val="20"/>
-                <w:szCs w:val="20"/>
-              </w:rPr>
-              <w:t>book_code</w:t>
-            </w:r>
-            <w:proofErr w:type="spellEnd"/>
-            <w:r>
-              <w:rPr>
-                <w:sz w:val="20"/>
-                <w:szCs w:val="20"/>
-              </w:rPr>
-              <w:t>, название, автор, год, УДК, цена, дата поступления, источник; состояние экземпляра (доступен / выдан / списан)</w:t>
+              <w:t>Каталог книг: book_code, название, автор, год, УДК, цена, дата поступления, источник; состояние экземпляра (доступен / выдан / списан)</w:t>
             </w:r>
           </w:p>
         </w:tc>
@@ -1317,7 +1091,6 @@
             </w:tcMar>
           </w:tcPr>
           <w:p>
-            <w:proofErr w:type="spellStart"/>
             <w:r>
               <w:rPr>
                 <w:sz w:val="20"/>
@@ -1325,17 +1098,10 @@
               </w:rPr>
               <w:t>Must</w:t>
             </w:r>
-            <w:proofErr w:type="spellEnd"/>
           </w:p>
         </w:tc>
       </w:tr>
       <w:tr>
-        <w:tblPrEx>
-          <w:tblCellMar>
-            <w:top w:w="0" w:type="dxa"/>
-            <w:bottom w:w="0" w:type="dxa"/>
-          </w:tblCellMar>
-        </w:tblPrEx>
         <w:tc>
           <w:tcPr>
             <w:tcW w:w="1586" w:type="dxa"/>
@@ -1384,23 +1150,7 @@
                 <w:sz w:val="20"/>
                 <w:szCs w:val="20"/>
               </w:rPr>
-              <w:t xml:space="preserve">Реестр читателей: </w:t>
-            </w:r>
-            <w:proofErr w:type="spellStart"/>
-            <w:r>
-              <w:rPr>
-                <w:sz w:val="20"/>
-                <w:szCs w:val="20"/>
-              </w:rPr>
-              <w:t>reader_id</w:t>
-            </w:r>
-            <w:proofErr w:type="spellEnd"/>
-            <w:r>
-              <w:rPr>
-                <w:sz w:val="20"/>
-                <w:szCs w:val="20"/>
-              </w:rPr>
-              <w:t>, ФИО, группа; карточка с текущими выдачами и историей</w:t>
+              <w:t>Реестр читателей: reader_id, ФИО, группа; карточка с текущими выдачами и историей</w:t>
             </w:r>
           </w:p>
         </w:tc>
@@ -1421,7 +1171,6 @@
             </w:tcMar>
           </w:tcPr>
           <w:p>
-            <w:proofErr w:type="spellStart"/>
             <w:r>
               <w:rPr>
                 <w:sz w:val="20"/>
@@ -1429,17 +1178,10 @@
               </w:rPr>
               <w:t>Must</w:t>
             </w:r>
-            <w:proofErr w:type="spellEnd"/>
           </w:p>
         </w:tc>
       </w:tr>
       <w:tr>
-        <w:tblPrEx>
-          <w:tblCellMar>
-            <w:top w:w="0" w:type="dxa"/>
-            <w:bottom w:w="0" w:type="dxa"/>
-          </w:tblCellMar>
-        </w:tblPrEx>
         <w:tc>
           <w:tcPr>
             <w:tcW w:w="1586" w:type="dxa"/>
@@ -1531,54 +1273,8 @@
                 <w:szCs w:val="20"/>
                 <w:lang w:val="en-US"/>
               </w:rPr>
-              <w:t xml:space="preserve">: </w:t>
-            </w:r>
-            <w:proofErr w:type="spellStart"/>
-            <w:r>
-              <w:rPr>
-                <w:sz w:val="20"/>
-                <w:szCs w:val="20"/>
-                <w:lang w:val="en-US"/>
-              </w:rPr>
-              <w:t>issue_date</w:t>
-            </w:r>
-            <w:proofErr w:type="spellEnd"/>
-            <w:r>
-              <w:rPr>
-                <w:sz w:val="20"/>
-                <w:szCs w:val="20"/>
-                <w:lang w:val="en-US"/>
-              </w:rPr>
-              <w:t xml:space="preserve">, </w:t>
-            </w:r>
-            <w:proofErr w:type="spellStart"/>
-            <w:r>
-              <w:rPr>
-                <w:sz w:val="20"/>
-                <w:szCs w:val="20"/>
-                <w:lang w:val="en-US"/>
-              </w:rPr>
-              <w:t>due_date</w:t>
-            </w:r>
-            <w:proofErr w:type="spellEnd"/>
-            <w:r>
-              <w:rPr>
-                <w:sz w:val="20"/>
-                <w:szCs w:val="20"/>
-                <w:lang w:val="en-US"/>
-              </w:rPr>
-              <w:t xml:space="preserve">, </w:t>
-            </w:r>
-            <w:proofErr w:type="spellStart"/>
-            <w:r>
-              <w:rPr>
-                <w:sz w:val="20"/>
-                <w:szCs w:val="20"/>
-                <w:lang w:val="en-US"/>
-              </w:rPr>
-              <w:t>return_date</w:t>
-            </w:r>
-            <w:proofErr w:type="spellEnd"/>
+              <w:t>: issue_date, due_date, return_date</w:t>
+            </w:r>
           </w:p>
         </w:tc>
         <w:tc>
@@ -1598,7 +1294,6 @@
             </w:tcMar>
           </w:tcPr>
           <w:p>
-            <w:proofErr w:type="spellStart"/>
             <w:r>
               <w:rPr>
                 <w:sz w:val="20"/>
@@ -1606,17 +1301,10 @@
               </w:rPr>
               <w:t>Must</w:t>
             </w:r>
-            <w:proofErr w:type="spellEnd"/>
           </w:p>
         </w:tc>
       </w:tr>
       <w:tr>
-        <w:tblPrEx>
-          <w:tblCellMar>
-            <w:top w:w="0" w:type="dxa"/>
-            <w:bottom w:w="0" w:type="dxa"/>
-          </w:tblCellMar>
-        </w:tblPrEx>
         <w:tc>
           <w:tcPr>
             <w:tcW w:w="1586" w:type="dxa"/>
@@ -1686,7 +1374,6 @@
             </w:tcMar>
           </w:tcPr>
           <w:p>
-            <w:proofErr w:type="spellStart"/>
             <w:r>
               <w:rPr>
                 <w:sz w:val="20"/>
@@ -1694,17 +1381,10 @@
               </w:rPr>
               <w:t>Must</w:t>
             </w:r>
-            <w:proofErr w:type="spellEnd"/>
           </w:p>
         </w:tc>
       </w:tr>
       <w:tr>
-        <w:tblPrEx>
-          <w:tblCellMar>
-            <w:top w:w="0" w:type="dxa"/>
-            <w:bottom w:w="0" w:type="dxa"/>
-          </w:tblCellMar>
-        </w:tblPrEx>
         <w:tc>
           <w:tcPr>
             <w:tcW w:w="1586" w:type="dxa"/>
@@ -1753,17 +1433,8 @@
                 <w:sz w:val="20"/>
                 <w:szCs w:val="20"/>
               </w:rPr>
-              <w:t xml:space="preserve">Автоматическое определение просрочки и расчёт </w:t>
-            </w:r>
-            <w:proofErr w:type="spellStart"/>
-            <w:r>
-              <w:rPr>
-                <w:sz w:val="20"/>
-                <w:szCs w:val="20"/>
-              </w:rPr>
-              <w:t>days_overdue</w:t>
-            </w:r>
-            <w:proofErr w:type="spellEnd"/>
+              <w:t>Автоматическое определение просрочки и расчёт days_overdue</w:t>
+            </w:r>
           </w:p>
         </w:tc>
         <w:tc>
@@ -1783,7 +1454,6 @@
             </w:tcMar>
           </w:tcPr>
           <w:p>
-            <w:proofErr w:type="spellStart"/>
             <w:r>
               <w:rPr>
                 <w:sz w:val="20"/>
@@ -1791,17 +1461,10 @@
               </w:rPr>
               <w:t>Must</w:t>
             </w:r>
-            <w:proofErr w:type="spellEnd"/>
           </w:p>
         </w:tc>
       </w:tr>
       <w:tr>
-        <w:tblPrEx>
-          <w:tblCellMar>
-            <w:top w:w="0" w:type="dxa"/>
-            <w:bottom w:w="0" w:type="dxa"/>
-          </w:tblCellMar>
-        </w:tblPrEx>
         <w:tc>
           <w:tcPr>
             <w:tcW w:w="1586" w:type="dxa"/>
@@ -1871,7 +1534,6 @@
             </w:tcMar>
           </w:tcPr>
           <w:p>
-            <w:proofErr w:type="spellStart"/>
             <w:r>
               <w:rPr>
                 <w:sz w:val="20"/>
@@ -1879,17 +1541,10 @@
               </w:rPr>
               <w:t>Must</w:t>
             </w:r>
-            <w:proofErr w:type="spellEnd"/>
           </w:p>
         </w:tc>
       </w:tr>
       <w:tr>
-        <w:tblPrEx>
-          <w:tblCellMar>
-            <w:top w:w="0" w:type="dxa"/>
-            <w:bottom w:w="0" w:type="dxa"/>
-          </w:tblCellMar>
-        </w:tblPrEx>
         <w:tc>
           <w:tcPr>
             <w:tcW w:w="1586" w:type="dxa"/>
@@ -1959,7 +1614,6 @@
             </w:tcMar>
           </w:tcPr>
           <w:p>
-            <w:proofErr w:type="spellStart"/>
             <w:r>
               <w:rPr>
                 <w:sz w:val="20"/>
@@ -1967,17 +1621,10 @@
               </w:rPr>
               <w:t>Must</w:t>
             </w:r>
-            <w:proofErr w:type="spellEnd"/>
           </w:p>
         </w:tc>
       </w:tr>
       <w:tr>
-        <w:tblPrEx>
-          <w:tblCellMar>
-            <w:top w:w="0" w:type="dxa"/>
-            <w:bottom w:w="0" w:type="dxa"/>
-          </w:tblCellMar>
-        </w:tblPrEx>
         <w:tc>
           <w:tcPr>
             <w:tcW w:w="1586" w:type="dxa"/>
@@ -2047,7 +1694,6 @@
             </w:tcMar>
           </w:tcPr>
           <w:p>
-            <w:proofErr w:type="spellStart"/>
             <w:r>
               <w:rPr>
                 <w:sz w:val="20"/>
@@ -2055,17 +1701,10 @@
               </w:rPr>
               <w:t>Must</w:t>
             </w:r>
-            <w:proofErr w:type="spellEnd"/>
           </w:p>
         </w:tc>
       </w:tr>
       <w:tr>
-        <w:tblPrEx>
-          <w:tblCellMar>
-            <w:top w:w="0" w:type="dxa"/>
-            <w:bottom w:w="0" w:type="dxa"/>
-          </w:tblCellMar>
-        </w:tblPrEx>
         <w:tc>
           <w:tcPr>
             <w:tcW w:w="1586" w:type="dxa"/>
@@ -2115,55 +1754,7 @@
                 <w:sz w:val="20"/>
                 <w:szCs w:val="20"/>
               </w:rPr>
-              <w:t>Отчёт «Просрочки» (</w:t>
-            </w:r>
-            <w:proofErr w:type="spellStart"/>
-            <w:r>
-              <w:rPr>
-                <w:sz w:val="20"/>
-                <w:szCs w:val="20"/>
-              </w:rPr>
-              <w:t>reader_id</w:t>
-            </w:r>
-            <w:proofErr w:type="spellEnd"/>
-            <w:r>
-              <w:rPr>
-                <w:sz w:val="20"/>
-                <w:szCs w:val="20"/>
-              </w:rPr>
-              <w:t xml:space="preserve">, ФИО, </w:t>
-            </w:r>
-            <w:proofErr w:type="spellStart"/>
-            <w:r>
-              <w:rPr>
-                <w:sz w:val="20"/>
-                <w:szCs w:val="20"/>
-              </w:rPr>
-              <w:t>book_code</w:t>
-            </w:r>
-            <w:proofErr w:type="spellEnd"/>
-            <w:r>
-              <w:rPr>
-                <w:sz w:val="20"/>
-                <w:szCs w:val="20"/>
-              </w:rPr>
-              <w:t xml:space="preserve">, название, </w:t>
-            </w:r>
-            <w:proofErr w:type="spellStart"/>
-            <w:r>
-              <w:rPr>
-                <w:sz w:val="20"/>
-                <w:szCs w:val="20"/>
-              </w:rPr>
-              <w:t>days_overdue</w:t>
-            </w:r>
-            <w:proofErr w:type="spellEnd"/>
-            <w:r>
-              <w:rPr>
-                <w:sz w:val="20"/>
-                <w:szCs w:val="20"/>
-              </w:rPr>
-              <w:t>) с фильтрами: период, группа, автор/УДК, интервал просрочки</w:t>
+              <w:t>Отчёт «Просрочки» (reader_id, ФИО, book_code, название, days_overdue) с фильтрами: период, группа, автор/УДК, интервал просрочки</w:t>
             </w:r>
           </w:p>
         </w:tc>
@@ -2184,7 +1775,6 @@
             </w:tcMar>
           </w:tcPr>
           <w:p>
-            <w:proofErr w:type="spellStart"/>
             <w:r>
               <w:rPr>
                 <w:sz w:val="20"/>
@@ -2192,17 +1782,10 @@
               </w:rPr>
               <w:t>Must</w:t>
             </w:r>
-            <w:proofErr w:type="spellEnd"/>
           </w:p>
         </w:tc>
       </w:tr>
       <w:tr>
-        <w:tblPrEx>
-          <w:tblCellMar>
-            <w:top w:w="0" w:type="dxa"/>
-            <w:bottom w:w="0" w:type="dxa"/>
-          </w:tblCellMar>
-        </w:tblPrEx>
         <w:tc>
           <w:tcPr>
             <w:tcW w:w="1586" w:type="dxa"/>
@@ -2272,7 +1855,6 @@
             </w:tcMar>
           </w:tcPr>
           <w:p>
-            <w:proofErr w:type="spellStart"/>
             <w:r>
               <w:rPr>
                 <w:sz w:val="20"/>
@@ -2280,17 +1862,10 @@
               </w:rPr>
               <w:t>Must</w:t>
             </w:r>
-            <w:proofErr w:type="spellEnd"/>
           </w:p>
         </w:tc>
       </w:tr>
       <w:tr>
-        <w:tblPrEx>
-          <w:tblCellMar>
-            <w:top w:w="0" w:type="dxa"/>
-            <w:bottom w:w="0" w:type="dxa"/>
-          </w:tblCellMar>
-        </w:tblPrEx>
         <w:tc>
           <w:tcPr>
             <w:tcW w:w="1586" w:type="dxa"/>
@@ -2360,7 +1935,6 @@
             </w:tcMar>
           </w:tcPr>
           <w:p>
-            <w:proofErr w:type="spellStart"/>
             <w:r>
               <w:rPr>
                 <w:sz w:val="20"/>
@@ -2368,17 +1942,10 @@
               </w:rPr>
               <w:t>Must</w:t>
             </w:r>
-            <w:proofErr w:type="spellEnd"/>
           </w:p>
         </w:tc>
       </w:tr>
       <w:tr>
-        <w:tblPrEx>
-          <w:tblCellMar>
-            <w:top w:w="0" w:type="dxa"/>
-            <w:bottom w:w="0" w:type="dxa"/>
-          </w:tblCellMar>
-        </w:tblPrEx>
         <w:tc>
           <w:tcPr>
             <w:tcW w:w="1586" w:type="dxa"/>
@@ -2427,7 +1994,21 @@
                 <w:sz w:val="20"/>
                 <w:szCs w:val="20"/>
               </w:rPr>
-              <w:t>Авторизация и роли: библиотекарь и читатель — в вебе, бухгалтер / заведующий — пользователь 1С</w:t>
+              <w:t xml:space="preserve">Авторизация и роли: библиотекарь и читатель — в вебе, </w:t>
+            </w:r>
+            <w:r>
+              <w:rPr>
+                <w:sz w:val="20"/>
+                <w:szCs w:val="20"/>
+              </w:rPr>
+              <w:t>Бухгалтер</w:t>
+            </w:r>
+            <w:r>
+              <w:rPr>
+                <w:sz w:val="20"/>
+                <w:szCs w:val="20"/>
+              </w:rPr>
+              <w:t xml:space="preserve"> — пользователь 1С</w:t>
             </w:r>
           </w:p>
         </w:tc>
@@ -2448,7 +2029,6 @@
             </w:tcMar>
           </w:tcPr>
           <w:p>
-            <w:proofErr w:type="spellStart"/>
             <w:r>
               <w:rPr>
                 <w:sz w:val="20"/>
@@ -2456,17 +2036,10 @@
               </w:rPr>
               <w:t>Must</w:t>
             </w:r>
-            <w:proofErr w:type="spellEnd"/>
           </w:p>
         </w:tc>
       </w:tr>
       <w:tr>
-        <w:tblPrEx>
-          <w:tblCellMar>
-            <w:top w:w="0" w:type="dxa"/>
-            <w:bottom w:w="0" w:type="dxa"/>
-          </w:tblCellMar>
-        </w:tblPrEx>
         <w:tc>
           <w:tcPr>
             <w:tcW w:w="1586" w:type="dxa"/>
@@ -2536,7 +2109,6 @@
             </w:tcMar>
           </w:tcPr>
           <w:p>
-            <w:proofErr w:type="spellStart"/>
             <w:r>
               <w:rPr>
                 <w:sz w:val="20"/>
@@ -2544,17 +2116,10 @@
               </w:rPr>
               <w:t>Must</w:t>
             </w:r>
-            <w:proofErr w:type="spellEnd"/>
           </w:p>
         </w:tc>
       </w:tr>
       <w:tr>
-        <w:tblPrEx>
-          <w:tblCellMar>
-            <w:top w:w="0" w:type="dxa"/>
-            <w:bottom w:w="0" w:type="dxa"/>
-          </w:tblCellMar>
-        </w:tblPrEx>
         <w:tc>
           <w:tcPr>
             <w:tcW w:w="1586" w:type="dxa"/>
@@ -2624,7 +2189,6 @@
             </w:tcMar>
           </w:tcPr>
           <w:p>
-            <w:proofErr w:type="spellStart"/>
             <w:r>
               <w:rPr>
                 <w:sz w:val="20"/>
@@ -2632,17 +2196,10 @@
               </w:rPr>
               <w:t>Must</w:t>
             </w:r>
-            <w:proofErr w:type="spellEnd"/>
           </w:p>
         </w:tc>
       </w:tr>
       <w:tr>
-        <w:tblPrEx>
-          <w:tblCellMar>
-            <w:top w:w="0" w:type="dxa"/>
-            <w:bottom w:w="0" w:type="dxa"/>
-          </w:tblCellMar>
-        </w:tblPrEx>
         <w:tc>
           <w:tcPr>
             <w:tcW w:w="1586" w:type="dxa"/>
@@ -2712,7 +2269,6 @@
             </w:tcMar>
           </w:tcPr>
           <w:p>
-            <w:proofErr w:type="spellStart"/>
             <w:r>
               <w:rPr>
                 <w:sz w:val="20"/>
@@ -2720,17 +2276,10 @@
               </w:rPr>
               <w:t>Must</w:t>
             </w:r>
-            <w:proofErr w:type="spellEnd"/>
           </w:p>
         </w:tc>
       </w:tr>
       <w:tr>
-        <w:tblPrEx>
-          <w:tblCellMar>
-            <w:top w:w="0" w:type="dxa"/>
-            <w:bottom w:w="0" w:type="dxa"/>
-          </w:tblCellMar>
-        </w:tblPrEx>
         <w:tc>
           <w:tcPr>
             <w:tcW w:w="1586" w:type="dxa"/>
@@ -2800,7 +2349,6 @@
             </w:tcMar>
           </w:tcPr>
           <w:p>
-            <w:proofErr w:type="spellStart"/>
             <w:r>
               <w:rPr>
                 <w:sz w:val="20"/>
@@ -2808,17 +2356,10 @@
               </w:rPr>
               <w:t>Must</w:t>
             </w:r>
-            <w:proofErr w:type="spellEnd"/>
           </w:p>
         </w:tc>
       </w:tr>
       <w:tr>
-        <w:tblPrEx>
-          <w:tblCellMar>
-            <w:top w:w="0" w:type="dxa"/>
-            <w:bottom w:w="0" w:type="dxa"/>
-          </w:tblCellMar>
-        </w:tblPrEx>
         <w:tc>
           <w:tcPr>
             <w:tcW w:w="1586" w:type="dxa"/>
@@ -2888,7 +2429,6 @@
             </w:tcMar>
           </w:tcPr>
           <w:p>
-            <w:proofErr w:type="spellStart"/>
             <w:r>
               <w:rPr>
                 <w:sz w:val="20"/>
@@ -2896,17 +2436,10 @@
               </w:rPr>
               <w:t>Must</w:t>
             </w:r>
-            <w:proofErr w:type="spellEnd"/>
           </w:p>
         </w:tc>
       </w:tr>
       <w:tr>
-        <w:tblPrEx>
-          <w:tblCellMar>
-            <w:top w:w="0" w:type="dxa"/>
-            <w:bottom w:w="0" w:type="dxa"/>
-          </w:tblCellMar>
-        </w:tblPrEx>
         <w:tc>
           <w:tcPr>
             <w:tcW w:w="1586" w:type="dxa"/>
@@ -2976,7 +2509,6 @@
             </w:tcMar>
           </w:tcPr>
           <w:p>
-            <w:proofErr w:type="spellStart"/>
             <w:r>
               <w:rPr>
                 <w:sz w:val="20"/>
@@ -2984,17 +2516,10 @@
               </w:rPr>
               <w:t>Should</w:t>
             </w:r>
-            <w:proofErr w:type="spellEnd"/>
           </w:p>
         </w:tc>
       </w:tr>
       <w:tr>
-        <w:tblPrEx>
-          <w:tblCellMar>
-            <w:top w:w="0" w:type="dxa"/>
-            <w:bottom w:w="0" w:type="dxa"/>
-          </w:tblCellMar>
-        </w:tblPrEx>
         <w:tc>
           <w:tcPr>
             <w:tcW w:w="1586" w:type="dxa"/>
@@ -3064,7 +2589,6 @@
             </w:tcMar>
           </w:tcPr>
           <w:p>
-            <w:proofErr w:type="spellStart"/>
             <w:r>
               <w:rPr>
                 <w:sz w:val="20"/>
@@ -3072,17 +2596,10 @@
               </w:rPr>
               <w:t>Should</w:t>
             </w:r>
-            <w:proofErr w:type="spellEnd"/>
           </w:p>
         </w:tc>
       </w:tr>
       <w:tr>
-        <w:tblPrEx>
-          <w:tblCellMar>
-            <w:top w:w="0" w:type="dxa"/>
-            <w:bottom w:w="0" w:type="dxa"/>
-          </w:tblCellMar>
-        </w:tblPrEx>
         <w:tc>
           <w:tcPr>
             <w:tcW w:w="1586" w:type="dxa"/>
@@ -3152,7 +2669,6 @@
             </w:tcMar>
           </w:tcPr>
           <w:p>
-            <w:proofErr w:type="spellStart"/>
             <w:r>
               <w:rPr>
                 <w:sz w:val="20"/>
@@ -3160,17 +2676,10 @@
               </w:rPr>
               <w:t>Could</w:t>
             </w:r>
-            <w:proofErr w:type="spellEnd"/>
           </w:p>
         </w:tc>
       </w:tr>
       <w:tr>
-        <w:tblPrEx>
-          <w:tblCellMar>
-            <w:top w:w="0" w:type="dxa"/>
-            <w:bottom w:w="0" w:type="dxa"/>
-          </w:tblCellMar>
-        </w:tblPrEx>
         <w:tc>
           <w:tcPr>
             <w:tcW w:w="1586" w:type="dxa"/>
@@ -3240,7 +2749,6 @@
             </w:tcMar>
           </w:tcPr>
           <w:p>
-            <w:proofErr w:type="spellStart"/>
             <w:r>
               <w:rPr>
                 <w:sz w:val="20"/>
@@ -3248,17 +2756,10 @@
               </w:rPr>
               <w:t>Could</w:t>
             </w:r>
-            <w:proofErr w:type="spellEnd"/>
           </w:p>
         </w:tc>
       </w:tr>
       <w:tr>
-        <w:tblPrEx>
-          <w:tblCellMar>
-            <w:top w:w="0" w:type="dxa"/>
-            <w:bottom w:w="0" w:type="dxa"/>
-          </w:tblCellMar>
-        </w:tblPrEx>
         <w:tc>
           <w:tcPr>
             <w:tcW w:w="1586" w:type="dxa"/>
@@ -3328,7 +2829,6 @@
             </w:tcMar>
           </w:tcPr>
           <w:p>
-            <w:proofErr w:type="spellStart"/>
             <w:r>
               <w:rPr>
                 <w:sz w:val="20"/>
@@ -3336,17 +2836,10 @@
               </w:rPr>
               <w:t>Won’t</w:t>
             </w:r>
-            <w:proofErr w:type="spellEnd"/>
           </w:p>
         </w:tc>
       </w:tr>
       <w:tr>
-        <w:tblPrEx>
-          <w:tblCellMar>
-            <w:top w:w="0" w:type="dxa"/>
-            <w:bottom w:w="0" w:type="dxa"/>
-          </w:tblCellMar>
-        </w:tblPrEx>
         <w:tc>
           <w:tcPr>
             <w:tcW w:w="1586" w:type="dxa"/>
@@ -3395,17 +2888,8 @@
                 <w:sz w:val="20"/>
                 <w:szCs w:val="20"/>
               </w:rPr>
-              <w:t>Бухгалтерские проводки, план счетов, амортизация, обмен с 1</w:t>
-            </w:r>
-            <w:proofErr w:type="gramStart"/>
-            <w:r>
-              <w:rPr>
-                <w:sz w:val="20"/>
-                <w:szCs w:val="20"/>
-              </w:rPr>
-              <w:t>С:Бухгалтерией</w:t>
-            </w:r>
-            <w:proofErr w:type="gramEnd"/>
+              <w:t>Бухгалтерские проводки, план счетов, амортизация, обмен с 1С:Бухгалтерией</w:t>
+            </w:r>
           </w:p>
         </w:tc>
         <w:tc>
@@ -3425,7 +2909,6 @@
             </w:tcMar>
           </w:tcPr>
           <w:p>
-            <w:proofErr w:type="spellStart"/>
             <w:r>
               <w:rPr>
                 <w:sz w:val="20"/>
@@ -3433,17 +2916,10 @@
               </w:rPr>
               <w:t>Won’t</w:t>
             </w:r>
-            <w:proofErr w:type="spellEnd"/>
           </w:p>
         </w:tc>
       </w:tr>
       <w:tr>
-        <w:tblPrEx>
-          <w:tblCellMar>
-            <w:top w:w="0" w:type="dxa"/>
-            <w:bottom w:w="0" w:type="dxa"/>
-          </w:tblCellMar>
-        </w:tblPrEx>
         <w:tc>
           <w:tcPr>
             <w:tcW w:w="1586" w:type="dxa"/>
@@ -3513,7 +2989,6 @@
             </w:tcMar>
           </w:tcPr>
           <w:p>
-            <w:proofErr w:type="spellStart"/>
             <w:r>
               <w:rPr>
                 <w:sz w:val="20"/>
@@ -3521,7 +2996,6 @@
               </w:rPr>
               <w:t>Won’t</w:t>
             </w:r>
-            <w:proofErr w:type="spellEnd"/>
           </w:p>
         </w:tc>
       </w:tr>
@@ -3587,19 +3061,13 @@
           <w:left w:w="10" w:type="dxa"/>
           <w:right w:w="10" w:type="dxa"/>
         </w:tblCellMar>
-        <w:tblLook w:val="04A0" w:firstRow="1" w:lastRow="0" w:firstColumn="1" w:lastColumn="0" w:noHBand="0" w:noVBand="1"/>
+        <w:tblLook w:val="07E0" w:firstRow="1" w:lastRow="1" w:firstColumn="1" w:lastColumn="1" w:noHBand="1" w:noVBand="1"/>
       </w:tblPr>
       <w:tblGrid>
         <w:gridCol w:w="4819"/>
         <w:gridCol w:w="4819"/>
       </w:tblGrid>
       <w:tr>
-        <w:tblPrEx>
-          <w:tblCellMar>
-            <w:top w:w="0" w:type="dxa"/>
-            <w:bottom w:w="0" w:type="dxa"/>
-          </w:tblCellMar>
-        </w:tblPrEx>
         <w:trPr>
           <w:tblHeader/>
         </w:trPr>
@@ -3663,12 +3131,6 @@
         </w:tc>
       </w:tr>
       <w:tr>
-        <w:tblPrEx>
-          <w:tblCellMar>
-            <w:top w:w="0" w:type="dxa"/>
-            <w:bottom w:w="0" w:type="dxa"/>
-          </w:tblCellMar>
-        </w:tblPrEx>
         <w:tc>
           <w:tcPr>
             <w:tcW w:w="4819" w:type="dxa"/>
@@ -3691,23 +3153,7 @@
                 <w:sz w:val="20"/>
                 <w:szCs w:val="20"/>
               </w:rPr>
-              <w:t xml:space="preserve">Простота: только фонд, выдачи, просрочки и его движение; веб-доступ без установки; автоматический расчёт </w:t>
-            </w:r>
-            <w:proofErr w:type="spellStart"/>
-            <w:r>
-              <w:rPr>
-                <w:sz w:val="20"/>
-                <w:szCs w:val="20"/>
-              </w:rPr>
-              <w:t>days_overdue</w:t>
-            </w:r>
-            <w:proofErr w:type="spellEnd"/>
-            <w:r>
-              <w:rPr>
-                <w:sz w:val="20"/>
-                <w:szCs w:val="20"/>
-              </w:rPr>
-              <w:t xml:space="preserve"> и стоимости фонда; кабинет читателя</w:t>
+              <w:t>Простота: только фонд, выдачи, просрочки и его движение; веб-доступ без установки; автоматический расчёт days_overdue и стоимости фонда; кабинет читателя</w:t>
             </w:r>
           </w:p>
         </w:tc>
@@ -3739,12 +3185,6 @@
         </w:tc>
       </w:tr>
       <w:tr>
-        <w:tblPrEx>
-          <w:tblCellMar>
-            <w:top w:w="0" w:type="dxa"/>
-            <w:bottom w:w="0" w:type="dxa"/>
-          </w:tblCellMar>
-        </w:tblPrEx>
         <w:tc>
           <w:tcPr>
             <w:tcW w:w="4819" w:type="dxa"/>
@@ -3805,12 +3245,6 @@
         </w:tc>
       </w:tr>
       <w:tr>
-        <w:tblPrEx>
-          <w:tblCellMar>
-            <w:top w:w="0" w:type="dxa"/>
-            <w:bottom w:w="0" w:type="dxa"/>
-          </w:tblCellMar>
-        </w:tblPrEx>
         <w:tc>
           <w:tcPr>
             <w:tcW w:w="4819" w:type="dxa"/>
@@ -3833,23 +3267,7 @@
                 <w:sz w:val="20"/>
                 <w:szCs w:val="20"/>
               </w:rPr>
-              <w:t>Внедрение в библиотеке РТУ МИРЭА и других вузах; обмен с 1</w:t>
-            </w:r>
-            <w:proofErr w:type="gramStart"/>
-            <w:r>
-              <w:rPr>
-                <w:sz w:val="20"/>
-                <w:szCs w:val="20"/>
-              </w:rPr>
-              <w:t>С:Бухгалтерией</w:t>
-            </w:r>
-            <w:proofErr w:type="gramEnd"/>
-            <w:r>
-              <w:rPr>
-                <w:sz w:val="20"/>
-                <w:szCs w:val="20"/>
-              </w:rPr>
-              <w:t>, уведомления и BI в следующих версиях</w:t>
+              <w:t>Внедрение в библиотеке РТУ МИРЭА и других вузах; обмен с 1С:Бухгалтерией, уведомления и BI в следующих версиях</w:t>
             </w:r>
           </w:p>
         </w:tc>
@@ -3875,23 +3293,7 @@
                 <w:sz w:val="20"/>
                 <w:szCs w:val="20"/>
               </w:rPr>
-              <w:t xml:space="preserve">Заказчик выберет готовую АБИС; читатели сравнивают с удобными сервисами вроде «Библиотек Москвы»; требования к </w:t>
-            </w:r>
-            <w:proofErr w:type="spellStart"/>
-            <w:r>
-              <w:rPr>
-                <w:sz w:val="20"/>
-                <w:szCs w:val="20"/>
-              </w:rPr>
-              <w:t>ПДн</w:t>
-            </w:r>
-            <w:proofErr w:type="spellEnd"/>
-            <w:r>
-              <w:rPr>
-                <w:sz w:val="20"/>
-                <w:szCs w:val="20"/>
-              </w:rPr>
-              <w:t xml:space="preserve"> читателей</w:t>
+              <w:t>Заказчик выберет готовую АБИС; читатели сравнивают с удобными сервисами вроде «Библиотек Москвы»; требования к ПДн читателей</w:t>
             </w:r>
           </w:p>
         </w:tc>
@@ -3934,19 +3336,13 @@
           <w:left w:w="10" w:type="dxa"/>
           <w:right w:w="10" w:type="dxa"/>
         </w:tblCellMar>
-        <w:tblLook w:val="04A0" w:firstRow="1" w:lastRow="0" w:firstColumn="1" w:lastColumn="0" w:noHBand="0" w:noVBand="1"/>
+        <w:tblLook w:val="07E0" w:firstRow="1" w:lastRow="1" w:firstColumn="1" w:lastColumn="1" w:noHBand="1" w:noVBand="1"/>
       </w:tblPr>
       <w:tblGrid>
         <w:gridCol w:w="3777"/>
         <w:gridCol w:w="5861"/>
       </w:tblGrid>
       <w:tr>
-        <w:tblPrEx>
-          <w:tblCellMar>
-            <w:top w:w="0" w:type="dxa"/>
-            <w:bottom w:w="0" w:type="dxa"/>
-          </w:tblCellMar>
-        </w:tblPrEx>
         <w:trPr>
           <w:tblHeader/>
         </w:trPr>
@@ -4010,12 +3406,6 @@
         </w:tc>
       </w:tr>
       <w:tr>
-        <w:tblPrEx>
-          <w:tblCellMar>
-            <w:top w:w="0" w:type="dxa"/>
-            <w:bottom w:w="0" w:type="dxa"/>
-          </w:tblCellMar>
-        </w:tblPrEx>
         <w:tc>
           <w:tcPr>
             <w:tcW w:w="3777" w:type="dxa"/>
@@ -4033,7 +3423,6 @@
             </w:tcMar>
           </w:tcPr>
           <w:p>
-            <w:proofErr w:type="spellStart"/>
             <w:r>
               <w:rPr>
                 <w:sz w:val="20"/>
@@ -4041,7 +3430,6 @@
               </w:rPr>
               <w:t>Political</w:t>
             </w:r>
-            <w:proofErr w:type="spellEnd"/>
           </w:p>
         </w:tc>
         <w:tc>
@@ -4072,12 +3460,6 @@
         </w:tc>
       </w:tr>
       <w:tr>
-        <w:tblPrEx>
-          <w:tblCellMar>
-            <w:top w:w="0" w:type="dxa"/>
-            <w:bottom w:w="0" w:type="dxa"/>
-          </w:tblCellMar>
-        </w:tblPrEx>
         <w:tc>
           <w:tcPr>
             <w:tcW w:w="3777" w:type="dxa"/>
@@ -4132,12 +3514,6 @@
         </w:tc>
       </w:tr>
       <w:tr>
-        <w:tblPrEx>
-          <w:tblCellMar>
-            <w:top w:w="0" w:type="dxa"/>
-            <w:bottom w:w="0" w:type="dxa"/>
-          </w:tblCellMar>
-        </w:tblPrEx>
         <w:tc>
           <w:tcPr>
             <w:tcW w:w="3777" w:type="dxa"/>
@@ -4192,12 +3568,6 @@
         </w:tc>
       </w:tr>
       <w:tr>
-        <w:tblPrEx>
-          <w:tblCellMar>
-            <w:top w:w="0" w:type="dxa"/>
-            <w:bottom w:w="0" w:type="dxa"/>
-          </w:tblCellMar>
-        </w:tblPrEx>
         <w:tc>
           <w:tcPr>
             <w:tcW w:w="3777" w:type="dxa"/>
@@ -4215,7 +3585,6 @@
             </w:tcMar>
           </w:tcPr>
           <w:p>
-            <w:proofErr w:type="spellStart"/>
             <w:r>
               <w:rPr>
                 <w:sz w:val="20"/>
@@ -4223,7 +3592,6 @@
               </w:rPr>
               <w:t>Technological</w:t>
             </w:r>
-            <w:proofErr w:type="spellEnd"/>
           </w:p>
         </w:tc>
         <w:tc>
@@ -4248,50 +3616,12 @@
                 <w:sz w:val="20"/>
                 <w:szCs w:val="20"/>
               </w:rPr>
-              <w:t>1</w:t>
-            </w:r>
-            <w:proofErr w:type="gramStart"/>
-            <w:r>
-              <w:rPr>
-                <w:sz w:val="20"/>
-                <w:szCs w:val="20"/>
-              </w:rPr>
-              <w:t>С:Предприятие</w:t>
-            </w:r>
-            <w:proofErr w:type="gramEnd"/>
-            <w:r>
-              <w:rPr>
-                <w:sz w:val="20"/>
-                <w:szCs w:val="20"/>
-              </w:rPr>
-              <w:t xml:space="preserve"> 8.3 + веб-приложение на </w:t>
-            </w:r>
-            <w:proofErr w:type="spellStart"/>
-            <w:r>
-              <w:rPr>
-                <w:sz w:val="20"/>
-                <w:szCs w:val="20"/>
-              </w:rPr>
-              <w:t>React</w:t>
-            </w:r>
-            <w:proofErr w:type="spellEnd"/>
-            <w:r>
-              <w:rPr>
-                <w:sz w:val="20"/>
-                <w:szCs w:val="20"/>
-              </w:rPr>
-              <w:t xml:space="preserve"> и Node.js, обмен по API, импорт/экспорт CSV</w:t>
+              <w:t>1С:Предприятие 8.3 + веб-приложение на React и Node.js, обмен по API, импорт/экспорт CSV</w:t>
             </w:r>
           </w:p>
         </w:tc>
       </w:tr>
       <w:tr>
-        <w:tblPrEx>
-          <w:tblCellMar>
-            <w:top w:w="0" w:type="dxa"/>
-            <w:bottom w:w="0" w:type="dxa"/>
-          </w:tblCellMar>
-        </w:tblPrEx>
         <w:tc>
           <w:tcPr>
             <w:tcW w:w="3777" w:type="dxa"/>
@@ -4346,12 +3676,6 @@
         </w:tc>
       </w:tr>
       <w:tr>
-        <w:tblPrEx>
-          <w:tblCellMar>
-            <w:top w:w="0" w:type="dxa"/>
-            <w:bottom w:w="0" w:type="dxa"/>
-          </w:tblCellMar>
-        </w:tblPrEx>
         <w:tc>
           <w:tcPr>
             <w:tcW w:w="3777" w:type="dxa"/>
@@ -4369,7 +3693,6 @@
             </w:tcMar>
           </w:tcPr>
           <w:p>
-            <w:proofErr w:type="spellStart"/>
             <w:r>
               <w:rPr>
                 <w:sz w:val="20"/>
@@ -4377,7 +3700,6 @@
               </w:rPr>
               <w:t>Environmental</w:t>
             </w:r>
-            <w:proofErr w:type="spellEnd"/>
           </w:p>
         </w:tc>
         <w:tc>
@@ -4453,7 +3775,7 @@
           <w:left w:w="10" w:type="dxa"/>
           <w:right w:w="10" w:type="dxa"/>
         </w:tblCellMar>
-        <w:tblLook w:val="04A0" w:firstRow="1" w:lastRow="0" w:firstColumn="1" w:lastColumn="0" w:noHBand="0" w:noVBand="1"/>
+        <w:tblLook w:val="07E0" w:firstRow="1" w:lastRow="1" w:firstColumn="1" w:lastColumn="1" w:noHBand="1" w:noVBand="1"/>
       </w:tblPr>
       <w:tblGrid>
         <w:gridCol w:w="1415"/>
@@ -4462,12 +3784,6 @@
         <w:gridCol w:w="2781"/>
       </w:tblGrid>
       <w:tr>
-        <w:tblPrEx>
-          <w:tblCellMar>
-            <w:top w:w="0" w:type="dxa"/>
-            <w:bottom w:w="0" w:type="dxa"/>
-          </w:tblCellMar>
-        </w:tblPrEx>
         <w:trPr>
           <w:tblHeader/>
         </w:trPr>
@@ -4589,12 +3905,6 @@
         </w:tc>
       </w:tr>
       <w:tr>
-        <w:tblPrEx>
-          <w:tblCellMar>
-            <w:top w:w="0" w:type="dxa"/>
-            <w:bottom w:w="0" w:type="dxa"/>
-          </w:tblCellMar>
-        </w:tblPrEx>
         <w:tc>
           <w:tcPr>
             <w:tcW w:w="1415" w:type="dxa"/>
@@ -4669,39 +3979,7 @@
                 <w:sz w:val="20"/>
                 <w:szCs w:val="20"/>
               </w:rPr>
-              <w:t xml:space="preserve">Вузовская библиотека: выдача на дом через личный кабинет, научная литература на 15 дней, художественная на 30, не более 5 экземпляров, продление через приложение HSE </w:t>
-            </w:r>
-            <w:proofErr w:type="spellStart"/>
-            <w:r>
-              <w:rPr>
-                <w:sz w:val="20"/>
-                <w:szCs w:val="20"/>
-              </w:rPr>
-              <w:t>App</w:t>
-            </w:r>
-            <w:proofErr w:type="spellEnd"/>
-            <w:r>
-              <w:rPr>
-                <w:sz w:val="20"/>
-                <w:szCs w:val="20"/>
-              </w:rPr>
-              <w:t xml:space="preserve"> X, личный кабинет, телефон, </w:t>
-            </w:r>
-            <w:proofErr w:type="spellStart"/>
-            <w:r>
-              <w:rPr>
-                <w:sz w:val="20"/>
-                <w:szCs w:val="20"/>
-              </w:rPr>
-              <w:t>e-mail</w:t>
-            </w:r>
-            <w:proofErr w:type="spellEnd"/>
-            <w:r>
-              <w:rPr>
-                <w:sz w:val="20"/>
-                <w:szCs w:val="20"/>
-              </w:rPr>
-              <w:t>; возврат лично или почтой; утерянную книгу заменяют равноценной</w:t>
+              <w:t>Вузовская библиотека: выдача на дом через личный кабинет, научная литература на 15 дней, художественная на 30, не более 5 экземпляров, продление через приложение HSE App X, личный кабинет, телефон, e-mail; возврат лично или почтой; утерянную книгу заменяют равноценной</w:t>
             </w:r>
           </w:p>
         </w:tc>
@@ -4733,12 +4011,6 @@
         </w:tc>
       </w:tr>
       <w:tr>
-        <w:tblPrEx>
-          <w:tblCellMar>
-            <w:top w:w="0" w:type="dxa"/>
-            <w:bottom w:w="0" w:type="dxa"/>
-          </w:tblCellMar>
-        </w:tblPrEx>
         <w:tc>
           <w:tcPr>
             <w:tcW w:w="1415" w:type="dxa"/>
@@ -4813,23 +4085,7 @@
                 <w:sz w:val="20"/>
                 <w:szCs w:val="20"/>
               </w:rPr>
-              <w:t xml:space="preserve">Вузовская библиотека: выдача и возврат на станциях самообслуживания по RFID-меткам и </w:t>
-            </w:r>
-            <w:proofErr w:type="spellStart"/>
-            <w:r>
-              <w:rPr>
-                <w:sz w:val="20"/>
-                <w:szCs w:val="20"/>
-              </w:rPr>
-              <w:t>кампусной</w:t>
-            </w:r>
-            <w:proofErr w:type="spellEnd"/>
-            <w:r>
-              <w:rPr>
-                <w:sz w:val="20"/>
-                <w:szCs w:val="20"/>
-              </w:rPr>
-              <w:t xml:space="preserve"> карте, электронный каталог, личный кабинет через вход ИСУ с отслеживанием статуса заказа</w:t>
+              <w:t>Вузовская библиотека: выдача и возврат на станциях самообслуживания по RFID-меткам и кампусной карте, электронный каталог, личный кабинет через вход ИСУ с отслеживанием статуса заказа</w:t>
             </w:r>
           </w:p>
         </w:tc>
@@ -4861,12 +4117,6 @@
         </w:tc>
       </w:tr>
       <w:tr>
-        <w:tblPrEx>
-          <w:tblCellMar>
-            <w:top w:w="0" w:type="dxa"/>
-            <w:bottom w:w="0" w:type="dxa"/>
-          </w:tblCellMar>
-        </w:tblPrEx>
         <w:tc>
           <w:tcPr>
             <w:tcW w:w="1415" w:type="dxa"/>
@@ -4941,23 +4191,7 @@
                 <w:sz w:val="20"/>
                 <w:szCs w:val="20"/>
               </w:rPr>
-              <w:t xml:space="preserve">Районная сеть публичных библиотек: заказ книг через городской портал spblib.ru с доставкой в выбранную библиотеку, продление по </w:t>
-            </w:r>
-            <w:proofErr w:type="spellStart"/>
-            <w:r>
-              <w:rPr>
-                <w:sz w:val="20"/>
-                <w:szCs w:val="20"/>
-              </w:rPr>
-              <w:t>e-mail</w:t>
-            </w:r>
-            <w:proofErr w:type="spellEnd"/>
-            <w:r>
-              <w:rPr>
-                <w:sz w:val="20"/>
-                <w:szCs w:val="20"/>
-              </w:rPr>
-              <w:t>, телефону или в личном кабинете, до 10 изданий на руки, виртуальная справка о наличии книги</w:t>
+              <w:t>Районная сеть публичных библиотек: заказ книг через городской портал spblib.ru с доставкой в выбранную библиотеку, продление по e-mail, телефону или в личном кабинете, до 10 изданий на руки, виртуальная справка о наличии книги</w:t>
             </w:r>
           </w:p>
         </w:tc>
@@ -4989,12 +4223,6 @@
         </w:tc>
       </w:tr>
       <w:tr>
-        <w:tblPrEx>
-          <w:tblCellMar>
-            <w:top w:w="0" w:type="dxa"/>
-            <w:bottom w:w="0" w:type="dxa"/>
-          </w:tblCellMar>
-        </w:tblPrEx>
         <w:tc>
           <w:tcPr>
             <w:tcW w:w="1415" w:type="dxa"/>
@@ -5043,23 +4271,7 @@
                 <w:sz w:val="20"/>
                 <w:szCs w:val="20"/>
               </w:rPr>
-              <w:t>Российская государственная библиотека (rsl.ru/</w:t>
-            </w:r>
-            <w:proofErr w:type="spellStart"/>
-            <w:r>
-              <w:rPr>
-                <w:sz w:val="20"/>
-                <w:szCs w:val="20"/>
-              </w:rPr>
-              <w:t>services</w:t>
-            </w:r>
-            <w:proofErr w:type="spellEnd"/>
-            <w:r>
-              <w:rPr>
-                <w:sz w:val="20"/>
-                <w:szCs w:val="20"/>
-              </w:rPr>
-              <w:t>)</w:t>
+              <w:t>Российская государственная библиотека (rsl.ru/services)</w:t>
             </w:r>
           </w:p>
         </w:tc>
@@ -5117,12 +4329,6 @@
         </w:tc>
       </w:tr>
       <w:tr>
-        <w:tblPrEx>
-          <w:tblCellMar>
-            <w:top w:w="0" w:type="dxa"/>
-            <w:bottom w:w="0" w:type="dxa"/>
-          </w:tblCellMar>
-        </w:tblPrEx>
         <w:tc>
           <w:tcPr>
             <w:tcW w:w="1415" w:type="dxa"/>
@@ -5198,23 +4404,7 @@
                 <w:sz w:val="20"/>
                 <w:szCs w:val="20"/>
               </w:rPr>
-              <w:t xml:space="preserve">Городской сервис: единый каталог 440 библиотек, более 12 млн изданий, фильтр «в наличии» и по библиотеке, онлайн-бронь, дистанционное продление, электронный читательский билет в «Мой </w:t>
-            </w:r>
-            <w:proofErr w:type="spellStart"/>
-            <w:r>
-              <w:rPr>
-                <w:sz w:val="20"/>
-                <w:szCs w:val="20"/>
-              </w:rPr>
-              <w:t>id</w:t>
-            </w:r>
-            <w:proofErr w:type="spellEnd"/>
-            <w:r>
-              <w:rPr>
-                <w:sz w:val="20"/>
-                <w:szCs w:val="20"/>
-              </w:rPr>
-              <w:t>», тематические подборки и рекомендации</w:t>
+              <w:t>Городской сервис: единый каталог 440 библиотек, более 12 млн изданий, фильтр «в наличии» и по библиотеке, онлайн-бронь, дистанционное продление, электронный читательский билет в «Мой id», тематические подборки и рекомендации</w:t>
             </w:r>
           </w:p>
         </w:tc>
@@ -5291,7 +4481,7 @@
           <w:left w:w="10" w:type="dxa"/>
           <w:right w:w="10" w:type="dxa"/>
         </w:tblCellMar>
-        <w:tblLook w:val="04A0" w:firstRow="1" w:lastRow="0" w:firstColumn="1" w:lastColumn="0" w:noHBand="0" w:noVBand="1"/>
+        <w:tblLook w:val="07E0" w:firstRow="1" w:lastRow="1" w:firstColumn="1" w:lastColumn="1" w:noHBand="1" w:noVBand="1"/>
       </w:tblPr>
       <w:tblGrid>
         <w:gridCol w:w="2068"/>
@@ -5301,12 +4491,6 @@
         <w:gridCol w:w="2118"/>
       </w:tblGrid>
       <w:tr>
-        <w:tblPrEx>
-          <w:tblCellMar>
-            <w:top w:w="0" w:type="dxa"/>
-            <w:bottom w:w="0" w:type="dxa"/>
-          </w:tblCellMar>
-        </w:tblPrEx>
         <w:trPr>
           <w:tblHeader/>
         </w:trPr>
@@ -5457,12 +4641,6 @@
         </w:tc>
       </w:tr>
       <w:tr>
-        <w:tblPrEx>
-          <w:tblCellMar>
-            <w:top w:w="0" w:type="dxa"/>
-            <w:bottom w:w="0" w:type="dxa"/>
-          </w:tblCellMar>
-        </w:tblPrEx>
         <w:tc>
           <w:tcPr>
             <w:tcW w:w="2068" w:type="dxa"/>
@@ -5595,12 +4773,6 @@
         </w:tc>
       </w:tr>
       <w:tr>
-        <w:tblPrEx>
-          <w:tblCellMar>
-            <w:top w:w="0" w:type="dxa"/>
-            <w:bottom w:w="0" w:type="dxa"/>
-          </w:tblCellMar>
-        </w:tblPrEx>
         <w:tc>
           <w:tcPr>
             <w:tcW w:w="2068" w:type="dxa"/>
@@ -5727,27 +4899,12 @@
                 <w:sz w:val="20"/>
                 <w:szCs w:val="20"/>
               </w:rPr>
-              <w:t xml:space="preserve">Нет, бронирование — </w:t>
-            </w:r>
-            <w:proofErr w:type="spellStart"/>
-            <w:r>
-              <w:rPr>
-                <w:sz w:val="20"/>
-                <w:szCs w:val="20"/>
-              </w:rPr>
-              <w:t>Won’t</w:t>
-            </w:r>
-            <w:proofErr w:type="spellEnd"/>
+              <w:t>Нет, бронирование — Won’t</w:t>
+            </w:r>
           </w:p>
         </w:tc>
       </w:tr>
       <w:tr>
-        <w:tblPrEx>
-          <w:tblCellMar>
-            <w:top w:w="0" w:type="dxa"/>
-            <w:bottom w:w="0" w:type="dxa"/>
-          </w:tblCellMar>
-        </w:tblPrEx>
         <w:tc>
           <w:tcPr>
             <w:tcW w:w="2068" w:type="dxa"/>
@@ -5848,23 +5005,7 @@
                 <w:sz w:val="20"/>
                 <w:szCs w:val="20"/>
               </w:rPr>
-              <w:t xml:space="preserve">Сроки видны в «Мой </w:t>
-            </w:r>
-            <w:proofErr w:type="spellStart"/>
-            <w:r>
-              <w:rPr>
-                <w:sz w:val="20"/>
-                <w:szCs w:val="20"/>
-              </w:rPr>
-              <w:t>id</w:t>
-            </w:r>
-            <w:proofErr w:type="spellEnd"/>
-            <w:r>
-              <w:rPr>
-                <w:sz w:val="20"/>
-                <w:szCs w:val="20"/>
-              </w:rPr>
-              <w:t>»</w:t>
+              <w:t>Сроки видны в «Мой id»</w:t>
             </w:r>
           </w:p>
         </w:tc>
@@ -5890,34 +5031,12 @@
                 <w:sz w:val="20"/>
                 <w:szCs w:val="20"/>
               </w:rPr>
-              <w:t xml:space="preserve">Да, </w:t>
-            </w:r>
-            <w:proofErr w:type="spellStart"/>
-            <w:r>
-              <w:rPr>
-                <w:sz w:val="20"/>
-                <w:szCs w:val="20"/>
-              </w:rPr>
-              <w:t>due_date</w:t>
-            </w:r>
-            <w:proofErr w:type="spellEnd"/>
-            <w:r>
-              <w:rPr>
-                <w:sz w:val="20"/>
-                <w:szCs w:val="20"/>
-              </w:rPr>
-              <w:t xml:space="preserve"> при выдаче</w:t>
+              <w:t>Да, due_date при выдаче</w:t>
             </w:r>
           </w:p>
         </w:tc>
       </w:tr>
       <w:tr>
-        <w:tblPrEx>
-          <w:tblCellMar>
-            <w:top w:w="0" w:type="dxa"/>
-            <w:bottom w:w="0" w:type="dxa"/>
-          </w:tblCellMar>
-        </w:tblPrEx>
         <w:tc>
           <w:tcPr>
             <w:tcW w:w="2068" w:type="dxa"/>
@@ -5966,17 +5085,8 @@
                 <w:sz w:val="20"/>
                 <w:szCs w:val="20"/>
               </w:rPr>
-              <w:t xml:space="preserve">Да, приложение, кабинет, телефон, </w:t>
-            </w:r>
-            <w:proofErr w:type="spellStart"/>
-            <w:r>
-              <w:rPr>
-                <w:sz w:val="20"/>
-                <w:szCs w:val="20"/>
-              </w:rPr>
-              <w:t>e-mail</w:t>
-            </w:r>
-            <w:proofErr w:type="spellEnd"/>
+              <w:t>Да, приложение, кабинет, телефон, e-mail</w:t>
+            </w:r>
           </w:p>
         </w:tc>
         <w:tc>
@@ -6001,23 +5111,7 @@
                 <w:sz w:val="20"/>
                 <w:szCs w:val="20"/>
               </w:rPr>
-              <w:t xml:space="preserve">Да, </w:t>
-            </w:r>
-            <w:proofErr w:type="spellStart"/>
-            <w:r>
-              <w:rPr>
-                <w:sz w:val="20"/>
-                <w:szCs w:val="20"/>
-              </w:rPr>
-              <w:t>e-mail</w:t>
-            </w:r>
-            <w:proofErr w:type="spellEnd"/>
-            <w:r>
-              <w:rPr>
-                <w:sz w:val="20"/>
-                <w:szCs w:val="20"/>
-              </w:rPr>
-              <w:t>, кабинет, телефон</w:t>
+              <w:t>Да, e-mail, кабинет, телефон</w:t>
             </w:r>
           </w:p>
         </w:tc>
@@ -6064,7 +5158,6 @@
             </w:tcMar>
           </w:tcPr>
           <w:p>
-            <w:proofErr w:type="spellStart"/>
             <w:r>
               <w:rPr>
                 <w:sz w:val="20"/>
@@ -6072,17 +5165,10 @@
               </w:rPr>
               <w:t>Could</w:t>
             </w:r>
-            <w:proofErr w:type="spellEnd"/>
           </w:p>
         </w:tc>
       </w:tr>
       <w:tr>
-        <w:tblPrEx>
-          <w:tblCellMar>
-            <w:top w:w="0" w:type="dxa"/>
-            <w:bottom w:w="0" w:type="dxa"/>
-          </w:tblCellMar>
-        </w:tblPrEx>
         <w:tc>
           <w:tcPr>
             <w:tcW w:w="2068" w:type="dxa"/>
@@ -6183,23 +5269,7 @@
                 <w:sz w:val="20"/>
                 <w:szCs w:val="20"/>
               </w:rPr>
-              <w:t xml:space="preserve">Да, «Мой </w:t>
-            </w:r>
-            <w:proofErr w:type="spellStart"/>
-            <w:r>
-              <w:rPr>
-                <w:sz w:val="20"/>
-                <w:szCs w:val="20"/>
-              </w:rPr>
-              <w:t>id</w:t>
-            </w:r>
-            <w:proofErr w:type="spellEnd"/>
-            <w:r>
-              <w:rPr>
-                <w:sz w:val="20"/>
-                <w:szCs w:val="20"/>
-              </w:rPr>
-              <w:t>»</w:t>
+              <w:t>Да, «Мой id»</w:t>
             </w:r>
           </w:p>
         </w:tc>
@@ -6225,27 +5295,12 @@
                 <w:sz w:val="20"/>
                 <w:szCs w:val="20"/>
               </w:rPr>
-              <w:t xml:space="preserve">Да, </w:t>
-            </w:r>
-            <w:proofErr w:type="spellStart"/>
-            <w:r>
-              <w:rPr>
-                <w:sz w:val="20"/>
-                <w:szCs w:val="20"/>
-              </w:rPr>
-              <w:t>Must</w:t>
-            </w:r>
-            <w:proofErr w:type="spellEnd"/>
+              <w:t>Да, Must</w:t>
+            </w:r>
           </w:p>
         </w:tc>
       </w:tr>
       <w:tr>
-        <w:tblPrEx>
-          <w:tblCellMar>
-            <w:top w:w="0" w:type="dxa"/>
-            <w:bottom w:w="0" w:type="dxa"/>
-          </w:tblCellMar>
-        </w:tblPrEx>
         <w:tc>
           <w:tcPr>
             <w:tcW w:w="2068" w:type="dxa"/>
@@ -6372,27 +5427,12 @@
                 <w:sz w:val="20"/>
                 <w:szCs w:val="20"/>
               </w:rPr>
-              <w:t xml:space="preserve">Списание с привязкой к читателю, возмещение — </w:t>
-            </w:r>
-            <w:proofErr w:type="spellStart"/>
-            <w:r>
-              <w:rPr>
-                <w:sz w:val="20"/>
-                <w:szCs w:val="20"/>
-              </w:rPr>
-              <w:t>Could</w:t>
-            </w:r>
-            <w:proofErr w:type="spellEnd"/>
+              <w:t>Списание с привязкой к читателю, возмещение — Could</w:t>
+            </w:r>
           </w:p>
         </w:tc>
       </w:tr>
       <w:tr>
-        <w:tblPrEx>
-          <w:tblCellMar>
-            <w:top w:w="0" w:type="dxa"/>
-            <w:bottom w:w="0" w:type="dxa"/>
-          </w:tblCellMar>
-        </w:tblPrEx>
         <w:tc>
           <w:tcPr>
             <w:tcW w:w="2068" w:type="dxa"/>
@@ -6525,12 +5565,6 @@
         </w:tc>
       </w:tr>
       <w:tr>
-        <w:tblPrEx>
-          <w:tblCellMar>
-            <w:top w:w="0" w:type="dxa"/>
-            <w:bottom w:w="0" w:type="dxa"/>
-          </w:tblCellMar>
-        </w:tblPrEx>
         <w:tc>
           <w:tcPr>
             <w:tcW w:w="2068" w:type="dxa"/>
@@ -6674,55 +5708,7 @@
         <w:jc w:val="both"/>
       </w:pPr>
       <w:r>
-        <w:t>Источники: library.hse.ru/</w:t>
-      </w:r>
-      <w:proofErr w:type="spellStart"/>
-      <w:r>
-        <w:t>how_to_borrow</w:t>
-      </w:r>
-      <w:proofErr w:type="spellEnd"/>
-      <w:r>
-        <w:t>, library.hse.ru/</w:t>
-      </w:r>
-      <w:proofErr w:type="spellStart"/>
-      <w:r>
-        <w:t>return_books</w:t>
-      </w:r>
-      <w:proofErr w:type="spellEnd"/>
-      <w:r>
-        <w:t>, lib.itmo.ru/</w:t>
-      </w:r>
-      <w:proofErr w:type="spellStart"/>
-      <w:r>
-        <w:t>services</w:t>
-      </w:r>
-      <w:proofErr w:type="spellEnd"/>
-      <w:r>
-        <w:t>, cbsfr.ru/</w:t>
-      </w:r>
-      <w:proofErr w:type="spellStart"/>
-      <w:r>
-        <w:t>books</w:t>
-      </w:r>
-      <w:proofErr w:type="spellEnd"/>
-      <w:r>
-        <w:t>, rsl.ru/</w:t>
-      </w:r>
-      <w:proofErr w:type="spellStart"/>
-      <w:r>
-        <w:t>services</w:t>
-      </w:r>
-      <w:proofErr w:type="spellEnd"/>
-      <w:r>
-        <w:t>, mos.ru/</w:t>
-      </w:r>
-      <w:proofErr w:type="spellStart"/>
-      <w:r>
-        <w:t>knigi</w:t>
-      </w:r>
-      <w:proofErr w:type="spellEnd"/>
-      <w:r>
-        <w:t xml:space="preserve"> (каталог и подборки; сведения о функциях — новости mos.ru от 30.03.2022 и 18.04.2026).</w:t>
+        <w:t>Источники: library.hse.ru/how_to_borrow, library.hse.ru/return_books, lib.itmo.ru/services, cbsfr.ru/books, rsl.ru/services, mos.ru/knigi (каталог и подборки; сведения о функциях — новости mos.ru от 30.03.2022 и 18.04.2026).</w:t>
       </w:r>
     </w:p>
     <w:p>
@@ -6756,7 +5742,7 @@
           <w:left w:w="10" w:type="dxa"/>
           <w:right w:w="10" w:type="dxa"/>
         </w:tblCellMar>
-        <w:tblLook w:val="04A0" w:firstRow="1" w:lastRow="0" w:firstColumn="1" w:lastColumn="0" w:noHBand="0" w:noVBand="1"/>
+        <w:tblLook w:val="07E0" w:firstRow="1" w:lastRow="1" w:firstColumn="1" w:lastColumn="1" w:noHBand="1" w:noVBand="1"/>
       </w:tblPr>
       <w:tblGrid>
         <w:gridCol w:w="2095"/>
@@ -6764,12 +5750,6 @@
         <w:gridCol w:w="3772"/>
       </w:tblGrid>
       <w:tr>
-        <w:tblPrEx>
-          <w:tblCellMar>
-            <w:top w:w="0" w:type="dxa"/>
-            <w:bottom w:w="0" w:type="dxa"/>
-          </w:tblCellMar>
-        </w:tblPrEx>
         <w:trPr>
           <w:tblHeader/>
         </w:trPr>
@@ -6862,12 +5842,6 @@
         </w:tc>
       </w:tr>
       <w:tr>
-        <w:tblPrEx>
-          <w:tblCellMar>
-            <w:top w:w="0" w:type="dxa"/>
-            <w:bottom w:w="0" w:type="dxa"/>
-          </w:tblCellMar>
-        </w:tblPrEx>
         <w:tc>
           <w:tcPr>
             <w:tcW w:w="2095" w:type="dxa"/>
@@ -6957,12 +5931,6 @@
         </w:tc>
       </w:tr>
       <w:tr>
-        <w:tblPrEx>
-          <w:tblCellMar>
-            <w:top w:w="0" w:type="dxa"/>
-            <w:bottom w:w="0" w:type="dxa"/>
-          </w:tblCellMar>
-        </w:tblPrEx>
         <w:tc>
           <w:tcPr>
             <w:tcW w:w="2095" w:type="dxa"/>
@@ -7043,12 +6011,6 @@
         </w:tc>
       </w:tr>
       <w:tr>
-        <w:tblPrEx>
-          <w:tblCellMar>
-            <w:top w:w="0" w:type="dxa"/>
-            <w:bottom w:w="0" w:type="dxa"/>
-          </w:tblCellMar>
-        </w:tblPrEx>
         <w:tc>
           <w:tcPr>
             <w:tcW w:w="2095" w:type="dxa"/>
@@ -7123,43 +6085,12 @@
                 <w:sz w:val="20"/>
                 <w:szCs w:val="20"/>
               </w:rPr>
-              <w:t xml:space="preserve">Включено в </w:t>
-            </w:r>
-            <w:proofErr w:type="spellStart"/>
-            <w:r>
-              <w:rPr>
-                <w:sz w:val="20"/>
-                <w:szCs w:val="20"/>
-              </w:rPr>
-              <w:t>MoSCoW</w:t>
-            </w:r>
-            <w:proofErr w:type="spellEnd"/>
-            <w:r>
-              <w:rPr>
-                <w:sz w:val="20"/>
-                <w:szCs w:val="20"/>
-              </w:rPr>
-              <w:t xml:space="preserve"> как </w:t>
-            </w:r>
-            <w:proofErr w:type="spellStart"/>
-            <w:r>
-              <w:rPr>
-                <w:sz w:val="20"/>
-                <w:szCs w:val="20"/>
-              </w:rPr>
-              <w:t>Must</w:t>
-            </w:r>
-            <w:proofErr w:type="spellEnd"/>
+              <w:t>Включено в MoSCoW как Must</w:t>
+            </w:r>
           </w:p>
         </w:tc>
       </w:tr>
       <w:tr>
-        <w:tblPrEx>
-          <w:tblCellMar>
-            <w:top w:w="0" w:type="dxa"/>
-            <w:bottom w:w="0" w:type="dxa"/>
-          </w:tblCellMar>
-        </w:tblPrEx>
         <w:tc>
           <w:tcPr>
             <w:tcW w:w="2095" w:type="dxa"/>
@@ -7274,15 +6205,7 @@
         <w:t>Описание (шаблон Джеффри Мура):</w:t>
       </w:r>
       <w:r>
-        <w:t xml:space="preserve"> для библиотекарей, читателей и администрации вузовских библиотек, начиная с библиотеки РТУ МИРЭА, которым нужно вовремя видеть невозвращённые книги и знать, что есть в фонде и сколько он стоит, ИС «</w:t>
-      </w:r>
-      <w:proofErr w:type="spellStart"/>
-      <w:r>
-        <w:t>Библиус</w:t>
-      </w:r>
-      <w:proofErr w:type="spellEnd"/>
-      <w:r>
-        <w:t>» — это веб-приложение учёта библиотечного фонда на базе 1С:Предприятие 8.3. Система ведёт экземпляр от поступления до списания, автоматически определяет просрочки, считает дни задержки и стоимость фонда и формирует отчёты с выгрузкой в CSV. В отличие от читательских сервисов библиотек (НИУ ВШЭ, «Библиотеки Москвы»), где каталог и бронь отделены от внутреннего учёта, наш продукт ведёт выдачи, просрочки и движение фонда на одних данных, сам контролирует бизнес-правила и даёт читателю видеть свои выдачи и сроки.</w:t>
+        <w:t xml:space="preserve"> для библиотекарей, читателей и администрации вузовских библиотек, начиная с библиотеки РТУ МИРЭА, которым нужно вовремя видеть невозвращённые книги и знать, что есть в фонде и сколько он стоит, ИС «Библиус» — это веб-приложение учёта библиотечного фонда на базе 1С:Предприятие 8.3. Система ведёт экземпляр от поступления до списания, автоматически определяет просрочки, считает дни задержки и стоимость фонда и формирует отчёты с выгрузкой в CSV. В отличие от читательских сервисов библиотек (НИУ ВШЭ, «Библиотеки Москвы»), где каталог и бронь отделены от внутреннего учёта, наш продукт ведёт выдачи, просрочки и движение фонда на одних данных, сам контролирует бизнес-правила и даёт читателю видеть свои выдачи и сроки.</w:t>
       </w:r>
     </w:p>
     <w:p>
@@ -7316,19 +6239,13 @@
           <w:left w:w="10" w:type="dxa"/>
           <w:right w:w="10" w:type="dxa"/>
         </w:tblCellMar>
-        <w:tblLook w:val="04A0" w:firstRow="1" w:lastRow="0" w:firstColumn="1" w:lastColumn="0" w:noHBand="0" w:noVBand="1"/>
+        <w:tblLook w:val="07E0" w:firstRow="1" w:lastRow="1" w:firstColumn="1" w:lastColumn="1" w:noHBand="1" w:noVBand="1"/>
       </w:tblPr>
       <w:tblGrid>
         <w:gridCol w:w="4148"/>
         <w:gridCol w:w="5490"/>
       </w:tblGrid>
       <w:tr>
-        <w:tblPrEx>
-          <w:tblCellMar>
-            <w:top w:w="0" w:type="dxa"/>
-            <w:bottom w:w="0" w:type="dxa"/>
-          </w:tblCellMar>
-        </w:tblPrEx>
         <w:trPr>
           <w:tblHeader/>
         </w:trPr>
@@ -7392,12 +6309,6 @@
         </w:tc>
       </w:tr>
       <w:tr>
-        <w:tblPrEx>
-          <w:tblCellMar>
-            <w:top w:w="0" w:type="dxa"/>
-            <w:bottom w:w="0" w:type="dxa"/>
-          </w:tblCellMar>
-        </w:tblPrEx>
         <w:tc>
           <w:tcPr>
             <w:tcW w:w="4148" w:type="dxa"/>
@@ -7452,12 +6363,6 @@
         </w:tc>
       </w:tr>
       <w:tr>
-        <w:tblPrEx>
-          <w:tblCellMar>
-            <w:top w:w="0" w:type="dxa"/>
-            <w:bottom w:w="0" w:type="dxa"/>
-          </w:tblCellMar>
-        </w:tblPrEx>
         <w:tc>
           <w:tcPr>
             <w:tcW w:w="4148" w:type="dxa"/>
@@ -7512,12 +6417,6 @@
         </w:tc>
       </w:tr>
       <w:tr>
-        <w:tblPrEx>
-          <w:tblCellMar>
-            <w:top w:w="0" w:type="dxa"/>
-            <w:bottom w:w="0" w:type="dxa"/>
-          </w:tblCellMar>
-        </w:tblPrEx>
         <w:tc>
           <w:tcPr>
             <w:tcW w:w="4148" w:type="dxa"/>
@@ -7540,7 +6439,14 @@
                 <w:sz w:val="20"/>
                 <w:szCs w:val="20"/>
               </w:rPr>
-              <w:t>Бухгалтер / заведующий библиотекой</w:t>
+              <w:t>Бухгалтер</w:t>
+            </w:r>
+            <w:r>
+              <w:rPr>
+                <w:sz w:val="20"/>
+                <w:szCs w:val="20"/>
+              </w:rPr>
+              <w:t xml:space="preserve"> библиотекой</w:t>
             </w:r>
           </w:p>
         </w:tc>
@@ -7608,19 +6514,13 @@
           <w:left w:w="10" w:type="dxa"/>
           <w:right w:w="10" w:type="dxa"/>
         </w:tblCellMar>
-        <w:tblLook w:val="04A0" w:firstRow="1" w:lastRow="0" w:firstColumn="1" w:lastColumn="0" w:noHBand="0" w:noVBand="1"/>
+        <w:tblLook w:val="07E0" w:firstRow="1" w:lastRow="1" w:firstColumn="1" w:lastColumn="1" w:noHBand="1" w:noVBand="1"/>
       </w:tblPr>
       <w:tblGrid>
         <w:gridCol w:w="4819"/>
         <w:gridCol w:w="4819"/>
       </w:tblGrid>
       <w:tr>
-        <w:tblPrEx>
-          <w:tblCellMar>
-            <w:top w:w="0" w:type="dxa"/>
-            <w:bottom w:w="0" w:type="dxa"/>
-          </w:tblCellMar>
-        </w:tblPrEx>
         <w:trPr>
           <w:tblHeader/>
         </w:trPr>
@@ -7684,12 +6584,6 @@
         </w:tc>
       </w:tr>
       <w:tr>
-        <w:tblPrEx>
-          <w:tblCellMar>
-            <w:top w:w="0" w:type="dxa"/>
-            <w:bottom w:w="0" w:type="dxa"/>
-          </w:tblCellMar>
-        </w:tblPrEx>
         <w:tc>
           <w:tcPr>
             <w:tcW w:w="4819" w:type="dxa"/>
@@ -7744,12 +6638,6 @@
         </w:tc>
       </w:tr>
       <w:tr>
-        <w:tblPrEx>
-          <w:tblCellMar>
-            <w:top w:w="0" w:type="dxa"/>
-            <w:bottom w:w="0" w:type="dxa"/>
-          </w:tblCellMar>
-        </w:tblPrEx>
         <w:tc>
           <w:tcPr>
             <w:tcW w:w="4819" w:type="dxa"/>
@@ -7798,34 +6686,12 @@
                 <w:sz w:val="20"/>
                 <w:szCs w:val="20"/>
               </w:rPr>
-              <w:t xml:space="preserve">Штрафы, бронирование (продление и возмещение утери — только </w:t>
-            </w:r>
-            <w:proofErr w:type="spellStart"/>
-            <w:r>
-              <w:rPr>
-                <w:sz w:val="20"/>
-                <w:szCs w:val="20"/>
-              </w:rPr>
-              <w:t>Could</w:t>
-            </w:r>
-            <w:proofErr w:type="spellEnd"/>
-            <w:r>
-              <w:rPr>
-                <w:sz w:val="20"/>
-                <w:szCs w:val="20"/>
-              </w:rPr>
-              <w:t>)</w:t>
+              <w:t>Штрафы, бронирование (продление и возмещение утери — только Could)</w:t>
             </w:r>
           </w:p>
         </w:tc>
       </w:tr>
       <w:tr>
-        <w:tblPrEx>
-          <w:tblCellMar>
-            <w:top w:w="0" w:type="dxa"/>
-            <w:bottom w:w="0" w:type="dxa"/>
-          </w:tblCellMar>
-        </w:tblPrEx>
         <w:tc>
           <w:tcPr>
             <w:tcW w:w="4819" w:type="dxa"/>
@@ -7874,34 +6740,12 @@
                 <w:sz w:val="20"/>
                 <w:szCs w:val="20"/>
               </w:rPr>
-              <w:t xml:space="preserve">Уведомления читателям (SMS, </w:t>
-            </w:r>
-            <w:proofErr w:type="spellStart"/>
-            <w:r>
-              <w:rPr>
-                <w:sz w:val="20"/>
-                <w:szCs w:val="20"/>
-              </w:rPr>
-              <w:t>e-mail</w:t>
-            </w:r>
-            <w:proofErr w:type="spellEnd"/>
-            <w:r>
-              <w:rPr>
-                <w:sz w:val="20"/>
-                <w:szCs w:val="20"/>
-              </w:rPr>
-              <w:t>)</w:t>
+              <w:t>Уведомления читателям (SMS, e-mail)</w:t>
             </w:r>
           </w:p>
         </w:tc>
       </w:tr>
       <w:tr>
-        <w:tblPrEx>
-          <w:tblCellMar>
-            <w:top w:w="0" w:type="dxa"/>
-            <w:bottom w:w="0" w:type="dxa"/>
-          </w:tblCellMar>
-        </w:tblPrEx>
         <w:tc>
           <w:tcPr>
             <w:tcW w:w="4819" w:type="dxa"/>
@@ -7950,27 +6794,12 @@
                 <w:sz w:val="20"/>
                 <w:szCs w:val="20"/>
               </w:rPr>
-              <w:t>Бухгалтерские проводки, план счетов, амортизация, обмен с 1</w:t>
-            </w:r>
-            <w:proofErr w:type="gramStart"/>
-            <w:r>
-              <w:rPr>
-                <w:sz w:val="20"/>
-                <w:szCs w:val="20"/>
-              </w:rPr>
-              <w:t>С:Бухгалтерией</w:t>
-            </w:r>
-            <w:proofErr w:type="gramEnd"/>
+              <w:t>Бухгалтерские проводки, план счетов, амортизация, обмен с 1С:Бухгалтерией</w:t>
+            </w:r>
           </w:p>
         </w:tc>
       </w:tr>
       <w:tr>
-        <w:tblPrEx>
-          <w:tblCellMar>
-            <w:top w:w="0" w:type="dxa"/>
-            <w:bottom w:w="0" w:type="dxa"/>
-          </w:tblCellMar>
-        </w:tblPrEx>
         <w:tc>
           <w:tcPr>
             <w:tcW w:w="4819" w:type="dxa"/>
@@ -7994,23 +6823,7 @@
                 <w:szCs w:val="20"/>
               </w:rPr>
               <w:lastRenderedPageBreak/>
-              <w:t>Веб-приложение (</w:t>
-            </w:r>
-            <w:proofErr w:type="spellStart"/>
-            <w:r>
-              <w:rPr>
-                <w:sz w:val="20"/>
-                <w:szCs w:val="20"/>
-              </w:rPr>
-              <w:t>React</w:t>
-            </w:r>
-            <w:proofErr w:type="spellEnd"/>
-            <w:r>
-              <w:rPr>
-                <w:sz w:val="20"/>
-                <w:szCs w:val="20"/>
-              </w:rPr>
-              <w:t xml:space="preserve"> + Node.js) для библиотекаря и читателя, авторизация, роли</w:t>
+              <w:t>Веб-приложение (React + Node.js) для библиотекаря и читателя, авторизация, роли</w:t>
             </w:r>
           </w:p>
         </w:tc>
@@ -8042,12 +6855,6 @@
         </w:tc>
       </w:tr>
       <w:tr>
-        <w:tblPrEx>
-          <w:tblCellMar>
-            <w:top w:w="0" w:type="dxa"/>
-            <w:bottom w:w="0" w:type="dxa"/>
-          </w:tblCellMar>
-        </w:tblPrEx>
         <w:tc>
           <w:tcPr>
             <w:tcW w:w="4819" w:type="dxa"/>
@@ -8070,23 +6877,7 @@
                 <w:sz w:val="20"/>
                 <w:szCs w:val="20"/>
               </w:rPr>
-              <w:t>1</w:t>
-            </w:r>
-            <w:proofErr w:type="gramStart"/>
-            <w:r>
-              <w:rPr>
-                <w:sz w:val="20"/>
-                <w:szCs w:val="20"/>
-              </w:rPr>
-              <w:t>С:Предприятие</w:t>
-            </w:r>
-            <w:proofErr w:type="gramEnd"/>
-            <w:r>
-              <w:rPr>
-                <w:sz w:val="20"/>
-                <w:szCs w:val="20"/>
-              </w:rPr>
-              <w:t xml:space="preserve"> 8.3 как хранилище и движок бизнес-правил, API Web ↔ 1С</w:t>
+              <w:t>1С:Предприятие 8.3 как хранилище и движок бизнес-правил, API Web ↔ 1С</w:t>
             </w:r>
           </w:p>
         </w:tc>
@@ -8118,12 +6909,6 @@
         </w:tc>
       </w:tr>
       <w:tr>
-        <w:tblPrEx>
-          <w:tblCellMar>
-            <w:top w:w="0" w:type="dxa"/>
-            <w:bottom w:w="0" w:type="dxa"/>
-          </w:tblCellMar>
-        </w:tblPrEx>
         <w:tc>
           <w:tcPr>
             <w:tcW w:w="4819" w:type="dxa"/>
@@ -8188,7 +6973,6 @@
         <w:pStyle w:val="1"/>
         <w:spacing w:before="360" w:after="160"/>
       </w:pPr>
-      <w:proofErr w:type="spellStart"/>
       <w:r>
         <w:rPr>
           <w:b/>
@@ -8197,31 +6981,8 @@
           <w:sz w:val="28"/>
           <w:szCs w:val="28"/>
         </w:rPr>
-        <w:t>Use</w:t>
+        <w:t>Use case</w:t>
       </w:r>
-      <w:proofErr w:type="spellEnd"/>
-      <w:r>
-        <w:rPr>
-          <w:b/>
-          <w:bCs/>
-          <w:color w:val="000000"/>
-          <w:sz w:val="28"/>
-          <w:szCs w:val="28"/>
-        </w:rPr>
-        <w:t xml:space="preserve"> </w:t>
-      </w:r>
-      <w:proofErr w:type="spellStart"/>
-      <w:r>
-        <w:rPr>
-          <w:b/>
-          <w:bCs/>
-          <w:color w:val="000000"/>
-          <w:sz w:val="28"/>
-          <w:szCs w:val="28"/>
-        </w:rPr>
-        <w:t>case</w:t>
-      </w:r>
-      <w:proofErr w:type="spellEnd"/>
     </w:p>
     <w:p>
       <w:pPr>
@@ -8234,18 +6995,18 @@
     </w:p>
     <w:p>
       <w:pPr>
-        <w:keepNext/>
-        <w:jc w:val="center"/>
+        <w:spacing w:after="120"/>
+        <w:jc w:val="both"/>
       </w:pPr>
       <w:r>
         <w:rPr>
           <w:noProof/>
         </w:rPr>
         <w:drawing>
-          <wp:inline distT="0" distB="0" distL="0" distR="0" wp14:anchorId="5CB5FAB3" wp14:editId="4C5F8E00">
-            <wp:extent cx="5715000" cy="5667375"/>
+          <wp:inline distT="0" distB="0" distL="0" distR="0" wp14:anchorId="5540B2A0" wp14:editId="2E1191D2">
+            <wp:extent cx="5829300" cy="6448425"/>
             <wp:effectExtent l="0" t="0" r="0" b="0"/>
-            <wp:docPr id="1" name="Рисунок 1"/>
+            <wp:docPr id="100000" name="Picture 100000" descr="image.png"/>
             <wp:cNvGraphicFramePr>
               <a:graphicFrameLocks xmlns:a="http://schemas.openxmlformats.org/drawingml/2006/main" noChangeAspect="1"/>
             </wp:cNvGraphicFramePr>
@@ -8253,22 +7014,19 @@
               <a:graphicData uri="http://schemas.openxmlformats.org/drawingml/2006/picture">
                 <pic:pic xmlns:pic="http://schemas.openxmlformats.org/drawingml/2006/picture">
                   <pic:nvPicPr>
-                    <pic:cNvPr id="0" name=""/>
-                    <pic:cNvPicPr>
-                      <a:picLocks noChangeAspect="1" noChangeArrowheads="1"/>
-                    </pic:cNvPicPr>
+                    <pic:cNvPr id="100000" name="image100000" descr="image.png"/>
+                    <pic:cNvPicPr/>
                   </pic:nvPicPr>
                   <pic:blipFill>
                     <a:blip r:embed="rId7"/>
-                    <a:srcRect/>
                     <a:stretch>
                       <a:fillRect/>
                     </a:stretch>
                   </pic:blipFill>
-                  <pic:spPr bwMode="auto">
+                  <pic:spPr>
                     <a:xfrm>
                       <a:off x="0" y="0"/>
-                      <a:ext cx="5715000" cy="5667375"/>
+                      <a:ext cx="5829300" cy="6448425"/>
                     </a:xfrm>
                     <a:prstGeom prst="rect">
                       <a:avLst/>
@@ -8302,9 +7060,344 @@
         <w:jc w:val="both"/>
       </w:pPr>
       <w:r>
+        <w:lastRenderedPageBreak/>
         <w:t>Ядро — выдача, возврат и контроль просрочек (UC1–UC5); учёт движения фонда (UC12–UC14) выполняется средствами 1С и не требует доработки веб-приложения.</w:t>
       </w:r>
     </w:p>
+    <w:p>
+      <w:pPr>
+        <w:spacing w:after="120"/>
+        <w:jc w:val="both"/>
+        <w:rPr>
+          <w:b/>
+          <w:bCs/>
+        </w:rPr>
+      </w:pPr>
+      <w:r>
+        <w:rPr>
+          <w:b/>
+          <w:bCs/>
+        </w:rPr>
+        <w:t>Таблица актеров</w:t>
+      </w:r>
+    </w:p>
+    <w:tbl>
+      <w:tblPr>
+        <w:tblStyle w:val="ac"/>
+        <w:tblW w:w="0" w:type="auto"/>
+        <w:tblLook w:val="04A0" w:firstRow="1" w:lastRow="0" w:firstColumn="1" w:lastColumn="0" w:noHBand="0" w:noVBand="1"/>
+      </w:tblPr>
+      <w:tblGrid>
+        <w:gridCol w:w="3209"/>
+        <w:gridCol w:w="3209"/>
+        <w:gridCol w:w="3210"/>
+      </w:tblGrid>
+      <w:tr>
+        <w:tc>
+          <w:tcPr>
+            <w:tcW w:w="3209" w:type="dxa"/>
+            <w:shd w:val="clear" w:color="auto" w:fill="D1D1D1" w:themeFill="background2" w:themeFillShade="E6"/>
+          </w:tcPr>
+          <w:p>
+            <w:pPr>
+              <w:spacing w:after="120"/>
+              <w:jc w:val="both"/>
+              <w:rPr>
+                <w:b/>
+                <w:bCs/>
+                <w:sz w:val="20"/>
+                <w:szCs w:val="20"/>
+              </w:rPr>
+            </w:pPr>
+            <w:r>
+              <w:rPr>
+                <w:b/>
+                <w:bCs/>
+                <w:sz w:val="20"/>
+                <w:szCs w:val="20"/>
+              </w:rPr>
+              <w:t>Акт</w:t>
+            </w:r>
+            <w:r>
+              <w:rPr>
+                <w:b/>
+                <w:bCs/>
+                <w:sz w:val="20"/>
+                <w:szCs w:val="20"/>
+              </w:rPr>
+              <w:t>е</w:t>
+            </w:r>
+            <w:r>
+              <w:rPr>
+                <w:b/>
+                <w:bCs/>
+                <w:sz w:val="20"/>
+                <w:szCs w:val="20"/>
+              </w:rPr>
+              <w:t>р</w:t>
+            </w:r>
+          </w:p>
+        </w:tc>
+        <w:tc>
+          <w:tcPr>
+            <w:tcW w:w="3209" w:type="dxa"/>
+            <w:shd w:val="clear" w:color="auto" w:fill="D1D1D1" w:themeFill="background2" w:themeFillShade="E6"/>
+          </w:tcPr>
+          <w:p>
+            <w:pPr>
+              <w:spacing w:after="120"/>
+              <w:jc w:val="both"/>
+              <w:rPr>
+                <w:b/>
+                <w:bCs/>
+                <w:sz w:val="20"/>
+                <w:szCs w:val="20"/>
+              </w:rPr>
+            </w:pPr>
+            <w:r>
+              <w:rPr>
+                <w:b/>
+                <w:bCs/>
+                <w:sz w:val="20"/>
+                <w:szCs w:val="20"/>
+              </w:rPr>
+              <w:t>Тип</w:t>
+            </w:r>
+          </w:p>
+        </w:tc>
+        <w:tc>
+          <w:tcPr>
+            <w:tcW w:w="3210" w:type="dxa"/>
+            <w:shd w:val="clear" w:color="auto" w:fill="D1D1D1" w:themeFill="background2" w:themeFillShade="E6"/>
+          </w:tcPr>
+          <w:p>
+            <w:pPr>
+              <w:spacing w:after="120"/>
+              <w:jc w:val="both"/>
+              <w:rPr>
+                <w:b/>
+                <w:bCs/>
+                <w:sz w:val="20"/>
+                <w:szCs w:val="20"/>
+              </w:rPr>
+            </w:pPr>
+            <w:r>
+              <w:rPr>
+                <w:b/>
+                <w:bCs/>
+                <w:sz w:val="20"/>
+                <w:szCs w:val="20"/>
+              </w:rPr>
+              <w:t>Роль доступа</w:t>
+            </w:r>
+          </w:p>
+        </w:tc>
+      </w:tr>
+      <w:tr>
+        <w:tc>
+          <w:tcPr>
+            <w:tcW w:w="3209" w:type="dxa"/>
+          </w:tcPr>
+          <w:p>
+            <w:pPr>
+              <w:spacing w:after="120"/>
+              <w:jc w:val="both"/>
+              <w:rPr>
+                <w:sz w:val="20"/>
+                <w:szCs w:val="20"/>
+              </w:rPr>
+            </w:pPr>
+            <w:r>
+              <w:rPr>
+                <w:sz w:val="20"/>
+                <w:szCs w:val="20"/>
+              </w:rPr>
+              <w:t>Библиотекарь</w:t>
+            </w:r>
+          </w:p>
+        </w:tc>
+        <w:tc>
+          <w:tcPr>
+            <w:tcW w:w="3209" w:type="dxa"/>
+          </w:tcPr>
+          <w:p>
+            <w:pPr>
+              <w:spacing w:after="120"/>
+              <w:jc w:val="both"/>
+              <w:rPr>
+                <w:sz w:val="20"/>
+                <w:szCs w:val="20"/>
+              </w:rPr>
+            </w:pPr>
+            <w:r>
+              <w:rPr>
+                <w:sz w:val="20"/>
+                <w:szCs w:val="20"/>
+              </w:rPr>
+              <w:t>Первичный</w:t>
+            </w:r>
+          </w:p>
+        </w:tc>
+        <w:tc>
+          <w:tcPr>
+            <w:tcW w:w="3210" w:type="dxa"/>
+          </w:tcPr>
+          <w:p>
+            <w:pPr>
+              <w:spacing w:after="120"/>
+              <w:jc w:val="both"/>
+              <w:rPr>
+                <w:sz w:val="20"/>
+                <w:szCs w:val="20"/>
+              </w:rPr>
+            </w:pPr>
+            <w:r>
+              <w:rPr>
+                <w:sz w:val="20"/>
+                <w:szCs w:val="20"/>
+              </w:rPr>
+              <w:t>Веб-приложение, роль «Библиотекарь»: ведение каталога и читателей, выдача и возврат, просмотр просрочек, отчёт «Просрочки», импорт и экспорт CSV</w:t>
+            </w:r>
+          </w:p>
+        </w:tc>
+      </w:tr>
+      <w:tr>
+        <w:tc>
+          <w:tcPr>
+            <w:tcW w:w="3209" w:type="dxa"/>
+          </w:tcPr>
+          <w:p>
+            <w:pPr>
+              <w:spacing w:after="120"/>
+              <w:jc w:val="both"/>
+              <w:rPr>
+                <w:sz w:val="20"/>
+                <w:szCs w:val="20"/>
+              </w:rPr>
+            </w:pPr>
+            <w:r>
+              <w:rPr>
+                <w:sz w:val="20"/>
+                <w:szCs w:val="20"/>
+              </w:rPr>
+              <w:t>Читатель</w:t>
+            </w:r>
+          </w:p>
+        </w:tc>
+        <w:tc>
+          <w:tcPr>
+            <w:tcW w:w="3209" w:type="dxa"/>
+          </w:tcPr>
+          <w:p>
+            <w:pPr>
+              <w:spacing w:after="120"/>
+              <w:jc w:val="both"/>
+              <w:rPr>
+                <w:sz w:val="20"/>
+                <w:szCs w:val="20"/>
+              </w:rPr>
+            </w:pPr>
+            <w:r>
+              <w:rPr>
+                <w:sz w:val="20"/>
+                <w:szCs w:val="20"/>
+              </w:rPr>
+              <w:t>Первичный</w:t>
+            </w:r>
+          </w:p>
+        </w:tc>
+        <w:tc>
+          <w:tcPr>
+            <w:tcW w:w="3210" w:type="dxa"/>
+          </w:tcPr>
+          <w:p>
+            <w:pPr>
+              <w:spacing w:after="120"/>
+              <w:jc w:val="both"/>
+              <w:rPr>
+                <w:sz w:val="20"/>
+                <w:szCs w:val="20"/>
+              </w:rPr>
+            </w:pPr>
+            <w:r>
+              <w:rPr>
+                <w:sz w:val="20"/>
+                <w:szCs w:val="20"/>
+              </w:rPr>
+              <w:t>Веб-приложение, роль «Читатель»: только просмотр — каталог, свои выдачи, сроки возврата и просрочки</w:t>
+            </w:r>
+          </w:p>
+        </w:tc>
+      </w:tr>
+      <w:tr>
+        <w:tc>
+          <w:tcPr>
+            <w:tcW w:w="3209" w:type="dxa"/>
+          </w:tcPr>
+          <w:p>
+            <w:pPr>
+              <w:spacing w:after="120"/>
+              <w:jc w:val="both"/>
+              <w:rPr>
+                <w:sz w:val="20"/>
+                <w:szCs w:val="20"/>
+              </w:rPr>
+            </w:pPr>
+            <w:r>
+              <w:rPr>
+                <w:sz w:val="20"/>
+                <w:szCs w:val="20"/>
+              </w:rPr>
+              <w:t>Бухгалтер</w:t>
+            </w:r>
+          </w:p>
+        </w:tc>
+        <w:tc>
+          <w:tcPr>
+            <w:tcW w:w="3209" w:type="dxa"/>
+          </w:tcPr>
+          <w:p>
+            <w:pPr>
+              <w:spacing w:after="120"/>
+              <w:jc w:val="both"/>
+              <w:rPr>
+                <w:sz w:val="20"/>
+                <w:szCs w:val="20"/>
+              </w:rPr>
+            </w:pPr>
+            <w:r>
+              <w:rPr>
+                <w:sz w:val="20"/>
+                <w:szCs w:val="20"/>
+              </w:rPr>
+              <w:t>Первичный</w:t>
+            </w:r>
+          </w:p>
+        </w:tc>
+        <w:tc>
+          <w:tcPr>
+            <w:tcW w:w="3210" w:type="dxa"/>
+          </w:tcPr>
+          <w:p>
+            <w:pPr>
+              <w:spacing w:after="120"/>
+              <w:jc w:val="both"/>
+              <w:rPr>
+                <w:sz w:val="20"/>
+                <w:szCs w:val="20"/>
+              </w:rPr>
+            </w:pPr>
+            <w:r>
+              <w:rPr>
+                <w:sz w:val="20"/>
+                <w:szCs w:val="20"/>
+              </w:rPr>
+              <w:t>1С (веб-клиент), роль «Бухгалтер»: поступление и списание книг, отчёты по движению и стоимости фонда; выдачи — только просмотр</w:t>
+            </w:r>
+          </w:p>
+        </w:tc>
+      </w:tr>
+    </w:tbl>
     <w:p>
       <w:pPr>
         <w:pStyle w:val="2"/>
@@ -8318,42 +7411,8 @@
           <w:sz w:val="24"/>
           <w:szCs w:val="24"/>
         </w:rPr>
-        <w:t xml:space="preserve">Список </w:t>
+        <w:t>Список use case</w:t>
       </w:r>
-      <w:proofErr w:type="spellStart"/>
-      <w:r>
-        <w:rPr>
-          <w:b/>
-          <w:bCs/>
-          <w:color w:val="000000"/>
-          <w:sz w:val="24"/>
-          <w:szCs w:val="24"/>
-        </w:rPr>
-        <w:t>use</w:t>
-      </w:r>
-      <w:proofErr w:type="spellEnd"/>
-      <w:r>
-        <w:rPr>
-          <w:b/>
-          <w:bCs/>
-          <w:color w:val="000000"/>
-          <w:sz w:val="24"/>
-          <w:szCs w:val="24"/>
-        </w:rPr>
-        <w:t xml:space="preserve"> </w:t>
-      </w:r>
-      <w:proofErr w:type="spellStart"/>
-      <w:r>
-        <w:rPr>
-          <w:b/>
-          <w:bCs/>
-          <w:color w:val="000000"/>
-          <w:sz w:val="24"/>
-          <w:szCs w:val="24"/>
-        </w:rPr>
-        <w:t>case</w:t>
-      </w:r>
-      <w:proofErr w:type="spellEnd"/>
     </w:p>
     <w:tbl>
       <w:tblPr>
@@ -8370,7 +7429,7 @@
           <w:left w:w="10" w:type="dxa"/>
           <w:right w:w="10" w:type="dxa"/>
         </w:tblCellMar>
-        <w:tblLook w:val="04A0" w:firstRow="1" w:lastRow="0" w:firstColumn="1" w:lastColumn="0" w:noHBand="0" w:noVBand="1"/>
+        <w:tblLook w:val="07E0" w:firstRow="1" w:lastRow="1" w:firstColumn="1" w:lastColumn="1" w:noHBand="1" w:noVBand="1"/>
       </w:tblPr>
       <w:tblGrid>
         <w:gridCol w:w="840"/>
@@ -8381,12 +7440,6 @@
         <w:gridCol w:w="1878"/>
       </w:tblGrid>
       <w:tr>
-        <w:tblPrEx>
-          <w:tblCellMar>
-            <w:top w:w="0" w:type="dxa"/>
-            <w:bottom w:w="0" w:type="dxa"/>
-          </w:tblCellMar>
-        </w:tblPrEx>
         <w:trPr>
           <w:tblHeader/>
         </w:trPr>
@@ -8415,7 +7468,6 @@
                 <w:sz w:val="20"/>
                 <w:szCs w:val="20"/>
               </w:rPr>
-              <w:lastRenderedPageBreak/>
               <w:t>ID</w:t>
             </w:r>
           </w:p>
@@ -8438,7 +7490,6 @@
             </w:tcMar>
           </w:tcPr>
           <w:p>
-            <w:proofErr w:type="spellStart"/>
             <w:r>
               <w:rPr>
                 <w:b/>
@@ -8446,9 +7497,28 @@
                 <w:sz w:val="20"/>
                 <w:szCs w:val="20"/>
               </w:rPr>
-              <w:t>Use</w:t>
-            </w:r>
-            <w:proofErr w:type="spellEnd"/>
+              <w:t>Use case</w:t>
+            </w:r>
+          </w:p>
+        </w:tc>
+        <w:tc>
+          <w:tcPr>
+            <w:tcW w:w="1788" w:type="dxa"/>
+            <w:tcBorders>
+              <w:top w:val="single" w:sz="4" w:space="0" w:color="808080"/>
+              <w:left w:val="single" w:sz="4" w:space="0" w:color="808080"/>
+              <w:bottom w:val="single" w:sz="4" w:space="0" w:color="808080"/>
+              <w:right w:val="single" w:sz="4" w:space="0" w:color="808080"/>
+            </w:tcBorders>
+            <w:shd w:val="clear" w:color="auto" w:fill="D1D1D1"/>
+            <w:tcMar>
+              <w:top w:w="60" w:type="dxa"/>
+              <w:left w:w="90" w:type="dxa"/>
+              <w:bottom w:w="60" w:type="dxa"/>
+              <w:right w:w="90" w:type="dxa"/>
+            </w:tcMar>
+          </w:tcPr>
+          <w:p>
             <w:r>
               <w:rPr>
                 <w:b/>
@@ -8456,9 +7526,28 @@
                 <w:sz w:val="20"/>
                 <w:szCs w:val="20"/>
               </w:rPr>
-              <w:t xml:space="preserve"> </w:t>
-            </w:r>
-            <w:proofErr w:type="spellStart"/>
+              <w:t>Актор</w:t>
+            </w:r>
+          </w:p>
+        </w:tc>
+        <w:tc>
+          <w:tcPr>
+            <w:tcW w:w="1645" w:type="dxa"/>
+            <w:tcBorders>
+              <w:top w:val="single" w:sz="4" w:space="0" w:color="808080"/>
+              <w:left w:val="single" w:sz="4" w:space="0" w:color="808080"/>
+              <w:bottom w:val="single" w:sz="4" w:space="0" w:color="808080"/>
+              <w:right w:val="single" w:sz="4" w:space="0" w:color="808080"/>
+            </w:tcBorders>
+            <w:shd w:val="clear" w:color="auto" w:fill="D1D1D1"/>
+            <w:tcMar>
+              <w:top w:w="60" w:type="dxa"/>
+              <w:left w:w="90" w:type="dxa"/>
+              <w:bottom w:w="60" w:type="dxa"/>
+              <w:right w:w="90" w:type="dxa"/>
+            </w:tcMar>
+          </w:tcPr>
+          <w:p>
             <w:r>
               <w:rPr>
                 <w:b/>
@@ -8466,14 +7555,13 @@
                 <w:sz w:val="20"/>
                 <w:szCs w:val="20"/>
               </w:rPr>
-              <w:t>case</w:t>
-            </w:r>
-            <w:proofErr w:type="spellEnd"/>
-          </w:p>
-        </w:tc>
-        <w:tc>
-          <w:tcPr>
-            <w:tcW w:w="1788" w:type="dxa"/>
+              <w:t>Предусловие</w:t>
+            </w:r>
+          </w:p>
+        </w:tc>
+        <w:tc>
+          <w:tcPr>
+            <w:tcW w:w="1875" w:type="dxa"/>
             <w:tcBorders>
               <w:top w:val="single" w:sz="4" w:space="0" w:color="808080"/>
               <w:left w:val="single" w:sz="4" w:space="0" w:color="808080"/>
@@ -8496,13 +7584,13 @@
                 <w:sz w:val="20"/>
                 <w:szCs w:val="20"/>
               </w:rPr>
-              <w:t>Актор</w:t>
-            </w:r>
-          </w:p>
-        </w:tc>
-        <w:tc>
-          <w:tcPr>
-            <w:tcW w:w="1645" w:type="dxa"/>
+              <w:t>Основной сценарий</w:t>
+            </w:r>
+          </w:p>
+        </w:tc>
+        <w:tc>
+          <w:tcPr>
+            <w:tcW w:w="1878" w:type="dxa"/>
             <w:tcBorders>
               <w:top w:val="single" w:sz="4" w:space="0" w:color="808080"/>
               <w:left w:val="single" w:sz="4" w:space="0" w:color="808080"/>
@@ -8525,76 +7613,12 @@
                 <w:sz w:val="20"/>
                 <w:szCs w:val="20"/>
               </w:rPr>
-              <w:t>Предусловие</w:t>
-            </w:r>
-          </w:p>
-        </w:tc>
-        <w:tc>
-          <w:tcPr>
-            <w:tcW w:w="1875" w:type="dxa"/>
-            <w:tcBorders>
-              <w:top w:val="single" w:sz="4" w:space="0" w:color="808080"/>
-              <w:left w:val="single" w:sz="4" w:space="0" w:color="808080"/>
-              <w:bottom w:val="single" w:sz="4" w:space="0" w:color="808080"/>
-              <w:right w:val="single" w:sz="4" w:space="0" w:color="808080"/>
-            </w:tcBorders>
-            <w:shd w:val="clear" w:color="auto" w:fill="D1D1D1"/>
-            <w:tcMar>
-              <w:top w:w="60" w:type="dxa"/>
-              <w:left w:w="90" w:type="dxa"/>
-              <w:bottom w:w="60" w:type="dxa"/>
-              <w:right w:w="90" w:type="dxa"/>
-            </w:tcMar>
-          </w:tcPr>
-          <w:p>
-            <w:r>
-              <w:rPr>
-                <w:b/>
-                <w:bCs/>
-                <w:sz w:val="20"/>
-                <w:szCs w:val="20"/>
-              </w:rPr>
-              <w:t>Основной сценарий</w:t>
-            </w:r>
-          </w:p>
-        </w:tc>
-        <w:tc>
-          <w:tcPr>
-            <w:tcW w:w="1878" w:type="dxa"/>
-            <w:tcBorders>
-              <w:top w:val="single" w:sz="4" w:space="0" w:color="808080"/>
-              <w:left w:val="single" w:sz="4" w:space="0" w:color="808080"/>
-              <w:bottom w:val="single" w:sz="4" w:space="0" w:color="808080"/>
-              <w:right w:val="single" w:sz="4" w:space="0" w:color="808080"/>
-            </w:tcBorders>
-            <w:shd w:val="clear" w:color="auto" w:fill="D1D1D1"/>
-            <w:tcMar>
-              <w:top w:w="60" w:type="dxa"/>
-              <w:left w:w="90" w:type="dxa"/>
-              <w:bottom w:w="60" w:type="dxa"/>
-              <w:right w:w="90" w:type="dxa"/>
-            </w:tcMar>
-          </w:tcPr>
-          <w:p>
-            <w:r>
-              <w:rPr>
-                <w:b/>
-                <w:bCs/>
-                <w:sz w:val="20"/>
-                <w:szCs w:val="20"/>
-              </w:rPr>
               <w:t>Результат</w:t>
             </w:r>
           </w:p>
         </w:tc>
       </w:tr>
       <w:tr>
-        <w:tblPrEx>
-          <w:tblCellMar>
-            <w:top w:w="0" w:type="dxa"/>
-            <w:bottom w:w="0" w:type="dxa"/>
-          </w:tblCellMar>
-        </w:tblPrEx>
         <w:tc>
           <w:tcPr>
             <w:tcW w:w="840" w:type="dxa"/>
@@ -8721,39 +7745,7 @@
                 <w:sz w:val="20"/>
                 <w:szCs w:val="20"/>
               </w:rPr>
-              <w:t xml:space="preserve">Найти читателя → выбрать экземпляр по </w:t>
-            </w:r>
-            <w:proofErr w:type="spellStart"/>
-            <w:r>
-              <w:rPr>
-                <w:sz w:val="20"/>
-                <w:szCs w:val="20"/>
-              </w:rPr>
-              <w:t>book_code</w:t>
-            </w:r>
-            <w:proofErr w:type="spellEnd"/>
-            <w:r>
-              <w:rPr>
-                <w:sz w:val="20"/>
-                <w:szCs w:val="20"/>
-              </w:rPr>
-              <w:t xml:space="preserve"> → указать </w:t>
-            </w:r>
-            <w:proofErr w:type="spellStart"/>
-            <w:r>
-              <w:rPr>
-                <w:sz w:val="20"/>
-                <w:szCs w:val="20"/>
-              </w:rPr>
-              <w:t>due_date</w:t>
-            </w:r>
-            <w:proofErr w:type="spellEnd"/>
-            <w:r>
-              <w:rPr>
-                <w:sz w:val="20"/>
-                <w:szCs w:val="20"/>
-              </w:rPr>
-              <w:t xml:space="preserve"> → сохранить</w:t>
+              <w:t>Найти читателя → выбрать экземпляр по book_code → указать due_date → сохранить</w:t>
             </w:r>
           </w:p>
         </w:tc>
@@ -8785,12 +7777,6 @@
         </w:tc>
       </w:tr>
       <w:tr>
-        <w:tblPrEx>
-          <w:tblCellMar>
-            <w:top w:w="0" w:type="dxa"/>
-            <w:bottom w:w="0" w:type="dxa"/>
-          </w:tblCellMar>
-        </w:tblPrEx>
         <w:tc>
           <w:tcPr>
             <w:tcW w:w="840" w:type="dxa"/>
@@ -8917,23 +7903,7 @@
                 <w:sz w:val="20"/>
                 <w:szCs w:val="20"/>
               </w:rPr>
-              <w:t xml:space="preserve">Найти выдачу → указать </w:t>
-            </w:r>
-            <w:proofErr w:type="spellStart"/>
-            <w:r>
-              <w:rPr>
-                <w:sz w:val="20"/>
-                <w:szCs w:val="20"/>
-              </w:rPr>
-              <w:t>return_date</w:t>
-            </w:r>
-            <w:proofErr w:type="spellEnd"/>
-            <w:r>
-              <w:rPr>
-                <w:sz w:val="20"/>
-                <w:szCs w:val="20"/>
-              </w:rPr>
-              <w:t xml:space="preserve"> → сохранить</w:t>
+              <w:t>Найти выдачу → указать return_date → сохранить</w:t>
             </w:r>
           </w:p>
         </w:tc>
@@ -8959,66 +7929,12 @@
                 <w:sz w:val="20"/>
                 <w:szCs w:val="20"/>
               </w:rPr>
-              <w:t xml:space="preserve">Выдача закрыта, экземпляр доступен; при </w:t>
-            </w:r>
-            <w:proofErr w:type="spellStart"/>
-            <w:r>
-              <w:rPr>
-                <w:sz w:val="20"/>
-                <w:szCs w:val="20"/>
-              </w:rPr>
-              <w:t>return_</w:t>
-            </w:r>
-            <w:proofErr w:type="gramStart"/>
-            <w:r>
-              <w:rPr>
-                <w:sz w:val="20"/>
-                <w:szCs w:val="20"/>
-              </w:rPr>
-              <w:t>date</w:t>
-            </w:r>
-            <w:proofErr w:type="spellEnd"/>
-            <w:r>
-              <w:rPr>
-                <w:sz w:val="20"/>
-                <w:szCs w:val="20"/>
-              </w:rPr>
-              <w:t xml:space="preserve"> &gt;</w:t>
-            </w:r>
-            <w:proofErr w:type="gramEnd"/>
-            <w:r>
-              <w:rPr>
-                <w:sz w:val="20"/>
-                <w:szCs w:val="20"/>
-              </w:rPr>
-              <w:t xml:space="preserve"> </w:t>
-            </w:r>
-            <w:proofErr w:type="spellStart"/>
-            <w:r>
-              <w:rPr>
-                <w:sz w:val="20"/>
-                <w:szCs w:val="20"/>
-              </w:rPr>
-              <w:t>due_date</w:t>
-            </w:r>
-            <w:proofErr w:type="spellEnd"/>
-            <w:r>
-              <w:rPr>
-                <w:sz w:val="20"/>
-                <w:szCs w:val="20"/>
-              </w:rPr>
-              <w:t xml:space="preserve"> фиксируется просрочка</w:t>
+              <w:t>Выдача закрыта, экземпляр доступен; при return_date &gt; due_date фиксируется просрочка</w:t>
             </w:r>
           </w:p>
         </w:tc>
       </w:tr>
       <w:tr>
-        <w:tblPrEx>
-          <w:tblCellMar>
-            <w:top w:w="0" w:type="dxa"/>
-            <w:bottom w:w="0" w:type="dxa"/>
-          </w:tblCellMar>
-        </w:tblPrEx>
         <w:tc>
           <w:tcPr>
             <w:tcW w:w="840" w:type="dxa"/>
@@ -9171,34 +8087,12 @@
                 <w:sz w:val="20"/>
                 <w:szCs w:val="20"/>
               </w:rPr>
-              <w:t xml:space="preserve">Видны должники и </w:t>
-            </w:r>
-            <w:proofErr w:type="spellStart"/>
-            <w:r>
-              <w:rPr>
-                <w:sz w:val="20"/>
-                <w:szCs w:val="20"/>
-              </w:rPr>
-              <w:t>days_overdue</w:t>
-            </w:r>
-            <w:proofErr w:type="spellEnd"/>
-            <w:r>
-              <w:rPr>
-                <w:sz w:val="20"/>
-                <w:szCs w:val="20"/>
-              </w:rPr>
-              <w:t xml:space="preserve"> на текущую дату</w:t>
+              <w:t>Видны должники и days_overdue на текущую дату</w:t>
             </w:r>
           </w:p>
         </w:tc>
       </w:tr>
       <w:tr>
-        <w:tblPrEx>
-          <w:tblCellMar>
-            <w:top w:w="0" w:type="dxa"/>
-            <w:bottom w:w="0" w:type="dxa"/>
-          </w:tblCellMar>
-        </w:tblPrEx>
         <w:tc>
           <w:tcPr>
             <w:tcW w:w="840" w:type="dxa"/>
@@ -9357,12 +8251,6 @@
         </w:tc>
       </w:tr>
       <w:tr>
-        <w:tblPrEx>
-          <w:tblCellMar>
-            <w:top w:w="0" w:type="dxa"/>
-            <w:bottom w:w="0" w:type="dxa"/>
-          </w:tblCellMar>
-        </w:tblPrEx>
         <w:tc>
           <w:tcPr>
             <w:tcW w:w="840" w:type="dxa"/>
@@ -9536,78 +8424,23 @@
                 <w:szCs w:val="20"/>
                 <w:lang w:val="en-US"/>
               </w:rPr>
+              <w:t xml:space="preserve"> reader_id, book_code, days_overdue </w:t>
+            </w:r>
+            <w:r>
+              <w:rPr>
+                <w:sz w:val="20"/>
+                <w:szCs w:val="20"/>
+              </w:rPr>
+              <w:t>и</w:t>
+            </w:r>
+            <w:r>
+              <w:rPr>
+                <w:sz w:val="20"/>
+                <w:szCs w:val="20"/>
+                <w:lang w:val="en-US"/>
+              </w:rPr>
               <w:t xml:space="preserve"> </w:t>
             </w:r>
-            <w:proofErr w:type="spellStart"/>
-            <w:r>
-              <w:rPr>
-                <w:sz w:val="20"/>
-                <w:szCs w:val="20"/>
-                <w:lang w:val="en-US"/>
-              </w:rPr>
-              <w:t>reader_id</w:t>
-            </w:r>
-            <w:proofErr w:type="spellEnd"/>
-            <w:r>
-              <w:rPr>
-                <w:sz w:val="20"/>
-                <w:szCs w:val="20"/>
-                <w:lang w:val="en-US"/>
-              </w:rPr>
-              <w:t xml:space="preserve">, </w:t>
-            </w:r>
-            <w:proofErr w:type="spellStart"/>
-            <w:r>
-              <w:rPr>
-                <w:sz w:val="20"/>
-                <w:szCs w:val="20"/>
-                <w:lang w:val="en-US"/>
-              </w:rPr>
-              <w:t>book_code</w:t>
-            </w:r>
-            <w:proofErr w:type="spellEnd"/>
-            <w:r>
-              <w:rPr>
-                <w:sz w:val="20"/>
-                <w:szCs w:val="20"/>
-                <w:lang w:val="en-US"/>
-              </w:rPr>
-              <w:t xml:space="preserve">, </w:t>
-            </w:r>
-            <w:proofErr w:type="spellStart"/>
-            <w:r>
-              <w:rPr>
-                <w:sz w:val="20"/>
-                <w:szCs w:val="20"/>
-                <w:lang w:val="en-US"/>
-              </w:rPr>
-              <w:t>days_overdue</w:t>
-            </w:r>
-            <w:proofErr w:type="spellEnd"/>
-            <w:r>
-              <w:rPr>
-                <w:sz w:val="20"/>
-                <w:szCs w:val="20"/>
-                <w:lang w:val="en-US"/>
-              </w:rPr>
-              <w:t xml:space="preserve"> </w:t>
-            </w:r>
-            <w:r>
-              <w:rPr>
-                <w:sz w:val="20"/>
-                <w:szCs w:val="20"/>
-              </w:rPr>
-              <w:t>и</w:t>
-            </w:r>
-            <w:r>
-              <w:rPr>
-                <w:sz w:val="20"/>
-                <w:szCs w:val="20"/>
-                <w:lang w:val="en-US"/>
-              </w:rPr>
-              <w:t xml:space="preserve"> </w:t>
-            </w:r>
-            <w:proofErr w:type="spellStart"/>
             <w:r>
               <w:rPr>
                 <w:sz w:val="20"/>
@@ -9615,7 +8448,6 @@
               </w:rPr>
               <w:t>др</w:t>
             </w:r>
-            <w:proofErr w:type="spellEnd"/>
             <w:r>
               <w:rPr>
                 <w:sz w:val="20"/>
@@ -9635,12 +8467,6 @@
         </w:tc>
       </w:tr>
       <w:tr>
-        <w:tblPrEx>
-          <w:tblCellMar>
-            <w:top w:w="0" w:type="dxa"/>
-            <w:bottom w:w="0" w:type="dxa"/>
-          </w:tblCellMar>
-        </w:tblPrEx>
         <w:tc>
           <w:tcPr>
             <w:tcW w:w="840" w:type="dxa"/>
@@ -9799,12 +8625,6 @@
         </w:tc>
       </w:tr>
       <w:tr>
-        <w:tblPrEx>
-          <w:tblCellMar>
-            <w:top w:w="0" w:type="dxa"/>
-            <w:bottom w:w="0" w:type="dxa"/>
-          </w:tblCellMar>
-        </w:tblPrEx>
         <w:tc>
           <w:tcPr>
             <w:tcW w:w="840" w:type="dxa"/>
@@ -9963,12 +8783,6 @@
         </w:tc>
       </w:tr>
       <w:tr>
-        <w:tblPrEx>
-          <w:tblCellMar>
-            <w:top w:w="0" w:type="dxa"/>
-            <w:bottom w:w="0" w:type="dxa"/>
-          </w:tblCellMar>
-        </w:tblPrEx>
         <w:tc>
           <w:tcPr>
             <w:tcW w:w="840" w:type="dxa"/>
@@ -9991,6 +8805,7 @@
                 <w:sz w:val="20"/>
                 <w:szCs w:val="20"/>
               </w:rPr>
+              <w:lastRenderedPageBreak/>
               <w:t>UC8</w:t>
             </w:r>
           </w:p>
@@ -10127,12 +8942,6 @@
         </w:tc>
       </w:tr>
       <w:tr>
-        <w:tblPrEx>
-          <w:tblCellMar>
-            <w:top w:w="0" w:type="dxa"/>
-            <w:bottom w:w="0" w:type="dxa"/>
-          </w:tblCellMar>
-        </w:tblPrEx>
         <w:tc>
           <w:tcPr>
             <w:tcW w:w="840" w:type="dxa"/>
@@ -10291,12 +9100,6 @@
         </w:tc>
       </w:tr>
       <w:tr>
-        <w:tblPrEx>
-          <w:tblCellMar>
-            <w:top w:w="0" w:type="dxa"/>
-            <w:bottom w:w="0" w:type="dxa"/>
-          </w:tblCellMar>
-        </w:tblPrEx>
         <w:tc>
           <w:tcPr>
             <w:tcW w:w="840" w:type="dxa"/>
@@ -10455,12 +9258,6 @@
         </w:tc>
       </w:tr>
       <w:tr>
-        <w:tblPrEx>
-          <w:tblCellMar>
-            <w:top w:w="0" w:type="dxa"/>
-            <w:bottom w:w="0" w:type="dxa"/>
-          </w:tblCellMar>
-        </w:tblPrEx>
         <w:tc>
           <w:tcPr>
             <w:tcW w:w="840" w:type="dxa"/>
@@ -10619,12 +9416,6 @@
         </w:tc>
       </w:tr>
       <w:tr>
-        <w:tblPrEx>
-          <w:tblCellMar>
-            <w:top w:w="0" w:type="dxa"/>
-            <w:bottom w:w="0" w:type="dxa"/>
-          </w:tblCellMar>
-        </w:tblPrEx>
         <w:tc>
           <w:tcPr>
             <w:tcW w:w="840" w:type="dxa"/>
@@ -10699,7 +9490,7 @@
                 <w:sz w:val="20"/>
                 <w:szCs w:val="20"/>
               </w:rPr>
-              <w:t>Бухгалтер / заведующий</w:t>
+              <w:t>Бухгалтер</w:t>
             </w:r>
           </w:p>
         </w:tc>
@@ -10783,12 +9574,6 @@
         </w:tc>
       </w:tr>
       <w:tr>
-        <w:tblPrEx>
-          <w:tblCellMar>
-            <w:top w:w="0" w:type="dxa"/>
-            <w:bottom w:w="0" w:type="dxa"/>
-          </w:tblCellMar>
-        </w:tblPrEx>
         <w:tc>
           <w:tcPr>
             <w:tcW w:w="840" w:type="dxa"/>
@@ -10863,7 +9648,7 @@
                 <w:sz w:val="20"/>
                 <w:szCs w:val="20"/>
               </w:rPr>
-              <w:t>Бухгалтер / заведующий</w:t>
+              <w:t>Бухгалтер</w:t>
             </w:r>
           </w:p>
         </w:tc>
@@ -10889,15 +9674,7 @@
                 <w:sz w:val="20"/>
                 <w:szCs w:val="20"/>
               </w:rPr>
-              <w:t xml:space="preserve">Экземпляр не на активной выдаче </w:t>
-            </w:r>
-            <w:r>
-              <w:rPr>
-                <w:sz w:val="20"/>
-                <w:szCs w:val="20"/>
-              </w:rPr>
-              <w:lastRenderedPageBreak/>
-              <w:t>или утерян читателем</w:t>
+              <w:t>Экземпляр не на активной выдаче или утерян читателем</w:t>
             </w:r>
           </w:p>
         </w:tc>
@@ -10923,16 +9700,7 @@
                 <w:sz w:val="20"/>
                 <w:szCs w:val="20"/>
               </w:rPr>
-              <w:lastRenderedPageBreak/>
-              <w:t xml:space="preserve">Создать документ → указать причину </w:t>
-            </w:r>
-            <w:r>
-              <w:rPr>
-                <w:sz w:val="20"/>
-                <w:szCs w:val="20"/>
-              </w:rPr>
-              <w:lastRenderedPageBreak/>
-              <w:t>(утеря, порча, устаревание) и экземпляры → при утере указать читателя и выдачу → провести</w:t>
+              <w:t>Создать документ → указать причину (утеря, порча, устаревание) и экземпляры → при утере указать читателя и выдачу → провести</w:t>
             </w:r>
           </w:p>
         </w:tc>
@@ -10958,27 +9726,12 @@
                 <w:sz w:val="20"/>
                 <w:szCs w:val="20"/>
               </w:rPr>
-              <w:lastRenderedPageBreak/>
-              <w:t xml:space="preserve">Экземпляры «списаны», выдать </w:t>
-            </w:r>
-            <w:r>
-              <w:rPr>
-                <w:sz w:val="20"/>
-                <w:szCs w:val="20"/>
-              </w:rPr>
-              <w:lastRenderedPageBreak/>
-              <w:t>их нельзя, стоимость фонда уменьшена</w:t>
+              <w:t>Экземпляры «списаны», выдать их нельзя, стоимость фонда уменьшена</w:t>
             </w:r>
           </w:p>
         </w:tc>
       </w:tr>
       <w:tr>
-        <w:tblPrEx>
-          <w:tblCellMar>
-            <w:top w:w="0" w:type="dxa"/>
-            <w:bottom w:w="0" w:type="dxa"/>
-          </w:tblCellMar>
-        </w:tblPrEx>
         <w:tc>
           <w:tcPr>
             <w:tcW w:w="840" w:type="dxa"/>
@@ -11001,7 +9754,6 @@
                 <w:sz w:val="20"/>
                 <w:szCs w:val="20"/>
               </w:rPr>
-              <w:lastRenderedPageBreak/>
               <w:t>UC14</w:t>
             </w:r>
           </w:p>
@@ -11054,7 +9806,7 @@
                 <w:sz w:val="20"/>
                 <w:szCs w:val="20"/>
               </w:rPr>
-              <w:t>Бухгалтер / заведующий</w:t>
+              <w:t>Бухгалтер</w:t>
             </w:r>
           </w:p>
         </w:tc>
@@ -11156,20 +9908,8 @@
           <w:sz w:val="28"/>
           <w:szCs w:val="28"/>
         </w:rPr>
-        <w:t xml:space="preserve">C4 </w:t>
+        <w:t>C4 Context</w:t>
       </w:r>
-      <w:proofErr w:type="spellStart"/>
-      <w:r>
-        <w:rPr>
-          <w:b/>
-          <w:bCs/>
-          <w:color w:val="000000"/>
-          <w:sz w:val="28"/>
-          <w:szCs w:val="28"/>
-        </w:rPr>
-        <w:t>Context</w:t>
-      </w:r>
-      <w:proofErr w:type="spellEnd"/>
     </w:p>
     <w:p>
       <w:pPr>
@@ -11189,11 +9929,12 @@
         <w:rPr>
           <w:noProof/>
         </w:rPr>
+        <w:lastRenderedPageBreak/>
         <w:drawing>
-          <wp:inline distT="0" distB="0" distL="0" distR="0" wp14:anchorId="08D78233" wp14:editId="4EAA9D18">
-            <wp:extent cx="5715000" cy="4210050"/>
-            <wp:effectExtent l="0" t="0" r="0" b="0"/>
-            <wp:docPr id="2071606953" name="Рисунок 2071606953"/>
+          <wp:inline distT="0" distB="0" distL="0" distR="0" wp14:anchorId="0AC10923" wp14:editId="7ED22517">
+            <wp:extent cx="6120130" cy="5161280"/>
+            <wp:effectExtent l="0" t="0" r="0" b="1270"/>
+            <wp:docPr id="1403395338" name="Рисунок 1"/>
             <wp:cNvGraphicFramePr>
               <a:graphicFrameLocks xmlns:a="http://schemas.openxmlformats.org/drawingml/2006/main" noChangeAspect="1"/>
             </wp:cNvGraphicFramePr>
@@ -11201,22 +9942,19 @@
               <a:graphicData uri="http://schemas.openxmlformats.org/drawingml/2006/picture">
                 <pic:pic xmlns:pic="http://schemas.openxmlformats.org/drawingml/2006/picture">
                   <pic:nvPicPr>
-                    <pic:cNvPr id="0" name=""/>
-                    <pic:cNvPicPr>
-                      <a:picLocks noChangeAspect="1" noChangeArrowheads="1"/>
-                    </pic:cNvPicPr>
+                    <pic:cNvPr id="1403395338" name=""/>
+                    <pic:cNvPicPr/>
                   </pic:nvPicPr>
                   <pic:blipFill>
                     <a:blip r:embed="rId8"/>
-                    <a:srcRect/>
                     <a:stretch>
                       <a:fillRect/>
                     </a:stretch>
                   </pic:blipFill>
-                  <pic:spPr bwMode="auto">
+                  <pic:spPr>
                     <a:xfrm>
                       <a:off x="0" y="0"/>
-                      <a:ext cx="5715000" cy="4210050"/>
+                      <a:ext cx="6120130" cy="5161280"/>
                     </a:xfrm>
                     <a:prstGeom prst="rect">
                       <a:avLst/>
@@ -11241,19 +9979,8 @@
           <w:sz w:val="22"/>
           <w:szCs w:val="22"/>
         </w:rPr>
-        <w:t xml:space="preserve">Рисунок 2 – C4 </w:t>
+        <w:t>Рисунок 2 – C4 Context</w:t>
       </w:r>
-      <w:proofErr w:type="spellStart"/>
-      <w:r>
-        <w:rPr>
-          <w:i/>
-          <w:iCs/>
-          <w:sz w:val="22"/>
-          <w:szCs w:val="22"/>
-        </w:rPr>
-        <w:t>Context</w:t>
-      </w:r>
-      <w:proofErr w:type="spellEnd"/>
     </w:p>
     <w:p>
       <w:pPr>
@@ -11261,15 +9988,7 @@
         <w:jc w:val="both"/>
       </w:pPr>
       <w:r>
-        <w:t xml:space="preserve">Веб-приложение и 1С показаны внутри системы, чтобы был виден обмен по API; на уровне </w:t>
-      </w:r>
-      <w:proofErr w:type="spellStart"/>
-      <w:r>
-        <w:t>Context</w:t>
-      </w:r>
-      <w:proofErr w:type="spellEnd"/>
-      <w:r>
-        <w:t xml:space="preserve"> это одна система.</w:t>
+        <w:t>Веб-приложение и 1С показаны внутри системы, чтобы был виден обмен по API; на уровне Context это одна система.</w:t>
       </w:r>
     </w:p>
     <w:p>
@@ -11277,7 +9996,6 @@
         <w:pStyle w:val="1"/>
         <w:spacing w:before="360" w:after="160"/>
       </w:pPr>
-      <w:proofErr w:type="spellStart"/>
       <w:r>
         <w:rPr>
           <w:b/>
@@ -11286,18 +10004,7 @@
           <w:sz w:val="28"/>
           <w:szCs w:val="28"/>
         </w:rPr>
-        <w:t>Трассируемость</w:t>
-      </w:r>
-      <w:proofErr w:type="spellEnd"/>
-      <w:r>
-        <w:rPr>
-          <w:b/>
-          <w:bCs/>
-          <w:color w:val="000000"/>
-          <w:sz w:val="28"/>
-          <w:szCs w:val="28"/>
-        </w:rPr>
-        <w:t xml:space="preserve"> требований R → A</w:t>
+        <w:t>Трассируемость требований R → A</w:t>
       </w:r>
     </w:p>
     <w:p>
@@ -11306,23 +10013,7 @@
         <w:jc w:val="both"/>
       </w:pPr>
       <w:r>
-        <w:t xml:space="preserve">Каждое требование </w:t>
-      </w:r>
-      <w:proofErr w:type="spellStart"/>
-      <w:r>
-        <w:t>Must</w:t>
-      </w:r>
-      <w:proofErr w:type="spellEnd"/>
-      <w:r>
-        <w:t xml:space="preserve"> и </w:t>
-      </w:r>
-      <w:proofErr w:type="spellStart"/>
-      <w:r>
-        <w:t>Should</w:t>
-      </w:r>
-      <w:proofErr w:type="spellEnd"/>
-      <w:r>
-        <w:t xml:space="preserve"> закрыто элементом архитектуры и проверкой. Состав объектов предварительный, уточняется после ERD и согласования API.</w:t>
+        <w:t>Каждое требование Must и Should закрыто элементом архитектуры и проверкой. Состав объектов предварительный, уточняется после ERD и согласования API.</w:t>
       </w:r>
     </w:p>
     <w:p>
@@ -11335,35 +10026,16 @@
           <w:b/>
           <w:bCs/>
         </w:rPr>
-        <w:lastRenderedPageBreak/>
         <w:t>Элементы архитектуры:</w:t>
       </w:r>
       <w:r>
-        <w:t xml:space="preserve"> A1 веб (</w:t>
+        <w:t xml:space="preserve"> A1 веб (React): интерфейс библиотекаря; A2 веб (React): кабинет читателя; A3 backend (Node.js): авторизация и роли; A4 API Web ↔ 1С (HTTP-сервисы 1С); A5 1С: справочник «Книги» (экземпляры с ценой, источником, статусом); A6 1С: справочник «Читатели»; A7 1С: документ «Выдача/Возврат» и регистр «Выдачи»; A8 1С: расчёт просрочек и KPI; A9 1С: обработка импорта CSV; A10 1С: отчёт «Просрочки» и экспорт CSV; A11 1С: журнал истории операций; A12 1С: документ «Поступление книг»; A13 1С: документ «Списание книг»; A14 1С: регистр «Движение фонда» (количество и сумма); A15 1С: отчёты по движению и стоимости фонда; A16 1С: роль «</w:t>
       </w:r>
-      <w:proofErr w:type="spellStart"/>
       <w:r>
-        <w:t>React</w:t>
+        <w:t>Бухгалтер</w:t>
       </w:r>
-      <w:proofErr w:type="spellEnd"/>
       <w:r>
-        <w:t>): интерфейс библиотекаря; A2 веб (</w:t>
-      </w:r>
-      <w:proofErr w:type="spellStart"/>
-      <w:r>
-        <w:t>React</w:t>
-      </w:r>
-      <w:proofErr w:type="spellEnd"/>
-      <w:r>
-        <w:t xml:space="preserve">): кабинет читателя; A3 </w:t>
-      </w:r>
-      <w:proofErr w:type="spellStart"/>
-      <w:r>
-        <w:t>backend</w:t>
-      </w:r>
-      <w:proofErr w:type="spellEnd"/>
-      <w:r>
-        <w:t xml:space="preserve"> (Node.js): авторизация и роли; A4 API Web ↔ 1С (HTTP-сервисы 1С); A5 1С: справочник «Книги» (экземпляры с ценой, источником, статусом); A6 1С: справочник «Читатели»; A7 1С: документ «Выдача/Возврат» и регистр «Выдачи»; A8 1С: расчёт просрочек и KPI; A9 1С: обработка импорта CSV; A10 1С: отчёт «Просрочки» и экспорт CSV; A11 1С: журнал истории операций; A12 1С: документ «Поступление книг»; A13 1С: документ «Списание книг»; A14 1С: регистр «Движение фонда» (количество и сумма); A15 1С: отчёты по движению и стоимости фонда; A16 1С: роль «Бухгалтер / заведующий».</w:t>
+        <w:t>».</w:t>
       </w:r>
     </w:p>
     <w:tbl>
@@ -11381,7 +10053,7 @@
           <w:left w:w="10" w:type="dxa"/>
           <w:right w:w="10" w:type="dxa"/>
         </w:tblCellMar>
-        <w:tblLook w:val="04A0" w:firstRow="1" w:lastRow="0" w:firstColumn="1" w:lastColumn="0" w:noHBand="0" w:noVBand="1"/>
+        <w:tblLook w:val="07E0" w:firstRow="1" w:lastRow="1" w:firstColumn="1" w:lastColumn="1" w:noHBand="1" w:noVBand="1"/>
       </w:tblPr>
       <w:tblGrid>
         <w:gridCol w:w="2861"/>
@@ -11390,12 +10062,6 @@
         <w:gridCol w:w="3390"/>
       </w:tblGrid>
       <w:tr>
-        <w:tblPrEx>
-          <w:tblCellMar>
-            <w:top w:w="0" w:type="dxa"/>
-            <w:bottom w:w="0" w:type="dxa"/>
-          </w:tblCellMar>
-        </w:tblPrEx>
         <w:trPr>
           <w:tblHeader/>
         </w:trPr>
@@ -11446,7 +10112,6 @@
             </w:tcMar>
           </w:tcPr>
           <w:p>
-            <w:proofErr w:type="spellStart"/>
             <w:r>
               <w:rPr>
                 <w:b/>
@@ -11454,9 +10119,28 @@
                 <w:sz w:val="20"/>
                 <w:szCs w:val="20"/>
               </w:rPr>
-              <w:t>Use</w:t>
-            </w:r>
-            <w:proofErr w:type="spellEnd"/>
+              <w:t>Use case</w:t>
+            </w:r>
+          </w:p>
+        </w:tc>
+        <w:tc>
+          <w:tcPr>
+            <w:tcW w:w="1882" w:type="dxa"/>
+            <w:tcBorders>
+              <w:top w:val="single" w:sz="4" w:space="0" w:color="808080"/>
+              <w:left w:val="single" w:sz="4" w:space="0" w:color="808080"/>
+              <w:bottom w:val="single" w:sz="4" w:space="0" w:color="808080"/>
+              <w:right w:val="single" w:sz="4" w:space="0" w:color="808080"/>
+            </w:tcBorders>
+            <w:shd w:val="clear" w:color="auto" w:fill="D1D1D1"/>
+            <w:tcMar>
+              <w:top w:w="60" w:type="dxa"/>
+              <w:left w:w="90" w:type="dxa"/>
+              <w:bottom w:w="60" w:type="dxa"/>
+              <w:right w:w="90" w:type="dxa"/>
+            </w:tcMar>
+          </w:tcPr>
+          <w:p>
             <w:r>
               <w:rPr>
                 <w:b/>
@@ -11464,9 +10148,28 @@
                 <w:sz w:val="20"/>
                 <w:szCs w:val="20"/>
               </w:rPr>
-              <w:t xml:space="preserve"> </w:t>
-            </w:r>
-            <w:proofErr w:type="spellStart"/>
+              <w:t>Архитектура</w:t>
+            </w:r>
+          </w:p>
+        </w:tc>
+        <w:tc>
+          <w:tcPr>
+            <w:tcW w:w="3390" w:type="dxa"/>
+            <w:tcBorders>
+              <w:top w:val="single" w:sz="4" w:space="0" w:color="808080"/>
+              <w:left w:val="single" w:sz="4" w:space="0" w:color="808080"/>
+              <w:bottom w:val="single" w:sz="4" w:space="0" w:color="808080"/>
+              <w:right w:val="single" w:sz="4" w:space="0" w:color="808080"/>
+            </w:tcBorders>
+            <w:shd w:val="clear" w:color="auto" w:fill="D1D1D1"/>
+            <w:tcMar>
+              <w:top w:w="60" w:type="dxa"/>
+              <w:left w:w="90" w:type="dxa"/>
+              <w:bottom w:w="60" w:type="dxa"/>
+              <w:right w:w="90" w:type="dxa"/>
+            </w:tcMar>
+          </w:tcPr>
+          <w:p>
             <w:r>
               <w:rPr>
                 <w:b/>
@@ -11474,77 +10177,12 @@
                 <w:sz w:val="20"/>
                 <w:szCs w:val="20"/>
               </w:rPr>
-              <w:t>case</w:t>
-            </w:r>
-            <w:proofErr w:type="spellEnd"/>
-          </w:p>
-        </w:tc>
-        <w:tc>
-          <w:tcPr>
-            <w:tcW w:w="1882" w:type="dxa"/>
-            <w:tcBorders>
-              <w:top w:val="single" w:sz="4" w:space="0" w:color="808080"/>
-              <w:left w:val="single" w:sz="4" w:space="0" w:color="808080"/>
-              <w:bottom w:val="single" w:sz="4" w:space="0" w:color="808080"/>
-              <w:right w:val="single" w:sz="4" w:space="0" w:color="808080"/>
-            </w:tcBorders>
-            <w:shd w:val="clear" w:color="auto" w:fill="D1D1D1"/>
-            <w:tcMar>
-              <w:top w:w="60" w:type="dxa"/>
-              <w:left w:w="90" w:type="dxa"/>
-              <w:bottom w:w="60" w:type="dxa"/>
-              <w:right w:w="90" w:type="dxa"/>
-            </w:tcMar>
-          </w:tcPr>
-          <w:p>
-            <w:r>
-              <w:rPr>
-                <w:b/>
-                <w:bCs/>
-                <w:sz w:val="20"/>
-                <w:szCs w:val="20"/>
-              </w:rPr>
-              <w:t>Архитектура</w:t>
-            </w:r>
-          </w:p>
-        </w:tc>
-        <w:tc>
-          <w:tcPr>
-            <w:tcW w:w="3390" w:type="dxa"/>
-            <w:tcBorders>
-              <w:top w:val="single" w:sz="4" w:space="0" w:color="808080"/>
-              <w:left w:val="single" w:sz="4" w:space="0" w:color="808080"/>
-              <w:bottom w:val="single" w:sz="4" w:space="0" w:color="808080"/>
-              <w:right w:val="single" w:sz="4" w:space="0" w:color="808080"/>
-            </w:tcBorders>
-            <w:shd w:val="clear" w:color="auto" w:fill="D1D1D1"/>
-            <w:tcMar>
-              <w:top w:w="60" w:type="dxa"/>
-              <w:left w:w="90" w:type="dxa"/>
-              <w:bottom w:w="60" w:type="dxa"/>
-              <w:right w:w="90" w:type="dxa"/>
-            </w:tcMar>
-          </w:tcPr>
-          <w:p>
-            <w:r>
-              <w:rPr>
-                <w:b/>
-                <w:bCs/>
-                <w:sz w:val="20"/>
-                <w:szCs w:val="20"/>
-              </w:rPr>
               <w:t>Проверка</w:t>
             </w:r>
           </w:p>
         </w:tc>
       </w:tr>
       <w:tr>
-        <w:tblPrEx>
-          <w:tblCellMar>
-            <w:top w:w="0" w:type="dxa"/>
-            <w:bottom w:w="0" w:type="dxa"/>
-          </w:tblCellMar>
-        </w:tblPrEx>
         <w:tc>
           <w:tcPr>
             <w:tcW w:w="2861" w:type="dxa"/>
@@ -11651,12 +10289,6 @@
         </w:tc>
       </w:tr>
       <w:tr>
-        <w:tblPrEx>
-          <w:tblCellMar>
-            <w:top w:w="0" w:type="dxa"/>
-            <w:bottom w:w="0" w:type="dxa"/>
-          </w:tblCellMar>
-        </w:tblPrEx>
         <w:tc>
           <w:tcPr>
             <w:tcW w:w="2861" w:type="dxa"/>
@@ -11763,12 +10395,6 @@
         </w:tc>
       </w:tr>
       <w:tr>
-        <w:tblPrEx>
-          <w:tblCellMar>
-            <w:top w:w="0" w:type="dxa"/>
-            <w:bottom w:w="0" w:type="dxa"/>
-          </w:tblCellMar>
-        </w:tblPrEx>
         <w:tc>
           <w:tcPr>
             <w:tcW w:w="2861" w:type="dxa"/>
@@ -11791,6 +10417,7 @@
                 <w:sz w:val="20"/>
                 <w:szCs w:val="20"/>
               </w:rPr>
+              <w:lastRenderedPageBreak/>
               <w:t>FR-03 Выдача и возврат</w:t>
             </w:r>
           </w:p>
@@ -11875,12 +10502,6 @@
         </w:tc>
       </w:tr>
       <w:tr>
-        <w:tblPrEx>
-          <w:tblCellMar>
-            <w:top w:w="0" w:type="dxa"/>
-            <w:bottom w:w="0" w:type="dxa"/>
-          </w:tblCellMar>
-        </w:tblPrEx>
         <w:tc>
           <w:tcPr>
             <w:tcW w:w="2861" w:type="dxa"/>
@@ -11987,12 +10608,6 @@
         </w:tc>
       </w:tr>
       <w:tr>
-        <w:tblPrEx>
-          <w:tblCellMar>
-            <w:top w:w="0" w:type="dxa"/>
-            <w:bottom w:w="0" w:type="dxa"/>
-          </w:tblCellMar>
-        </w:tblPrEx>
         <w:tc>
           <w:tcPr>
             <w:tcW w:w="2861" w:type="dxa"/>
@@ -12015,17 +10630,8 @@
                 <w:sz w:val="20"/>
                 <w:szCs w:val="20"/>
               </w:rPr>
-              <w:t xml:space="preserve">FR-05 Просрочка и </w:t>
-            </w:r>
-            <w:proofErr w:type="spellStart"/>
-            <w:r>
-              <w:rPr>
-                <w:sz w:val="20"/>
-                <w:szCs w:val="20"/>
-              </w:rPr>
-              <w:t>days_overdue</w:t>
-            </w:r>
-            <w:proofErr w:type="spellEnd"/>
+              <w:t>FR-05 Просрочка и days_overdue</w:t>
+            </w:r>
           </w:p>
         </w:tc>
         <w:tc>
@@ -12108,12 +10714,6 @@
         </w:tc>
       </w:tr>
       <w:tr>
-        <w:tblPrEx>
-          <w:tblCellMar>
-            <w:top w:w="0" w:type="dxa"/>
-            <w:bottom w:w="0" w:type="dxa"/>
-          </w:tblCellMar>
-        </w:tblPrEx>
         <w:tc>
           <w:tcPr>
             <w:tcW w:w="2861" w:type="dxa"/>
@@ -12220,12 +10820,6 @@
         </w:tc>
       </w:tr>
       <w:tr>
-        <w:tblPrEx>
-          <w:tblCellMar>
-            <w:top w:w="0" w:type="dxa"/>
-            <w:bottom w:w="0" w:type="dxa"/>
-          </w:tblCellMar>
-        </w:tblPrEx>
         <w:tc>
           <w:tcPr>
             <w:tcW w:w="2861" w:type="dxa"/>
@@ -12332,12 +10926,6 @@
         </w:tc>
       </w:tr>
       <w:tr>
-        <w:tblPrEx>
-          <w:tblCellMar>
-            <w:top w:w="0" w:type="dxa"/>
-            <w:bottom w:w="0" w:type="dxa"/>
-          </w:tblCellMar>
-        </w:tblPrEx>
         <w:tc>
           <w:tcPr>
             <w:tcW w:w="2861" w:type="dxa"/>
@@ -12444,12 +11032,6 @@
         </w:tc>
       </w:tr>
       <w:tr>
-        <w:tblPrEx>
-          <w:tblCellMar>
-            <w:top w:w="0" w:type="dxa"/>
-            <w:bottom w:w="0" w:type="dxa"/>
-          </w:tblCellMar>
-        </w:tblPrEx>
         <w:tc>
           <w:tcPr>
             <w:tcW w:w="2861" w:type="dxa"/>
@@ -12556,12 +11138,6 @@
         </w:tc>
       </w:tr>
       <w:tr>
-        <w:tblPrEx>
-          <w:tblCellMar>
-            <w:top w:w="0" w:type="dxa"/>
-            <w:bottom w:w="0" w:type="dxa"/>
-          </w:tblCellMar>
-        </w:tblPrEx>
         <w:tc>
           <w:tcPr>
             <w:tcW w:w="2861" w:type="dxa"/>
@@ -12668,12 +11244,6 @@
         </w:tc>
       </w:tr>
       <w:tr>
-        <w:tblPrEx>
-          <w:tblCellMar>
-            <w:top w:w="0" w:type="dxa"/>
-            <w:bottom w:w="0" w:type="dxa"/>
-          </w:tblCellMar>
-        </w:tblPrEx>
         <w:tc>
           <w:tcPr>
             <w:tcW w:w="2861" w:type="dxa"/>
@@ -12780,12 +11350,6 @@
         </w:tc>
       </w:tr>
       <w:tr>
-        <w:tblPrEx>
-          <w:tblCellMar>
-            <w:top w:w="0" w:type="dxa"/>
-            <w:bottom w:w="0" w:type="dxa"/>
-          </w:tblCellMar>
-        </w:tblPrEx>
         <w:tc>
           <w:tcPr>
             <w:tcW w:w="2861" w:type="dxa"/>
@@ -12892,12 +11456,6 @@
         </w:tc>
       </w:tr>
       <w:tr>
-        <w:tblPrEx>
-          <w:tblCellMar>
-            <w:top w:w="0" w:type="dxa"/>
-            <w:bottom w:w="0" w:type="dxa"/>
-          </w:tblCellMar>
-        </w:tblPrEx>
         <w:tc>
           <w:tcPr>
             <w:tcW w:w="2861" w:type="dxa"/>
@@ -13004,12 +11562,6 @@
         </w:tc>
       </w:tr>
       <w:tr>
-        <w:tblPrEx>
-          <w:tblCellMar>
-            <w:top w:w="0" w:type="dxa"/>
-            <w:bottom w:w="0" w:type="dxa"/>
-          </w:tblCellMar>
-        </w:tblPrEx>
         <w:tc>
           <w:tcPr>
             <w:tcW w:w="2861" w:type="dxa"/>
@@ -13116,12 +11668,6 @@
         </w:tc>
       </w:tr>
       <w:tr>
-        <w:tblPrEx>
-          <w:tblCellMar>
-            <w:top w:w="0" w:type="dxa"/>
-            <w:bottom w:w="0" w:type="dxa"/>
-          </w:tblCellMar>
-        </w:tblPrEx>
         <w:tc>
           <w:tcPr>
             <w:tcW w:w="2861" w:type="dxa"/>
@@ -13228,12 +11774,6 @@
         </w:tc>
       </w:tr>
       <w:tr>
-        <w:tblPrEx>
-          <w:tblCellMar>
-            <w:top w:w="0" w:type="dxa"/>
-            <w:bottom w:w="0" w:type="dxa"/>
-          </w:tblCellMar>
-        </w:tblPrEx>
         <w:tc>
           <w:tcPr>
             <w:tcW w:w="2861" w:type="dxa"/>
@@ -13340,12 +11880,6 @@
         </w:tc>
       </w:tr>
       <w:tr>
-        <w:tblPrEx>
-          <w:tblCellMar>
-            <w:top w:w="0" w:type="dxa"/>
-            <w:bottom w:w="0" w:type="dxa"/>
-          </w:tblCellMar>
-        </w:tblPrEx>
         <w:tc>
           <w:tcPr>
             <w:tcW w:w="2861" w:type="dxa"/>
@@ -13452,12 +11986,6 @@
         </w:tc>
       </w:tr>
       <w:tr>
-        <w:tblPrEx>
-          <w:tblCellMar>
-            <w:top w:w="0" w:type="dxa"/>
-            <w:bottom w:w="0" w:type="dxa"/>
-          </w:tblCellMar>
-        </w:tblPrEx>
         <w:tc>
           <w:tcPr>
             <w:tcW w:w="2861" w:type="dxa"/>
@@ -13480,7 +12008,6 @@
                 <w:sz w:val="20"/>
                 <w:szCs w:val="20"/>
               </w:rPr>
-              <w:lastRenderedPageBreak/>
               <w:t>FR-18 Средняя/медианная просрочка, ТОП</w:t>
             </w:r>
           </w:p>
@@ -13565,12 +12092,6 @@
         </w:tc>
       </w:tr>
       <w:tr>
-        <w:tblPrEx>
-          <w:tblCellMar>
-            <w:top w:w="0" w:type="dxa"/>
-            <w:bottom w:w="0" w:type="dxa"/>
-          </w:tblCellMar>
-        </w:tblPrEx>
         <w:tc>
           <w:tcPr>
             <w:tcW w:w="2861" w:type="dxa"/>
@@ -13741,7 +12262,6 @@
     </w:r>
     <w:r>
       <w:rPr>
-        <w:noProof/>
         <w:sz w:val="20"/>
         <w:szCs w:val="20"/>
       </w:rPr>
@@ -14469,6 +12989,22 @@
       <w:szCs w:val="20"/>
     </w:rPr>
   </w:style>
+  <w:style w:type="table" w:styleId="ac">
+    <w:name w:val="Table Grid"/>
+    <w:basedOn w:val="a1"/>
+    <w:uiPriority w:val="39"/>
+    <w:rsid w:val="006512E3"/>
+    <w:tblPr>
+      <w:tblBorders>
+        <w:top w:val="single" w:sz="4" w:space="0" w:color="auto"/>
+        <w:left w:val="single" w:sz="4" w:space="0" w:color="auto"/>
+        <w:bottom w:val="single" w:sz="4" w:space="0" w:color="auto"/>
+        <w:right w:val="single" w:sz="4" w:space="0" w:color="auto"/>
+        <w:insideH w:val="single" w:sz="4" w:space="0" w:color="auto"/>
+        <w:insideV w:val="single" w:sz="4" w:space="0" w:color="auto"/>
+      </w:tblBorders>
+    </w:tblPr>
+  </w:style>
 </w:styles>
 </file>
 

--- a/Docs/Устав_проекта.docx
+++ b/Docs/Устав_проекта.docx
@@ -734,12 +734,17 @@
             </w:tcMar>
           </w:tcPr>
           <w:p>
-            <w:r>
-              <w:rPr>
-                <w:sz w:val="20"/>
-                <w:szCs w:val="20"/>
-              </w:rPr>
-              <w:t>Документы и регистры 1С, расчёт просрочек, KPI и стоимости фонда, отчёты «Просрочки» и по движению фонда, экспорт CSV</w:t>
+            <w:pPr>
+              <w:rPr>
+                <w:lang w:val="en-US"/>
+              </w:rPr>
+            </w:pPr>
+            <w:r>
+              <w:rPr>
+                <w:sz w:val="20"/>
+                <w:szCs w:val="20"/>
+              </w:rPr>
+              <w:t>Документы и регистры 1С, расчёт просрочек, KPI и стоимости фонда, отчёты «Просрочки» и по движению фонда</w:t>
             </w:r>
           </w:p>
         </w:tc>
@@ -904,7 +909,25 @@
         <w:jc w:val="both"/>
       </w:pPr>
       <w:r>
-        <w:t>Must — всё, что перечислено в бизнес-цели карточки; остальное — только через реестр изменений.</w:t>
+        <w:t xml:space="preserve">Приоритизация требований выполнена методом MoSCoW. К категории Must относятся функции, обязательные для реализации основных бизнес-процессов и достижения целей проекта. Should </w:t>
+      </w:r>
+      <w:r>
+        <w:t>-</w:t>
+      </w:r>
+      <w:r>
+        <w:t xml:space="preserve"> важные, но не критичные функции; Could </w:t>
+      </w:r>
+      <w:r>
+        <w:t>-</w:t>
+      </w:r>
+      <w:r>
+        <w:t xml:space="preserve"> дополнительные возможности, реализуемые при наличии ресурсов; Won't </w:t>
+      </w:r>
+      <w:r>
+        <w:t>-</w:t>
+      </w:r>
+      <w:r>
+        <w:t xml:space="preserve"> функции, исключённые из текущего объёма проекта. Изменения согласованного состава требований фиксируются в реестре изменений.</w:t>
       </w:r>
     </w:p>
     <w:tbl>
@@ -930,9 +953,6 @@
         <w:gridCol w:w="2562"/>
       </w:tblGrid>
       <w:tr>
-        <w:trPr>
-          <w:tblHeader/>
-        </w:trPr>
         <w:tc>
           <w:tcPr>
             <w:tcW w:w="1586" w:type="dxa"/>
@@ -949,14 +969,13 @@
               <w:bottom w:w="60" w:type="dxa"/>
               <w:right w:w="90" w:type="dxa"/>
             </w:tcMar>
+            <w:vAlign w:val="center"/>
           </w:tcPr>
           <w:p>
             <w:r>
               <w:rPr>
                 <w:b/>
                 <w:bCs/>
-                <w:sz w:val="20"/>
-                <w:szCs w:val="20"/>
               </w:rPr>
               <w:t>ID</w:t>
             </w:r>
@@ -978,14 +997,13 @@
               <w:bottom w:w="60" w:type="dxa"/>
               <w:right w:w="90" w:type="dxa"/>
             </w:tcMar>
+            <w:vAlign w:val="center"/>
           </w:tcPr>
           <w:p>
             <w:r>
               <w:rPr>
                 <w:b/>
                 <w:bCs/>
-                <w:sz w:val="20"/>
-                <w:szCs w:val="20"/>
               </w:rPr>
               <w:t>Требование</w:t>
             </w:r>
@@ -1007,14 +1025,13 @@
               <w:bottom w:w="60" w:type="dxa"/>
               <w:right w:w="90" w:type="dxa"/>
             </w:tcMar>
+            <w:vAlign w:val="center"/>
           </w:tcPr>
           <w:p>
             <w:r>
               <w:rPr>
                 <w:b/>
                 <w:bCs/>
-                <w:sz w:val="20"/>
-                <w:szCs w:val="20"/>
               </w:rPr>
               <w:t>Приоритет</w:t>
             </w:r>
@@ -1037,13 +1054,10 @@
               <w:bottom w:w="60" w:type="dxa"/>
               <w:right w:w="90" w:type="dxa"/>
             </w:tcMar>
-          </w:tcPr>
-          <w:p>
-            <w:r>
-              <w:rPr>
-                <w:sz w:val="20"/>
-                <w:szCs w:val="20"/>
-              </w:rPr>
+            <w:vAlign w:val="center"/>
+          </w:tcPr>
+          <w:p>
+            <w:r>
               <w:t>FR-01</w:t>
             </w:r>
           </w:p>
@@ -1063,14 +1077,17 @@
               <w:bottom w:w="60" w:type="dxa"/>
               <w:right w:w="90" w:type="dxa"/>
             </w:tcMar>
-          </w:tcPr>
-          <w:p>
-            <w:r>
-              <w:rPr>
-                <w:sz w:val="20"/>
-                <w:szCs w:val="20"/>
-              </w:rPr>
-              <w:t>Каталог книг: book_code, название, автор, год, УДК, цена, дата поступления, источник; состояние экземпляра (доступен / выдан / списан)</w:t>
+            <w:vAlign w:val="center"/>
+          </w:tcPr>
+          <w:p>
+            <w:r>
+              <w:t xml:space="preserve">Ведение каталога книг: код экземпляра, название, автор, год, УДК, стоимость, дата и источник поступления, </w:t>
+            </w:r>
+            <w:r>
+              <w:t xml:space="preserve">статус </w:t>
+            </w:r>
+            <w:r>
+              <w:t>экземпляра(доступен/выдан/списан)</w:t>
             </w:r>
           </w:p>
         </w:tc>
@@ -1089,13 +1106,10 @@
               <w:bottom w:w="60" w:type="dxa"/>
               <w:right w:w="90" w:type="dxa"/>
             </w:tcMar>
-          </w:tcPr>
-          <w:p>
-            <w:r>
-              <w:rPr>
-                <w:sz w:val="20"/>
-                <w:szCs w:val="20"/>
-              </w:rPr>
+            <w:vAlign w:val="center"/>
+          </w:tcPr>
+          <w:p>
+            <w:r>
               <w:t>Must</w:t>
             </w:r>
           </w:p>
@@ -1117,13 +1131,10 @@
               <w:bottom w:w="60" w:type="dxa"/>
               <w:right w:w="90" w:type="dxa"/>
             </w:tcMar>
-          </w:tcPr>
-          <w:p>
-            <w:r>
-              <w:rPr>
-                <w:sz w:val="20"/>
-                <w:szCs w:val="20"/>
-              </w:rPr>
+            <w:vAlign w:val="center"/>
+          </w:tcPr>
+          <w:p>
+            <w:r>
               <w:t>FR-02</w:t>
             </w:r>
           </w:p>
@@ -1143,14 +1154,11 @@
               <w:bottom w:w="60" w:type="dxa"/>
               <w:right w:w="90" w:type="dxa"/>
             </w:tcMar>
-          </w:tcPr>
-          <w:p>
-            <w:r>
-              <w:rPr>
-                <w:sz w:val="20"/>
-                <w:szCs w:val="20"/>
-              </w:rPr>
-              <w:t>Реестр читателей: reader_id, ФИО, группа; карточка с текущими выдачами и историей</w:t>
+            <w:vAlign w:val="center"/>
+          </w:tcPr>
+          <w:p>
+            <w:r>
+              <w:t>Ведение реестра читателей: идентификатор, ФИО, группа, текущие и завершённые выдачи</w:t>
             </w:r>
           </w:p>
         </w:tc>
@@ -1169,13 +1177,10 @@
               <w:bottom w:w="60" w:type="dxa"/>
               <w:right w:w="90" w:type="dxa"/>
             </w:tcMar>
-          </w:tcPr>
-          <w:p>
-            <w:r>
-              <w:rPr>
-                <w:sz w:val="20"/>
-                <w:szCs w:val="20"/>
-              </w:rPr>
+            <w:vAlign w:val="center"/>
+          </w:tcPr>
+          <w:p>
+            <w:r>
               <w:t>Must</w:t>
             </w:r>
           </w:p>
@@ -1197,13 +1202,10 @@
               <w:bottom w:w="60" w:type="dxa"/>
               <w:right w:w="90" w:type="dxa"/>
             </w:tcMar>
-          </w:tcPr>
-          <w:p>
-            <w:r>
-              <w:rPr>
-                <w:sz w:val="20"/>
-                <w:szCs w:val="20"/>
-              </w:rPr>
+            <w:vAlign w:val="center"/>
+          </w:tcPr>
+          <w:p>
+            <w:r>
               <w:t>FR-03</w:t>
             </w:r>
           </w:p>
@@ -1223,57 +1225,11 @@
               <w:bottom w:w="60" w:type="dxa"/>
               <w:right w:w="90" w:type="dxa"/>
             </w:tcMar>
-          </w:tcPr>
-          <w:p>
-            <w:pPr>
-              <w:rPr>
-                <w:lang w:val="en-US"/>
-              </w:rPr>
-            </w:pPr>
-            <w:r>
-              <w:rPr>
-                <w:sz w:val="20"/>
-                <w:szCs w:val="20"/>
-              </w:rPr>
-              <w:t>Выдача</w:t>
-            </w:r>
-            <w:r>
-              <w:rPr>
-                <w:sz w:val="20"/>
-                <w:szCs w:val="20"/>
-                <w:lang w:val="en-US"/>
-              </w:rPr>
-              <w:t xml:space="preserve"> </w:t>
-            </w:r>
-            <w:r>
-              <w:rPr>
-                <w:sz w:val="20"/>
-                <w:szCs w:val="20"/>
-              </w:rPr>
-              <w:t>и</w:t>
-            </w:r>
-            <w:r>
-              <w:rPr>
-                <w:sz w:val="20"/>
-                <w:szCs w:val="20"/>
-                <w:lang w:val="en-US"/>
-              </w:rPr>
-              <w:t xml:space="preserve"> </w:t>
-            </w:r>
-            <w:r>
-              <w:rPr>
-                <w:sz w:val="20"/>
-                <w:szCs w:val="20"/>
-              </w:rPr>
-              <w:t>возврат</w:t>
-            </w:r>
-            <w:r>
-              <w:rPr>
-                <w:sz w:val="20"/>
-                <w:szCs w:val="20"/>
-                <w:lang w:val="en-US"/>
-              </w:rPr>
-              <w:t>: issue_date, due_date, return_date</w:t>
+            <w:vAlign w:val="center"/>
+          </w:tcPr>
+          <w:p>
+            <w:r>
+              <w:t>Регистрация выдачи и возврата книг с датами выдачи, планового и фактического возврата</w:t>
             </w:r>
           </w:p>
         </w:tc>
@@ -1292,13 +1248,10 @@
               <w:bottom w:w="60" w:type="dxa"/>
               <w:right w:w="90" w:type="dxa"/>
             </w:tcMar>
-          </w:tcPr>
-          <w:p>
-            <w:r>
-              <w:rPr>
-                <w:sz w:val="20"/>
-                <w:szCs w:val="20"/>
-              </w:rPr>
+            <w:vAlign w:val="center"/>
+          </w:tcPr>
+          <w:p>
+            <w:r>
               <w:t>Must</w:t>
             </w:r>
           </w:p>
@@ -1320,13 +1273,10 @@
               <w:bottom w:w="60" w:type="dxa"/>
               <w:right w:w="90" w:type="dxa"/>
             </w:tcMar>
-          </w:tcPr>
-          <w:p>
-            <w:r>
-              <w:rPr>
-                <w:sz w:val="20"/>
-                <w:szCs w:val="20"/>
-              </w:rPr>
+            <w:vAlign w:val="center"/>
+          </w:tcPr>
+          <w:p>
+            <w:r>
               <w:t>FR-04</w:t>
             </w:r>
           </w:p>
@@ -1346,14 +1296,11 @@
               <w:bottom w:w="60" w:type="dxa"/>
               <w:right w:w="90" w:type="dxa"/>
             </w:tcMar>
-          </w:tcPr>
-          <w:p>
-            <w:r>
-              <w:rPr>
-                <w:sz w:val="20"/>
-                <w:szCs w:val="20"/>
-              </w:rPr>
-              <w:t>Целостность: одна активная выдача на экземпляр, существующие книга и читатель, корректные даты, запрет выдачи списанного экземпляра</w:t>
+            <w:vAlign w:val="center"/>
+          </w:tcPr>
+          <w:p>
+            <w:r>
+              <w:t>Контроль целостности данных: существование книги и читателя, корректность дат, запрет повторной выдачи и выдачи списанного экземпляра</w:t>
             </w:r>
           </w:p>
         </w:tc>
@@ -1372,13 +1319,10 @@
               <w:bottom w:w="60" w:type="dxa"/>
               <w:right w:w="90" w:type="dxa"/>
             </w:tcMar>
-          </w:tcPr>
-          <w:p>
-            <w:r>
-              <w:rPr>
-                <w:sz w:val="20"/>
-                <w:szCs w:val="20"/>
-              </w:rPr>
+            <w:vAlign w:val="center"/>
+          </w:tcPr>
+          <w:p>
+            <w:r>
               <w:t>Must</w:t>
             </w:r>
           </w:p>
@@ -1400,13 +1344,11 @@
               <w:bottom w:w="60" w:type="dxa"/>
               <w:right w:w="90" w:type="dxa"/>
             </w:tcMar>
-          </w:tcPr>
-          <w:p>
-            <w:r>
-              <w:rPr>
-                <w:sz w:val="20"/>
-                <w:szCs w:val="20"/>
-              </w:rPr>
+            <w:vAlign w:val="center"/>
+          </w:tcPr>
+          <w:p>
+            <w:r>
+              <w:lastRenderedPageBreak/>
               <w:t>FR-05</w:t>
             </w:r>
           </w:p>
@@ -1426,14 +1368,11 @@
               <w:bottom w:w="60" w:type="dxa"/>
               <w:right w:w="90" w:type="dxa"/>
             </w:tcMar>
-          </w:tcPr>
-          <w:p>
-            <w:r>
-              <w:rPr>
-                <w:sz w:val="20"/>
-                <w:szCs w:val="20"/>
-              </w:rPr>
-              <w:t>Автоматическое определение просрочки и расчёт days_overdue</w:t>
+            <w:vAlign w:val="center"/>
+          </w:tcPr>
+          <w:p>
+            <w:r>
+              <w:t>Автоматическое определение просроченных выдач и расчёт количества дней просрочки</w:t>
             </w:r>
           </w:p>
         </w:tc>
@@ -1452,13 +1391,10 @@
               <w:bottom w:w="60" w:type="dxa"/>
               <w:right w:w="90" w:type="dxa"/>
             </w:tcMar>
-          </w:tcPr>
-          <w:p>
-            <w:r>
-              <w:rPr>
-                <w:sz w:val="20"/>
-                <w:szCs w:val="20"/>
-              </w:rPr>
+            <w:vAlign w:val="center"/>
+          </w:tcPr>
+          <w:p>
+            <w:r>
               <w:t>Must</w:t>
             </w:r>
           </w:p>
@@ -1480,13 +1416,10 @@
               <w:bottom w:w="60" w:type="dxa"/>
               <w:right w:w="90" w:type="dxa"/>
             </w:tcMar>
-          </w:tcPr>
-          <w:p>
-            <w:r>
-              <w:rPr>
-                <w:sz w:val="20"/>
-                <w:szCs w:val="20"/>
-              </w:rPr>
+            <w:vAlign w:val="center"/>
+          </w:tcPr>
+          <w:p>
+            <w:r>
               <w:t>FR-06</w:t>
             </w:r>
           </w:p>
@@ -1506,14 +1439,11 @@
               <w:bottom w:w="60" w:type="dxa"/>
               <w:right w:w="90" w:type="dxa"/>
             </w:tcMar>
-          </w:tcPr>
-          <w:p>
-            <w:r>
-              <w:rPr>
-                <w:sz w:val="20"/>
-                <w:szCs w:val="20"/>
-              </w:rPr>
-              <w:t>KPI: доля просроченных выдач от активных на выбранную дату, цель ≤ 10 %</w:t>
+            <w:vAlign w:val="center"/>
+          </w:tcPr>
+          <w:p>
+            <w:r>
+              <w:t>Расчёт KPI: доля просроченных выдач среди активных на выбранную дату</w:t>
             </w:r>
           </w:p>
         </w:tc>
@@ -1532,13 +1462,10 @@
               <w:bottom w:w="60" w:type="dxa"/>
               <w:right w:w="90" w:type="dxa"/>
             </w:tcMar>
-          </w:tcPr>
-          <w:p>
-            <w:r>
-              <w:rPr>
-                <w:sz w:val="20"/>
-                <w:szCs w:val="20"/>
-              </w:rPr>
+            <w:vAlign w:val="center"/>
+          </w:tcPr>
+          <w:p>
+            <w:r>
               <w:t>Must</w:t>
             </w:r>
           </w:p>
@@ -1560,13 +1487,10 @@
               <w:bottom w:w="60" w:type="dxa"/>
               <w:right w:w="90" w:type="dxa"/>
             </w:tcMar>
-          </w:tcPr>
-          <w:p>
-            <w:r>
-              <w:rPr>
-                <w:sz w:val="20"/>
-                <w:szCs w:val="20"/>
-              </w:rPr>
+            <w:vAlign w:val="center"/>
+          </w:tcPr>
+          <w:p>
+            <w:r>
               <w:t>FR-07</w:t>
             </w:r>
           </w:p>
@@ -1586,14 +1510,11 @@
               <w:bottom w:w="60" w:type="dxa"/>
               <w:right w:w="90" w:type="dxa"/>
             </w:tcMar>
-          </w:tcPr>
-          <w:p>
-            <w:r>
-              <w:rPr>
-                <w:sz w:val="20"/>
-                <w:szCs w:val="20"/>
-              </w:rPr>
-              <w:t>Веб-интерфейс библиотекаря: каталог, читатели, выдача, возврат, активные выдачи, просрочки</w:t>
+            <w:vAlign w:val="center"/>
+          </w:tcPr>
+          <w:p>
+            <w:r>
+              <w:t>Веб-интерфейс библиотекаря для работы с каталогом, читателями, выдачами, возвратами и просрочками</w:t>
             </w:r>
           </w:p>
         </w:tc>
@@ -1612,13 +1533,10 @@
               <w:bottom w:w="60" w:type="dxa"/>
               <w:right w:w="90" w:type="dxa"/>
             </w:tcMar>
-          </w:tcPr>
-          <w:p>
-            <w:r>
-              <w:rPr>
-                <w:sz w:val="20"/>
-                <w:szCs w:val="20"/>
-              </w:rPr>
+            <w:vAlign w:val="center"/>
+          </w:tcPr>
+          <w:p>
+            <w:r>
               <w:t>Must</w:t>
             </w:r>
           </w:p>
@@ -1640,13 +1558,10 @@
               <w:bottom w:w="60" w:type="dxa"/>
               <w:right w:w="90" w:type="dxa"/>
             </w:tcMar>
-          </w:tcPr>
-          <w:p>
-            <w:r>
-              <w:rPr>
-                <w:sz w:val="20"/>
-                <w:szCs w:val="20"/>
-              </w:rPr>
+            <w:vAlign w:val="center"/>
+          </w:tcPr>
+          <w:p>
+            <w:r>
               <w:t>FR-08</w:t>
             </w:r>
           </w:p>
@@ -1666,14 +1581,11 @@
               <w:bottom w:w="60" w:type="dxa"/>
               <w:right w:w="90" w:type="dxa"/>
             </w:tcMar>
-          </w:tcPr>
-          <w:p>
-            <w:r>
-              <w:rPr>
-                <w:sz w:val="20"/>
-                <w:szCs w:val="20"/>
-              </w:rPr>
-              <w:t>Обмен данными веб-приложения и 1С через API</w:t>
+            <w:vAlign w:val="center"/>
+          </w:tcPr>
+          <w:p>
+            <w:r>
+              <w:t>Обмен данными между веб-приложением и 1С через API</w:t>
             </w:r>
           </w:p>
         </w:tc>
@@ -1692,13 +1604,10 @@
               <w:bottom w:w="60" w:type="dxa"/>
               <w:right w:w="90" w:type="dxa"/>
             </w:tcMar>
-          </w:tcPr>
-          <w:p>
-            <w:r>
-              <w:rPr>
-                <w:sz w:val="20"/>
-                <w:szCs w:val="20"/>
-              </w:rPr>
+            <w:vAlign w:val="center"/>
+          </w:tcPr>
+          <w:p>
+            <w:r>
               <w:t>Must</w:t>
             </w:r>
           </w:p>
@@ -1720,14 +1629,10 @@
               <w:bottom w:w="60" w:type="dxa"/>
               <w:right w:w="90" w:type="dxa"/>
             </w:tcMar>
-          </w:tcPr>
-          <w:p>
-            <w:r>
-              <w:rPr>
-                <w:sz w:val="20"/>
-                <w:szCs w:val="20"/>
-              </w:rPr>
-              <w:lastRenderedPageBreak/>
+            <w:vAlign w:val="center"/>
+          </w:tcPr>
+          <w:p>
+            <w:r>
               <w:t>FR-09</w:t>
             </w:r>
           </w:p>
@@ -1747,14 +1652,11 @@
               <w:bottom w:w="60" w:type="dxa"/>
               <w:right w:w="90" w:type="dxa"/>
             </w:tcMar>
-          </w:tcPr>
-          <w:p>
-            <w:r>
-              <w:rPr>
-                <w:sz w:val="20"/>
-                <w:szCs w:val="20"/>
-              </w:rPr>
-              <w:t>Отчёт «Просрочки» (reader_id, ФИО, book_code, название, days_overdue) с фильтрами: период, группа, автор/УДК, интервал просрочки</w:t>
+            <w:vAlign w:val="center"/>
+          </w:tcPr>
+          <w:p>
+            <w:r>
+              <w:t>Формирование отчёта «Просрочки» с фильтрами по периоду, группе читателей, автору/УДК и длительности просрочки</w:t>
             </w:r>
           </w:p>
         </w:tc>
@@ -1773,13 +1675,10 @@
               <w:bottom w:w="60" w:type="dxa"/>
               <w:right w:w="90" w:type="dxa"/>
             </w:tcMar>
-          </w:tcPr>
-          <w:p>
-            <w:r>
-              <w:rPr>
-                <w:sz w:val="20"/>
-                <w:szCs w:val="20"/>
-              </w:rPr>
+            <w:vAlign w:val="center"/>
+          </w:tcPr>
+          <w:p>
+            <w:r>
               <w:t>Must</w:t>
             </w:r>
           </w:p>
@@ -1801,13 +1700,10 @@
               <w:bottom w:w="60" w:type="dxa"/>
               <w:right w:w="90" w:type="dxa"/>
             </w:tcMar>
-          </w:tcPr>
-          <w:p>
-            <w:r>
-              <w:rPr>
-                <w:sz w:val="20"/>
-                <w:szCs w:val="20"/>
-              </w:rPr>
+            <w:vAlign w:val="center"/>
+          </w:tcPr>
+          <w:p>
+            <w:r>
               <w:t>FR-10</w:t>
             </w:r>
           </w:p>
@@ -1827,14 +1723,11 @@
               <w:bottom w:w="60" w:type="dxa"/>
               <w:right w:w="90" w:type="dxa"/>
             </w:tcMar>
-          </w:tcPr>
-          <w:p>
-            <w:r>
-              <w:rPr>
-                <w:sz w:val="20"/>
-                <w:szCs w:val="20"/>
-              </w:rPr>
-              <w:t>Экспорт отчётов «Просрочки» и по движению фонда в CSV</w:t>
+            <w:vAlign w:val="center"/>
+          </w:tcPr>
+          <w:p>
+            <w:r>
+              <w:t>Экспорт отчёта «Просрочки» в CSV</w:t>
             </w:r>
           </w:p>
         </w:tc>
@@ -1853,13 +1746,10 @@
               <w:bottom w:w="60" w:type="dxa"/>
               <w:right w:w="90" w:type="dxa"/>
             </w:tcMar>
-          </w:tcPr>
-          <w:p>
-            <w:r>
-              <w:rPr>
-                <w:sz w:val="20"/>
-                <w:szCs w:val="20"/>
-              </w:rPr>
+            <w:vAlign w:val="center"/>
+          </w:tcPr>
+          <w:p>
+            <w:r>
               <w:t>Must</w:t>
             </w:r>
           </w:p>
@@ -1881,13 +1771,10 @@
               <w:bottom w:w="60" w:type="dxa"/>
               <w:right w:w="90" w:type="dxa"/>
             </w:tcMar>
-          </w:tcPr>
-          <w:p>
-            <w:r>
-              <w:rPr>
-                <w:sz w:val="20"/>
-                <w:szCs w:val="20"/>
-              </w:rPr>
+            <w:vAlign w:val="center"/>
+          </w:tcPr>
+          <w:p>
+            <w:r>
               <w:t>FR-11</w:t>
             </w:r>
           </w:p>
@@ -1907,14 +1794,11 @@
               <w:bottom w:w="60" w:type="dxa"/>
               <w:right w:w="90" w:type="dxa"/>
             </w:tcMar>
-          </w:tcPr>
-          <w:p>
-            <w:r>
-              <w:rPr>
-                <w:sz w:val="20"/>
-                <w:szCs w:val="20"/>
-              </w:rPr>
-              <w:t>Импорт книг, читателей и выдач из CSV без создания дублей</w:t>
+            <w:vAlign w:val="center"/>
+          </w:tcPr>
+          <w:p>
+            <w:r>
+              <w:t>Импорт книг, читателей и выдач из CSV без создания дубликатов при повторной загрузке</w:t>
             </w:r>
           </w:p>
         </w:tc>
@@ -1933,13 +1817,10 @@
               <w:bottom w:w="60" w:type="dxa"/>
               <w:right w:w="90" w:type="dxa"/>
             </w:tcMar>
-          </w:tcPr>
-          <w:p>
-            <w:r>
-              <w:rPr>
-                <w:sz w:val="20"/>
-                <w:szCs w:val="20"/>
-              </w:rPr>
+            <w:vAlign w:val="center"/>
+          </w:tcPr>
+          <w:p>
+            <w:r>
               <w:t>Must</w:t>
             </w:r>
           </w:p>
@@ -1961,13 +1842,10 @@
               <w:bottom w:w="60" w:type="dxa"/>
               <w:right w:w="90" w:type="dxa"/>
             </w:tcMar>
-          </w:tcPr>
-          <w:p>
-            <w:r>
-              <w:rPr>
-                <w:sz w:val="20"/>
-                <w:szCs w:val="20"/>
-              </w:rPr>
+            <w:vAlign w:val="center"/>
+          </w:tcPr>
+          <w:p>
+            <w:r>
               <w:t>FR-12</w:t>
             </w:r>
           </w:p>
@@ -1987,28 +1865,17 @@
               <w:bottom w:w="60" w:type="dxa"/>
               <w:right w:w="90" w:type="dxa"/>
             </w:tcMar>
-          </w:tcPr>
-          <w:p>
-            <w:r>
-              <w:rPr>
-                <w:sz w:val="20"/>
-                <w:szCs w:val="20"/>
-              </w:rPr>
-              <w:t xml:space="preserve">Авторизация и роли: библиотекарь и читатель — в вебе, </w:t>
-            </w:r>
-            <w:r>
-              <w:rPr>
-                <w:sz w:val="20"/>
-                <w:szCs w:val="20"/>
-              </w:rPr>
-              <w:t>Бухгалтер</w:t>
-            </w:r>
-            <w:r>
-              <w:rPr>
-                <w:sz w:val="20"/>
-                <w:szCs w:val="20"/>
-              </w:rPr>
-              <w:t xml:space="preserve"> — пользователь 1С</w:t>
+            <w:vAlign w:val="center"/>
+          </w:tcPr>
+          <w:p>
+            <w:r>
+              <w:t xml:space="preserve">Авторизация и разграничение прав доступа библиотекаря и читателя в веб-приложении, сотрудника учёта </w:t>
+            </w:r>
+            <w:r>
+              <w:t>-</w:t>
+            </w:r>
+            <w:r>
+              <w:t xml:space="preserve"> в 1С</w:t>
             </w:r>
           </w:p>
         </w:tc>
@@ -2027,13 +1894,10 @@
               <w:bottom w:w="60" w:type="dxa"/>
               <w:right w:w="90" w:type="dxa"/>
             </w:tcMar>
-          </w:tcPr>
-          <w:p>
-            <w:r>
-              <w:rPr>
-                <w:sz w:val="20"/>
-                <w:szCs w:val="20"/>
-              </w:rPr>
+            <w:vAlign w:val="center"/>
+          </w:tcPr>
+          <w:p>
+            <w:r>
               <w:t>Must</w:t>
             </w:r>
           </w:p>
@@ -2055,13 +1919,10 @@
               <w:bottom w:w="60" w:type="dxa"/>
               <w:right w:w="90" w:type="dxa"/>
             </w:tcMar>
-          </w:tcPr>
-          <w:p>
-            <w:r>
-              <w:rPr>
-                <w:sz w:val="20"/>
-                <w:szCs w:val="20"/>
-              </w:rPr>
+            <w:vAlign w:val="center"/>
+          </w:tcPr>
+          <w:p>
+            <w:r>
               <w:t>FR-13</w:t>
             </w:r>
           </w:p>
@@ -2081,14 +1942,11 @@
               <w:bottom w:w="60" w:type="dxa"/>
               <w:right w:w="90" w:type="dxa"/>
             </w:tcMar>
-          </w:tcPr>
-          <w:p>
-            <w:r>
-              <w:rPr>
-                <w:sz w:val="20"/>
-                <w:szCs w:val="20"/>
-              </w:rPr>
-              <w:t>Кабинет читателя: каталог, свои текущие и завершённые выдачи, сроки, просрочки</w:t>
+            <w:vAlign w:val="center"/>
+          </w:tcPr>
+          <w:p>
+            <w:r>
+              <w:t>Личный кабинет читателя с просмотром каталога, собственных выдач и сроков возврата</w:t>
             </w:r>
           </w:p>
         </w:tc>
@@ -2107,13 +1965,10 @@
               <w:bottom w:w="60" w:type="dxa"/>
               <w:right w:w="90" w:type="dxa"/>
             </w:tcMar>
-          </w:tcPr>
-          <w:p>
-            <w:r>
-              <w:rPr>
-                <w:sz w:val="20"/>
-                <w:szCs w:val="20"/>
-              </w:rPr>
+            <w:vAlign w:val="center"/>
+          </w:tcPr>
+          <w:p>
+            <w:r>
               <w:t>Must</w:t>
             </w:r>
           </w:p>
@@ -2135,13 +1990,10 @@
               <w:bottom w:w="60" w:type="dxa"/>
               <w:right w:w="90" w:type="dxa"/>
             </w:tcMar>
-          </w:tcPr>
-          <w:p>
-            <w:r>
-              <w:rPr>
-                <w:sz w:val="20"/>
-                <w:szCs w:val="20"/>
-              </w:rPr>
+            <w:vAlign w:val="center"/>
+          </w:tcPr>
+          <w:p>
+            <w:r>
               <w:t>FR-14</w:t>
             </w:r>
           </w:p>
@@ -2161,14 +2013,11 @@
               <w:bottom w:w="60" w:type="dxa"/>
               <w:right w:w="90" w:type="dxa"/>
             </w:tcMar>
-          </w:tcPr>
-          <w:p>
-            <w:r>
-              <w:rPr>
-                <w:sz w:val="20"/>
-                <w:szCs w:val="20"/>
-              </w:rPr>
-              <w:t>Поступление книг: документ с источником (закупка, дар, обмен), экземплярами и ценой</w:t>
+            <w:vAlign w:val="center"/>
+          </w:tcPr>
+          <w:p>
+            <w:r>
+              <w:t>Регистрация поступления книг в 1С с указанием источника поступления, экземпляров и стоимости</w:t>
             </w:r>
           </w:p>
         </w:tc>
@@ -2187,13 +2036,10 @@
               <w:bottom w:w="60" w:type="dxa"/>
               <w:right w:w="90" w:type="dxa"/>
             </w:tcMar>
-          </w:tcPr>
-          <w:p>
-            <w:r>
-              <w:rPr>
-                <w:sz w:val="20"/>
-                <w:szCs w:val="20"/>
-              </w:rPr>
+            <w:vAlign w:val="center"/>
+          </w:tcPr>
+          <w:p>
+            <w:r>
               <w:t>Must</w:t>
             </w:r>
           </w:p>
@@ -2215,13 +2061,10 @@
               <w:bottom w:w="60" w:type="dxa"/>
               <w:right w:w="90" w:type="dxa"/>
             </w:tcMar>
-          </w:tcPr>
-          <w:p>
-            <w:r>
-              <w:rPr>
-                <w:sz w:val="20"/>
-                <w:szCs w:val="20"/>
-              </w:rPr>
+            <w:vAlign w:val="center"/>
+          </w:tcPr>
+          <w:p>
+            <w:r>
               <w:t>FR-15</w:t>
             </w:r>
           </w:p>
@@ -2241,14 +2084,11 @@
               <w:bottom w:w="60" w:type="dxa"/>
               <w:right w:w="90" w:type="dxa"/>
             </w:tcMar>
-          </w:tcPr>
-          <w:p>
-            <w:r>
-              <w:rPr>
-                <w:sz w:val="20"/>
-                <w:szCs w:val="20"/>
-              </w:rPr>
-              <w:t>Списание книг: причина (утеря, порча, устаревание), экземпляры, сумма; утеря связывается с читателем и выдачей</w:t>
+            <w:vAlign w:val="center"/>
+          </w:tcPr>
+          <w:p>
+            <w:r>
+              <w:t>Регистрация списания книг в 1С с указанием экземпляров, причины и стоимости списания</w:t>
             </w:r>
           </w:p>
         </w:tc>
@@ -2267,13 +2107,10 @@
               <w:bottom w:w="60" w:type="dxa"/>
               <w:right w:w="90" w:type="dxa"/>
             </w:tcMar>
-          </w:tcPr>
-          <w:p>
-            <w:r>
-              <w:rPr>
-                <w:sz w:val="20"/>
-                <w:szCs w:val="20"/>
-              </w:rPr>
+            <w:vAlign w:val="center"/>
+          </w:tcPr>
+          <w:p>
+            <w:r>
               <w:t>Must</w:t>
             </w:r>
           </w:p>
@@ -2295,13 +2132,10 @@
               <w:bottom w:w="60" w:type="dxa"/>
               <w:right w:w="90" w:type="dxa"/>
             </w:tcMar>
-          </w:tcPr>
-          <w:p>
-            <w:r>
-              <w:rPr>
-                <w:sz w:val="20"/>
-                <w:szCs w:val="20"/>
-              </w:rPr>
+            <w:vAlign w:val="center"/>
+          </w:tcPr>
+          <w:p>
+            <w:r>
               <w:t>FR-16</w:t>
             </w:r>
           </w:p>
@@ -2321,14 +2155,11 @@
               <w:bottom w:w="60" w:type="dxa"/>
               <w:right w:w="90" w:type="dxa"/>
             </w:tcMar>
-          </w:tcPr>
-          <w:p>
-            <w:r>
-              <w:rPr>
-                <w:sz w:val="20"/>
-                <w:szCs w:val="20"/>
-              </w:rPr>
-              <w:t>Состав и стоимость фонда на любую дату</w:t>
+            <w:vAlign w:val="center"/>
+          </w:tcPr>
+          <w:p>
+            <w:r>
+              <w:t>Расчёт количества экземпляров и стоимости библиотечного фонда на выбранную дату</w:t>
             </w:r>
           </w:p>
         </w:tc>
@@ -2347,13 +2178,10 @@
               <w:bottom w:w="60" w:type="dxa"/>
               <w:right w:w="90" w:type="dxa"/>
             </w:tcMar>
-          </w:tcPr>
-          <w:p>
-            <w:r>
-              <w:rPr>
-                <w:sz w:val="20"/>
-                <w:szCs w:val="20"/>
-              </w:rPr>
+            <w:vAlign w:val="center"/>
+          </w:tcPr>
+          <w:p>
+            <w:r>
               <w:t>Must</w:t>
             </w:r>
           </w:p>
@@ -2375,13 +2203,10 @@
               <w:bottom w:w="60" w:type="dxa"/>
               <w:right w:w="90" w:type="dxa"/>
             </w:tcMar>
-          </w:tcPr>
-          <w:p>
-            <w:r>
-              <w:rPr>
-                <w:sz w:val="20"/>
-                <w:szCs w:val="20"/>
-              </w:rPr>
+            <w:vAlign w:val="center"/>
+          </w:tcPr>
+          <w:p>
+            <w:r>
               <w:t>FR-17</w:t>
             </w:r>
           </w:p>
@@ -2401,14 +2226,11 @@
               <w:bottom w:w="60" w:type="dxa"/>
               <w:right w:w="90" w:type="dxa"/>
             </w:tcMar>
-          </w:tcPr>
-          <w:p>
-            <w:r>
-              <w:rPr>
-                <w:sz w:val="20"/>
-                <w:szCs w:val="20"/>
-              </w:rPr>
-              <w:t>Отчёты по движению фонда: поступления и списания за период по источникам и причинам</w:t>
+            <w:vAlign w:val="center"/>
+          </w:tcPr>
+          <w:p>
+            <w:r>
+              <w:t>Формирование отчёта о поступлениях и списаниях библиотечного фонда за выбранный период</w:t>
             </w:r>
           </w:p>
         </w:tc>
@@ -2427,13 +2249,10 @@
               <w:bottom w:w="60" w:type="dxa"/>
               <w:right w:w="90" w:type="dxa"/>
             </w:tcMar>
-          </w:tcPr>
-          <w:p>
-            <w:r>
-              <w:rPr>
-                <w:sz w:val="20"/>
-                <w:szCs w:val="20"/>
-              </w:rPr>
+            <w:vAlign w:val="center"/>
+          </w:tcPr>
+          <w:p>
+            <w:r>
               <w:t>Must</w:t>
             </w:r>
           </w:p>
@@ -2455,13 +2274,10 @@
               <w:bottom w:w="60" w:type="dxa"/>
               <w:right w:w="90" w:type="dxa"/>
             </w:tcMar>
-          </w:tcPr>
-          <w:p>
-            <w:r>
-              <w:rPr>
-                <w:sz w:val="20"/>
-                <w:szCs w:val="20"/>
-              </w:rPr>
+            <w:vAlign w:val="center"/>
+          </w:tcPr>
+          <w:p>
+            <w:r>
               <w:t>FR-18</w:t>
             </w:r>
           </w:p>
@@ -2481,14 +2297,11 @@
               <w:bottom w:w="60" w:type="dxa"/>
               <w:right w:w="90" w:type="dxa"/>
             </w:tcMar>
-          </w:tcPr>
-          <w:p>
-            <w:r>
-              <w:rPr>
-                <w:sz w:val="20"/>
-                <w:szCs w:val="20"/>
-              </w:rPr>
-              <w:t>Средняя и медианная просрочка, ТОП читателей и книг по просрочкам</w:t>
+            <w:vAlign w:val="center"/>
+          </w:tcPr>
+          <w:p>
+            <w:r>
+              <w:t>Расчёт средней и медианной просрочки, формирование ТОП-N читателей и книг по просрочкам</w:t>
             </w:r>
           </w:p>
         </w:tc>
@@ -2507,13 +2320,10 @@
               <w:bottom w:w="60" w:type="dxa"/>
               <w:right w:w="90" w:type="dxa"/>
             </w:tcMar>
-          </w:tcPr>
-          <w:p>
-            <w:r>
-              <w:rPr>
-                <w:sz w:val="20"/>
-                <w:szCs w:val="20"/>
-              </w:rPr>
+            <w:vAlign w:val="center"/>
+          </w:tcPr>
+          <w:p>
+            <w:r>
               <w:t>Should</w:t>
             </w:r>
           </w:p>
@@ -2535,13 +2345,10 @@
               <w:bottom w:w="60" w:type="dxa"/>
               <w:right w:w="90" w:type="dxa"/>
             </w:tcMar>
-          </w:tcPr>
-          <w:p>
-            <w:r>
-              <w:rPr>
-                <w:sz w:val="20"/>
-                <w:szCs w:val="20"/>
-              </w:rPr>
+            <w:vAlign w:val="center"/>
+          </w:tcPr>
+          <w:p>
+            <w:r>
               <w:t>FR-19</w:t>
             </w:r>
           </w:p>
@@ -2561,14 +2368,11 @@
               <w:bottom w:w="60" w:type="dxa"/>
               <w:right w:w="90" w:type="dxa"/>
             </w:tcMar>
-          </w:tcPr>
-          <w:p>
-            <w:r>
-              <w:rPr>
-                <w:sz w:val="20"/>
-                <w:szCs w:val="20"/>
-              </w:rPr>
-              <w:t>История операций: кто и когда выдал, принял, оформил поступление или списание</w:t>
+            <w:vAlign w:val="center"/>
+          </w:tcPr>
+          <w:p>
+            <w:r>
+              <w:t>Ведение истории операций: кто и когда выдал, принял или изменил сведения о книге и выдаче</w:t>
             </w:r>
           </w:p>
         </w:tc>
@@ -2587,14 +2391,11 @@
               <w:bottom w:w="60" w:type="dxa"/>
               <w:right w:w="90" w:type="dxa"/>
             </w:tcMar>
-          </w:tcPr>
-          <w:p>
-            <w:r>
-              <w:rPr>
-                <w:sz w:val="20"/>
-                <w:szCs w:val="20"/>
-              </w:rPr>
-              <w:t>Should</w:t>
+            <w:vAlign w:val="center"/>
+          </w:tcPr>
+          <w:p>
+            <w:r>
+              <w:t>Must</w:t>
             </w:r>
           </w:p>
         </w:tc>
@@ -2615,13 +2416,10 @@
               <w:bottom w:w="60" w:type="dxa"/>
               <w:right w:w="90" w:type="dxa"/>
             </w:tcMar>
-          </w:tcPr>
-          <w:p>
-            <w:r>
-              <w:rPr>
-                <w:sz w:val="20"/>
-                <w:szCs w:val="20"/>
-              </w:rPr>
+            <w:vAlign w:val="center"/>
+          </w:tcPr>
+          <w:p>
+            <w:r>
               <w:t>FR-20</w:t>
             </w:r>
           </w:p>
@@ -2641,14 +2439,11 @@
               <w:bottom w:w="60" w:type="dxa"/>
               <w:right w:w="90" w:type="dxa"/>
             </w:tcMar>
-          </w:tcPr>
-          <w:p>
-            <w:r>
-              <w:rPr>
-                <w:sz w:val="20"/>
-                <w:szCs w:val="20"/>
-              </w:rPr>
-              <w:t>Продление выдачи</w:t>
+            <w:vAlign w:val="center"/>
+          </w:tcPr>
+          <w:p>
+            <w:r>
+              <w:t>Возможность продления срока выдачи книги</w:t>
             </w:r>
           </w:p>
         </w:tc>
@@ -2667,13 +2462,10 @@
               <w:bottom w:w="60" w:type="dxa"/>
               <w:right w:w="90" w:type="dxa"/>
             </w:tcMar>
-          </w:tcPr>
-          <w:p>
-            <w:r>
-              <w:rPr>
-                <w:sz w:val="20"/>
-                <w:szCs w:val="20"/>
-              </w:rPr>
+            <w:vAlign w:val="center"/>
+          </w:tcPr>
+          <w:p>
+            <w:r>
               <w:t>Could</w:t>
             </w:r>
           </w:p>
@@ -2695,13 +2487,10 @@
               <w:bottom w:w="60" w:type="dxa"/>
               <w:right w:w="90" w:type="dxa"/>
             </w:tcMar>
-          </w:tcPr>
-          <w:p>
-            <w:r>
-              <w:rPr>
-                <w:sz w:val="20"/>
-                <w:szCs w:val="20"/>
-              </w:rPr>
+            <w:vAlign w:val="center"/>
+          </w:tcPr>
+          <w:p>
+            <w:r>
               <w:t>FR-21</w:t>
             </w:r>
           </w:p>
@@ -2721,14 +2510,11 @@
               <w:bottom w:w="60" w:type="dxa"/>
               <w:right w:w="90" w:type="dxa"/>
             </w:tcMar>
-          </w:tcPr>
-          <w:p>
-            <w:r>
-              <w:rPr>
-                <w:sz w:val="20"/>
-                <w:szCs w:val="20"/>
-              </w:rPr>
-              <w:t>Возмещение утерянной книги читателем</w:t>
+            <w:vAlign w:val="center"/>
+          </w:tcPr>
+          <w:p>
+            <w:r>
+              <w:t>Учёт возмещения стоимости утерянной книги читателем</w:t>
             </w:r>
           </w:p>
         </w:tc>
@@ -2747,13 +2533,10 @@
               <w:bottom w:w="60" w:type="dxa"/>
               <w:right w:w="90" w:type="dxa"/>
             </w:tcMar>
-          </w:tcPr>
-          <w:p>
-            <w:r>
-              <w:rPr>
-                <w:sz w:val="20"/>
-                <w:szCs w:val="20"/>
-              </w:rPr>
+            <w:vAlign w:val="center"/>
+          </w:tcPr>
+          <w:p>
+            <w:r>
               <w:t>Could</w:t>
             </w:r>
           </w:p>
@@ -2775,13 +2558,10 @@
               <w:bottom w:w="60" w:type="dxa"/>
               <w:right w:w="90" w:type="dxa"/>
             </w:tcMar>
-          </w:tcPr>
-          <w:p>
-            <w:r>
-              <w:rPr>
-                <w:sz w:val="20"/>
-                <w:szCs w:val="20"/>
-              </w:rPr>
+            <w:vAlign w:val="center"/>
+          </w:tcPr>
+          <w:p>
+            <w:r>
               <w:t>FR-22</w:t>
             </w:r>
           </w:p>
@@ -2801,14 +2581,11 @@
               <w:bottom w:w="60" w:type="dxa"/>
               <w:right w:w="90" w:type="dxa"/>
             </w:tcMar>
-          </w:tcPr>
-          <w:p>
-            <w:r>
-              <w:rPr>
-                <w:sz w:val="20"/>
-                <w:szCs w:val="20"/>
-              </w:rPr>
-              <w:t>Штрафы, бронирование, уведомления читателям</w:t>
+            <w:vAlign w:val="center"/>
+          </w:tcPr>
+          <w:p>
+            <w:r>
+              <w:t>Штрафы, бронирование книг и автоматические уведомления читателям</w:t>
             </w:r>
           </w:p>
         </w:tc>
@@ -2827,14 +2604,11 @@
               <w:bottom w:w="60" w:type="dxa"/>
               <w:right w:w="90" w:type="dxa"/>
             </w:tcMar>
-          </w:tcPr>
-          <w:p>
-            <w:r>
-              <w:rPr>
-                <w:sz w:val="20"/>
-                <w:szCs w:val="20"/>
-              </w:rPr>
-              <w:t>Won’t</w:t>
+            <w:vAlign w:val="center"/>
+          </w:tcPr>
+          <w:p>
+            <w:r>
+              <w:t>Won't</w:t>
             </w:r>
           </w:p>
         </w:tc>
@@ -2855,13 +2629,10 @@
               <w:bottom w:w="60" w:type="dxa"/>
               <w:right w:w="90" w:type="dxa"/>
             </w:tcMar>
-          </w:tcPr>
-          <w:p>
-            <w:r>
-              <w:rPr>
-                <w:sz w:val="20"/>
-                <w:szCs w:val="20"/>
-              </w:rPr>
+            <w:vAlign w:val="center"/>
+          </w:tcPr>
+          <w:p>
+            <w:r>
               <w:t>FR-23</w:t>
             </w:r>
           </w:p>
@@ -2881,14 +2652,11 @@
               <w:bottom w:w="60" w:type="dxa"/>
               <w:right w:w="90" w:type="dxa"/>
             </w:tcMar>
-          </w:tcPr>
-          <w:p>
-            <w:r>
-              <w:rPr>
-                <w:sz w:val="20"/>
-                <w:szCs w:val="20"/>
-              </w:rPr>
-              <w:t>Бухгалтерские проводки, план счетов, амортизация, обмен с 1С:Бухгалтерией</w:t>
+            <w:vAlign w:val="center"/>
+          </w:tcPr>
+          <w:p>
+            <w:r>
+              <w:t>Полноценный бухгалтерский учёт: проводки, план счетов, амортизация, интеграция с 1С:Бухгалтерией</w:t>
             </w:r>
           </w:p>
         </w:tc>
@@ -2907,14 +2675,11 @@
               <w:bottom w:w="60" w:type="dxa"/>
               <w:right w:w="90" w:type="dxa"/>
             </w:tcMar>
-          </w:tcPr>
-          <w:p>
-            <w:r>
-              <w:rPr>
-                <w:sz w:val="20"/>
-                <w:szCs w:val="20"/>
-              </w:rPr>
-              <w:t>Won’t</w:t>
+            <w:vAlign w:val="center"/>
+          </w:tcPr>
+          <w:p>
+            <w:r>
+              <w:t>Won't</w:t>
             </w:r>
           </w:p>
         </w:tc>
@@ -2935,13 +2700,10 @@
               <w:bottom w:w="60" w:type="dxa"/>
               <w:right w:w="90" w:type="dxa"/>
             </w:tcMar>
-          </w:tcPr>
-          <w:p>
-            <w:r>
-              <w:rPr>
-                <w:sz w:val="20"/>
-                <w:szCs w:val="20"/>
-              </w:rPr>
+            <w:vAlign w:val="center"/>
+          </w:tcPr>
+          <w:p>
+            <w:r>
               <w:t>FR-24</w:t>
             </w:r>
           </w:p>
@@ -2961,14 +2723,11 @@
               <w:bottom w:w="60" w:type="dxa"/>
               <w:right w:w="90" w:type="dxa"/>
             </w:tcMar>
-          </w:tcPr>
-          <w:p>
-            <w:r>
-              <w:rPr>
-                <w:sz w:val="20"/>
-                <w:szCs w:val="20"/>
-              </w:rPr>
-              <w:t>Интеграция с внешними АБИС</w:t>
+            <w:vAlign w:val="center"/>
+          </w:tcPr>
+          <w:p>
+            <w:r>
+              <w:t>Интеграция с внешними автоматизированными библиотечными системами (АБИС)</w:t>
             </w:r>
           </w:p>
         </w:tc>
@@ -2987,14 +2746,11 @@
               <w:bottom w:w="60" w:type="dxa"/>
               <w:right w:w="90" w:type="dxa"/>
             </w:tcMar>
-          </w:tcPr>
-          <w:p>
-            <w:r>
-              <w:rPr>
-                <w:sz w:val="20"/>
-                <w:szCs w:val="20"/>
-              </w:rPr>
-              <w:t>Won’t</w:t>
+            <w:vAlign w:val="center"/>
+          </w:tcPr>
+          <w:p>
+            <w:r>
+              <w:t>Won't</w:t>
             </w:r>
           </w:p>
         </w:tc>
@@ -3023,12 +2779,872 @@
     </w:p>
     <w:p>
       <w:pPr>
-        <w:spacing w:after="120"/>
-        <w:jc w:val="both"/>
+        <w:pStyle w:val="2"/>
+        <w:spacing w:before="240" w:after="120"/>
+        <w:rPr>
+          <w:color w:val="auto"/>
+          <w:sz w:val="24"/>
+          <w:szCs w:val="24"/>
+        </w:rPr>
       </w:pPr>
       <w:r>
-        <w:t>Библиотеки вузов и городов уже дают читателю каталог, бронь, продление и кабинет, но внутренний учёт фонда снаружи не виден и обычно ведётся в отдельных системах. Наша ниша — единый контур «поступление → выдача → просрочка → списание» для вузовской библиотеки, где читательский сервис и учёт работают на одних данных.</w:t>
+        <w:rPr>
+          <w:color w:val="auto"/>
+          <w:sz w:val="24"/>
+          <w:szCs w:val="24"/>
+        </w:rPr>
+        <w:t>Рынок библиотечных сервисов сегментирован: есть городские порталы (Москвы), вузовские системы (ВШЭ) и национальные каталоги (РГБ). Ни один из них не объединяет удобный веб-интерфейс для читателя с внутренним учётом фонда (1С) и автоматическим расчётом просрочек. Наш продукт закрывает эту нишу.</w:t>
       </w:r>
+    </w:p>
+    <w:p>
+      <w:pPr>
+        <w:spacing w:after="120"/>
+      </w:pPr>
+    </w:p>
+    <w:p>
+      <w:pPr>
+        <w:pStyle w:val="2"/>
+        <w:spacing w:before="240" w:after="120"/>
+      </w:pPr>
+      <w:r>
+        <w:rPr>
+          <w:b/>
+          <w:bCs/>
+          <w:color w:val="000000"/>
+          <w:sz w:val="24"/>
+          <w:szCs w:val="24"/>
+        </w:rPr>
+        <w:t>PESTLE</w:t>
+      </w:r>
+    </w:p>
+    <w:tbl>
+      <w:tblPr>
+        <w:tblW w:w="9638" w:type="dxa"/>
+        <w:tblBorders>
+          <w:top w:val="single" w:sz="4" w:space="0" w:color="auto"/>
+          <w:left w:val="single" w:sz="4" w:space="0" w:color="auto"/>
+          <w:bottom w:val="single" w:sz="4" w:space="0" w:color="auto"/>
+          <w:right w:val="single" w:sz="4" w:space="0" w:color="auto"/>
+          <w:insideH w:val="single" w:sz="4" w:space="0" w:color="auto"/>
+          <w:insideV w:val="single" w:sz="4" w:space="0" w:color="auto"/>
+        </w:tblBorders>
+        <w:tblCellMar>
+          <w:left w:w="10" w:type="dxa"/>
+          <w:right w:w="10" w:type="dxa"/>
+        </w:tblCellMar>
+        <w:tblLook w:val="04A0" w:firstRow="1" w:lastRow="0" w:firstColumn="1" w:lastColumn="0" w:noHBand="0" w:noVBand="1"/>
+      </w:tblPr>
+      <w:tblGrid>
+        <w:gridCol w:w="1838"/>
+        <w:gridCol w:w="7800"/>
+      </w:tblGrid>
+      <w:tr>
+        <w:tc>
+          <w:tcPr>
+            <w:tcW w:w="1838" w:type="dxa"/>
+            <w:tcBorders>
+              <w:top w:val="single" w:sz="4" w:space="0" w:color="808080"/>
+              <w:left w:val="single" w:sz="4" w:space="0" w:color="808080"/>
+              <w:bottom w:val="single" w:sz="4" w:space="0" w:color="808080"/>
+              <w:right w:val="single" w:sz="4" w:space="0" w:color="808080"/>
+            </w:tcBorders>
+            <w:shd w:val="clear" w:color="auto" w:fill="D1D1D1"/>
+            <w:tcMar>
+              <w:top w:w="60" w:type="dxa"/>
+              <w:left w:w="90" w:type="dxa"/>
+              <w:bottom w:w="60" w:type="dxa"/>
+              <w:right w:w="90" w:type="dxa"/>
+            </w:tcMar>
+          </w:tcPr>
+          <w:p>
+            <w:r>
+              <w:rPr>
+                <w:b/>
+                <w:bCs/>
+              </w:rPr>
+              <w:t>Фактор</w:t>
+            </w:r>
+          </w:p>
+        </w:tc>
+        <w:tc>
+          <w:tcPr>
+            <w:tcW w:w="7800" w:type="dxa"/>
+            <w:tcBorders>
+              <w:top w:val="single" w:sz="4" w:space="0" w:color="808080"/>
+              <w:left w:val="single" w:sz="4" w:space="0" w:color="808080"/>
+              <w:bottom w:val="single" w:sz="4" w:space="0" w:color="808080"/>
+              <w:right w:val="single" w:sz="4" w:space="0" w:color="808080"/>
+            </w:tcBorders>
+            <w:shd w:val="clear" w:color="auto" w:fill="D1D1D1"/>
+            <w:tcMar>
+              <w:top w:w="60" w:type="dxa"/>
+              <w:left w:w="90" w:type="dxa"/>
+              <w:bottom w:w="60" w:type="dxa"/>
+              <w:right w:w="90" w:type="dxa"/>
+            </w:tcMar>
+          </w:tcPr>
+          <w:p>
+            <w:r>
+              <w:rPr>
+                <w:b/>
+                <w:bCs/>
+              </w:rPr>
+              <w:t>Влияние на проект</w:t>
+            </w:r>
+          </w:p>
+        </w:tc>
+      </w:tr>
+      <w:tr>
+        <w:tc>
+          <w:tcPr>
+            <w:tcW w:w="1838" w:type="dxa"/>
+            <w:tcBorders>
+              <w:top w:val="single" w:sz="4" w:space="0" w:color="808080"/>
+              <w:left w:val="single" w:sz="4" w:space="0" w:color="808080"/>
+              <w:bottom w:val="single" w:sz="4" w:space="0" w:color="808080"/>
+              <w:right w:val="single" w:sz="4" w:space="0" w:color="808080"/>
+            </w:tcBorders>
+            <w:tcMar>
+              <w:top w:w="60" w:type="dxa"/>
+              <w:left w:w="90" w:type="dxa"/>
+              <w:bottom w:w="60" w:type="dxa"/>
+              <w:right w:w="90" w:type="dxa"/>
+            </w:tcMar>
+          </w:tcPr>
+          <w:p>
+            <w:r>
+              <w:t>Political</w:t>
+            </w:r>
+          </w:p>
+        </w:tc>
+        <w:tc>
+          <w:tcPr>
+            <w:tcW w:w="7800" w:type="dxa"/>
+            <w:tcBorders>
+              <w:top w:val="single" w:sz="4" w:space="0" w:color="808080"/>
+              <w:left w:val="single" w:sz="4" w:space="0" w:color="808080"/>
+              <w:bottom w:val="single" w:sz="4" w:space="0" w:color="808080"/>
+              <w:right w:val="single" w:sz="4" w:space="0" w:color="808080"/>
+            </w:tcBorders>
+            <w:tcMar>
+              <w:top w:w="60" w:type="dxa"/>
+              <w:left w:w="90" w:type="dxa"/>
+              <w:bottom w:w="60" w:type="dxa"/>
+              <w:right w:w="90" w:type="dxa"/>
+            </w:tcMar>
+          </w:tcPr>
+          <w:p>
+            <w:r>
+              <w:t xml:space="preserve">Курс на импортозамещение </w:t>
+            </w:r>
+            <w:r>
+              <w:t>-</w:t>
+            </w:r>
+            <w:r>
+              <w:t xml:space="preserve"> плюс для решения на отечественной платформе 1С</w:t>
+            </w:r>
+          </w:p>
+        </w:tc>
+      </w:tr>
+      <w:tr>
+        <w:tc>
+          <w:tcPr>
+            <w:tcW w:w="1838" w:type="dxa"/>
+            <w:tcBorders>
+              <w:top w:val="single" w:sz="4" w:space="0" w:color="808080"/>
+              <w:left w:val="single" w:sz="4" w:space="0" w:color="808080"/>
+              <w:bottom w:val="single" w:sz="4" w:space="0" w:color="808080"/>
+              <w:right w:val="single" w:sz="4" w:space="0" w:color="808080"/>
+            </w:tcBorders>
+            <w:tcMar>
+              <w:top w:w="60" w:type="dxa"/>
+              <w:left w:w="90" w:type="dxa"/>
+              <w:bottom w:w="60" w:type="dxa"/>
+              <w:right w:w="90" w:type="dxa"/>
+            </w:tcMar>
+          </w:tcPr>
+          <w:p>
+            <w:r>
+              <w:t>Economic</w:t>
+            </w:r>
+          </w:p>
+        </w:tc>
+        <w:tc>
+          <w:tcPr>
+            <w:tcW w:w="7800" w:type="dxa"/>
+            <w:tcBorders>
+              <w:top w:val="single" w:sz="4" w:space="0" w:color="808080"/>
+              <w:left w:val="single" w:sz="4" w:space="0" w:color="808080"/>
+              <w:bottom w:val="single" w:sz="4" w:space="0" w:color="808080"/>
+              <w:right w:val="single" w:sz="4" w:space="0" w:color="808080"/>
+            </w:tcBorders>
+            <w:tcMar>
+              <w:top w:w="60" w:type="dxa"/>
+              <w:left w:w="90" w:type="dxa"/>
+              <w:bottom w:w="60" w:type="dxa"/>
+              <w:right w:w="90" w:type="dxa"/>
+            </w:tcMar>
+          </w:tcPr>
+          <w:p>
+            <w:r>
+              <w:t xml:space="preserve">Малые бюджеты библиотек </w:t>
+            </w:r>
+            <w:r>
+              <w:t>-</w:t>
+            </w:r>
+            <w:r>
+              <w:t xml:space="preserve"> нужна недорогая система; заказчику важно видеть, сколько фонда закуплено и утеряно и на какую сумму</w:t>
+            </w:r>
+          </w:p>
+        </w:tc>
+      </w:tr>
+      <w:tr>
+        <w:tc>
+          <w:tcPr>
+            <w:tcW w:w="1838" w:type="dxa"/>
+            <w:tcBorders>
+              <w:top w:val="single" w:sz="4" w:space="0" w:color="808080"/>
+              <w:left w:val="single" w:sz="4" w:space="0" w:color="808080"/>
+              <w:bottom w:val="single" w:sz="4" w:space="0" w:color="808080"/>
+              <w:right w:val="single" w:sz="4" w:space="0" w:color="808080"/>
+            </w:tcBorders>
+            <w:tcMar>
+              <w:top w:w="60" w:type="dxa"/>
+              <w:left w:w="90" w:type="dxa"/>
+              <w:bottom w:w="60" w:type="dxa"/>
+              <w:right w:w="90" w:type="dxa"/>
+            </w:tcMar>
+          </w:tcPr>
+          <w:p>
+            <w:r>
+              <w:t>Social</w:t>
+            </w:r>
+          </w:p>
+        </w:tc>
+        <w:tc>
+          <w:tcPr>
+            <w:tcW w:w="7800" w:type="dxa"/>
+            <w:tcBorders>
+              <w:top w:val="single" w:sz="4" w:space="0" w:color="808080"/>
+              <w:left w:val="single" w:sz="4" w:space="0" w:color="808080"/>
+              <w:bottom w:val="single" w:sz="4" w:space="0" w:color="808080"/>
+              <w:right w:val="single" w:sz="4" w:space="0" w:color="808080"/>
+            </w:tcBorders>
+            <w:tcMar>
+              <w:top w:w="60" w:type="dxa"/>
+              <w:left w:w="90" w:type="dxa"/>
+              <w:bottom w:w="60" w:type="dxa"/>
+              <w:right w:w="90" w:type="dxa"/>
+            </w:tcMar>
+          </w:tcPr>
+          <w:p>
+            <w:r>
+              <w:t>Читатели хотят видеть свои сроки онлайн</w:t>
+            </w:r>
+          </w:p>
+        </w:tc>
+      </w:tr>
+      <w:tr>
+        <w:tc>
+          <w:tcPr>
+            <w:tcW w:w="1838" w:type="dxa"/>
+            <w:tcBorders>
+              <w:top w:val="single" w:sz="4" w:space="0" w:color="808080"/>
+              <w:left w:val="single" w:sz="4" w:space="0" w:color="808080"/>
+              <w:bottom w:val="single" w:sz="4" w:space="0" w:color="808080"/>
+              <w:right w:val="single" w:sz="4" w:space="0" w:color="808080"/>
+            </w:tcBorders>
+            <w:tcMar>
+              <w:top w:w="60" w:type="dxa"/>
+              <w:left w:w="90" w:type="dxa"/>
+              <w:bottom w:w="60" w:type="dxa"/>
+              <w:right w:w="90" w:type="dxa"/>
+            </w:tcMar>
+          </w:tcPr>
+          <w:p>
+            <w:r>
+              <w:t>Technological</w:t>
+            </w:r>
+          </w:p>
+        </w:tc>
+        <w:tc>
+          <w:tcPr>
+            <w:tcW w:w="7800" w:type="dxa"/>
+            <w:tcBorders>
+              <w:top w:val="single" w:sz="4" w:space="0" w:color="808080"/>
+              <w:left w:val="single" w:sz="4" w:space="0" w:color="808080"/>
+              <w:bottom w:val="single" w:sz="4" w:space="0" w:color="808080"/>
+              <w:right w:val="single" w:sz="4" w:space="0" w:color="808080"/>
+            </w:tcBorders>
+            <w:tcMar>
+              <w:top w:w="60" w:type="dxa"/>
+              <w:left w:w="90" w:type="dxa"/>
+              <w:bottom w:w="60" w:type="dxa"/>
+              <w:right w:w="90" w:type="dxa"/>
+            </w:tcMar>
+          </w:tcPr>
+          <w:p>
+            <w:r>
+              <w:t>1С:Предприятие 8.3 + веб-приложение на React и Node.js, обмен по API, импорт/экспорт CSV</w:t>
+            </w:r>
+          </w:p>
+        </w:tc>
+      </w:tr>
+      <w:tr>
+        <w:tc>
+          <w:tcPr>
+            <w:tcW w:w="1838" w:type="dxa"/>
+            <w:tcBorders>
+              <w:top w:val="single" w:sz="4" w:space="0" w:color="808080"/>
+              <w:left w:val="single" w:sz="4" w:space="0" w:color="808080"/>
+              <w:bottom w:val="single" w:sz="4" w:space="0" w:color="808080"/>
+              <w:right w:val="single" w:sz="4" w:space="0" w:color="808080"/>
+            </w:tcBorders>
+            <w:tcMar>
+              <w:top w:w="60" w:type="dxa"/>
+              <w:left w:w="90" w:type="dxa"/>
+              <w:bottom w:w="60" w:type="dxa"/>
+              <w:right w:w="90" w:type="dxa"/>
+            </w:tcMar>
+          </w:tcPr>
+          <w:p>
+            <w:r>
+              <w:t>Legal</w:t>
+            </w:r>
+          </w:p>
+        </w:tc>
+        <w:tc>
+          <w:tcPr>
+            <w:tcW w:w="7800" w:type="dxa"/>
+            <w:tcBorders>
+              <w:top w:val="single" w:sz="4" w:space="0" w:color="808080"/>
+              <w:left w:val="single" w:sz="4" w:space="0" w:color="808080"/>
+              <w:bottom w:val="single" w:sz="4" w:space="0" w:color="808080"/>
+              <w:right w:val="single" w:sz="4" w:space="0" w:color="808080"/>
+            </w:tcBorders>
+            <w:tcMar>
+              <w:top w:w="60" w:type="dxa"/>
+              <w:left w:w="90" w:type="dxa"/>
+              <w:bottom w:w="60" w:type="dxa"/>
+              <w:right w:w="90" w:type="dxa"/>
+            </w:tcMar>
+          </w:tcPr>
+          <w:p>
+            <w:r>
+              <w:t xml:space="preserve">152-ФЗ о персональных данных: только синтетика, разграничение доступа по ролям; учёт поступления и выбытия фонда </w:t>
+            </w:r>
+            <w:r>
+              <w:t>-</w:t>
+            </w:r>
+            <w:r>
+              <w:t xml:space="preserve"> по Порядку учёта документов библиотечного фонда (приказ Минкультуры России № 1077)</w:t>
+            </w:r>
+          </w:p>
+        </w:tc>
+      </w:tr>
+      <w:tr>
+        <w:tc>
+          <w:tcPr>
+            <w:tcW w:w="1838" w:type="dxa"/>
+            <w:tcBorders>
+              <w:top w:val="single" w:sz="4" w:space="0" w:color="808080"/>
+              <w:left w:val="single" w:sz="4" w:space="0" w:color="808080"/>
+              <w:bottom w:val="single" w:sz="4" w:space="0" w:color="808080"/>
+              <w:right w:val="single" w:sz="4" w:space="0" w:color="808080"/>
+            </w:tcBorders>
+            <w:tcMar>
+              <w:top w:w="60" w:type="dxa"/>
+              <w:left w:w="90" w:type="dxa"/>
+              <w:bottom w:w="60" w:type="dxa"/>
+              <w:right w:w="90" w:type="dxa"/>
+            </w:tcMar>
+          </w:tcPr>
+          <w:p>
+            <w:r>
+              <w:t>Environmental</w:t>
+            </w:r>
+          </w:p>
+        </w:tc>
+        <w:tc>
+          <w:tcPr>
+            <w:tcW w:w="7800" w:type="dxa"/>
+            <w:tcBorders>
+              <w:top w:val="single" w:sz="4" w:space="0" w:color="808080"/>
+              <w:left w:val="single" w:sz="4" w:space="0" w:color="808080"/>
+              <w:bottom w:val="single" w:sz="4" w:space="0" w:color="808080"/>
+              <w:right w:val="single" w:sz="4" w:space="0" w:color="808080"/>
+            </w:tcBorders>
+            <w:tcMar>
+              <w:top w:w="60" w:type="dxa"/>
+              <w:left w:w="90" w:type="dxa"/>
+              <w:bottom w:w="60" w:type="dxa"/>
+              <w:right w:w="90" w:type="dxa"/>
+            </w:tcMar>
+          </w:tcPr>
+          <w:p>
+            <w:r>
+              <w:t>Меньше бумажных формуляров и журналов учёта</w:t>
+            </w:r>
+          </w:p>
+        </w:tc>
+      </w:tr>
+    </w:tbl>
+    <w:p>
+      <w:pPr>
+        <w:spacing w:after="120"/>
+      </w:pPr>
+    </w:p>
+    <w:p>
+      <w:pPr>
+        <w:pStyle w:val="2"/>
+        <w:spacing w:before="240" w:after="120"/>
+      </w:pPr>
+      <w:r>
+        <w:rPr>
+          <w:b/>
+          <w:bCs/>
+          <w:color w:val="000000"/>
+          <w:sz w:val="24"/>
+          <w:szCs w:val="24"/>
+        </w:rPr>
+        <w:t>Аналоги</w:t>
+      </w:r>
+    </w:p>
+    <w:tbl>
+      <w:tblPr>
+        <w:tblW w:w="9551" w:type="dxa"/>
+        <w:tblBorders>
+          <w:top w:val="single" w:sz="4" w:space="0" w:color="auto"/>
+          <w:left w:val="single" w:sz="4" w:space="0" w:color="auto"/>
+          <w:bottom w:val="single" w:sz="4" w:space="0" w:color="auto"/>
+          <w:right w:val="single" w:sz="4" w:space="0" w:color="auto"/>
+          <w:insideH w:val="single" w:sz="4" w:space="0" w:color="auto"/>
+          <w:insideV w:val="single" w:sz="4" w:space="0" w:color="auto"/>
+        </w:tblBorders>
+        <w:tblCellMar>
+          <w:left w:w="10" w:type="dxa"/>
+          <w:right w:w="10" w:type="dxa"/>
+        </w:tblCellMar>
+        <w:tblLook w:val="04A0" w:firstRow="1" w:lastRow="0" w:firstColumn="1" w:lastColumn="0" w:noHBand="0" w:noVBand="1"/>
+      </w:tblPr>
+      <w:tblGrid>
+        <w:gridCol w:w="1923"/>
+        <w:gridCol w:w="4456"/>
+        <w:gridCol w:w="3172"/>
+      </w:tblGrid>
+      <w:tr>
+        <w:trPr>
+          <w:trHeight w:val="219"/>
+        </w:trPr>
+        <w:tc>
+          <w:tcPr>
+            <w:tcW w:w="1923" w:type="dxa"/>
+            <w:tcBorders>
+              <w:top w:val="single" w:sz="4" w:space="0" w:color="808080"/>
+              <w:left w:val="single" w:sz="4" w:space="0" w:color="808080"/>
+              <w:bottom w:val="single" w:sz="4" w:space="0" w:color="808080"/>
+              <w:right w:val="single" w:sz="4" w:space="0" w:color="808080"/>
+            </w:tcBorders>
+            <w:shd w:val="clear" w:color="auto" w:fill="D1D1D1"/>
+            <w:tcMar>
+              <w:top w:w="60" w:type="dxa"/>
+              <w:left w:w="90" w:type="dxa"/>
+              <w:bottom w:w="60" w:type="dxa"/>
+              <w:right w:w="90" w:type="dxa"/>
+            </w:tcMar>
+          </w:tcPr>
+          <w:p>
+            <w:r>
+              <w:rPr>
+                <w:b/>
+                <w:bCs/>
+                <w:sz w:val="20"/>
+                <w:szCs w:val="20"/>
+              </w:rPr>
+              <w:t>Тип</w:t>
+            </w:r>
+          </w:p>
+        </w:tc>
+        <w:tc>
+          <w:tcPr>
+            <w:tcW w:w="4456" w:type="dxa"/>
+            <w:tcBorders>
+              <w:top w:val="single" w:sz="4" w:space="0" w:color="808080"/>
+              <w:left w:val="single" w:sz="4" w:space="0" w:color="808080"/>
+              <w:bottom w:val="single" w:sz="4" w:space="0" w:color="808080"/>
+              <w:right w:val="single" w:sz="4" w:space="0" w:color="808080"/>
+            </w:tcBorders>
+            <w:shd w:val="clear" w:color="auto" w:fill="D1D1D1"/>
+            <w:tcMar>
+              <w:top w:w="60" w:type="dxa"/>
+              <w:left w:w="90" w:type="dxa"/>
+              <w:bottom w:w="60" w:type="dxa"/>
+              <w:right w:w="90" w:type="dxa"/>
+            </w:tcMar>
+          </w:tcPr>
+          <w:p>
+            <w:r>
+              <w:rPr>
+                <w:b/>
+                <w:bCs/>
+                <w:sz w:val="20"/>
+                <w:szCs w:val="20"/>
+              </w:rPr>
+              <w:t>Аналог</w:t>
+            </w:r>
+          </w:p>
+        </w:tc>
+        <w:tc>
+          <w:tcPr>
+            <w:tcW w:w="3172" w:type="dxa"/>
+            <w:tcBorders>
+              <w:top w:val="single" w:sz="4" w:space="0" w:color="808080"/>
+              <w:left w:val="single" w:sz="4" w:space="0" w:color="808080"/>
+              <w:bottom w:val="single" w:sz="4" w:space="0" w:color="808080"/>
+              <w:right w:val="single" w:sz="4" w:space="0" w:color="808080"/>
+            </w:tcBorders>
+            <w:shd w:val="clear" w:color="auto" w:fill="D1D1D1"/>
+            <w:tcMar>
+              <w:top w:w="60" w:type="dxa"/>
+              <w:left w:w="90" w:type="dxa"/>
+              <w:bottom w:w="60" w:type="dxa"/>
+              <w:right w:w="90" w:type="dxa"/>
+            </w:tcMar>
+          </w:tcPr>
+          <w:p>
+            <w:pPr>
+              <w:rPr>
+                <w:lang w:val="en-US"/>
+              </w:rPr>
+            </w:pPr>
+            <w:r>
+              <w:rPr>
+                <w:b/>
+                <w:bCs/>
+                <w:sz w:val="20"/>
+                <w:szCs w:val="20"/>
+              </w:rPr>
+              <w:t>Что берём</w:t>
+            </w:r>
+          </w:p>
+        </w:tc>
+      </w:tr>
+      <w:tr>
+        <w:trPr>
+          <w:trHeight w:val="4713"/>
+        </w:trPr>
+        <w:tc>
+          <w:tcPr>
+            <w:tcW w:w="1923" w:type="dxa"/>
+            <w:tcBorders>
+              <w:top w:val="single" w:sz="4" w:space="0" w:color="808080"/>
+              <w:left w:val="single" w:sz="4" w:space="0" w:color="808080"/>
+              <w:bottom w:val="single" w:sz="4" w:space="0" w:color="808080"/>
+              <w:right w:val="single" w:sz="4" w:space="0" w:color="808080"/>
+            </w:tcBorders>
+            <w:tcMar>
+              <w:top w:w="60" w:type="dxa"/>
+              <w:left w:w="90" w:type="dxa"/>
+              <w:bottom w:w="60" w:type="dxa"/>
+              <w:right w:w="90" w:type="dxa"/>
+            </w:tcMar>
+          </w:tcPr>
+          <w:p>
+            <w:r>
+              <w:t>Референс</w:t>
+            </w:r>
+          </w:p>
+        </w:tc>
+        <w:tc>
+          <w:tcPr>
+            <w:tcW w:w="4456" w:type="dxa"/>
+            <w:tcBorders>
+              <w:top w:val="single" w:sz="4" w:space="0" w:color="808080"/>
+              <w:left w:val="single" w:sz="4" w:space="0" w:color="808080"/>
+              <w:bottom w:val="single" w:sz="4" w:space="0" w:color="808080"/>
+              <w:right w:val="single" w:sz="4" w:space="0" w:color="808080"/>
+            </w:tcBorders>
+            <w:tcMar>
+              <w:top w:w="60" w:type="dxa"/>
+              <w:left w:w="90" w:type="dxa"/>
+              <w:bottom w:w="60" w:type="dxa"/>
+              <w:right w:w="90" w:type="dxa"/>
+            </w:tcMar>
+          </w:tcPr>
+          <w:p>
+            <w:r>
+              <w:rPr>
+                <w:b/>
+                <w:bCs/>
+              </w:rPr>
+              <w:t>Российская государственная библиотека (РГБ</w:t>
+            </w:r>
+            <w:r>
+              <w:rPr>
+                <w:i/>
+                <w:iCs/>
+              </w:rPr>
+              <w:t xml:space="preserve">) </w:t>
+            </w:r>
+            <w:r>
+              <w:t>(rsl.ru) - национальная библиотека. Электронный каталог на 14,9+ млн документов, который доступен 24/7. Можно найти книгу и заказать её в читальный зал. На дом книги не выдаются - только работа в залах. Есть бронирование заказанных книг на 6 дней с возможностью продления, статус конкретного экземпляра в каталоге не отображается.</w:t>
+            </w:r>
+            <w:r>
+              <w:t xml:space="preserve"> </w:t>
+            </w:r>
+          </w:p>
+        </w:tc>
+        <w:tc>
+          <w:tcPr>
+            <w:tcW w:w="3172" w:type="dxa"/>
+            <w:tcBorders>
+              <w:top w:val="single" w:sz="4" w:space="0" w:color="808080"/>
+              <w:left w:val="single" w:sz="4" w:space="0" w:color="808080"/>
+              <w:bottom w:val="single" w:sz="4" w:space="0" w:color="808080"/>
+              <w:right w:val="single" w:sz="4" w:space="0" w:color="808080"/>
+            </w:tcBorders>
+            <w:tcMar>
+              <w:top w:w="60" w:type="dxa"/>
+              <w:left w:w="90" w:type="dxa"/>
+              <w:bottom w:w="60" w:type="dxa"/>
+              <w:right w:w="90" w:type="dxa"/>
+            </w:tcMar>
+          </w:tcPr>
+          <w:p>
+            <w:r>
+              <w:t xml:space="preserve">Структуру полного библиографического описания (автор, название, год) для каталога. </w:t>
+            </w:r>
+          </w:p>
+          <w:p>
+            <w:r>
+              <w:t>Идею поиска по множеству полей.</w:t>
+            </w:r>
+          </w:p>
+        </w:tc>
+      </w:tr>
+      <w:tr>
+        <w:trPr>
+          <w:trHeight w:val="3321"/>
+        </w:trPr>
+        <w:tc>
+          <w:tcPr>
+            <w:tcW w:w="1923" w:type="dxa"/>
+            <w:tcBorders>
+              <w:top w:val="single" w:sz="4" w:space="0" w:color="808080"/>
+              <w:left w:val="single" w:sz="4" w:space="0" w:color="808080"/>
+              <w:bottom w:val="single" w:sz="4" w:space="0" w:color="808080"/>
+              <w:right w:val="single" w:sz="4" w:space="0" w:color="808080"/>
+            </w:tcBorders>
+            <w:tcMar>
+              <w:top w:w="60" w:type="dxa"/>
+              <w:left w:w="90" w:type="dxa"/>
+              <w:bottom w:w="60" w:type="dxa"/>
+              <w:right w:w="90" w:type="dxa"/>
+            </w:tcMar>
+          </w:tcPr>
+          <w:p>
+            <w:r>
+              <w:lastRenderedPageBreak/>
+              <w:t>Прямой</w:t>
+            </w:r>
+          </w:p>
+        </w:tc>
+        <w:tc>
+          <w:tcPr>
+            <w:tcW w:w="4456" w:type="dxa"/>
+            <w:tcBorders>
+              <w:top w:val="single" w:sz="4" w:space="0" w:color="808080"/>
+              <w:left w:val="single" w:sz="4" w:space="0" w:color="808080"/>
+              <w:bottom w:val="single" w:sz="4" w:space="0" w:color="808080"/>
+              <w:right w:val="single" w:sz="4" w:space="0" w:color="808080"/>
+            </w:tcBorders>
+            <w:tcMar>
+              <w:top w:w="60" w:type="dxa"/>
+              <w:left w:w="90" w:type="dxa"/>
+              <w:bottom w:w="60" w:type="dxa"/>
+              <w:right w:w="90" w:type="dxa"/>
+            </w:tcMar>
+          </w:tcPr>
+          <w:p>
+            <w:r>
+              <w:rPr>
+                <w:b/>
+                <w:bCs/>
+              </w:rPr>
+              <w:t>«Библиотеки Москвы»</w:t>
+            </w:r>
+            <w:r>
+              <w:t>(</w:t>
+            </w:r>
+            <w:r>
+              <w:rPr>
+                <w:lang w:val="en-US"/>
+              </w:rPr>
+              <w:t>mos</w:t>
+            </w:r>
+            <w:r>
+              <w:t>.</w:t>
+            </w:r>
+            <w:r>
+              <w:rPr>
+                <w:lang w:val="en-US"/>
+              </w:rPr>
+              <w:t>ru</w:t>
+            </w:r>
+            <w:r>
+              <w:t>) -Сервис для жителей Москвы, где собраны все книги городских библиотек с возможностью забронировать книгу и забрать самовывозом.</w:t>
+            </w:r>
+          </w:p>
+          <w:p>
+            <w:r>
+              <w:t>В кабинете читателя отображаются точные сроки выдачи и возврата книг, с возможностью продлить срок, но не более 2 раз</w:t>
+            </w:r>
+          </w:p>
+        </w:tc>
+        <w:tc>
+          <w:tcPr>
+            <w:tcW w:w="3172" w:type="dxa"/>
+            <w:tcBorders>
+              <w:top w:val="single" w:sz="4" w:space="0" w:color="808080"/>
+              <w:left w:val="single" w:sz="4" w:space="0" w:color="808080"/>
+              <w:bottom w:val="single" w:sz="4" w:space="0" w:color="808080"/>
+              <w:right w:val="single" w:sz="4" w:space="0" w:color="808080"/>
+            </w:tcBorders>
+            <w:tcMar>
+              <w:top w:w="60" w:type="dxa"/>
+              <w:left w:w="90" w:type="dxa"/>
+              <w:bottom w:w="60" w:type="dxa"/>
+              <w:right w:w="90" w:type="dxa"/>
+            </w:tcMar>
+          </w:tcPr>
+          <w:p>
+            <w:r>
+              <w:t>Сквозной поиск по каталогу</w:t>
+            </w:r>
+          </w:p>
+          <w:p>
+            <w:r>
+              <w:t>Ф</w:t>
+            </w:r>
+            <w:r>
+              <w:t>ильтр «в наличии»</w:t>
+            </w:r>
+          </w:p>
+          <w:p>
+            <w:r>
+              <w:t xml:space="preserve">Механика продления </w:t>
+            </w:r>
+          </w:p>
+          <w:p/>
+        </w:tc>
+      </w:tr>
+      <w:tr>
+        <w:trPr>
+          <w:trHeight w:val="3596"/>
+        </w:trPr>
+        <w:tc>
+          <w:tcPr>
+            <w:tcW w:w="1923" w:type="dxa"/>
+            <w:tcBorders>
+              <w:top w:val="single" w:sz="4" w:space="0" w:color="808080"/>
+              <w:left w:val="single" w:sz="4" w:space="0" w:color="808080"/>
+              <w:bottom w:val="single" w:sz="4" w:space="0" w:color="808080"/>
+              <w:right w:val="single" w:sz="4" w:space="0" w:color="808080"/>
+            </w:tcBorders>
+            <w:tcMar>
+              <w:top w:w="60" w:type="dxa"/>
+              <w:left w:w="90" w:type="dxa"/>
+              <w:bottom w:w="60" w:type="dxa"/>
+              <w:right w:w="90" w:type="dxa"/>
+            </w:tcMar>
+          </w:tcPr>
+          <w:p>
+            <w:r>
+              <w:t>Косвенный</w:t>
+            </w:r>
+          </w:p>
+        </w:tc>
+        <w:tc>
+          <w:tcPr>
+            <w:tcW w:w="4456" w:type="dxa"/>
+            <w:tcBorders>
+              <w:top w:val="single" w:sz="4" w:space="0" w:color="808080"/>
+              <w:left w:val="single" w:sz="4" w:space="0" w:color="808080"/>
+              <w:bottom w:val="single" w:sz="4" w:space="0" w:color="808080"/>
+              <w:right w:val="single" w:sz="4" w:space="0" w:color="808080"/>
+            </w:tcBorders>
+            <w:tcMar>
+              <w:top w:w="60" w:type="dxa"/>
+              <w:left w:w="90" w:type="dxa"/>
+              <w:bottom w:w="60" w:type="dxa"/>
+              <w:right w:w="90" w:type="dxa"/>
+            </w:tcMar>
+          </w:tcPr>
+          <w:p>
+            <w:pPr>
+              <w:rPr>
+                <w:sz w:val="20"/>
+                <w:szCs w:val="20"/>
+              </w:rPr>
+            </w:pPr>
+            <w:r>
+              <w:rPr>
+                <w:b/>
+                <w:bCs/>
+              </w:rPr>
+              <w:t>Библиотека НИУ ВШЭ</w:t>
+            </w:r>
+            <w:r>
+              <w:t xml:space="preserve"> (library.hse.ru) </w:t>
+            </w:r>
+            <w:r>
+              <w:t>-</w:t>
+            </w:r>
+            <w:r>
+              <w:t xml:space="preserve"> вузовская библиотека, доступная студентам и сотрудникам. Выдает до 5 книг на 15 дней (учебные) или 30 дней (художественные). Продление через приложение, телефон или</w:t>
+            </w:r>
+            <w:r>
+              <w:t xml:space="preserve"> электронную почту</w:t>
+            </w:r>
+            <w:r>
+              <w:t>. Есть цифровой читательский билет и личный кабинет с точными сроками возврата.</w:t>
+            </w:r>
+          </w:p>
+        </w:tc>
+        <w:tc>
+          <w:tcPr>
+            <w:tcW w:w="3172" w:type="dxa"/>
+            <w:tcBorders>
+              <w:top w:val="single" w:sz="4" w:space="0" w:color="808080"/>
+              <w:left w:val="single" w:sz="4" w:space="0" w:color="808080"/>
+              <w:bottom w:val="single" w:sz="4" w:space="0" w:color="808080"/>
+              <w:right w:val="single" w:sz="4" w:space="0" w:color="808080"/>
+            </w:tcBorders>
+            <w:tcMar>
+              <w:top w:w="60" w:type="dxa"/>
+              <w:left w:w="90" w:type="dxa"/>
+              <w:bottom w:w="60" w:type="dxa"/>
+              <w:right w:w="90" w:type="dxa"/>
+            </w:tcMar>
+          </w:tcPr>
+          <w:p>
+            <w:r>
+              <w:t xml:space="preserve">Разные сроки выдачи по типу фонда </w:t>
+            </w:r>
+          </w:p>
+          <w:p>
+            <w:r>
+              <w:t>Кабинет читателя со сроками и списком книг</w:t>
+            </w:r>
+          </w:p>
+          <w:p/>
+        </w:tc>
+      </w:tr>
+    </w:tbl>
+    <w:p>
+      <w:pPr>
+        <w:spacing w:after="120"/>
+      </w:pPr>
     </w:p>
     <w:p>
       <w:pPr>
@@ -3061,7 +3677,7 @@
           <w:left w:w="10" w:type="dxa"/>
           <w:right w:w="10" w:type="dxa"/>
         </w:tblCellMar>
-        <w:tblLook w:val="07E0" w:firstRow="1" w:lastRow="1" w:firstColumn="1" w:lastColumn="1" w:noHBand="1" w:noVBand="1"/>
+        <w:tblLook w:val="04A0" w:firstRow="1" w:lastRow="0" w:firstColumn="1" w:lastColumn="0" w:noHBand="0" w:noVBand="1"/>
       </w:tblPr>
       <w:tblGrid>
         <w:gridCol w:w="4819"/>
@@ -3089,43 +3705,81 @@
             </w:tcMar>
           </w:tcPr>
           <w:p>
+            <w:pPr>
+              <w:rPr>
+                <w:lang w:val="en-US"/>
+              </w:rPr>
+            </w:pPr>
             <w:r>
               <w:rPr>
                 <w:b/>
                 <w:bCs/>
-                <w:sz w:val="20"/>
-                <w:szCs w:val="20"/>
-              </w:rPr>
-              <w:t>Сильные стороны</w:t>
-            </w:r>
-          </w:p>
-        </w:tc>
-        <w:tc>
-          <w:tcPr>
-            <w:tcW w:w="4819" w:type="dxa"/>
-            <w:tcBorders>
-              <w:top w:val="single" w:sz="4" w:space="0" w:color="808080"/>
-              <w:left w:val="single" w:sz="4" w:space="0" w:color="808080"/>
-              <w:bottom w:val="single" w:sz="4" w:space="0" w:color="808080"/>
-              <w:right w:val="single" w:sz="4" w:space="0" w:color="808080"/>
-            </w:tcBorders>
-            <w:shd w:val="clear" w:color="auto" w:fill="D1D1D1"/>
-            <w:tcMar>
-              <w:top w:w="60" w:type="dxa"/>
-              <w:left w:w="90" w:type="dxa"/>
-              <w:bottom w:w="60" w:type="dxa"/>
-              <w:right w:w="90" w:type="dxa"/>
-            </w:tcMar>
-          </w:tcPr>
-          <w:p>
+                <w:lang w:val="en-US"/>
+              </w:rPr>
+              <w:t>S (</w:t>
+            </w:r>
             <w:r>
               <w:rPr>
                 <w:b/>
                 <w:bCs/>
-                <w:sz w:val="20"/>
-                <w:szCs w:val="20"/>
+              </w:rPr>
+              <w:t>Сильные стороны</w:t>
+            </w:r>
+            <w:r>
+              <w:rPr>
+                <w:b/>
+                <w:bCs/>
+                <w:lang w:val="en-US"/>
+              </w:rPr>
+              <w:t>)</w:t>
+            </w:r>
+          </w:p>
+        </w:tc>
+        <w:tc>
+          <w:tcPr>
+            <w:tcW w:w="4819" w:type="dxa"/>
+            <w:tcBorders>
+              <w:top w:val="single" w:sz="4" w:space="0" w:color="808080"/>
+              <w:left w:val="single" w:sz="4" w:space="0" w:color="808080"/>
+              <w:bottom w:val="single" w:sz="4" w:space="0" w:color="808080"/>
+              <w:right w:val="single" w:sz="4" w:space="0" w:color="808080"/>
+            </w:tcBorders>
+            <w:shd w:val="clear" w:color="auto" w:fill="D1D1D1"/>
+            <w:tcMar>
+              <w:top w:w="60" w:type="dxa"/>
+              <w:left w:w="90" w:type="dxa"/>
+              <w:bottom w:w="60" w:type="dxa"/>
+              <w:right w:w="90" w:type="dxa"/>
+            </w:tcMar>
+          </w:tcPr>
+          <w:p>
+            <w:pPr>
+              <w:rPr>
+                <w:lang w:val="en-US"/>
+              </w:rPr>
+            </w:pPr>
+            <w:r>
+              <w:rPr>
+                <w:b/>
+                <w:bCs/>
+                <w:lang w:val="en-US"/>
+              </w:rPr>
+              <w:t>W (</w:t>
+            </w:r>
+            <w:r>
+              <w:rPr>
+                <w:b/>
+                <w:bCs/>
               </w:rPr>
               <w:t>Слабые стороны</w:t>
+            </w:r>
+            <w:r>
+              <w:rPr>
+                <w:b/>
+                <w:bCs/>
+                <w:lang w:val="en-US"/>
+              </w:rPr>
+              <w:t>)</w:t>
             </w:r>
           </w:p>
         </w:tc>
@@ -3149,11 +3803,13 @@
           </w:tcPr>
           <w:p>
             <w:r>
-              <w:rPr>
-                <w:sz w:val="20"/>
-                <w:szCs w:val="20"/>
-              </w:rPr>
-              <w:t>Простота: только фонд, выдачи, просрочки и его движение; веб-доступ без установки; автоматический расчёт days_overdue и стоимости фонда; кабинет читателя</w:t>
+              <w:t>Единый контур (веб + 1С); авторасчет просрочек; кабинет читателя; прозрачная стоимость фонда</w:t>
+            </w:r>
+            <w:r>
+              <w:t xml:space="preserve"> для бухгалтера</w:t>
+            </w:r>
+            <w:r>
+              <w:t>.</w:t>
             </w:r>
           </w:p>
         </w:tc>
@@ -3175,11 +3831,7 @@
           </w:tcPr>
           <w:p>
             <w:r>
-              <w:rPr>
-                <w:sz w:val="20"/>
-                <w:szCs w:val="20"/>
-              </w:rPr>
-              <w:t>Нет каталогизации по MARC, штрафов, брони, бухгалтерских проводок; две технологии (веб + 1С) — сложнее интеграция; только синтетические данные</w:t>
+              <w:t>Нет брони, штрафов, MARC; две технологии (сложная интеграция); нет мобильного приложения.</w:t>
             </w:r>
           </w:p>
         </w:tc>
@@ -3203,43 +3855,81 @@
             </w:tcMar>
           </w:tcPr>
           <w:p>
+            <w:pPr>
+              <w:rPr>
+                <w:lang w:val="en-US"/>
+              </w:rPr>
+            </w:pPr>
             <w:r>
               <w:rPr>
                 <w:b/>
                 <w:bCs/>
-                <w:sz w:val="20"/>
-                <w:szCs w:val="20"/>
-              </w:rPr>
-              <w:t>Возможности</w:t>
-            </w:r>
-          </w:p>
-        </w:tc>
-        <w:tc>
-          <w:tcPr>
-            <w:tcW w:w="4819" w:type="dxa"/>
-            <w:tcBorders>
-              <w:top w:val="single" w:sz="4" w:space="0" w:color="808080"/>
-              <w:left w:val="single" w:sz="4" w:space="0" w:color="808080"/>
-              <w:bottom w:val="single" w:sz="4" w:space="0" w:color="808080"/>
-              <w:right w:val="single" w:sz="4" w:space="0" w:color="808080"/>
-            </w:tcBorders>
-            <w:shd w:val="clear" w:color="auto" w:fill="D1D1D1" w:themeFill="background2" w:themeFillShade="E6"/>
-            <w:tcMar>
-              <w:top w:w="60" w:type="dxa"/>
-              <w:left w:w="90" w:type="dxa"/>
-              <w:bottom w:w="60" w:type="dxa"/>
-              <w:right w:w="90" w:type="dxa"/>
-            </w:tcMar>
-          </w:tcPr>
-          <w:p>
+                <w:lang w:val="en-US"/>
+              </w:rPr>
+              <w:t>O (</w:t>
+            </w:r>
             <w:r>
               <w:rPr>
                 <w:b/>
                 <w:bCs/>
-                <w:sz w:val="20"/>
-                <w:szCs w:val="20"/>
+              </w:rPr>
+              <w:t>Возможности</w:t>
+            </w:r>
+            <w:r>
+              <w:rPr>
+                <w:b/>
+                <w:bCs/>
+                <w:lang w:val="en-US"/>
+              </w:rPr>
+              <w:t>)</w:t>
+            </w:r>
+          </w:p>
+        </w:tc>
+        <w:tc>
+          <w:tcPr>
+            <w:tcW w:w="4819" w:type="dxa"/>
+            <w:tcBorders>
+              <w:top w:val="single" w:sz="4" w:space="0" w:color="808080"/>
+              <w:left w:val="single" w:sz="4" w:space="0" w:color="808080"/>
+              <w:bottom w:val="single" w:sz="4" w:space="0" w:color="808080"/>
+              <w:right w:val="single" w:sz="4" w:space="0" w:color="808080"/>
+            </w:tcBorders>
+            <w:shd w:val="clear" w:color="auto" w:fill="D1D1D1" w:themeFill="background2" w:themeFillShade="E6"/>
+            <w:tcMar>
+              <w:top w:w="60" w:type="dxa"/>
+              <w:left w:w="90" w:type="dxa"/>
+              <w:bottom w:w="60" w:type="dxa"/>
+              <w:right w:w="90" w:type="dxa"/>
+            </w:tcMar>
+          </w:tcPr>
+          <w:p>
+            <w:pPr>
+              <w:rPr>
+                <w:lang w:val="en-US"/>
+              </w:rPr>
+            </w:pPr>
+            <w:r>
+              <w:rPr>
+                <w:b/>
+                <w:bCs/>
+                <w:lang w:val="en-US"/>
+              </w:rPr>
+              <w:t>T (</w:t>
+            </w:r>
+            <w:r>
+              <w:rPr>
+                <w:b/>
+                <w:bCs/>
               </w:rPr>
               <w:t>Угрозы</w:t>
+            </w:r>
+            <w:r>
+              <w:rPr>
+                <w:b/>
+                <w:bCs/>
+                <w:lang w:val="en-US"/>
+              </w:rPr>
+              <w:t>)</w:t>
             </w:r>
           </w:p>
         </w:tc>
@@ -3263,11 +3953,7 @@
           </w:tcPr>
           <w:p>
             <w:r>
-              <w:rPr>
-                <w:sz w:val="20"/>
-                <w:szCs w:val="20"/>
-              </w:rPr>
-              <w:t>Внедрение в библиотеке РТУ МИРЭА и других вузах; обмен с 1С:Бухгалтерией, уведомления и BI в следующих версиях</w:t>
+              <w:t>Внедрение в любые библиотеки (не только вузы); обмен с 1С:Бухгалтерией; импортозамещение.</w:t>
             </w:r>
           </w:p>
         </w:tc>
@@ -3289,11 +3975,27 @@
           </w:tcPr>
           <w:p>
             <w:r>
-              <w:rPr>
-                <w:sz w:val="20"/>
-                <w:szCs w:val="20"/>
-              </w:rPr>
-              <w:t>Заказчик выберет готовую АБИС; читатели сравнивают с удобными сервисами вроде «Библиотек Москвы»; требования к ПДн читателей</w:t>
+              <w:t>Высокая конкуренция с устоявшимися</w:t>
+            </w:r>
+            <w:r>
+              <w:t xml:space="preserve"> информационными системами, в</w:t>
+            </w:r>
+            <w:r>
+              <w:t>ысокие ожидания читателей к удобству интерфейса</w:t>
+            </w:r>
+            <w:r>
+              <w:t xml:space="preserve">, </w:t>
+            </w:r>
+          </w:p>
+          <w:p>
+            <w:r>
+              <w:t>ж</w:t>
+            </w:r>
+            <w:r>
+              <w:t>ёсткие требования 152-ФЗ к защите персональных данных</w:t>
+            </w:r>
+            <w:r>
+              <w:t>.</w:t>
             </w:r>
           </w:p>
         </w:tc>
@@ -3308,1332 +4010,179 @@
       <w:pPr>
         <w:pStyle w:val="2"/>
         <w:spacing w:before="240" w:after="120"/>
+        <w:rPr>
+          <w:b/>
+          <w:bCs/>
+          <w:color w:val="auto"/>
+          <w:sz w:val="28"/>
+          <w:szCs w:val="28"/>
+        </w:rPr>
       </w:pPr>
       <w:r>
         <w:rPr>
           <w:b/>
           <w:bCs/>
-          <w:color w:val="000000"/>
-          <w:sz w:val="24"/>
-          <w:szCs w:val="24"/>
-        </w:rPr>
-        <w:lastRenderedPageBreak/>
-        <w:t>PESTLE</w:t>
-      </w:r>
-    </w:p>
-    <w:tbl>
-      <w:tblPr>
-        <w:tblW w:w="9638" w:type="dxa"/>
-        <w:tblBorders>
-          <w:top w:val="single" w:sz="4" w:space="0" w:color="auto"/>
-          <w:left w:val="single" w:sz="4" w:space="0" w:color="auto"/>
-          <w:bottom w:val="single" w:sz="4" w:space="0" w:color="auto"/>
-          <w:right w:val="single" w:sz="4" w:space="0" w:color="auto"/>
-          <w:insideH w:val="single" w:sz="4" w:space="0" w:color="auto"/>
-          <w:insideV w:val="single" w:sz="4" w:space="0" w:color="auto"/>
-        </w:tblBorders>
-        <w:tblCellMar>
-          <w:left w:w="10" w:type="dxa"/>
-          <w:right w:w="10" w:type="dxa"/>
-        </w:tblCellMar>
-        <w:tblLook w:val="07E0" w:firstRow="1" w:lastRow="1" w:firstColumn="1" w:lastColumn="1" w:noHBand="1" w:noVBand="1"/>
-      </w:tblPr>
-      <w:tblGrid>
-        <w:gridCol w:w="3777"/>
-        <w:gridCol w:w="5861"/>
-      </w:tblGrid>
-      <w:tr>
-        <w:trPr>
-          <w:tblHeader/>
-        </w:trPr>
-        <w:tc>
-          <w:tcPr>
-            <w:tcW w:w="3777" w:type="dxa"/>
-            <w:tcBorders>
-              <w:top w:val="single" w:sz="4" w:space="0" w:color="808080"/>
-              <w:left w:val="single" w:sz="4" w:space="0" w:color="808080"/>
-              <w:bottom w:val="single" w:sz="4" w:space="0" w:color="808080"/>
-              <w:right w:val="single" w:sz="4" w:space="0" w:color="808080"/>
-            </w:tcBorders>
-            <w:shd w:val="clear" w:color="auto" w:fill="D1D1D1"/>
-            <w:tcMar>
-              <w:top w:w="60" w:type="dxa"/>
-              <w:left w:w="90" w:type="dxa"/>
-              <w:bottom w:w="60" w:type="dxa"/>
-              <w:right w:w="90" w:type="dxa"/>
-            </w:tcMar>
-          </w:tcPr>
-          <w:p>
-            <w:r>
-              <w:rPr>
-                <w:b/>
-                <w:bCs/>
-                <w:sz w:val="20"/>
-                <w:szCs w:val="20"/>
-              </w:rPr>
-              <w:t>Фактор</w:t>
-            </w:r>
-          </w:p>
-        </w:tc>
-        <w:tc>
-          <w:tcPr>
-            <w:tcW w:w="5861" w:type="dxa"/>
-            <w:tcBorders>
-              <w:top w:val="single" w:sz="4" w:space="0" w:color="808080"/>
-              <w:left w:val="single" w:sz="4" w:space="0" w:color="808080"/>
-              <w:bottom w:val="single" w:sz="4" w:space="0" w:color="808080"/>
-              <w:right w:val="single" w:sz="4" w:space="0" w:color="808080"/>
-            </w:tcBorders>
-            <w:shd w:val="clear" w:color="auto" w:fill="D1D1D1"/>
-            <w:tcMar>
-              <w:top w:w="60" w:type="dxa"/>
-              <w:left w:w="90" w:type="dxa"/>
-              <w:bottom w:w="60" w:type="dxa"/>
-              <w:right w:w="90" w:type="dxa"/>
-            </w:tcMar>
-          </w:tcPr>
-          <w:p>
-            <w:r>
-              <w:rPr>
-                <w:b/>
-                <w:bCs/>
-                <w:sz w:val="20"/>
-                <w:szCs w:val="20"/>
-              </w:rPr>
-              <w:t>Влияние на проект</w:t>
-            </w:r>
-          </w:p>
-        </w:tc>
-      </w:tr>
-      <w:tr>
-        <w:tc>
-          <w:tcPr>
-            <w:tcW w:w="3777" w:type="dxa"/>
-            <w:tcBorders>
-              <w:top w:val="single" w:sz="4" w:space="0" w:color="808080"/>
-              <w:left w:val="single" w:sz="4" w:space="0" w:color="808080"/>
-              <w:bottom w:val="single" w:sz="4" w:space="0" w:color="808080"/>
-              <w:right w:val="single" w:sz="4" w:space="0" w:color="808080"/>
-            </w:tcBorders>
-            <w:tcMar>
-              <w:top w:w="60" w:type="dxa"/>
-              <w:left w:w="90" w:type="dxa"/>
-              <w:bottom w:w="60" w:type="dxa"/>
-              <w:right w:w="90" w:type="dxa"/>
-            </w:tcMar>
-          </w:tcPr>
-          <w:p>
-            <w:r>
-              <w:rPr>
-                <w:sz w:val="20"/>
-                <w:szCs w:val="20"/>
-              </w:rPr>
-              <w:t>Political</w:t>
-            </w:r>
-          </w:p>
-        </w:tc>
-        <w:tc>
-          <w:tcPr>
-            <w:tcW w:w="5861" w:type="dxa"/>
-            <w:tcBorders>
-              <w:top w:val="single" w:sz="4" w:space="0" w:color="808080"/>
-              <w:left w:val="single" w:sz="4" w:space="0" w:color="808080"/>
-              <w:bottom w:val="single" w:sz="4" w:space="0" w:color="808080"/>
-              <w:right w:val="single" w:sz="4" w:space="0" w:color="808080"/>
-            </w:tcBorders>
-            <w:tcMar>
-              <w:top w:w="60" w:type="dxa"/>
-              <w:left w:w="90" w:type="dxa"/>
-              <w:bottom w:w="60" w:type="dxa"/>
-              <w:right w:w="90" w:type="dxa"/>
-            </w:tcMar>
-          </w:tcPr>
-          <w:p>
-            <w:r>
-              <w:rPr>
-                <w:sz w:val="20"/>
-                <w:szCs w:val="20"/>
-              </w:rPr>
-              <w:t>Курс на импортозамещение — плюс для решения на отечественной платформе 1С</w:t>
-            </w:r>
-          </w:p>
-        </w:tc>
-      </w:tr>
-      <w:tr>
-        <w:tc>
-          <w:tcPr>
-            <w:tcW w:w="3777" w:type="dxa"/>
-            <w:tcBorders>
-              <w:top w:val="single" w:sz="4" w:space="0" w:color="808080"/>
-              <w:left w:val="single" w:sz="4" w:space="0" w:color="808080"/>
-              <w:bottom w:val="single" w:sz="4" w:space="0" w:color="808080"/>
-              <w:right w:val="single" w:sz="4" w:space="0" w:color="808080"/>
-            </w:tcBorders>
-            <w:tcMar>
-              <w:top w:w="60" w:type="dxa"/>
-              <w:left w:w="90" w:type="dxa"/>
-              <w:bottom w:w="60" w:type="dxa"/>
-              <w:right w:w="90" w:type="dxa"/>
-            </w:tcMar>
-          </w:tcPr>
-          <w:p>
-            <w:r>
-              <w:rPr>
-                <w:sz w:val="20"/>
-                <w:szCs w:val="20"/>
-              </w:rPr>
-              <w:t>Economic</w:t>
-            </w:r>
-          </w:p>
-        </w:tc>
-        <w:tc>
-          <w:tcPr>
-            <w:tcW w:w="5861" w:type="dxa"/>
-            <w:tcBorders>
-              <w:top w:val="single" w:sz="4" w:space="0" w:color="808080"/>
-              <w:left w:val="single" w:sz="4" w:space="0" w:color="808080"/>
-              <w:bottom w:val="single" w:sz="4" w:space="0" w:color="808080"/>
-              <w:right w:val="single" w:sz="4" w:space="0" w:color="808080"/>
-            </w:tcBorders>
-            <w:tcMar>
-              <w:top w:w="60" w:type="dxa"/>
-              <w:left w:w="90" w:type="dxa"/>
-              <w:bottom w:w="60" w:type="dxa"/>
-              <w:right w:w="90" w:type="dxa"/>
-            </w:tcMar>
-          </w:tcPr>
-          <w:p>
-            <w:r>
-              <w:rPr>
-                <w:sz w:val="20"/>
-                <w:szCs w:val="20"/>
-              </w:rPr>
-              <w:t>Малые бюджеты библиотек — нужна недорогая система; заказчику важно видеть, сколько фонда закуплено и утеряно и на какую сумму</w:t>
-            </w:r>
-          </w:p>
-        </w:tc>
-      </w:tr>
-      <w:tr>
-        <w:tc>
-          <w:tcPr>
-            <w:tcW w:w="3777" w:type="dxa"/>
-            <w:tcBorders>
-              <w:top w:val="single" w:sz="4" w:space="0" w:color="808080"/>
-              <w:left w:val="single" w:sz="4" w:space="0" w:color="808080"/>
-              <w:bottom w:val="single" w:sz="4" w:space="0" w:color="808080"/>
-              <w:right w:val="single" w:sz="4" w:space="0" w:color="808080"/>
-            </w:tcBorders>
-            <w:tcMar>
-              <w:top w:w="60" w:type="dxa"/>
-              <w:left w:w="90" w:type="dxa"/>
-              <w:bottom w:w="60" w:type="dxa"/>
-              <w:right w:w="90" w:type="dxa"/>
-            </w:tcMar>
-          </w:tcPr>
-          <w:p>
-            <w:r>
-              <w:rPr>
-                <w:sz w:val="20"/>
-                <w:szCs w:val="20"/>
-              </w:rPr>
-              <w:t>Social</w:t>
-            </w:r>
-          </w:p>
-        </w:tc>
-        <w:tc>
-          <w:tcPr>
-            <w:tcW w:w="5861" w:type="dxa"/>
-            <w:tcBorders>
-              <w:top w:val="single" w:sz="4" w:space="0" w:color="808080"/>
-              <w:left w:val="single" w:sz="4" w:space="0" w:color="808080"/>
-              <w:bottom w:val="single" w:sz="4" w:space="0" w:color="808080"/>
-              <w:right w:val="single" w:sz="4" w:space="0" w:color="808080"/>
-            </w:tcBorders>
-            <w:tcMar>
-              <w:top w:w="60" w:type="dxa"/>
-              <w:left w:w="90" w:type="dxa"/>
-              <w:bottom w:w="60" w:type="dxa"/>
-              <w:right w:w="90" w:type="dxa"/>
-            </w:tcMar>
-          </w:tcPr>
-          <w:p>
-            <w:r>
-              <w:rPr>
-                <w:sz w:val="20"/>
-                <w:szCs w:val="20"/>
-              </w:rPr>
-              <w:t>Читатели ждут цифровых сервисов и хотят сами видеть свои сроки</w:t>
-            </w:r>
-          </w:p>
-        </w:tc>
-      </w:tr>
-      <w:tr>
-        <w:tc>
-          <w:tcPr>
-            <w:tcW w:w="3777" w:type="dxa"/>
-            <w:tcBorders>
-              <w:top w:val="single" w:sz="4" w:space="0" w:color="808080"/>
-              <w:left w:val="single" w:sz="4" w:space="0" w:color="808080"/>
-              <w:bottom w:val="single" w:sz="4" w:space="0" w:color="808080"/>
-              <w:right w:val="single" w:sz="4" w:space="0" w:color="808080"/>
-            </w:tcBorders>
-            <w:tcMar>
-              <w:top w:w="60" w:type="dxa"/>
-              <w:left w:w="90" w:type="dxa"/>
-              <w:bottom w:w="60" w:type="dxa"/>
-              <w:right w:w="90" w:type="dxa"/>
-            </w:tcMar>
-          </w:tcPr>
-          <w:p>
-            <w:r>
-              <w:rPr>
-                <w:sz w:val="20"/>
-                <w:szCs w:val="20"/>
-              </w:rPr>
-              <w:t>Technological</w:t>
-            </w:r>
-          </w:p>
-        </w:tc>
-        <w:tc>
-          <w:tcPr>
-            <w:tcW w:w="5861" w:type="dxa"/>
-            <w:tcBorders>
-              <w:top w:val="single" w:sz="4" w:space="0" w:color="808080"/>
-              <w:left w:val="single" w:sz="4" w:space="0" w:color="808080"/>
-              <w:bottom w:val="single" w:sz="4" w:space="0" w:color="808080"/>
-              <w:right w:val="single" w:sz="4" w:space="0" w:color="808080"/>
-            </w:tcBorders>
-            <w:tcMar>
-              <w:top w:w="60" w:type="dxa"/>
-              <w:left w:w="90" w:type="dxa"/>
-              <w:bottom w:w="60" w:type="dxa"/>
-              <w:right w:w="90" w:type="dxa"/>
-            </w:tcMar>
-          </w:tcPr>
-          <w:p>
-            <w:r>
-              <w:rPr>
-                <w:sz w:val="20"/>
-                <w:szCs w:val="20"/>
-              </w:rPr>
-              <w:t>1С:Предприятие 8.3 + веб-приложение на React и Node.js, обмен по API, импорт/экспорт CSV</w:t>
-            </w:r>
-          </w:p>
-        </w:tc>
-      </w:tr>
-      <w:tr>
-        <w:tc>
-          <w:tcPr>
-            <w:tcW w:w="3777" w:type="dxa"/>
-            <w:tcBorders>
-              <w:top w:val="single" w:sz="4" w:space="0" w:color="808080"/>
-              <w:left w:val="single" w:sz="4" w:space="0" w:color="808080"/>
-              <w:bottom w:val="single" w:sz="4" w:space="0" w:color="808080"/>
-              <w:right w:val="single" w:sz="4" w:space="0" w:color="808080"/>
-            </w:tcBorders>
-            <w:tcMar>
-              <w:top w:w="60" w:type="dxa"/>
-              <w:left w:w="90" w:type="dxa"/>
-              <w:bottom w:w="60" w:type="dxa"/>
-              <w:right w:w="90" w:type="dxa"/>
-            </w:tcMar>
-          </w:tcPr>
-          <w:p>
-            <w:r>
-              <w:rPr>
-                <w:sz w:val="20"/>
-                <w:szCs w:val="20"/>
-              </w:rPr>
-              <w:t>Legal</w:t>
-            </w:r>
-          </w:p>
-        </w:tc>
-        <w:tc>
-          <w:tcPr>
-            <w:tcW w:w="5861" w:type="dxa"/>
-            <w:tcBorders>
-              <w:top w:val="single" w:sz="4" w:space="0" w:color="808080"/>
-              <w:left w:val="single" w:sz="4" w:space="0" w:color="808080"/>
-              <w:bottom w:val="single" w:sz="4" w:space="0" w:color="808080"/>
-              <w:right w:val="single" w:sz="4" w:space="0" w:color="808080"/>
-            </w:tcBorders>
-            <w:tcMar>
-              <w:top w:w="60" w:type="dxa"/>
-              <w:left w:w="90" w:type="dxa"/>
-              <w:bottom w:w="60" w:type="dxa"/>
-              <w:right w:w="90" w:type="dxa"/>
-            </w:tcMar>
-          </w:tcPr>
-          <w:p>
-            <w:r>
-              <w:rPr>
-                <w:sz w:val="20"/>
-                <w:szCs w:val="20"/>
-              </w:rPr>
-              <w:t>152-ФЗ о персональных данных: только синтетика, разграничение доступа по ролям; учёт поступления и выбытия фонда — по Порядку учёта документов библиотечного фонда (приказ Минкультуры России № 1077)</w:t>
-            </w:r>
-          </w:p>
-        </w:tc>
-      </w:tr>
-      <w:tr>
-        <w:tc>
-          <w:tcPr>
-            <w:tcW w:w="3777" w:type="dxa"/>
-            <w:tcBorders>
-              <w:top w:val="single" w:sz="4" w:space="0" w:color="808080"/>
-              <w:left w:val="single" w:sz="4" w:space="0" w:color="808080"/>
-              <w:bottom w:val="single" w:sz="4" w:space="0" w:color="808080"/>
-              <w:right w:val="single" w:sz="4" w:space="0" w:color="808080"/>
-            </w:tcBorders>
-            <w:tcMar>
-              <w:top w:w="60" w:type="dxa"/>
-              <w:left w:w="90" w:type="dxa"/>
-              <w:bottom w:w="60" w:type="dxa"/>
-              <w:right w:w="90" w:type="dxa"/>
-            </w:tcMar>
-          </w:tcPr>
-          <w:p>
-            <w:r>
-              <w:rPr>
-                <w:sz w:val="20"/>
-                <w:szCs w:val="20"/>
-              </w:rPr>
-              <w:t>Environmental</w:t>
-            </w:r>
-          </w:p>
-        </w:tc>
-        <w:tc>
-          <w:tcPr>
-            <w:tcW w:w="5861" w:type="dxa"/>
-            <w:tcBorders>
-              <w:top w:val="single" w:sz="4" w:space="0" w:color="808080"/>
-              <w:left w:val="single" w:sz="4" w:space="0" w:color="808080"/>
-              <w:bottom w:val="single" w:sz="4" w:space="0" w:color="808080"/>
-              <w:right w:val="single" w:sz="4" w:space="0" w:color="808080"/>
-            </w:tcBorders>
-            <w:tcMar>
-              <w:top w:w="60" w:type="dxa"/>
-              <w:left w:w="90" w:type="dxa"/>
-              <w:bottom w:w="60" w:type="dxa"/>
-              <w:right w:w="90" w:type="dxa"/>
-            </w:tcMar>
-          </w:tcPr>
-          <w:p>
-            <w:r>
-              <w:rPr>
-                <w:sz w:val="20"/>
-                <w:szCs w:val="20"/>
-              </w:rPr>
-              <w:t>Меньше бумажных формуляров и журналов учёта</w:t>
-            </w:r>
-          </w:p>
-        </w:tc>
-      </w:tr>
-    </w:tbl>
-    <w:p>
-      <w:pPr>
-        <w:spacing w:after="120"/>
-      </w:pPr>
-    </w:p>
-    <w:p>
-      <w:pPr>
-        <w:pStyle w:val="2"/>
-        <w:spacing w:before="240" w:after="120"/>
-      </w:pPr>
-      <w:r>
-        <w:rPr>
-          <w:b/>
-          <w:bCs/>
-          <w:color w:val="000000"/>
-          <w:sz w:val="24"/>
-          <w:szCs w:val="24"/>
-        </w:rPr>
-        <w:t>Аналоги</w:t>
-      </w:r>
-    </w:p>
-    <w:p>
-      <w:pPr>
-        <w:spacing w:after="120"/>
-        <w:jc w:val="both"/>
-      </w:pPr>
-      <w:r>
-        <w:t>Аналоги — сайты библиотек вузов, городских сетей и РГБ (просмотрены 10.10.2026).</w:t>
-      </w:r>
-    </w:p>
-    <w:tbl>
-      <w:tblPr>
-        <w:tblW w:w="9638" w:type="dxa"/>
-        <w:tblBorders>
-          <w:top w:val="single" w:sz="4" w:space="0" w:color="auto"/>
-          <w:left w:val="single" w:sz="4" w:space="0" w:color="auto"/>
-          <w:bottom w:val="single" w:sz="4" w:space="0" w:color="auto"/>
-          <w:right w:val="single" w:sz="4" w:space="0" w:color="auto"/>
-          <w:insideH w:val="single" w:sz="4" w:space="0" w:color="auto"/>
-          <w:insideV w:val="single" w:sz="4" w:space="0" w:color="auto"/>
-        </w:tblBorders>
-        <w:tblCellMar>
-          <w:left w:w="10" w:type="dxa"/>
-          <w:right w:w="10" w:type="dxa"/>
-        </w:tblCellMar>
-        <w:tblLook w:val="07E0" w:firstRow="1" w:lastRow="1" w:firstColumn="1" w:lastColumn="1" w:noHBand="1" w:noVBand="1"/>
-      </w:tblPr>
-      <w:tblGrid>
-        <w:gridCol w:w="1415"/>
-        <w:gridCol w:w="2662"/>
-        <w:gridCol w:w="2780"/>
-        <w:gridCol w:w="2781"/>
-      </w:tblGrid>
-      <w:tr>
-        <w:trPr>
-          <w:tblHeader/>
-        </w:trPr>
-        <w:tc>
-          <w:tcPr>
-            <w:tcW w:w="1415" w:type="dxa"/>
-            <w:tcBorders>
-              <w:top w:val="single" w:sz="4" w:space="0" w:color="808080"/>
-              <w:left w:val="single" w:sz="4" w:space="0" w:color="808080"/>
-              <w:bottom w:val="single" w:sz="4" w:space="0" w:color="808080"/>
-              <w:right w:val="single" w:sz="4" w:space="0" w:color="808080"/>
-            </w:tcBorders>
-            <w:shd w:val="clear" w:color="auto" w:fill="D1D1D1"/>
-            <w:tcMar>
-              <w:top w:w="60" w:type="dxa"/>
-              <w:left w:w="90" w:type="dxa"/>
-              <w:bottom w:w="60" w:type="dxa"/>
-              <w:right w:w="90" w:type="dxa"/>
-            </w:tcMar>
-          </w:tcPr>
-          <w:p>
-            <w:r>
-              <w:rPr>
-                <w:b/>
-                <w:bCs/>
-                <w:sz w:val="20"/>
-                <w:szCs w:val="20"/>
-              </w:rPr>
-              <w:t>Тип</w:t>
-            </w:r>
-          </w:p>
-        </w:tc>
-        <w:tc>
-          <w:tcPr>
-            <w:tcW w:w="2662" w:type="dxa"/>
-            <w:tcBorders>
-              <w:top w:val="single" w:sz="4" w:space="0" w:color="808080"/>
-              <w:left w:val="single" w:sz="4" w:space="0" w:color="808080"/>
-              <w:bottom w:val="single" w:sz="4" w:space="0" w:color="808080"/>
-              <w:right w:val="single" w:sz="4" w:space="0" w:color="808080"/>
-            </w:tcBorders>
-            <w:shd w:val="clear" w:color="auto" w:fill="D1D1D1"/>
-            <w:tcMar>
-              <w:top w:w="60" w:type="dxa"/>
-              <w:left w:w="90" w:type="dxa"/>
-              <w:bottom w:w="60" w:type="dxa"/>
-              <w:right w:w="90" w:type="dxa"/>
-            </w:tcMar>
-          </w:tcPr>
-          <w:p>
-            <w:r>
-              <w:rPr>
-                <w:b/>
-                <w:bCs/>
-                <w:sz w:val="20"/>
-                <w:szCs w:val="20"/>
-              </w:rPr>
-              <w:t>Аналог</w:t>
-            </w:r>
-          </w:p>
-        </w:tc>
-        <w:tc>
-          <w:tcPr>
-            <w:tcW w:w="2780" w:type="dxa"/>
-            <w:tcBorders>
-              <w:top w:val="single" w:sz="4" w:space="0" w:color="808080"/>
-              <w:left w:val="single" w:sz="4" w:space="0" w:color="808080"/>
-              <w:bottom w:val="single" w:sz="4" w:space="0" w:color="808080"/>
-              <w:right w:val="single" w:sz="4" w:space="0" w:color="808080"/>
-            </w:tcBorders>
-            <w:shd w:val="clear" w:color="auto" w:fill="D1D1D1"/>
-            <w:tcMar>
-              <w:top w:w="60" w:type="dxa"/>
-              <w:left w:w="90" w:type="dxa"/>
-              <w:bottom w:w="60" w:type="dxa"/>
-              <w:right w:w="90" w:type="dxa"/>
-            </w:tcMar>
-          </w:tcPr>
-          <w:p>
-            <w:r>
-              <w:rPr>
-                <w:b/>
-                <w:bCs/>
-                <w:sz w:val="20"/>
-                <w:szCs w:val="20"/>
-              </w:rPr>
-              <w:t>Что это</w:t>
-            </w:r>
-          </w:p>
-        </w:tc>
-        <w:tc>
-          <w:tcPr>
-            <w:tcW w:w="2781" w:type="dxa"/>
-            <w:tcBorders>
-              <w:top w:val="single" w:sz="4" w:space="0" w:color="808080"/>
-              <w:left w:val="single" w:sz="4" w:space="0" w:color="808080"/>
-              <w:bottom w:val="single" w:sz="4" w:space="0" w:color="808080"/>
-              <w:right w:val="single" w:sz="4" w:space="0" w:color="808080"/>
-            </w:tcBorders>
-            <w:shd w:val="clear" w:color="auto" w:fill="D1D1D1"/>
-            <w:tcMar>
-              <w:top w:w="60" w:type="dxa"/>
-              <w:left w:w="90" w:type="dxa"/>
-              <w:bottom w:w="60" w:type="dxa"/>
-              <w:right w:w="90" w:type="dxa"/>
-            </w:tcMar>
-          </w:tcPr>
-          <w:p>
-            <w:r>
-              <w:rPr>
-                <w:b/>
-                <w:bCs/>
-                <w:sz w:val="20"/>
-                <w:szCs w:val="20"/>
-              </w:rPr>
-              <w:t>Что берём</w:t>
-            </w:r>
-          </w:p>
-        </w:tc>
-      </w:tr>
-      <w:tr>
-        <w:tc>
-          <w:tcPr>
-            <w:tcW w:w="1415" w:type="dxa"/>
-            <w:tcBorders>
-              <w:top w:val="single" w:sz="4" w:space="0" w:color="808080"/>
-              <w:left w:val="single" w:sz="4" w:space="0" w:color="808080"/>
-              <w:bottom w:val="single" w:sz="4" w:space="0" w:color="808080"/>
-              <w:right w:val="single" w:sz="4" w:space="0" w:color="808080"/>
-            </w:tcBorders>
-            <w:tcMar>
-              <w:top w:w="60" w:type="dxa"/>
-              <w:left w:w="90" w:type="dxa"/>
-              <w:bottom w:w="60" w:type="dxa"/>
-              <w:right w:w="90" w:type="dxa"/>
-            </w:tcMar>
-          </w:tcPr>
-          <w:p>
-            <w:r>
-              <w:rPr>
-                <w:sz w:val="20"/>
-                <w:szCs w:val="20"/>
-              </w:rPr>
-              <w:t>Прямой</w:t>
-            </w:r>
-          </w:p>
-        </w:tc>
-        <w:tc>
-          <w:tcPr>
-            <w:tcW w:w="2662" w:type="dxa"/>
-            <w:tcBorders>
-              <w:top w:val="single" w:sz="4" w:space="0" w:color="808080"/>
-              <w:left w:val="single" w:sz="4" w:space="0" w:color="808080"/>
-              <w:bottom w:val="single" w:sz="4" w:space="0" w:color="808080"/>
-              <w:right w:val="single" w:sz="4" w:space="0" w:color="808080"/>
-            </w:tcBorders>
-            <w:tcMar>
-              <w:top w:w="60" w:type="dxa"/>
-              <w:left w:w="90" w:type="dxa"/>
-              <w:bottom w:w="60" w:type="dxa"/>
-              <w:right w:w="90" w:type="dxa"/>
-            </w:tcMar>
-          </w:tcPr>
-          <w:p>
-            <w:r>
-              <w:rPr>
-                <w:sz w:val="20"/>
-                <w:szCs w:val="20"/>
-              </w:rPr>
-              <w:t>Библиотека НИУ ВШЭ (library.hse.ru)</w:t>
-            </w:r>
-          </w:p>
-        </w:tc>
-        <w:tc>
-          <w:tcPr>
-            <w:tcW w:w="2780" w:type="dxa"/>
-            <w:tcBorders>
-              <w:top w:val="single" w:sz="4" w:space="0" w:color="808080"/>
-              <w:left w:val="single" w:sz="4" w:space="0" w:color="808080"/>
-              <w:bottom w:val="single" w:sz="4" w:space="0" w:color="808080"/>
-              <w:right w:val="single" w:sz="4" w:space="0" w:color="808080"/>
-            </w:tcBorders>
-            <w:tcMar>
-              <w:top w:w="60" w:type="dxa"/>
-              <w:left w:w="90" w:type="dxa"/>
-              <w:bottom w:w="60" w:type="dxa"/>
-              <w:right w:w="90" w:type="dxa"/>
-            </w:tcMar>
-          </w:tcPr>
-          <w:p>
-            <w:r>
-              <w:rPr>
-                <w:sz w:val="20"/>
-                <w:szCs w:val="20"/>
-              </w:rPr>
-              <w:t>Вузовская библиотека: выдача на дом через личный кабинет, научная литература на 15 дней, художественная на 30, не более 5 экземпляров, продление через приложение HSE App X, личный кабинет, телефон, e-mail; возврат лично или почтой; утерянную книгу заменяют равноценной</w:t>
-            </w:r>
-          </w:p>
-        </w:tc>
-        <w:tc>
-          <w:tcPr>
-            <w:tcW w:w="2781" w:type="dxa"/>
-            <w:tcBorders>
-              <w:top w:val="single" w:sz="4" w:space="0" w:color="808080"/>
-              <w:left w:val="single" w:sz="4" w:space="0" w:color="808080"/>
-              <w:bottom w:val="single" w:sz="4" w:space="0" w:color="808080"/>
-              <w:right w:val="single" w:sz="4" w:space="0" w:color="808080"/>
-            </w:tcBorders>
-            <w:tcMar>
-              <w:top w:w="60" w:type="dxa"/>
-              <w:left w:w="90" w:type="dxa"/>
-              <w:bottom w:w="60" w:type="dxa"/>
-              <w:right w:w="90" w:type="dxa"/>
-            </w:tcMar>
-          </w:tcPr>
-          <w:p>
-            <w:r>
-              <w:rPr>
-                <w:sz w:val="20"/>
-                <w:szCs w:val="20"/>
-              </w:rPr>
-              <w:t>Разные сроки выдачи по типу фонда, лимит экземпляров на читателя, кабинет со сроками, порядок замены утерянной книги</w:t>
-            </w:r>
-          </w:p>
-        </w:tc>
-      </w:tr>
-      <w:tr>
-        <w:tc>
-          <w:tcPr>
-            <w:tcW w:w="1415" w:type="dxa"/>
-            <w:tcBorders>
-              <w:top w:val="single" w:sz="4" w:space="0" w:color="808080"/>
-              <w:left w:val="single" w:sz="4" w:space="0" w:color="808080"/>
-              <w:bottom w:val="single" w:sz="4" w:space="0" w:color="808080"/>
-              <w:right w:val="single" w:sz="4" w:space="0" w:color="808080"/>
-            </w:tcBorders>
-            <w:tcMar>
-              <w:top w:w="60" w:type="dxa"/>
-              <w:left w:w="90" w:type="dxa"/>
-              <w:bottom w:w="60" w:type="dxa"/>
-              <w:right w:w="90" w:type="dxa"/>
-            </w:tcMar>
-          </w:tcPr>
-          <w:p>
-            <w:r>
-              <w:rPr>
-                <w:sz w:val="20"/>
-                <w:szCs w:val="20"/>
-              </w:rPr>
-              <w:t>Прямой</w:t>
-            </w:r>
-          </w:p>
-        </w:tc>
-        <w:tc>
-          <w:tcPr>
-            <w:tcW w:w="2662" w:type="dxa"/>
-            <w:tcBorders>
-              <w:top w:val="single" w:sz="4" w:space="0" w:color="808080"/>
-              <w:left w:val="single" w:sz="4" w:space="0" w:color="808080"/>
-              <w:bottom w:val="single" w:sz="4" w:space="0" w:color="808080"/>
-              <w:right w:val="single" w:sz="4" w:space="0" w:color="808080"/>
-            </w:tcBorders>
-            <w:tcMar>
-              <w:top w:w="60" w:type="dxa"/>
-              <w:left w:w="90" w:type="dxa"/>
-              <w:bottom w:w="60" w:type="dxa"/>
-              <w:right w:w="90" w:type="dxa"/>
-            </w:tcMar>
-          </w:tcPr>
-          <w:p>
-            <w:r>
-              <w:rPr>
-                <w:sz w:val="20"/>
-                <w:szCs w:val="20"/>
-              </w:rPr>
-              <w:t>Библиотека ИТМО (lib.itmo.ru)</w:t>
-            </w:r>
-          </w:p>
-        </w:tc>
-        <w:tc>
-          <w:tcPr>
-            <w:tcW w:w="2780" w:type="dxa"/>
-            <w:tcBorders>
-              <w:top w:val="single" w:sz="4" w:space="0" w:color="808080"/>
-              <w:left w:val="single" w:sz="4" w:space="0" w:color="808080"/>
-              <w:bottom w:val="single" w:sz="4" w:space="0" w:color="808080"/>
-              <w:right w:val="single" w:sz="4" w:space="0" w:color="808080"/>
-            </w:tcBorders>
-            <w:tcMar>
-              <w:top w:w="60" w:type="dxa"/>
-              <w:left w:w="90" w:type="dxa"/>
-              <w:bottom w:w="60" w:type="dxa"/>
-              <w:right w:w="90" w:type="dxa"/>
-            </w:tcMar>
-          </w:tcPr>
-          <w:p>
-            <w:r>
-              <w:rPr>
-                <w:sz w:val="20"/>
-                <w:szCs w:val="20"/>
-              </w:rPr>
-              <w:t>Вузовская библиотека: выдача и возврат на станциях самообслуживания по RFID-меткам и кампусной карте, электронный каталог, личный кабинет через вход ИСУ с отслеживанием статуса заказа</w:t>
-            </w:r>
-          </w:p>
-        </w:tc>
-        <w:tc>
-          <w:tcPr>
-            <w:tcW w:w="2781" w:type="dxa"/>
-            <w:tcBorders>
-              <w:top w:val="single" w:sz="4" w:space="0" w:color="808080"/>
-              <w:left w:val="single" w:sz="4" w:space="0" w:color="808080"/>
-              <w:bottom w:val="single" w:sz="4" w:space="0" w:color="808080"/>
-              <w:right w:val="single" w:sz="4" w:space="0" w:color="808080"/>
-            </w:tcBorders>
-            <w:tcMar>
-              <w:top w:w="60" w:type="dxa"/>
-              <w:left w:w="90" w:type="dxa"/>
-              <w:bottom w:w="60" w:type="dxa"/>
-              <w:right w:w="90" w:type="dxa"/>
-            </w:tcMar>
-          </w:tcPr>
-          <w:p>
-            <w:r>
-              <w:rPr>
-                <w:sz w:val="20"/>
-                <w:szCs w:val="20"/>
-              </w:rPr>
-              <w:t>Вход через единую учётную запись вуза, статус заказа в кабинете читателя</w:t>
-            </w:r>
-          </w:p>
-        </w:tc>
-      </w:tr>
-      <w:tr>
-        <w:tc>
-          <w:tcPr>
-            <w:tcW w:w="1415" w:type="dxa"/>
-            <w:tcBorders>
-              <w:top w:val="single" w:sz="4" w:space="0" w:color="808080"/>
-              <w:left w:val="single" w:sz="4" w:space="0" w:color="808080"/>
-              <w:bottom w:val="single" w:sz="4" w:space="0" w:color="808080"/>
-              <w:right w:val="single" w:sz="4" w:space="0" w:color="808080"/>
-            </w:tcBorders>
-            <w:tcMar>
-              <w:top w:w="60" w:type="dxa"/>
-              <w:left w:w="90" w:type="dxa"/>
-              <w:bottom w:w="60" w:type="dxa"/>
-              <w:right w:w="90" w:type="dxa"/>
-            </w:tcMar>
-          </w:tcPr>
-          <w:p>
-            <w:r>
-              <w:rPr>
-                <w:sz w:val="20"/>
-                <w:szCs w:val="20"/>
-              </w:rPr>
-              <w:t>Косвенный</w:t>
-            </w:r>
-          </w:p>
-        </w:tc>
-        <w:tc>
-          <w:tcPr>
-            <w:tcW w:w="2662" w:type="dxa"/>
-            <w:tcBorders>
-              <w:top w:val="single" w:sz="4" w:space="0" w:color="808080"/>
-              <w:left w:val="single" w:sz="4" w:space="0" w:color="808080"/>
-              <w:bottom w:val="single" w:sz="4" w:space="0" w:color="808080"/>
-              <w:right w:val="single" w:sz="4" w:space="0" w:color="808080"/>
-            </w:tcBorders>
-            <w:tcMar>
-              <w:top w:w="60" w:type="dxa"/>
-              <w:left w:w="90" w:type="dxa"/>
-              <w:bottom w:w="60" w:type="dxa"/>
-              <w:right w:w="90" w:type="dxa"/>
-            </w:tcMar>
-          </w:tcPr>
-          <w:p>
-            <w:r>
-              <w:rPr>
-                <w:sz w:val="20"/>
-                <w:szCs w:val="20"/>
-              </w:rPr>
-              <w:t>ЦБС Фрунзенского района СПб (cbsfr.ru)</w:t>
-            </w:r>
-          </w:p>
-        </w:tc>
-        <w:tc>
-          <w:tcPr>
-            <w:tcW w:w="2780" w:type="dxa"/>
-            <w:tcBorders>
-              <w:top w:val="single" w:sz="4" w:space="0" w:color="808080"/>
-              <w:left w:val="single" w:sz="4" w:space="0" w:color="808080"/>
-              <w:bottom w:val="single" w:sz="4" w:space="0" w:color="808080"/>
-              <w:right w:val="single" w:sz="4" w:space="0" w:color="808080"/>
-            </w:tcBorders>
-            <w:tcMar>
-              <w:top w:w="60" w:type="dxa"/>
-              <w:left w:w="90" w:type="dxa"/>
-              <w:bottom w:w="60" w:type="dxa"/>
-              <w:right w:w="90" w:type="dxa"/>
-            </w:tcMar>
-          </w:tcPr>
-          <w:p>
-            <w:r>
-              <w:rPr>
-                <w:sz w:val="20"/>
-                <w:szCs w:val="20"/>
-              </w:rPr>
-              <w:t>Районная сеть публичных библиотек: заказ книг через городской портал spblib.ru с доставкой в выбранную библиотеку, продление по e-mail, телефону или в личном кабинете, до 10 изданий на руки, виртуальная справка о наличии книги</w:t>
-            </w:r>
-          </w:p>
-        </w:tc>
-        <w:tc>
-          <w:tcPr>
-            <w:tcW w:w="2781" w:type="dxa"/>
-            <w:tcBorders>
-              <w:top w:val="single" w:sz="4" w:space="0" w:color="808080"/>
-              <w:left w:val="single" w:sz="4" w:space="0" w:color="808080"/>
-              <w:bottom w:val="single" w:sz="4" w:space="0" w:color="808080"/>
-              <w:right w:val="single" w:sz="4" w:space="0" w:color="808080"/>
-            </w:tcBorders>
-            <w:tcMar>
-              <w:top w:w="60" w:type="dxa"/>
-              <w:left w:w="90" w:type="dxa"/>
-              <w:bottom w:w="60" w:type="dxa"/>
-              <w:right w:w="90" w:type="dxa"/>
-            </w:tcMar>
-          </w:tcPr>
-          <w:p>
-            <w:r>
-              <w:rPr>
-                <w:sz w:val="20"/>
-                <w:szCs w:val="20"/>
-              </w:rPr>
-              <w:t>Несколько каналов продления, запрос о наличии книги</w:t>
-            </w:r>
-          </w:p>
-        </w:tc>
-      </w:tr>
-      <w:tr>
-        <w:tc>
-          <w:tcPr>
-            <w:tcW w:w="1415" w:type="dxa"/>
-            <w:tcBorders>
-              <w:top w:val="single" w:sz="4" w:space="0" w:color="808080"/>
-              <w:left w:val="single" w:sz="4" w:space="0" w:color="808080"/>
-              <w:bottom w:val="single" w:sz="4" w:space="0" w:color="808080"/>
-              <w:right w:val="single" w:sz="4" w:space="0" w:color="808080"/>
-            </w:tcBorders>
-            <w:tcMar>
-              <w:top w:w="60" w:type="dxa"/>
-              <w:left w:w="90" w:type="dxa"/>
-              <w:bottom w:w="60" w:type="dxa"/>
-              <w:right w:w="90" w:type="dxa"/>
-            </w:tcMar>
-          </w:tcPr>
-          <w:p>
-            <w:r>
-              <w:rPr>
-                <w:sz w:val="20"/>
-                <w:szCs w:val="20"/>
-              </w:rPr>
-              <w:t>Косвенный</w:t>
-            </w:r>
-          </w:p>
-        </w:tc>
-        <w:tc>
-          <w:tcPr>
-            <w:tcW w:w="2662" w:type="dxa"/>
-            <w:tcBorders>
-              <w:top w:val="single" w:sz="4" w:space="0" w:color="808080"/>
-              <w:left w:val="single" w:sz="4" w:space="0" w:color="808080"/>
-              <w:bottom w:val="single" w:sz="4" w:space="0" w:color="808080"/>
-              <w:right w:val="single" w:sz="4" w:space="0" w:color="808080"/>
-            </w:tcBorders>
-            <w:tcMar>
-              <w:top w:w="60" w:type="dxa"/>
-              <w:left w:w="90" w:type="dxa"/>
-              <w:bottom w:w="60" w:type="dxa"/>
-              <w:right w:w="90" w:type="dxa"/>
-            </w:tcMar>
-          </w:tcPr>
-          <w:p>
-            <w:r>
-              <w:rPr>
-                <w:sz w:val="20"/>
-                <w:szCs w:val="20"/>
-              </w:rPr>
-              <w:t>Российская государственная библиотека (rsl.ru/services)</w:t>
-            </w:r>
-          </w:p>
-        </w:tc>
-        <w:tc>
-          <w:tcPr>
-            <w:tcW w:w="2780" w:type="dxa"/>
-            <w:tcBorders>
-              <w:top w:val="single" w:sz="4" w:space="0" w:color="808080"/>
-              <w:left w:val="single" w:sz="4" w:space="0" w:color="808080"/>
-              <w:bottom w:val="single" w:sz="4" w:space="0" w:color="808080"/>
-              <w:right w:val="single" w:sz="4" w:space="0" w:color="808080"/>
-            </w:tcBorders>
-            <w:tcMar>
-              <w:top w:w="60" w:type="dxa"/>
-              <w:left w:w="90" w:type="dxa"/>
-              <w:bottom w:w="60" w:type="dxa"/>
-              <w:right w:w="90" w:type="dxa"/>
-            </w:tcMar>
-          </w:tcPr>
-          <w:p>
-            <w:r>
-              <w:rPr>
-                <w:sz w:val="20"/>
-                <w:szCs w:val="20"/>
-              </w:rPr>
-              <w:t>Национальная библиотека: заказ, выдача и продление изданий бесплатно; платные услуги (копирование, подбор литературы, доставка по МБА)</w:t>
-            </w:r>
-          </w:p>
-        </w:tc>
-        <w:tc>
-          <w:tcPr>
-            <w:tcW w:w="2781" w:type="dxa"/>
-            <w:tcBorders>
-              <w:top w:val="single" w:sz="4" w:space="0" w:color="808080"/>
-              <w:left w:val="single" w:sz="4" w:space="0" w:color="808080"/>
-              <w:bottom w:val="single" w:sz="4" w:space="0" w:color="808080"/>
-              <w:right w:val="single" w:sz="4" w:space="0" w:color="808080"/>
-            </w:tcBorders>
-            <w:tcMar>
-              <w:top w:w="60" w:type="dxa"/>
-              <w:left w:w="90" w:type="dxa"/>
-              <w:bottom w:w="60" w:type="dxa"/>
-              <w:right w:w="90" w:type="dxa"/>
-            </w:tcMar>
-          </w:tcPr>
-          <w:p>
-            <w:r>
-              <w:rPr>
-                <w:sz w:val="20"/>
-                <w:szCs w:val="20"/>
-              </w:rPr>
-              <w:t>Каталог услуг с пометками «платно / бесплатно», «онлайн / в библиотеке»</w:t>
-            </w:r>
-          </w:p>
-        </w:tc>
-      </w:tr>
-      <w:tr>
-        <w:tc>
-          <w:tcPr>
-            <w:tcW w:w="1415" w:type="dxa"/>
-            <w:tcBorders>
-              <w:top w:val="single" w:sz="4" w:space="0" w:color="808080"/>
-              <w:left w:val="single" w:sz="4" w:space="0" w:color="808080"/>
-              <w:bottom w:val="single" w:sz="4" w:space="0" w:color="808080"/>
-              <w:right w:val="single" w:sz="4" w:space="0" w:color="808080"/>
-            </w:tcBorders>
-            <w:tcMar>
-              <w:top w:w="60" w:type="dxa"/>
-              <w:left w:w="90" w:type="dxa"/>
-              <w:bottom w:w="60" w:type="dxa"/>
-              <w:right w:w="90" w:type="dxa"/>
-            </w:tcMar>
-          </w:tcPr>
-          <w:p>
-            <w:r>
-              <w:rPr>
-                <w:sz w:val="20"/>
-                <w:szCs w:val="20"/>
-              </w:rPr>
-              <w:lastRenderedPageBreak/>
-              <w:t>Референс</w:t>
-            </w:r>
-          </w:p>
-        </w:tc>
-        <w:tc>
-          <w:tcPr>
-            <w:tcW w:w="2662" w:type="dxa"/>
-            <w:tcBorders>
-              <w:top w:val="single" w:sz="4" w:space="0" w:color="808080"/>
-              <w:left w:val="single" w:sz="4" w:space="0" w:color="808080"/>
-              <w:bottom w:val="single" w:sz="4" w:space="0" w:color="808080"/>
-              <w:right w:val="single" w:sz="4" w:space="0" w:color="808080"/>
-            </w:tcBorders>
-            <w:tcMar>
-              <w:top w:w="60" w:type="dxa"/>
-              <w:left w:w="90" w:type="dxa"/>
-              <w:bottom w:w="60" w:type="dxa"/>
-              <w:right w:w="90" w:type="dxa"/>
-            </w:tcMar>
-          </w:tcPr>
-          <w:p>
-            <w:r>
-              <w:rPr>
-                <w:sz w:val="20"/>
-                <w:szCs w:val="20"/>
-              </w:rPr>
-              <w:t>«Библиотеки Москвы» на mos.ru (каталог и подборки)</w:t>
-            </w:r>
-          </w:p>
-        </w:tc>
-        <w:tc>
-          <w:tcPr>
-            <w:tcW w:w="2780" w:type="dxa"/>
-            <w:tcBorders>
-              <w:top w:val="single" w:sz="4" w:space="0" w:color="808080"/>
-              <w:left w:val="single" w:sz="4" w:space="0" w:color="808080"/>
-              <w:bottom w:val="single" w:sz="4" w:space="0" w:color="808080"/>
-              <w:right w:val="single" w:sz="4" w:space="0" w:color="808080"/>
-            </w:tcBorders>
-            <w:tcMar>
-              <w:top w:w="60" w:type="dxa"/>
-              <w:left w:w="90" w:type="dxa"/>
-              <w:bottom w:w="60" w:type="dxa"/>
-              <w:right w:w="90" w:type="dxa"/>
-            </w:tcMar>
-          </w:tcPr>
-          <w:p>
-            <w:r>
-              <w:rPr>
-                <w:sz w:val="20"/>
-                <w:szCs w:val="20"/>
-              </w:rPr>
-              <w:t>Городской сервис: единый каталог 440 библиотек, более 12 млн изданий, фильтр «в наличии» и по библиотеке, онлайн-бронь, дистанционное продление, электронный читательский билет в «Мой id», тематические подборки и рекомендации</w:t>
-            </w:r>
-          </w:p>
-        </w:tc>
-        <w:tc>
-          <w:tcPr>
-            <w:tcW w:w="2781" w:type="dxa"/>
-            <w:tcBorders>
-              <w:top w:val="single" w:sz="4" w:space="0" w:color="808080"/>
-              <w:left w:val="single" w:sz="4" w:space="0" w:color="808080"/>
-              <w:bottom w:val="single" w:sz="4" w:space="0" w:color="808080"/>
-              <w:right w:val="single" w:sz="4" w:space="0" w:color="808080"/>
-            </w:tcBorders>
-            <w:tcMar>
-              <w:top w:w="60" w:type="dxa"/>
-              <w:left w:w="90" w:type="dxa"/>
-              <w:bottom w:w="60" w:type="dxa"/>
-              <w:right w:w="90" w:type="dxa"/>
-            </w:tcMar>
-          </w:tcPr>
-          <w:p>
-            <w:r>
-              <w:rPr>
-                <w:sz w:val="20"/>
-                <w:szCs w:val="20"/>
-              </w:rPr>
-              <w:t>Фильтры каталога «в наличии» и по библиотеке, подборки, удобный кабинет читателя</w:t>
-            </w:r>
-          </w:p>
-        </w:tc>
-      </w:tr>
-    </w:tbl>
-    <w:p>
-      <w:pPr>
-        <w:spacing w:after="120"/>
-      </w:pPr>
-    </w:p>
-    <w:p>
-      <w:pPr>
-        <w:spacing w:after="120"/>
-        <w:jc w:val="both"/>
-      </w:pPr>
-      <w:r>
-        <w:t>Все аналоги показывают читательскую сторону. Как они ведут внутренний учёт — просрочки, поступления, списания, стоимость фонда, — с сайтов не видно, поэтому в сравнении это отмечено «с сайта не видно».</w:t>
-      </w:r>
-    </w:p>
-    <w:p>
-      <w:pPr>
-        <w:pStyle w:val="2"/>
-        <w:spacing w:before="240" w:after="120"/>
-      </w:pPr>
-      <w:r>
-        <w:rPr>
-          <w:b/>
-          <w:bCs/>
-          <w:color w:val="000000"/>
-          <w:sz w:val="24"/>
-          <w:szCs w:val="24"/>
+          <w:color w:val="auto"/>
+          <w:sz w:val="28"/>
+          <w:szCs w:val="28"/>
         </w:rPr>
         <w:t>Сравнение</w:t>
       </w:r>
     </w:p>
     <w:tbl>
       <w:tblPr>
-        <w:tblW w:w="9638" w:type="dxa"/>
-        <w:tblBorders>
-          <w:top w:val="single" w:sz="4" w:space="0" w:color="auto"/>
-          <w:left w:val="single" w:sz="4" w:space="0" w:color="auto"/>
-          <w:bottom w:val="single" w:sz="4" w:space="0" w:color="auto"/>
-          <w:right w:val="single" w:sz="4" w:space="0" w:color="auto"/>
-          <w:insideH w:val="single" w:sz="4" w:space="0" w:color="auto"/>
-          <w:insideV w:val="single" w:sz="4" w:space="0" w:color="auto"/>
-        </w:tblBorders>
-        <w:tblCellMar>
-          <w:left w:w="10" w:type="dxa"/>
-          <w:right w:w="10" w:type="dxa"/>
-        </w:tblCellMar>
-        <w:tblLook w:val="07E0" w:firstRow="1" w:lastRow="1" w:firstColumn="1" w:lastColumn="1" w:noHBand="1" w:noVBand="1"/>
+        <w:tblStyle w:val="ac"/>
+        <w:tblW w:w="0" w:type="auto"/>
+        <w:tblLook w:val="04A0" w:firstRow="1" w:lastRow="0" w:firstColumn="1" w:lastColumn="0" w:noHBand="0" w:noVBand="1"/>
       </w:tblPr>
       <w:tblGrid>
-        <w:gridCol w:w="2068"/>
-        <w:gridCol w:w="1880"/>
-        <w:gridCol w:w="1786"/>
-        <w:gridCol w:w="1786"/>
-        <w:gridCol w:w="2118"/>
+        <w:gridCol w:w="1884"/>
+        <w:gridCol w:w="1545"/>
+        <w:gridCol w:w="2196"/>
+        <w:gridCol w:w="1404"/>
+        <w:gridCol w:w="2599"/>
       </w:tblGrid>
       <w:tr>
-        <w:trPr>
-          <w:tblHeader/>
-        </w:trPr>
-        <w:tc>
-          <w:tcPr>
-            <w:tcW w:w="2068" w:type="dxa"/>
-            <w:tcBorders>
-              <w:top w:val="single" w:sz="4" w:space="0" w:color="808080"/>
-              <w:left w:val="single" w:sz="4" w:space="0" w:color="808080"/>
-              <w:bottom w:val="single" w:sz="4" w:space="0" w:color="808080"/>
-              <w:right w:val="single" w:sz="4" w:space="0" w:color="808080"/>
-            </w:tcBorders>
-            <w:shd w:val="clear" w:color="auto" w:fill="D1D1D1"/>
-            <w:tcMar>
-              <w:top w:w="60" w:type="dxa"/>
-              <w:left w:w="90" w:type="dxa"/>
-              <w:bottom w:w="60" w:type="dxa"/>
-              <w:right w:w="90" w:type="dxa"/>
-            </w:tcMar>
-          </w:tcPr>
-          <w:p>
-            <w:r>
+        <w:tc>
+          <w:tcPr>
+            <w:tcW w:w="1884" w:type="dxa"/>
+            <w:shd w:val="clear" w:color="auto" w:fill="D1D1D1" w:themeFill="background2" w:themeFillShade="E6"/>
+          </w:tcPr>
+          <w:p>
+            <w:pPr>
+              <w:pStyle w:val="2"/>
+              <w:spacing w:before="240" w:after="120"/>
               <w:rPr>
                 <w:b/>
                 <w:bCs/>
-                <w:sz w:val="20"/>
-                <w:szCs w:val="20"/>
-              </w:rPr>
-              <w:t>Критерий</w:t>
-            </w:r>
-          </w:p>
-        </w:tc>
-        <w:tc>
-          <w:tcPr>
-            <w:tcW w:w="1880" w:type="dxa"/>
-            <w:tcBorders>
-              <w:top w:val="single" w:sz="4" w:space="0" w:color="808080"/>
-              <w:left w:val="single" w:sz="4" w:space="0" w:color="808080"/>
-              <w:bottom w:val="single" w:sz="4" w:space="0" w:color="808080"/>
-              <w:right w:val="single" w:sz="4" w:space="0" w:color="808080"/>
-            </w:tcBorders>
-            <w:shd w:val="clear" w:color="auto" w:fill="D1D1D1"/>
-            <w:tcMar>
-              <w:top w:w="60" w:type="dxa"/>
-              <w:left w:w="90" w:type="dxa"/>
-              <w:bottom w:w="60" w:type="dxa"/>
-              <w:right w:w="90" w:type="dxa"/>
-            </w:tcMar>
-          </w:tcPr>
-          <w:p>
+                <w:color w:val="auto"/>
+                <w:sz w:val="24"/>
+                <w:szCs w:val="24"/>
+              </w:rPr>
+            </w:pPr>
             <w:r>
               <w:rPr>
                 <w:b/>
                 <w:bCs/>
-                <w:sz w:val="20"/>
-                <w:szCs w:val="20"/>
-              </w:rPr>
-              <w:t>НИУ ВШЭ (прямой)</w:t>
-            </w:r>
-          </w:p>
-        </w:tc>
-        <w:tc>
-          <w:tcPr>
-            <w:tcW w:w="1786" w:type="dxa"/>
-            <w:tcBorders>
-              <w:top w:val="single" w:sz="4" w:space="0" w:color="808080"/>
-              <w:left w:val="single" w:sz="4" w:space="0" w:color="808080"/>
-              <w:bottom w:val="single" w:sz="4" w:space="0" w:color="808080"/>
-              <w:right w:val="single" w:sz="4" w:space="0" w:color="808080"/>
-            </w:tcBorders>
-            <w:shd w:val="clear" w:color="auto" w:fill="D1D1D1"/>
-            <w:tcMar>
-              <w:top w:w="60" w:type="dxa"/>
-              <w:left w:w="90" w:type="dxa"/>
-              <w:bottom w:w="60" w:type="dxa"/>
-              <w:right w:w="90" w:type="dxa"/>
-            </w:tcMar>
-          </w:tcPr>
-          <w:p>
-            <w:r>
+                <w:color w:val="auto"/>
+                <w:sz w:val="24"/>
+                <w:szCs w:val="24"/>
+              </w:rPr>
+              <w:t>Критерий (важность)</w:t>
+            </w:r>
+          </w:p>
+        </w:tc>
+        <w:tc>
+          <w:tcPr>
+            <w:tcW w:w="1545" w:type="dxa"/>
+            <w:shd w:val="clear" w:color="auto" w:fill="D1D1D1" w:themeFill="background2" w:themeFillShade="E6"/>
+          </w:tcPr>
+          <w:p>
+            <w:pPr>
+              <w:pStyle w:val="2"/>
+              <w:spacing w:before="240" w:after="120"/>
               <w:rPr>
                 <w:b/>
                 <w:bCs/>
-                <w:sz w:val="20"/>
-                <w:szCs w:val="20"/>
-              </w:rPr>
-              <w:t>ЦБС Фрунзенского (косвенный)</w:t>
-            </w:r>
-          </w:p>
-        </w:tc>
-        <w:tc>
-          <w:tcPr>
-            <w:tcW w:w="1786" w:type="dxa"/>
-            <w:tcBorders>
-              <w:top w:val="single" w:sz="4" w:space="0" w:color="808080"/>
-              <w:left w:val="single" w:sz="4" w:space="0" w:color="808080"/>
-              <w:bottom w:val="single" w:sz="4" w:space="0" w:color="808080"/>
-              <w:right w:val="single" w:sz="4" w:space="0" w:color="808080"/>
-            </w:tcBorders>
-            <w:shd w:val="clear" w:color="auto" w:fill="D1D1D1"/>
-            <w:tcMar>
-              <w:top w:w="60" w:type="dxa"/>
-              <w:left w:w="90" w:type="dxa"/>
-              <w:bottom w:w="60" w:type="dxa"/>
-              <w:right w:w="90" w:type="dxa"/>
-            </w:tcMar>
-          </w:tcPr>
-          <w:p>
+                <w:color w:val="auto"/>
+                <w:sz w:val="24"/>
+                <w:szCs w:val="24"/>
+              </w:rPr>
+            </w:pPr>
             <w:r>
               <w:rPr>
                 <w:b/>
                 <w:bCs/>
-                <w:sz w:val="20"/>
-                <w:szCs w:val="20"/>
-              </w:rPr>
-              <w:t>Библиотеки Москвы (референс)</w:t>
-            </w:r>
-          </w:p>
-        </w:tc>
-        <w:tc>
-          <w:tcPr>
-            <w:tcW w:w="2118" w:type="dxa"/>
-            <w:tcBorders>
-              <w:top w:val="single" w:sz="4" w:space="0" w:color="808080"/>
-              <w:left w:val="single" w:sz="4" w:space="0" w:color="808080"/>
-              <w:bottom w:val="single" w:sz="4" w:space="0" w:color="808080"/>
-              <w:right w:val="single" w:sz="4" w:space="0" w:color="808080"/>
-            </w:tcBorders>
-            <w:shd w:val="clear" w:color="auto" w:fill="D1D1D1"/>
-            <w:tcMar>
-              <w:top w:w="60" w:type="dxa"/>
-              <w:left w:w="90" w:type="dxa"/>
-              <w:bottom w:w="60" w:type="dxa"/>
-              <w:right w:w="90" w:type="dxa"/>
-            </w:tcMar>
-          </w:tcPr>
-          <w:p>
-            <w:r>
+                <w:color w:val="auto"/>
+                <w:sz w:val="24"/>
+                <w:szCs w:val="24"/>
+              </w:rPr>
+              <w:t>«Библиотеки Москвы» (Прямой)</w:t>
+            </w:r>
+          </w:p>
+        </w:tc>
+        <w:tc>
+          <w:tcPr>
+            <w:tcW w:w="1669" w:type="dxa"/>
+            <w:shd w:val="clear" w:color="auto" w:fill="D1D1D1" w:themeFill="background2" w:themeFillShade="E6"/>
+          </w:tcPr>
+          <w:p>
+            <w:pPr>
+              <w:pStyle w:val="2"/>
+              <w:spacing w:before="240" w:after="120"/>
               <w:rPr>
                 <w:b/>
                 <w:bCs/>
-                <w:sz w:val="20"/>
-                <w:szCs w:val="20"/>
+                <w:color w:val="auto"/>
+                <w:sz w:val="24"/>
+                <w:szCs w:val="24"/>
+              </w:rPr>
+            </w:pPr>
+            <w:r>
+              <w:rPr>
+                <w:b/>
+                <w:bCs/>
+                <w:color w:val="auto"/>
+                <w:sz w:val="24"/>
+                <w:szCs w:val="24"/>
+              </w:rPr>
+              <w:t>НИУ ВШЭ (Косвенный)</w:t>
+            </w:r>
+          </w:p>
+        </w:tc>
+        <w:tc>
+          <w:tcPr>
+            <w:tcW w:w="1931" w:type="dxa"/>
+            <w:shd w:val="clear" w:color="auto" w:fill="D1D1D1" w:themeFill="background2" w:themeFillShade="E6"/>
+          </w:tcPr>
+          <w:p>
+            <w:pPr>
+              <w:pStyle w:val="2"/>
+              <w:spacing w:before="240" w:after="120"/>
+              <w:rPr>
+                <w:b/>
+                <w:bCs/>
+                <w:color w:val="auto"/>
+                <w:sz w:val="24"/>
+                <w:szCs w:val="24"/>
+              </w:rPr>
+            </w:pPr>
+            <w:r>
+              <w:rPr>
+                <w:b/>
+                <w:bCs/>
+                <w:color w:val="auto"/>
+                <w:sz w:val="24"/>
+                <w:szCs w:val="24"/>
+              </w:rPr>
+              <w:t>РГБ (Референс)</w:t>
+            </w:r>
+          </w:p>
+        </w:tc>
+        <w:tc>
+          <w:tcPr>
+            <w:tcW w:w="2599" w:type="dxa"/>
+            <w:shd w:val="clear" w:color="auto" w:fill="D1D1D1" w:themeFill="background2" w:themeFillShade="E6"/>
+          </w:tcPr>
+          <w:p>
+            <w:pPr>
+              <w:pStyle w:val="2"/>
+              <w:spacing w:before="240" w:after="120"/>
+              <w:rPr>
+                <w:b/>
+                <w:bCs/>
+                <w:color w:val="auto"/>
+                <w:sz w:val="24"/>
+                <w:szCs w:val="24"/>
+              </w:rPr>
+            </w:pPr>
+            <w:r>
+              <w:rPr>
+                <w:b/>
+                <w:bCs/>
+                <w:color w:val="auto"/>
+                <w:sz w:val="24"/>
+                <w:szCs w:val="24"/>
               </w:rPr>
               <w:t>Наш продукт</w:t>
             </w:r>
@@ -4643,131 +4192,160 @@
       <w:tr>
         <w:tc>
           <w:tcPr>
-            <w:tcW w:w="2068" w:type="dxa"/>
-            <w:tcBorders>
-              <w:top w:val="single" w:sz="4" w:space="0" w:color="808080"/>
-              <w:left w:val="single" w:sz="4" w:space="0" w:color="808080"/>
-              <w:bottom w:val="single" w:sz="4" w:space="0" w:color="808080"/>
-              <w:right w:val="single" w:sz="4" w:space="0" w:color="808080"/>
-            </w:tcBorders>
-            <w:tcMar>
-              <w:top w:w="60" w:type="dxa"/>
-              <w:left w:w="90" w:type="dxa"/>
-              <w:bottom w:w="60" w:type="dxa"/>
-              <w:right w:w="90" w:type="dxa"/>
-            </w:tcMar>
-          </w:tcPr>
-          <w:p>
-            <w:r>
-              <w:rPr>
-                <w:sz w:val="20"/>
-                <w:szCs w:val="20"/>
-              </w:rPr>
-              <w:t>Онлайн-каталог с наличием экземпляра</w:t>
-            </w:r>
-          </w:p>
-        </w:tc>
-        <w:tc>
-          <w:tcPr>
-            <w:tcW w:w="1880" w:type="dxa"/>
-            <w:tcBorders>
-              <w:top w:val="single" w:sz="4" w:space="0" w:color="808080"/>
-              <w:left w:val="single" w:sz="4" w:space="0" w:color="808080"/>
-              <w:bottom w:val="single" w:sz="4" w:space="0" w:color="808080"/>
-              <w:right w:val="single" w:sz="4" w:space="0" w:color="808080"/>
-            </w:tcBorders>
-            <w:tcMar>
-              <w:top w:w="60" w:type="dxa"/>
-              <w:left w:w="90" w:type="dxa"/>
-              <w:bottom w:w="60" w:type="dxa"/>
-              <w:right w:w="90" w:type="dxa"/>
-            </w:tcMar>
-          </w:tcPr>
-          <w:p>
-            <w:r>
-              <w:rPr>
-                <w:sz w:val="20"/>
-                <w:szCs w:val="20"/>
-              </w:rPr>
-              <w:t>Да, каталог печатных изданий</w:t>
-            </w:r>
-          </w:p>
-        </w:tc>
-        <w:tc>
-          <w:tcPr>
-            <w:tcW w:w="1786" w:type="dxa"/>
-            <w:tcBorders>
-              <w:top w:val="single" w:sz="4" w:space="0" w:color="808080"/>
-              <w:left w:val="single" w:sz="4" w:space="0" w:color="808080"/>
-              <w:bottom w:val="single" w:sz="4" w:space="0" w:color="808080"/>
-              <w:right w:val="single" w:sz="4" w:space="0" w:color="808080"/>
-            </w:tcBorders>
-            <w:tcMar>
-              <w:top w:w="60" w:type="dxa"/>
-              <w:left w:w="90" w:type="dxa"/>
-              <w:bottom w:w="60" w:type="dxa"/>
-              <w:right w:w="90" w:type="dxa"/>
-            </w:tcMar>
-          </w:tcPr>
-          <w:p>
-            <w:r>
-              <w:rPr>
-                <w:sz w:val="20"/>
-                <w:szCs w:val="20"/>
-              </w:rPr>
-              <w:t>Да, через портал spblib.ru</w:t>
-            </w:r>
-          </w:p>
-        </w:tc>
-        <w:tc>
-          <w:tcPr>
-            <w:tcW w:w="1786" w:type="dxa"/>
-            <w:tcBorders>
-              <w:top w:val="single" w:sz="4" w:space="0" w:color="808080"/>
-              <w:left w:val="single" w:sz="4" w:space="0" w:color="808080"/>
-              <w:bottom w:val="single" w:sz="4" w:space="0" w:color="808080"/>
-              <w:right w:val="single" w:sz="4" w:space="0" w:color="808080"/>
-            </w:tcBorders>
-            <w:tcMar>
-              <w:top w:w="60" w:type="dxa"/>
-              <w:left w:w="90" w:type="dxa"/>
-              <w:bottom w:w="60" w:type="dxa"/>
-              <w:right w:w="90" w:type="dxa"/>
-            </w:tcMar>
-          </w:tcPr>
-          <w:p>
-            <w:r>
-              <w:rPr>
-                <w:sz w:val="20"/>
-                <w:szCs w:val="20"/>
-              </w:rPr>
-              <w:t>Да, единый каталог, фильтр «в наличии»</w:t>
-            </w:r>
-          </w:p>
-        </w:tc>
-        <w:tc>
-          <w:tcPr>
-            <w:tcW w:w="2118" w:type="dxa"/>
-            <w:tcBorders>
-              <w:top w:val="single" w:sz="4" w:space="0" w:color="808080"/>
-              <w:left w:val="single" w:sz="4" w:space="0" w:color="808080"/>
-              <w:bottom w:val="single" w:sz="4" w:space="0" w:color="808080"/>
-              <w:right w:val="single" w:sz="4" w:space="0" w:color="808080"/>
-            </w:tcBorders>
-            <w:tcMar>
-              <w:top w:w="60" w:type="dxa"/>
-              <w:left w:w="90" w:type="dxa"/>
-              <w:bottom w:w="60" w:type="dxa"/>
-              <w:right w:w="90" w:type="dxa"/>
-            </w:tcMar>
-          </w:tcPr>
-          <w:p>
-            <w:r>
-              <w:rPr>
-                <w:sz w:val="20"/>
-                <w:szCs w:val="20"/>
-              </w:rPr>
-              <w:t>Да, статус экземпляра: доступен / выдан / списан</w:t>
+            <w:tcW w:w="1884" w:type="dxa"/>
+          </w:tcPr>
+          <w:p>
+            <w:pPr>
+              <w:pStyle w:val="2"/>
+              <w:spacing w:before="240" w:after="120"/>
+              <w:rPr>
+                <w:color w:val="auto"/>
+                <w:sz w:val="24"/>
+                <w:szCs w:val="24"/>
+              </w:rPr>
+            </w:pPr>
+            <w:r>
+              <w:rPr>
+                <w:color w:val="auto"/>
+                <w:sz w:val="24"/>
+                <w:szCs w:val="24"/>
+              </w:rPr>
+              <w:t xml:space="preserve">1. Онлайн-каталог со </w:t>
+            </w:r>
+            <w:r>
+              <w:rPr>
+                <w:color w:val="auto"/>
+                <w:sz w:val="24"/>
+                <w:szCs w:val="24"/>
+              </w:rPr>
+              <w:lastRenderedPageBreak/>
+              <w:t>статусом экземпляра (доступен/выдан)</w:t>
+            </w:r>
+          </w:p>
+        </w:tc>
+        <w:tc>
+          <w:tcPr>
+            <w:tcW w:w="1545" w:type="dxa"/>
+          </w:tcPr>
+          <w:p>
+            <w:pPr>
+              <w:pStyle w:val="2"/>
+              <w:spacing w:before="240" w:after="120"/>
+              <w:rPr>
+                <w:color w:val="auto"/>
+                <w:sz w:val="24"/>
+                <w:szCs w:val="24"/>
+              </w:rPr>
+            </w:pPr>
+            <w:r>
+              <w:rPr>
+                <w:color w:val="auto"/>
+                <w:sz w:val="24"/>
+                <w:szCs w:val="24"/>
+              </w:rPr>
+              <w:lastRenderedPageBreak/>
+              <w:t xml:space="preserve">Да. Единый каталог с </w:t>
+            </w:r>
+            <w:r>
+              <w:rPr>
+                <w:color w:val="auto"/>
+                <w:sz w:val="24"/>
+                <w:szCs w:val="24"/>
+              </w:rPr>
+              <w:lastRenderedPageBreak/>
+              <w:t>фильтром «в наличии»</w:t>
+            </w:r>
+          </w:p>
+        </w:tc>
+        <w:tc>
+          <w:tcPr>
+            <w:tcW w:w="1669" w:type="dxa"/>
+          </w:tcPr>
+          <w:p>
+            <w:pPr>
+              <w:pStyle w:val="2"/>
+              <w:spacing w:before="240" w:after="120"/>
+              <w:rPr>
+                <w:color w:val="auto"/>
+                <w:sz w:val="24"/>
+                <w:szCs w:val="24"/>
+              </w:rPr>
+            </w:pPr>
+            <w:r>
+              <w:rPr>
+                <w:color w:val="auto"/>
+                <w:sz w:val="24"/>
+                <w:szCs w:val="24"/>
+              </w:rPr>
+              <w:lastRenderedPageBreak/>
+              <w:t>Да. Каталог печатных изданий</w:t>
+            </w:r>
+          </w:p>
+        </w:tc>
+        <w:tc>
+          <w:tcPr>
+            <w:tcW w:w="1931" w:type="dxa"/>
+          </w:tcPr>
+          <w:p>
+            <w:pPr>
+              <w:pStyle w:val="2"/>
+              <w:spacing w:before="240" w:after="120"/>
+              <w:rPr>
+                <w:color w:val="auto"/>
+                <w:sz w:val="24"/>
+                <w:szCs w:val="24"/>
+              </w:rPr>
+            </w:pPr>
+            <w:r>
+              <w:rPr>
+                <w:color w:val="auto"/>
+                <w:sz w:val="24"/>
+                <w:szCs w:val="24"/>
+              </w:rPr>
+              <w:t xml:space="preserve">Нет. Видно только </w:t>
+            </w:r>
+            <w:r>
+              <w:rPr>
+                <w:color w:val="auto"/>
+                <w:sz w:val="24"/>
+                <w:szCs w:val="24"/>
+              </w:rPr>
+              <w:lastRenderedPageBreak/>
+              <w:t>наличие в библиотеке, но не статус конкретного экземпляра</w:t>
+            </w:r>
+          </w:p>
+        </w:tc>
+        <w:tc>
+          <w:tcPr>
+            <w:tcW w:w="2599" w:type="dxa"/>
+          </w:tcPr>
+          <w:p>
+            <w:pPr>
+              <w:pStyle w:val="2"/>
+              <w:spacing w:before="240" w:after="120"/>
+              <w:rPr>
+                <w:color w:val="auto"/>
+                <w:sz w:val="24"/>
+                <w:szCs w:val="24"/>
+              </w:rPr>
+            </w:pPr>
+            <w:r>
+              <w:rPr>
+                <w:color w:val="auto"/>
+                <w:sz w:val="24"/>
+                <w:szCs w:val="24"/>
+              </w:rPr>
+              <w:lastRenderedPageBreak/>
+              <w:t xml:space="preserve">Да. Статус каждого экземпляра </w:t>
+            </w:r>
+            <w:r>
+              <w:rPr>
+                <w:color w:val="auto"/>
+                <w:sz w:val="24"/>
+                <w:szCs w:val="24"/>
+              </w:rPr>
+              <w:lastRenderedPageBreak/>
+              <w:t>(доступен/выдан/списан)</w:t>
             </w:r>
           </w:p>
         </w:tc>
@@ -4775,131 +4353,122 @@
       <w:tr>
         <w:tc>
           <w:tcPr>
-            <w:tcW w:w="2068" w:type="dxa"/>
-            <w:tcBorders>
-              <w:top w:val="single" w:sz="4" w:space="0" w:color="808080"/>
-              <w:left w:val="single" w:sz="4" w:space="0" w:color="808080"/>
-              <w:bottom w:val="single" w:sz="4" w:space="0" w:color="808080"/>
-              <w:right w:val="single" w:sz="4" w:space="0" w:color="808080"/>
-            </w:tcBorders>
-            <w:tcMar>
-              <w:top w:w="60" w:type="dxa"/>
-              <w:left w:w="90" w:type="dxa"/>
-              <w:bottom w:w="60" w:type="dxa"/>
-              <w:right w:w="90" w:type="dxa"/>
-            </w:tcMar>
-          </w:tcPr>
-          <w:p>
-            <w:r>
-              <w:rPr>
-                <w:sz w:val="20"/>
-                <w:szCs w:val="20"/>
-              </w:rPr>
-              <w:t>Онлайн-заказ или бронь</w:t>
-            </w:r>
-          </w:p>
-        </w:tc>
-        <w:tc>
-          <w:tcPr>
-            <w:tcW w:w="1880" w:type="dxa"/>
-            <w:tcBorders>
-              <w:top w:val="single" w:sz="4" w:space="0" w:color="808080"/>
-              <w:left w:val="single" w:sz="4" w:space="0" w:color="808080"/>
-              <w:bottom w:val="single" w:sz="4" w:space="0" w:color="808080"/>
-              <w:right w:val="single" w:sz="4" w:space="0" w:color="808080"/>
-            </w:tcBorders>
-            <w:tcMar>
-              <w:top w:w="60" w:type="dxa"/>
-              <w:left w:w="90" w:type="dxa"/>
-              <w:bottom w:w="60" w:type="dxa"/>
-              <w:right w:w="90" w:type="dxa"/>
-            </w:tcMar>
-          </w:tcPr>
-          <w:p>
-            <w:r>
-              <w:rPr>
-                <w:sz w:val="20"/>
-                <w:szCs w:val="20"/>
-              </w:rPr>
-              <w:t>Да, через личный кабинет</w:t>
-            </w:r>
-          </w:p>
-        </w:tc>
-        <w:tc>
-          <w:tcPr>
-            <w:tcW w:w="1786" w:type="dxa"/>
-            <w:tcBorders>
-              <w:top w:val="single" w:sz="4" w:space="0" w:color="808080"/>
-              <w:left w:val="single" w:sz="4" w:space="0" w:color="808080"/>
-              <w:bottom w:val="single" w:sz="4" w:space="0" w:color="808080"/>
-              <w:right w:val="single" w:sz="4" w:space="0" w:color="808080"/>
-            </w:tcBorders>
-            <w:tcMar>
-              <w:top w:w="60" w:type="dxa"/>
-              <w:left w:w="90" w:type="dxa"/>
-              <w:bottom w:w="60" w:type="dxa"/>
-              <w:right w:w="90" w:type="dxa"/>
-            </w:tcMar>
-          </w:tcPr>
-          <w:p>
-            <w:r>
-              <w:rPr>
-                <w:sz w:val="20"/>
-                <w:szCs w:val="20"/>
-              </w:rPr>
-              <w:t>Да, с доставкой в выбранную библиотеку</w:t>
-            </w:r>
-          </w:p>
-        </w:tc>
-        <w:tc>
-          <w:tcPr>
-            <w:tcW w:w="1786" w:type="dxa"/>
-            <w:tcBorders>
-              <w:top w:val="single" w:sz="4" w:space="0" w:color="808080"/>
-              <w:left w:val="single" w:sz="4" w:space="0" w:color="808080"/>
-              <w:bottom w:val="single" w:sz="4" w:space="0" w:color="808080"/>
-              <w:right w:val="single" w:sz="4" w:space="0" w:color="808080"/>
-            </w:tcBorders>
-            <w:tcMar>
-              <w:top w:w="60" w:type="dxa"/>
-              <w:left w:w="90" w:type="dxa"/>
-              <w:bottom w:w="60" w:type="dxa"/>
-              <w:right w:w="90" w:type="dxa"/>
-            </w:tcMar>
-          </w:tcPr>
-          <w:p>
-            <w:r>
-              <w:rPr>
-                <w:sz w:val="20"/>
-                <w:szCs w:val="20"/>
-              </w:rPr>
-              <w:t>Да, получение в любой библиотеке</w:t>
-            </w:r>
-          </w:p>
-        </w:tc>
-        <w:tc>
-          <w:tcPr>
-            <w:tcW w:w="2118" w:type="dxa"/>
-            <w:tcBorders>
-              <w:top w:val="single" w:sz="4" w:space="0" w:color="808080"/>
-              <w:left w:val="single" w:sz="4" w:space="0" w:color="808080"/>
-              <w:bottom w:val="single" w:sz="4" w:space="0" w:color="808080"/>
-              <w:right w:val="single" w:sz="4" w:space="0" w:color="808080"/>
-            </w:tcBorders>
-            <w:tcMar>
-              <w:top w:w="60" w:type="dxa"/>
-              <w:left w:w="90" w:type="dxa"/>
-              <w:bottom w:w="60" w:type="dxa"/>
-              <w:right w:w="90" w:type="dxa"/>
-            </w:tcMar>
-          </w:tcPr>
-          <w:p>
-            <w:r>
-              <w:rPr>
-                <w:sz w:val="20"/>
-                <w:szCs w:val="20"/>
-              </w:rPr>
-              <w:t>Нет, бронирование — Won’t</w:t>
+            <w:tcW w:w="1884" w:type="dxa"/>
+          </w:tcPr>
+          <w:p>
+            <w:pPr>
+              <w:pStyle w:val="2"/>
+              <w:spacing w:before="240" w:after="120"/>
+              <w:rPr>
+                <w:color w:val="auto"/>
+                <w:sz w:val="24"/>
+                <w:szCs w:val="24"/>
+              </w:rPr>
+            </w:pPr>
+            <w:r>
+              <w:rPr>
+                <w:color w:val="auto"/>
+                <w:sz w:val="24"/>
+                <w:szCs w:val="24"/>
+              </w:rPr>
+              <w:lastRenderedPageBreak/>
+              <w:t>2. Кабинет читателя со сроками возврата</w:t>
+            </w:r>
+          </w:p>
+        </w:tc>
+        <w:tc>
+          <w:tcPr>
+            <w:tcW w:w="1545" w:type="dxa"/>
+          </w:tcPr>
+          <w:p>
+            <w:pPr>
+              <w:pStyle w:val="2"/>
+              <w:spacing w:before="240" w:after="120"/>
+              <w:rPr>
+                <w:color w:val="auto"/>
+                <w:sz w:val="24"/>
+                <w:szCs w:val="24"/>
+              </w:rPr>
+            </w:pPr>
+            <w:r>
+              <w:rPr>
+                <w:color w:val="auto"/>
+                <w:sz w:val="24"/>
+                <w:szCs w:val="24"/>
+              </w:rPr>
+              <w:t>Да. Сроки и продление в «Мой id»</w:t>
+            </w:r>
+          </w:p>
+        </w:tc>
+        <w:tc>
+          <w:tcPr>
+            <w:tcW w:w="1669" w:type="dxa"/>
+          </w:tcPr>
+          <w:p>
+            <w:pPr>
+              <w:pStyle w:val="2"/>
+              <w:spacing w:before="240" w:after="120"/>
+              <w:rPr>
+                <w:color w:val="auto"/>
+                <w:sz w:val="24"/>
+                <w:szCs w:val="24"/>
+              </w:rPr>
+            </w:pPr>
+            <w:r>
+              <w:rPr>
+                <w:color w:val="auto"/>
+                <w:sz w:val="24"/>
+                <w:szCs w:val="24"/>
+              </w:rPr>
+              <w:t>Да. Личный кабинет с точными сроками</w:t>
+            </w:r>
+          </w:p>
+        </w:tc>
+        <w:tc>
+          <w:tcPr>
+            <w:tcW w:w="1931" w:type="dxa"/>
+          </w:tcPr>
+          <w:p>
+            <w:pPr>
+              <w:pStyle w:val="2"/>
+              <w:spacing w:before="240" w:after="120"/>
+              <w:rPr>
+                <w:color w:val="auto"/>
+                <w:sz w:val="24"/>
+                <w:szCs w:val="24"/>
+              </w:rPr>
+            </w:pPr>
+            <w:r>
+              <w:rPr>
+                <w:color w:val="auto"/>
+                <w:sz w:val="24"/>
+                <w:szCs w:val="24"/>
+              </w:rPr>
+              <w:t>Нет. Только заказ в читальный зал</w:t>
+            </w:r>
+          </w:p>
+        </w:tc>
+        <w:tc>
+          <w:tcPr>
+            <w:tcW w:w="2599" w:type="dxa"/>
+          </w:tcPr>
+          <w:p>
+            <w:pPr>
+              <w:pStyle w:val="2"/>
+              <w:spacing w:before="240" w:after="120"/>
+              <w:rPr>
+                <w:color w:val="auto"/>
+                <w:sz w:val="24"/>
+                <w:szCs w:val="24"/>
+              </w:rPr>
+            </w:pPr>
+            <w:r>
+              <w:rPr>
+                <w:color w:val="auto"/>
+                <w:sz w:val="24"/>
+                <w:szCs w:val="24"/>
+              </w:rPr>
+              <w:t>Да. Текущие выдачи и сроки</w:t>
             </w:r>
           </w:p>
         </w:tc>
@@ -4907,131 +4476,121 @@
       <w:tr>
         <w:tc>
           <w:tcPr>
-            <w:tcW w:w="2068" w:type="dxa"/>
-            <w:tcBorders>
-              <w:top w:val="single" w:sz="4" w:space="0" w:color="808080"/>
-              <w:left w:val="single" w:sz="4" w:space="0" w:color="808080"/>
-              <w:bottom w:val="single" w:sz="4" w:space="0" w:color="808080"/>
-              <w:right w:val="single" w:sz="4" w:space="0" w:color="808080"/>
-            </w:tcBorders>
-            <w:tcMar>
-              <w:top w:w="60" w:type="dxa"/>
-              <w:left w:w="90" w:type="dxa"/>
-              <w:bottom w:w="60" w:type="dxa"/>
-              <w:right w:w="90" w:type="dxa"/>
-            </w:tcMar>
-          </w:tcPr>
-          <w:p>
-            <w:r>
-              <w:rPr>
-                <w:sz w:val="20"/>
-                <w:szCs w:val="20"/>
-              </w:rPr>
-              <w:t>Сроки и лимиты выдачи</w:t>
-            </w:r>
-          </w:p>
-        </w:tc>
-        <w:tc>
-          <w:tcPr>
-            <w:tcW w:w="1880" w:type="dxa"/>
-            <w:tcBorders>
-              <w:top w:val="single" w:sz="4" w:space="0" w:color="808080"/>
-              <w:left w:val="single" w:sz="4" w:space="0" w:color="808080"/>
-              <w:bottom w:val="single" w:sz="4" w:space="0" w:color="808080"/>
-              <w:right w:val="single" w:sz="4" w:space="0" w:color="808080"/>
-            </w:tcBorders>
-            <w:tcMar>
-              <w:top w:w="60" w:type="dxa"/>
-              <w:left w:w="90" w:type="dxa"/>
-              <w:bottom w:w="60" w:type="dxa"/>
-              <w:right w:w="90" w:type="dxa"/>
-            </w:tcMar>
-          </w:tcPr>
-          <w:p>
-            <w:r>
-              <w:rPr>
-                <w:sz w:val="20"/>
-                <w:szCs w:val="20"/>
-              </w:rPr>
-              <w:t>Да, 15 / 30 дней, до 5 экземпляров</w:t>
-            </w:r>
-          </w:p>
-        </w:tc>
-        <w:tc>
-          <w:tcPr>
-            <w:tcW w:w="1786" w:type="dxa"/>
-            <w:tcBorders>
-              <w:top w:val="single" w:sz="4" w:space="0" w:color="808080"/>
-              <w:left w:val="single" w:sz="4" w:space="0" w:color="808080"/>
-              <w:bottom w:val="single" w:sz="4" w:space="0" w:color="808080"/>
-              <w:right w:val="single" w:sz="4" w:space="0" w:color="808080"/>
-            </w:tcBorders>
-            <w:tcMar>
-              <w:top w:w="60" w:type="dxa"/>
-              <w:left w:w="90" w:type="dxa"/>
-              <w:bottom w:w="60" w:type="dxa"/>
-              <w:right w:w="90" w:type="dxa"/>
-            </w:tcMar>
-          </w:tcPr>
-          <w:p>
-            <w:r>
-              <w:rPr>
-                <w:sz w:val="20"/>
-                <w:szCs w:val="20"/>
-              </w:rPr>
-              <w:t>Да, до 10 изданий</w:t>
-            </w:r>
-          </w:p>
-        </w:tc>
-        <w:tc>
-          <w:tcPr>
-            <w:tcW w:w="1786" w:type="dxa"/>
-            <w:tcBorders>
-              <w:top w:val="single" w:sz="4" w:space="0" w:color="808080"/>
-              <w:left w:val="single" w:sz="4" w:space="0" w:color="808080"/>
-              <w:bottom w:val="single" w:sz="4" w:space="0" w:color="808080"/>
-              <w:right w:val="single" w:sz="4" w:space="0" w:color="808080"/>
-            </w:tcBorders>
-            <w:tcMar>
-              <w:top w:w="60" w:type="dxa"/>
-              <w:left w:w="90" w:type="dxa"/>
-              <w:bottom w:w="60" w:type="dxa"/>
-              <w:right w:w="90" w:type="dxa"/>
-            </w:tcMar>
-          </w:tcPr>
-          <w:p>
-            <w:r>
-              <w:rPr>
-                <w:sz w:val="20"/>
-                <w:szCs w:val="20"/>
-              </w:rPr>
-              <w:t>Сроки видны в «Мой id»</w:t>
-            </w:r>
-          </w:p>
-        </w:tc>
-        <w:tc>
-          <w:tcPr>
-            <w:tcW w:w="2118" w:type="dxa"/>
-            <w:tcBorders>
-              <w:top w:val="single" w:sz="4" w:space="0" w:color="808080"/>
-              <w:left w:val="single" w:sz="4" w:space="0" w:color="808080"/>
-              <w:bottom w:val="single" w:sz="4" w:space="0" w:color="808080"/>
-              <w:right w:val="single" w:sz="4" w:space="0" w:color="808080"/>
-            </w:tcBorders>
-            <w:tcMar>
-              <w:top w:w="60" w:type="dxa"/>
-              <w:left w:w="90" w:type="dxa"/>
-              <w:bottom w:w="60" w:type="dxa"/>
-              <w:right w:w="90" w:type="dxa"/>
-            </w:tcMar>
-          </w:tcPr>
-          <w:p>
-            <w:r>
-              <w:rPr>
-                <w:sz w:val="20"/>
-                <w:szCs w:val="20"/>
-              </w:rPr>
-              <w:t>Да, due_date при выдаче</w:t>
+            <w:tcW w:w="1884" w:type="dxa"/>
+          </w:tcPr>
+          <w:p>
+            <w:pPr>
+              <w:pStyle w:val="2"/>
+              <w:spacing w:before="240" w:after="120"/>
+              <w:rPr>
+                <w:color w:val="auto"/>
+                <w:sz w:val="24"/>
+                <w:szCs w:val="24"/>
+              </w:rPr>
+            </w:pPr>
+            <w:r>
+              <w:rPr>
+                <w:color w:val="auto"/>
+                <w:sz w:val="24"/>
+                <w:szCs w:val="24"/>
+              </w:rPr>
+              <w:t>3. Автоматический расчет просрочек (дни задержки)</w:t>
+            </w:r>
+          </w:p>
+        </w:tc>
+        <w:tc>
+          <w:tcPr>
+            <w:tcW w:w="1545" w:type="dxa"/>
+          </w:tcPr>
+          <w:p>
+            <w:pPr>
+              <w:pStyle w:val="2"/>
+              <w:spacing w:before="240" w:after="120"/>
+              <w:rPr>
+                <w:color w:val="auto"/>
+                <w:sz w:val="24"/>
+                <w:szCs w:val="24"/>
+              </w:rPr>
+            </w:pPr>
+            <w:r>
+              <w:rPr>
+                <w:color w:val="auto"/>
+                <w:sz w:val="24"/>
+                <w:szCs w:val="24"/>
+              </w:rPr>
+              <w:t>Скрыто. С сайта не видно, как считаются должники</w:t>
+            </w:r>
+          </w:p>
+        </w:tc>
+        <w:tc>
+          <w:tcPr>
+            <w:tcW w:w="1669" w:type="dxa"/>
+          </w:tcPr>
+          <w:p>
+            <w:pPr>
+              <w:pStyle w:val="2"/>
+              <w:spacing w:before="240" w:after="120"/>
+              <w:rPr>
+                <w:color w:val="auto"/>
+                <w:sz w:val="24"/>
+                <w:szCs w:val="24"/>
+              </w:rPr>
+            </w:pPr>
+            <w:r>
+              <w:rPr>
+                <w:color w:val="auto"/>
+                <w:sz w:val="24"/>
+                <w:szCs w:val="24"/>
+              </w:rPr>
+              <w:t>Скрыто. С сайта не видно</w:t>
+            </w:r>
+          </w:p>
+        </w:tc>
+        <w:tc>
+          <w:tcPr>
+            <w:tcW w:w="1931" w:type="dxa"/>
+          </w:tcPr>
+          <w:p>
+            <w:pPr>
+              <w:pStyle w:val="2"/>
+              <w:spacing w:before="240" w:after="120"/>
+              <w:rPr>
+                <w:color w:val="auto"/>
+                <w:sz w:val="24"/>
+                <w:szCs w:val="24"/>
+              </w:rPr>
+            </w:pPr>
+            <w:r>
+              <w:rPr>
+                <w:color w:val="auto"/>
+                <w:sz w:val="24"/>
+                <w:szCs w:val="24"/>
+              </w:rPr>
+              <w:t>Скрыто. С сайта не видно</w:t>
+            </w:r>
+          </w:p>
+        </w:tc>
+        <w:tc>
+          <w:tcPr>
+            <w:tcW w:w="2599" w:type="dxa"/>
+          </w:tcPr>
+          <w:p>
+            <w:pPr>
+              <w:pStyle w:val="2"/>
+              <w:spacing w:before="240" w:after="120"/>
+              <w:rPr>
+                <w:color w:val="auto"/>
+                <w:sz w:val="24"/>
+                <w:szCs w:val="24"/>
+              </w:rPr>
+            </w:pPr>
+            <w:r>
+              <w:rPr>
+                <w:color w:val="auto"/>
+                <w:sz w:val="24"/>
+                <w:szCs w:val="24"/>
+              </w:rPr>
+              <w:t>Да. Автоматический расчет дней задержки и отчет</w:t>
             </w:r>
           </w:p>
         </w:tc>
@@ -5039,131 +4598,121 @@
       <w:tr>
         <w:tc>
           <w:tcPr>
-            <w:tcW w:w="2068" w:type="dxa"/>
-            <w:tcBorders>
-              <w:top w:val="single" w:sz="4" w:space="0" w:color="808080"/>
-              <w:left w:val="single" w:sz="4" w:space="0" w:color="808080"/>
-              <w:bottom w:val="single" w:sz="4" w:space="0" w:color="808080"/>
-              <w:right w:val="single" w:sz="4" w:space="0" w:color="808080"/>
-            </w:tcBorders>
-            <w:tcMar>
-              <w:top w:w="60" w:type="dxa"/>
-              <w:left w:w="90" w:type="dxa"/>
-              <w:bottom w:w="60" w:type="dxa"/>
-              <w:right w:w="90" w:type="dxa"/>
-            </w:tcMar>
-          </w:tcPr>
-          <w:p>
-            <w:r>
-              <w:rPr>
-                <w:sz w:val="20"/>
-                <w:szCs w:val="20"/>
-              </w:rPr>
-              <w:t>Продление</w:t>
-            </w:r>
-          </w:p>
-        </w:tc>
-        <w:tc>
-          <w:tcPr>
-            <w:tcW w:w="1880" w:type="dxa"/>
-            <w:tcBorders>
-              <w:top w:val="single" w:sz="4" w:space="0" w:color="808080"/>
-              <w:left w:val="single" w:sz="4" w:space="0" w:color="808080"/>
-              <w:bottom w:val="single" w:sz="4" w:space="0" w:color="808080"/>
-              <w:right w:val="single" w:sz="4" w:space="0" w:color="808080"/>
-            </w:tcBorders>
-            <w:tcMar>
-              <w:top w:w="60" w:type="dxa"/>
-              <w:left w:w="90" w:type="dxa"/>
-              <w:bottom w:w="60" w:type="dxa"/>
-              <w:right w:w="90" w:type="dxa"/>
-            </w:tcMar>
-          </w:tcPr>
-          <w:p>
-            <w:r>
-              <w:rPr>
-                <w:sz w:val="20"/>
-                <w:szCs w:val="20"/>
-              </w:rPr>
-              <w:t>Да, приложение, кабинет, телефон, e-mail</w:t>
-            </w:r>
-          </w:p>
-        </w:tc>
-        <w:tc>
-          <w:tcPr>
-            <w:tcW w:w="1786" w:type="dxa"/>
-            <w:tcBorders>
-              <w:top w:val="single" w:sz="4" w:space="0" w:color="808080"/>
-              <w:left w:val="single" w:sz="4" w:space="0" w:color="808080"/>
-              <w:bottom w:val="single" w:sz="4" w:space="0" w:color="808080"/>
-              <w:right w:val="single" w:sz="4" w:space="0" w:color="808080"/>
-            </w:tcBorders>
-            <w:tcMar>
-              <w:top w:w="60" w:type="dxa"/>
-              <w:left w:w="90" w:type="dxa"/>
-              <w:bottom w:w="60" w:type="dxa"/>
-              <w:right w:w="90" w:type="dxa"/>
-            </w:tcMar>
-          </w:tcPr>
-          <w:p>
-            <w:r>
-              <w:rPr>
-                <w:sz w:val="20"/>
-                <w:szCs w:val="20"/>
-              </w:rPr>
-              <w:t>Да, e-mail, кабинет, телефон</w:t>
-            </w:r>
-          </w:p>
-        </w:tc>
-        <w:tc>
-          <w:tcPr>
-            <w:tcW w:w="1786" w:type="dxa"/>
-            <w:tcBorders>
-              <w:top w:val="single" w:sz="4" w:space="0" w:color="808080"/>
-              <w:left w:val="single" w:sz="4" w:space="0" w:color="808080"/>
-              <w:bottom w:val="single" w:sz="4" w:space="0" w:color="808080"/>
-              <w:right w:val="single" w:sz="4" w:space="0" w:color="808080"/>
-            </w:tcBorders>
-            <w:tcMar>
-              <w:top w:w="60" w:type="dxa"/>
-              <w:left w:w="90" w:type="dxa"/>
-              <w:bottom w:w="60" w:type="dxa"/>
-              <w:right w:w="90" w:type="dxa"/>
-            </w:tcMar>
-          </w:tcPr>
-          <w:p>
-            <w:r>
-              <w:rPr>
-                <w:sz w:val="20"/>
-                <w:szCs w:val="20"/>
-              </w:rPr>
-              <w:t>Да, дистанционно</w:t>
-            </w:r>
-          </w:p>
-        </w:tc>
-        <w:tc>
-          <w:tcPr>
-            <w:tcW w:w="2118" w:type="dxa"/>
-            <w:tcBorders>
-              <w:top w:val="single" w:sz="4" w:space="0" w:color="808080"/>
-              <w:left w:val="single" w:sz="4" w:space="0" w:color="808080"/>
-              <w:bottom w:val="single" w:sz="4" w:space="0" w:color="808080"/>
-              <w:right w:val="single" w:sz="4" w:space="0" w:color="808080"/>
-            </w:tcBorders>
-            <w:tcMar>
-              <w:top w:w="60" w:type="dxa"/>
-              <w:left w:w="90" w:type="dxa"/>
-              <w:bottom w:w="60" w:type="dxa"/>
-              <w:right w:w="90" w:type="dxa"/>
-            </w:tcMar>
-          </w:tcPr>
-          <w:p>
-            <w:r>
-              <w:rPr>
-                <w:sz w:val="20"/>
-                <w:szCs w:val="20"/>
-              </w:rPr>
-              <w:t>Could</w:t>
+            <w:tcW w:w="1884" w:type="dxa"/>
+          </w:tcPr>
+          <w:p>
+            <w:pPr>
+              <w:pStyle w:val="2"/>
+              <w:spacing w:before="240" w:after="120"/>
+              <w:rPr>
+                <w:color w:val="auto"/>
+                <w:sz w:val="24"/>
+                <w:szCs w:val="24"/>
+              </w:rPr>
+            </w:pPr>
+            <w:r>
+              <w:rPr>
+                <w:color w:val="auto"/>
+                <w:sz w:val="24"/>
+                <w:szCs w:val="24"/>
+              </w:rPr>
+              <w:t>4. Внутренний учет фонда (поступления, списания, стоимость)</w:t>
+            </w:r>
+          </w:p>
+        </w:tc>
+        <w:tc>
+          <w:tcPr>
+            <w:tcW w:w="1545" w:type="dxa"/>
+          </w:tcPr>
+          <w:p>
+            <w:pPr>
+              <w:pStyle w:val="2"/>
+              <w:spacing w:before="240" w:after="120"/>
+              <w:rPr>
+                <w:color w:val="auto"/>
+                <w:sz w:val="24"/>
+                <w:szCs w:val="24"/>
+              </w:rPr>
+            </w:pPr>
+            <w:r>
+              <w:rPr>
+                <w:color w:val="auto"/>
+                <w:sz w:val="24"/>
+                <w:szCs w:val="24"/>
+              </w:rPr>
+              <w:t>Скрыто. Не является публичной функцией</w:t>
+            </w:r>
+          </w:p>
+        </w:tc>
+        <w:tc>
+          <w:tcPr>
+            <w:tcW w:w="1669" w:type="dxa"/>
+          </w:tcPr>
+          <w:p>
+            <w:pPr>
+              <w:pStyle w:val="2"/>
+              <w:spacing w:before="240" w:after="120"/>
+              <w:rPr>
+                <w:color w:val="auto"/>
+                <w:sz w:val="24"/>
+                <w:szCs w:val="24"/>
+              </w:rPr>
+            </w:pPr>
+            <w:r>
+              <w:rPr>
+                <w:color w:val="auto"/>
+                <w:sz w:val="24"/>
+                <w:szCs w:val="24"/>
+              </w:rPr>
+              <w:t>Скрыто. Не является публичной функцией</w:t>
+            </w:r>
+          </w:p>
+        </w:tc>
+        <w:tc>
+          <w:tcPr>
+            <w:tcW w:w="1931" w:type="dxa"/>
+          </w:tcPr>
+          <w:p>
+            <w:pPr>
+              <w:pStyle w:val="2"/>
+              <w:spacing w:before="240" w:after="120"/>
+              <w:rPr>
+                <w:color w:val="auto"/>
+                <w:sz w:val="24"/>
+                <w:szCs w:val="24"/>
+              </w:rPr>
+            </w:pPr>
+            <w:r>
+              <w:rPr>
+                <w:color w:val="auto"/>
+                <w:sz w:val="24"/>
+                <w:szCs w:val="24"/>
+              </w:rPr>
+              <w:t>Скрыто. Ведется во внутренних системах</w:t>
+            </w:r>
+          </w:p>
+        </w:tc>
+        <w:tc>
+          <w:tcPr>
+            <w:tcW w:w="2599" w:type="dxa"/>
+          </w:tcPr>
+          <w:p>
+            <w:pPr>
+              <w:pStyle w:val="2"/>
+              <w:spacing w:before="240" w:after="120"/>
+              <w:rPr>
+                <w:color w:val="auto"/>
+                <w:sz w:val="24"/>
+                <w:szCs w:val="24"/>
+              </w:rPr>
+            </w:pPr>
+            <w:r>
+              <w:rPr>
+                <w:color w:val="auto"/>
+                <w:sz w:val="24"/>
+                <w:szCs w:val="24"/>
+              </w:rPr>
+              <w:t>Да. Документы поступления/списания и стоимость фонда в 1С</w:t>
             </w:r>
           </w:p>
         </w:tc>
@@ -5171,546 +4720,126 @@
       <w:tr>
         <w:tc>
           <w:tcPr>
-            <w:tcW w:w="2068" w:type="dxa"/>
-            <w:tcBorders>
-              <w:top w:val="single" w:sz="4" w:space="0" w:color="808080"/>
-              <w:left w:val="single" w:sz="4" w:space="0" w:color="808080"/>
-              <w:bottom w:val="single" w:sz="4" w:space="0" w:color="808080"/>
-              <w:right w:val="single" w:sz="4" w:space="0" w:color="808080"/>
-            </w:tcBorders>
-            <w:tcMar>
-              <w:top w:w="60" w:type="dxa"/>
-              <w:left w:w="90" w:type="dxa"/>
-              <w:bottom w:w="60" w:type="dxa"/>
-              <w:right w:w="90" w:type="dxa"/>
-            </w:tcMar>
-          </w:tcPr>
-          <w:p>
-            <w:r>
-              <w:rPr>
-                <w:sz w:val="20"/>
-                <w:szCs w:val="20"/>
-              </w:rPr>
-              <w:t>Кабинет читателя со своими выдачами</w:t>
-            </w:r>
-          </w:p>
-        </w:tc>
-        <w:tc>
-          <w:tcPr>
-            <w:tcW w:w="1880" w:type="dxa"/>
-            <w:tcBorders>
-              <w:top w:val="single" w:sz="4" w:space="0" w:color="808080"/>
-              <w:left w:val="single" w:sz="4" w:space="0" w:color="808080"/>
-              <w:bottom w:val="single" w:sz="4" w:space="0" w:color="808080"/>
-              <w:right w:val="single" w:sz="4" w:space="0" w:color="808080"/>
-            </w:tcBorders>
-            <w:tcMar>
-              <w:top w:w="60" w:type="dxa"/>
-              <w:left w:w="90" w:type="dxa"/>
-              <w:bottom w:w="60" w:type="dxa"/>
-              <w:right w:w="90" w:type="dxa"/>
-            </w:tcMar>
-          </w:tcPr>
-          <w:p>
-            <w:r>
-              <w:rPr>
-                <w:sz w:val="20"/>
-                <w:szCs w:val="20"/>
-              </w:rPr>
-              <w:t>Да</w:t>
-            </w:r>
-          </w:p>
-        </w:tc>
-        <w:tc>
-          <w:tcPr>
-            <w:tcW w:w="1786" w:type="dxa"/>
-            <w:tcBorders>
-              <w:top w:val="single" w:sz="4" w:space="0" w:color="808080"/>
-              <w:left w:val="single" w:sz="4" w:space="0" w:color="808080"/>
-              <w:bottom w:val="single" w:sz="4" w:space="0" w:color="808080"/>
-              <w:right w:val="single" w:sz="4" w:space="0" w:color="808080"/>
-            </w:tcBorders>
-            <w:tcMar>
-              <w:top w:w="60" w:type="dxa"/>
-              <w:left w:w="90" w:type="dxa"/>
-              <w:bottom w:w="60" w:type="dxa"/>
-              <w:right w:w="90" w:type="dxa"/>
-            </w:tcMar>
-          </w:tcPr>
-          <w:p>
-            <w:r>
-              <w:rPr>
-                <w:sz w:val="20"/>
-                <w:szCs w:val="20"/>
-              </w:rPr>
-              <w:t>Да, на spblib.ru</w:t>
-            </w:r>
-          </w:p>
-        </w:tc>
-        <w:tc>
-          <w:tcPr>
-            <w:tcW w:w="1786" w:type="dxa"/>
-            <w:tcBorders>
-              <w:top w:val="single" w:sz="4" w:space="0" w:color="808080"/>
-              <w:left w:val="single" w:sz="4" w:space="0" w:color="808080"/>
-              <w:bottom w:val="single" w:sz="4" w:space="0" w:color="808080"/>
-              <w:right w:val="single" w:sz="4" w:space="0" w:color="808080"/>
-            </w:tcBorders>
-            <w:tcMar>
-              <w:top w:w="60" w:type="dxa"/>
-              <w:left w:w="90" w:type="dxa"/>
-              <w:bottom w:w="60" w:type="dxa"/>
-              <w:right w:w="90" w:type="dxa"/>
-            </w:tcMar>
-          </w:tcPr>
-          <w:p>
-            <w:r>
-              <w:rPr>
-                <w:sz w:val="20"/>
-                <w:szCs w:val="20"/>
-              </w:rPr>
-              <w:t>Да, «Мой id»</w:t>
-            </w:r>
-          </w:p>
-        </w:tc>
-        <w:tc>
-          <w:tcPr>
-            <w:tcW w:w="2118" w:type="dxa"/>
-            <w:tcBorders>
-              <w:top w:val="single" w:sz="4" w:space="0" w:color="808080"/>
-              <w:left w:val="single" w:sz="4" w:space="0" w:color="808080"/>
-              <w:bottom w:val="single" w:sz="4" w:space="0" w:color="808080"/>
-              <w:right w:val="single" w:sz="4" w:space="0" w:color="808080"/>
-            </w:tcBorders>
-            <w:tcMar>
-              <w:top w:w="60" w:type="dxa"/>
-              <w:left w:w="90" w:type="dxa"/>
-              <w:bottom w:w="60" w:type="dxa"/>
-              <w:right w:w="90" w:type="dxa"/>
-            </w:tcMar>
-          </w:tcPr>
-          <w:p>
-            <w:r>
-              <w:rPr>
-                <w:sz w:val="20"/>
-                <w:szCs w:val="20"/>
-              </w:rPr>
-              <w:t>Да, Must</w:t>
-            </w:r>
-          </w:p>
-        </w:tc>
-      </w:tr>
-      <w:tr>
-        <w:tc>
-          <w:tcPr>
-            <w:tcW w:w="2068" w:type="dxa"/>
-            <w:tcBorders>
-              <w:top w:val="single" w:sz="4" w:space="0" w:color="808080"/>
-              <w:left w:val="single" w:sz="4" w:space="0" w:color="808080"/>
-              <w:bottom w:val="single" w:sz="4" w:space="0" w:color="808080"/>
-              <w:right w:val="single" w:sz="4" w:space="0" w:color="808080"/>
-            </w:tcBorders>
-            <w:tcMar>
-              <w:top w:w="60" w:type="dxa"/>
-              <w:left w:w="90" w:type="dxa"/>
-              <w:bottom w:w="60" w:type="dxa"/>
-              <w:right w:w="90" w:type="dxa"/>
-            </w:tcMar>
-          </w:tcPr>
-          <w:p>
-            <w:r>
-              <w:rPr>
-                <w:sz w:val="20"/>
-                <w:szCs w:val="20"/>
-              </w:rPr>
-              <w:t>Действия при утере книги</w:t>
-            </w:r>
-          </w:p>
-        </w:tc>
-        <w:tc>
-          <w:tcPr>
-            <w:tcW w:w="1880" w:type="dxa"/>
-            <w:tcBorders>
-              <w:top w:val="single" w:sz="4" w:space="0" w:color="808080"/>
-              <w:left w:val="single" w:sz="4" w:space="0" w:color="808080"/>
-              <w:bottom w:val="single" w:sz="4" w:space="0" w:color="808080"/>
-              <w:right w:val="single" w:sz="4" w:space="0" w:color="808080"/>
-            </w:tcBorders>
-            <w:tcMar>
-              <w:top w:w="60" w:type="dxa"/>
-              <w:left w:w="90" w:type="dxa"/>
-              <w:bottom w:w="60" w:type="dxa"/>
-              <w:right w:w="90" w:type="dxa"/>
-            </w:tcMar>
-          </w:tcPr>
-          <w:p>
-            <w:r>
-              <w:rPr>
-                <w:sz w:val="20"/>
-                <w:szCs w:val="20"/>
-              </w:rPr>
-              <w:t>Замена равноценной книгой</w:t>
-            </w:r>
-          </w:p>
-        </w:tc>
-        <w:tc>
-          <w:tcPr>
-            <w:tcW w:w="1786" w:type="dxa"/>
-            <w:tcBorders>
-              <w:top w:val="single" w:sz="4" w:space="0" w:color="808080"/>
-              <w:left w:val="single" w:sz="4" w:space="0" w:color="808080"/>
-              <w:bottom w:val="single" w:sz="4" w:space="0" w:color="808080"/>
-              <w:right w:val="single" w:sz="4" w:space="0" w:color="808080"/>
-            </w:tcBorders>
-            <w:tcMar>
-              <w:top w:w="60" w:type="dxa"/>
-              <w:left w:w="90" w:type="dxa"/>
-              <w:bottom w:w="60" w:type="dxa"/>
-              <w:right w:w="90" w:type="dxa"/>
-            </w:tcMar>
-          </w:tcPr>
-          <w:p>
-            <w:r>
-              <w:rPr>
-                <w:sz w:val="20"/>
-                <w:szCs w:val="20"/>
-              </w:rPr>
-              <w:t>С сайта не видно</w:t>
-            </w:r>
-          </w:p>
-        </w:tc>
-        <w:tc>
-          <w:tcPr>
-            <w:tcW w:w="1786" w:type="dxa"/>
-            <w:tcBorders>
-              <w:top w:val="single" w:sz="4" w:space="0" w:color="808080"/>
-              <w:left w:val="single" w:sz="4" w:space="0" w:color="808080"/>
-              <w:bottom w:val="single" w:sz="4" w:space="0" w:color="808080"/>
-              <w:right w:val="single" w:sz="4" w:space="0" w:color="808080"/>
-            </w:tcBorders>
-            <w:tcMar>
-              <w:top w:w="60" w:type="dxa"/>
-              <w:left w:w="90" w:type="dxa"/>
-              <w:bottom w:w="60" w:type="dxa"/>
-              <w:right w:w="90" w:type="dxa"/>
-            </w:tcMar>
-          </w:tcPr>
-          <w:p>
-            <w:r>
-              <w:rPr>
-                <w:sz w:val="20"/>
-                <w:szCs w:val="20"/>
-              </w:rPr>
-              <w:t>С сайта не видно</w:t>
-            </w:r>
-          </w:p>
-        </w:tc>
-        <w:tc>
-          <w:tcPr>
-            <w:tcW w:w="2118" w:type="dxa"/>
-            <w:tcBorders>
-              <w:top w:val="single" w:sz="4" w:space="0" w:color="808080"/>
-              <w:left w:val="single" w:sz="4" w:space="0" w:color="808080"/>
-              <w:bottom w:val="single" w:sz="4" w:space="0" w:color="808080"/>
-              <w:right w:val="single" w:sz="4" w:space="0" w:color="808080"/>
-            </w:tcBorders>
-            <w:tcMar>
-              <w:top w:w="60" w:type="dxa"/>
-              <w:left w:w="90" w:type="dxa"/>
-              <w:bottom w:w="60" w:type="dxa"/>
-              <w:right w:w="90" w:type="dxa"/>
-            </w:tcMar>
-          </w:tcPr>
-          <w:p>
-            <w:r>
-              <w:rPr>
-                <w:sz w:val="20"/>
-                <w:szCs w:val="20"/>
-              </w:rPr>
-              <w:t>Списание с привязкой к читателю, возмещение — Could</w:t>
-            </w:r>
-          </w:p>
-        </w:tc>
-      </w:tr>
-      <w:tr>
-        <w:tc>
-          <w:tcPr>
-            <w:tcW w:w="2068" w:type="dxa"/>
-            <w:tcBorders>
-              <w:top w:val="single" w:sz="4" w:space="0" w:color="808080"/>
-              <w:left w:val="single" w:sz="4" w:space="0" w:color="808080"/>
-              <w:bottom w:val="single" w:sz="4" w:space="0" w:color="808080"/>
-              <w:right w:val="single" w:sz="4" w:space="0" w:color="808080"/>
-            </w:tcBorders>
-            <w:tcMar>
-              <w:top w:w="60" w:type="dxa"/>
-              <w:left w:w="90" w:type="dxa"/>
-              <w:bottom w:w="60" w:type="dxa"/>
-              <w:right w:w="90" w:type="dxa"/>
-            </w:tcMar>
-          </w:tcPr>
-          <w:p>
-            <w:r>
-              <w:rPr>
-                <w:sz w:val="20"/>
-                <w:szCs w:val="20"/>
-              </w:rPr>
-              <w:t>Автоматический отчёт по просрочкам</w:t>
-            </w:r>
-          </w:p>
-        </w:tc>
-        <w:tc>
-          <w:tcPr>
-            <w:tcW w:w="1880" w:type="dxa"/>
-            <w:tcBorders>
-              <w:top w:val="single" w:sz="4" w:space="0" w:color="808080"/>
-              <w:left w:val="single" w:sz="4" w:space="0" w:color="808080"/>
-              <w:bottom w:val="single" w:sz="4" w:space="0" w:color="808080"/>
-              <w:right w:val="single" w:sz="4" w:space="0" w:color="808080"/>
-            </w:tcBorders>
-            <w:tcMar>
-              <w:top w:w="60" w:type="dxa"/>
-              <w:left w:w="90" w:type="dxa"/>
-              <w:bottom w:w="60" w:type="dxa"/>
-              <w:right w:w="90" w:type="dxa"/>
-            </w:tcMar>
-          </w:tcPr>
-          <w:p>
-            <w:r>
-              <w:rPr>
-                <w:sz w:val="20"/>
-                <w:szCs w:val="20"/>
-              </w:rPr>
-              <w:t>С сайта не видно</w:t>
-            </w:r>
-          </w:p>
-        </w:tc>
-        <w:tc>
-          <w:tcPr>
-            <w:tcW w:w="1786" w:type="dxa"/>
-            <w:tcBorders>
-              <w:top w:val="single" w:sz="4" w:space="0" w:color="808080"/>
-              <w:left w:val="single" w:sz="4" w:space="0" w:color="808080"/>
-              <w:bottom w:val="single" w:sz="4" w:space="0" w:color="808080"/>
-              <w:right w:val="single" w:sz="4" w:space="0" w:color="808080"/>
-            </w:tcBorders>
-            <w:tcMar>
-              <w:top w:w="60" w:type="dxa"/>
-              <w:left w:w="90" w:type="dxa"/>
-              <w:bottom w:w="60" w:type="dxa"/>
-              <w:right w:w="90" w:type="dxa"/>
-            </w:tcMar>
-          </w:tcPr>
-          <w:p>
-            <w:r>
-              <w:rPr>
-                <w:sz w:val="20"/>
-                <w:szCs w:val="20"/>
-              </w:rPr>
-              <w:t>С сайта не видно</w:t>
-            </w:r>
-          </w:p>
-        </w:tc>
-        <w:tc>
-          <w:tcPr>
-            <w:tcW w:w="1786" w:type="dxa"/>
-            <w:tcBorders>
-              <w:top w:val="single" w:sz="4" w:space="0" w:color="808080"/>
-              <w:left w:val="single" w:sz="4" w:space="0" w:color="808080"/>
-              <w:bottom w:val="single" w:sz="4" w:space="0" w:color="808080"/>
-              <w:right w:val="single" w:sz="4" w:space="0" w:color="808080"/>
-            </w:tcBorders>
-            <w:tcMar>
-              <w:top w:w="60" w:type="dxa"/>
-              <w:left w:w="90" w:type="dxa"/>
-              <w:bottom w:w="60" w:type="dxa"/>
-              <w:right w:w="90" w:type="dxa"/>
-            </w:tcMar>
-          </w:tcPr>
-          <w:p>
-            <w:r>
-              <w:rPr>
-                <w:sz w:val="20"/>
-                <w:szCs w:val="20"/>
-              </w:rPr>
-              <w:t>С сайта не видно</w:t>
-            </w:r>
-          </w:p>
-        </w:tc>
-        <w:tc>
-          <w:tcPr>
-            <w:tcW w:w="2118" w:type="dxa"/>
-            <w:tcBorders>
-              <w:top w:val="single" w:sz="4" w:space="0" w:color="808080"/>
-              <w:left w:val="single" w:sz="4" w:space="0" w:color="808080"/>
-              <w:bottom w:val="single" w:sz="4" w:space="0" w:color="808080"/>
-              <w:right w:val="single" w:sz="4" w:space="0" w:color="808080"/>
-            </w:tcBorders>
-            <w:tcMar>
-              <w:top w:w="60" w:type="dxa"/>
-              <w:left w:w="90" w:type="dxa"/>
-              <w:bottom w:w="60" w:type="dxa"/>
-              <w:right w:w="90" w:type="dxa"/>
-            </w:tcMar>
-          </w:tcPr>
-          <w:p>
-            <w:r>
-              <w:rPr>
-                <w:sz w:val="20"/>
-                <w:szCs w:val="20"/>
-              </w:rPr>
-              <w:t>Да, отчёт «Просрочки», KPI ≤ 10 %</w:t>
-            </w:r>
-          </w:p>
-        </w:tc>
-      </w:tr>
-      <w:tr>
-        <w:tc>
-          <w:tcPr>
-            <w:tcW w:w="2068" w:type="dxa"/>
-            <w:tcBorders>
-              <w:top w:val="single" w:sz="4" w:space="0" w:color="808080"/>
-              <w:left w:val="single" w:sz="4" w:space="0" w:color="808080"/>
-              <w:bottom w:val="single" w:sz="4" w:space="0" w:color="808080"/>
-              <w:right w:val="single" w:sz="4" w:space="0" w:color="808080"/>
-            </w:tcBorders>
-            <w:tcMar>
-              <w:top w:w="60" w:type="dxa"/>
-              <w:left w:w="90" w:type="dxa"/>
-              <w:bottom w:w="60" w:type="dxa"/>
-              <w:right w:w="90" w:type="dxa"/>
-            </w:tcMar>
-          </w:tcPr>
-          <w:p>
-            <w:r>
-              <w:rPr>
-                <w:sz w:val="20"/>
-                <w:szCs w:val="20"/>
-              </w:rPr>
-              <w:t>Учёт поступления, списания и стоимости фонда</w:t>
-            </w:r>
-          </w:p>
-        </w:tc>
-        <w:tc>
-          <w:tcPr>
-            <w:tcW w:w="1880" w:type="dxa"/>
-            <w:tcBorders>
-              <w:top w:val="single" w:sz="4" w:space="0" w:color="808080"/>
-              <w:left w:val="single" w:sz="4" w:space="0" w:color="808080"/>
-              <w:bottom w:val="single" w:sz="4" w:space="0" w:color="808080"/>
-              <w:right w:val="single" w:sz="4" w:space="0" w:color="808080"/>
-            </w:tcBorders>
-            <w:tcMar>
-              <w:top w:w="60" w:type="dxa"/>
-              <w:left w:w="90" w:type="dxa"/>
-              <w:bottom w:w="60" w:type="dxa"/>
-              <w:right w:w="90" w:type="dxa"/>
-            </w:tcMar>
-          </w:tcPr>
-          <w:p>
-            <w:r>
-              <w:rPr>
-                <w:sz w:val="20"/>
-                <w:szCs w:val="20"/>
-              </w:rPr>
-              <w:t>С сайта не видно</w:t>
-            </w:r>
-          </w:p>
-        </w:tc>
-        <w:tc>
-          <w:tcPr>
-            <w:tcW w:w="1786" w:type="dxa"/>
-            <w:tcBorders>
-              <w:top w:val="single" w:sz="4" w:space="0" w:color="808080"/>
-              <w:left w:val="single" w:sz="4" w:space="0" w:color="808080"/>
-              <w:bottom w:val="single" w:sz="4" w:space="0" w:color="808080"/>
-              <w:right w:val="single" w:sz="4" w:space="0" w:color="808080"/>
-            </w:tcBorders>
-            <w:tcMar>
-              <w:top w:w="60" w:type="dxa"/>
-              <w:left w:w="90" w:type="dxa"/>
-              <w:bottom w:w="60" w:type="dxa"/>
-              <w:right w:w="90" w:type="dxa"/>
-            </w:tcMar>
-          </w:tcPr>
-          <w:p>
-            <w:r>
-              <w:rPr>
-                <w:sz w:val="20"/>
-                <w:szCs w:val="20"/>
-              </w:rPr>
-              <w:t>С сайта не видно</w:t>
-            </w:r>
-          </w:p>
-        </w:tc>
-        <w:tc>
-          <w:tcPr>
-            <w:tcW w:w="1786" w:type="dxa"/>
-            <w:tcBorders>
-              <w:top w:val="single" w:sz="4" w:space="0" w:color="808080"/>
-              <w:left w:val="single" w:sz="4" w:space="0" w:color="808080"/>
-              <w:bottom w:val="single" w:sz="4" w:space="0" w:color="808080"/>
-              <w:right w:val="single" w:sz="4" w:space="0" w:color="808080"/>
-            </w:tcBorders>
-            <w:tcMar>
-              <w:top w:w="60" w:type="dxa"/>
-              <w:left w:w="90" w:type="dxa"/>
-              <w:bottom w:w="60" w:type="dxa"/>
-              <w:right w:w="90" w:type="dxa"/>
-            </w:tcMar>
-          </w:tcPr>
-          <w:p>
-            <w:r>
-              <w:rPr>
-                <w:sz w:val="20"/>
-                <w:szCs w:val="20"/>
-              </w:rPr>
-              <w:t>С сайта не видно</w:t>
-            </w:r>
-          </w:p>
-        </w:tc>
-        <w:tc>
-          <w:tcPr>
-            <w:tcW w:w="2118" w:type="dxa"/>
-            <w:tcBorders>
-              <w:top w:val="single" w:sz="4" w:space="0" w:color="808080"/>
-              <w:left w:val="single" w:sz="4" w:space="0" w:color="808080"/>
-              <w:bottom w:val="single" w:sz="4" w:space="0" w:color="808080"/>
-              <w:right w:val="single" w:sz="4" w:space="0" w:color="808080"/>
-            </w:tcBorders>
-            <w:tcMar>
-              <w:top w:w="60" w:type="dxa"/>
-              <w:left w:w="90" w:type="dxa"/>
-              <w:bottom w:w="60" w:type="dxa"/>
-              <w:right w:w="90" w:type="dxa"/>
-            </w:tcMar>
-          </w:tcPr>
-          <w:p>
-            <w:r>
-              <w:rPr>
-                <w:sz w:val="20"/>
-                <w:szCs w:val="20"/>
-              </w:rPr>
-              <w:t>Да, документы и отчёты в 1С</w:t>
+            <w:tcW w:w="1884" w:type="dxa"/>
+          </w:tcPr>
+          <w:p>
+            <w:pPr>
+              <w:pStyle w:val="2"/>
+              <w:spacing w:before="240" w:after="120"/>
+              <w:rPr>
+                <w:color w:val="auto"/>
+                <w:sz w:val="24"/>
+                <w:szCs w:val="24"/>
+              </w:rPr>
+            </w:pPr>
+            <w:r>
+              <w:rPr>
+                <w:color w:val="auto"/>
+                <w:sz w:val="24"/>
+                <w:szCs w:val="24"/>
+              </w:rPr>
+              <w:t>5. Продление выдачи</w:t>
+            </w:r>
+          </w:p>
+        </w:tc>
+        <w:tc>
+          <w:tcPr>
+            <w:tcW w:w="1545" w:type="dxa"/>
+          </w:tcPr>
+          <w:p>
+            <w:pPr>
+              <w:pStyle w:val="2"/>
+              <w:spacing w:before="240" w:after="120"/>
+              <w:rPr>
+                <w:color w:val="auto"/>
+                <w:sz w:val="24"/>
+                <w:szCs w:val="24"/>
+              </w:rPr>
+            </w:pPr>
+            <w:r>
+              <w:rPr>
+                <w:color w:val="auto"/>
+                <w:sz w:val="24"/>
+                <w:szCs w:val="24"/>
+              </w:rPr>
+              <w:t>Да. Онлайн, не более 2 раз</w:t>
+            </w:r>
+          </w:p>
+        </w:tc>
+        <w:tc>
+          <w:tcPr>
+            <w:tcW w:w="1669" w:type="dxa"/>
+          </w:tcPr>
+          <w:p>
+            <w:pPr>
+              <w:pStyle w:val="2"/>
+              <w:spacing w:before="240" w:after="120"/>
+              <w:rPr>
+                <w:color w:val="auto"/>
+                <w:sz w:val="24"/>
+                <w:szCs w:val="24"/>
+              </w:rPr>
+            </w:pPr>
+            <w:r>
+              <w:rPr>
+                <w:color w:val="auto"/>
+                <w:sz w:val="24"/>
+                <w:szCs w:val="24"/>
+              </w:rPr>
+              <w:t>Да. Через приложение/кабинет</w:t>
+            </w:r>
+          </w:p>
+        </w:tc>
+        <w:tc>
+          <w:tcPr>
+            <w:tcW w:w="1931" w:type="dxa"/>
+          </w:tcPr>
+          <w:p>
+            <w:pPr>
+              <w:pStyle w:val="2"/>
+              <w:spacing w:before="240" w:after="120"/>
+              <w:rPr>
+                <w:color w:val="auto"/>
+                <w:sz w:val="24"/>
+                <w:szCs w:val="24"/>
+              </w:rPr>
+            </w:pPr>
+            <w:r>
+              <w:rPr>
+                <w:color w:val="auto"/>
+                <w:sz w:val="24"/>
+                <w:szCs w:val="24"/>
+              </w:rPr>
+              <w:t>Нет. Только заказ в зал</w:t>
+            </w:r>
+          </w:p>
+        </w:tc>
+        <w:tc>
+          <w:tcPr>
+            <w:tcW w:w="2599" w:type="dxa"/>
+          </w:tcPr>
+          <w:p>
+            <w:pPr>
+              <w:pStyle w:val="2"/>
+              <w:spacing w:before="240" w:after="120"/>
+              <w:rPr>
+                <w:color w:val="auto"/>
+                <w:sz w:val="24"/>
+                <w:szCs w:val="24"/>
+              </w:rPr>
+            </w:pPr>
+            <w:r>
+              <w:rPr>
+                <w:color w:val="auto"/>
+                <w:sz w:val="24"/>
+                <w:szCs w:val="24"/>
+              </w:rPr>
+              <w:t>Could (по возможности). Продление реализуется, если останется время</w:t>
             </w:r>
           </w:p>
         </w:tc>
       </w:tr>
     </w:tbl>
-    <w:p>
-      <w:pPr>
-        <w:spacing w:after="120"/>
-      </w:pPr>
-    </w:p>
-    <w:p>
-      <w:pPr>
-        <w:spacing w:after="120"/>
-        <w:jc w:val="both"/>
-      </w:pPr>
-      <w:r>
-        <w:t>Источники: library.hse.ru/how_to_borrow, library.hse.ru/return_books, lib.itmo.ru/services, cbsfr.ru/books, rsl.ru/services, mos.ru/knigi (каталог и подборки; сведения о функциях — новости mos.ru от 30.03.2022 и 18.04.2026).</w:t>
-      </w:r>
-    </w:p>
     <w:p>
       <w:pPr>
         <w:pStyle w:val="2"/>
@@ -5742,7 +4871,7 @@
           <w:left w:w="10" w:type="dxa"/>
           <w:right w:w="10" w:type="dxa"/>
         </w:tblCellMar>
-        <w:tblLook w:val="07E0" w:firstRow="1" w:lastRow="1" w:firstColumn="1" w:lastColumn="1" w:noHBand="1" w:noVBand="1"/>
+        <w:tblLook w:val="04A0" w:firstRow="1" w:lastRow="0" w:firstColumn="1" w:lastColumn="0" w:noHBand="0" w:noVBand="1"/>
       </w:tblPr>
       <w:tblGrid>
         <w:gridCol w:w="2095"/>
@@ -5775,8 +4904,6 @@
               <w:rPr>
                 <w:b/>
                 <w:bCs/>
-                <w:sz w:val="20"/>
-                <w:szCs w:val="20"/>
               </w:rPr>
               <w:t>Этап</w:t>
             </w:r>
@@ -5804,8 +4931,6 @@
               <w:rPr>
                 <w:b/>
                 <w:bCs/>
-                <w:sz w:val="20"/>
-                <w:szCs w:val="20"/>
               </w:rPr>
               <w:t>Формулировка</w:t>
             </w:r>
@@ -5833,8 +4958,6 @@
               <w:rPr>
                 <w:b/>
                 <w:bCs/>
-                <w:sz w:val="20"/>
-                <w:szCs w:val="20"/>
               </w:rPr>
               <w:t>Результат</w:t>
             </w:r>
@@ -5860,10 +4983,6 @@
           </w:tcPr>
           <w:p>
             <w:r>
-              <w:rPr>
-                <w:sz w:val="20"/>
-                <w:szCs w:val="20"/>
-              </w:rPr>
               <w:t>Инсайт</w:t>
             </w:r>
           </w:p>
@@ -5886,19 +5005,10 @@
           </w:tcPr>
           <w:p>
             <w:r>
-              <w:rPr>
-                <w:sz w:val="20"/>
-                <w:szCs w:val="20"/>
-              </w:rPr>
-              <w:t xml:space="preserve">Библиотекарь узнаёт о просрочке, только просматривая формуляры; поступления и </w:t>
-            </w:r>
-            <w:r>
-              <w:rPr>
-                <w:sz w:val="20"/>
-                <w:szCs w:val="20"/>
-              </w:rPr>
-              <w:lastRenderedPageBreak/>
-              <w:t>списания ведутся разрозненно; читатель не знает свой срок</w:t>
+              <w:t>Ручное выявление просрочек требует значительных временных затрат</w:t>
+            </w:r>
+            <w:r>
+              <w:t>. Поступления и списания ведутся разрозненно, из-за чего невозможно быстро узнать реальную стоимость фонда. А читатель вообще не знает свой срок возврата и узнает о просрочке только при визите.</w:t>
             </w:r>
           </w:p>
         </w:tc>
@@ -5920,12 +5030,7 @@
           </w:tcPr>
           <w:p>
             <w:r>
-              <w:rPr>
-                <w:sz w:val="20"/>
-                <w:szCs w:val="20"/>
-              </w:rPr>
-              <w:lastRenderedPageBreak/>
-              <w:t>Просрочки копятся, фонд не оборачивается, стоимость фонда неизвестна</w:t>
+              <w:t>Просрочки копятся, фонд не оборачивается, финансовые потери и реальная стоимость фонда неизвестны.</w:t>
             </w:r>
           </w:p>
         </w:tc>
@@ -5949,10 +5054,6 @@
           </w:tcPr>
           <w:p>
             <w:r>
-              <w:rPr>
-                <w:sz w:val="20"/>
-                <w:szCs w:val="20"/>
-              </w:rPr>
               <w:t>Потребность</w:t>
             </w:r>
           </w:p>
@@ -5975,11 +5076,16 @@
           </w:tcPr>
           <w:p>
             <w:r>
-              <w:rPr>
-                <w:sz w:val="20"/>
-                <w:szCs w:val="20"/>
-              </w:rPr>
-              <w:t>Видеть всех должников и дни просрочки за один шаг; знать состав и стоимость фонда на любую дату</w:t>
+              <w:t xml:space="preserve">Видеть всех должников и дни просрочки за один шаг. Знать точную стоимость фонда на любую дату. Читателю </w:t>
+            </w:r>
+            <w:r>
+              <w:t>-</w:t>
+            </w:r>
+            <w:r>
+              <w:t xml:space="preserve"> видеть свои сроки в личном кабинете, не звоня библиотекарю</w:t>
+            </w:r>
+            <w:r>
+              <w:t>.</w:t>
             </w:r>
           </w:p>
         </w:tc>
@@ -6001,11 +5107,13 @@
           </w:tcPr>
           <w:p>
             <w:r>
-              <w:rPr>
-                <w:sz w:val="20"/>
-                <w:szCs w:val="20"/>
-              </w:rPr>
-              <w:t>Меньше времени на поиск должников и подготовку отчётов</w:t>
+              <w:t>С</w:t>
+            </w:r>
+            <w:r>
+              <w:t>окращение времени на подготовку отчётности за счёт автоматизации</w:t>
+            </w:r>
+            <w:r>
+              <w:t>. Прозрачность закупок и потерь.</w:t>
             </w:r>
           </w:p>
         </w:tc>
@@ -6029,10 +5137,7 @@
           </w:tcPr>
           <w:p>
             <w:r>
-              <w:rPr>
-                <w:sz w:val="20"/>
-                <w:szCs w:val="20"/>
-              </w:rPr>
+              <w:lastRenderedPageBreak/>
               <w:t>Требование</w:t>
             </w:r>
           </w:p>
@@ -6055,11 +5160,7 @@
           </w:tcPr>
           <w:p>
             <w:r>
-              <w:rPr>
-                <w:sz w:val="20"/>
-                <w:szCs w:val="20"/>
-              </w:rPr>
-              <w:t>FR-05 автоопределение просрочки; FR-09 отчёт «Просрочки»; FR-13 кабинет читателя; FR-14–FR-17 поступление, списание, стоимость и движение фонда</w:t>
+              <w:t>FR-05 (авторасчёт просрочки) и FR-09 (отчёт «Просрочки»). FR-13 (кабинет читателя со сроками). FR-14 – FR-17 (учёт поступлений, списаний и стоимости фонда).</w:t>
             </w:r>
           </w:p>
         </w:tc>
@@ -6081,10 +5182,6 @@
           </w:tcPr>
           <w:p>
             <w:r>
-              <w:rPr>
-                <w:sz w:val="20"/>
-                <w:szCs w:val="20"/>
-              </w:rPr>
               <w:t>Включено в MoSCoW как Must</w:t>
             </w:r>
           </w:p>
@@ -6109,10 +5206,6 @@
           </w:tcPr>
           <w:p>
             <w:r>
-              <w:rPr>
-                <w:sz w:val="20"/>
-                <w:szCs w:val="20"/>
-              </w:rPr>
               <w:t>Критерий</w:t>
             </w:r>
           </w:p>
@@ -6135,11 +5228,7 @@
           </w:tcPr>
           <w:p>
             <w:r>
-              <w:rPr>
-                <w:sz w:val="20"/>
-                <w:szCs w:val="20"/>
-              </w:rPr>
-              <w:t>Доля просрочек ≤ 10 % на наборе T1, отчёт совпадает с Golden overdue.csv; стоимость фонда на дату = поступления − списания и совпадает с эталоном</w:t>
+              <w:t>Доля просроченных выдач (по FR-06). Отчёт «Просрочки» совпадает с эталонным файлом построчно. Стоимость фонда на дату = сумма поступлений − сумма списаний.</w:t>
             </w:r>
           </w:p>
         </w:tc>
@@ -6161,11 +5250,7 @@
           </w:tcPr>
           <w:p>
             <w:r>
-              <w:rPr>
-                <w:sz w:val="20"/>
-                <w:szCs w:val="20"/>
-              </w:rPr>
-              <w:t>Приёмка проекта</w:t>
+              <w:t>Приёмка проекта. Бизнес-цель (снижение просрочек и прозрачный учёт) достигнута.</w:t>
             </w:r>
           </w:p>
         </w:tc>
@@ -6194,24 +5279,125 @@
     </w:p>
     <w:p>
       <w:pPr>
-        <w:spacing w:after="120"/>
-        <w:jc w:val="both"/>
+        <w:pStyle w:val="2"/>
+        <w:spacing w:before="240" w:after="120"/>
+        <w:rPr>
+          <w:color w:val="auto"/>
+          <w:sz w:val="24"/>
+          <w:szCs w:val="24"/>
+        </w:rPr>
       </w:pPr>
       <w:r>
         <w:rPr>
-          <w:b/>
-          <w:bCs/>
+          <w:color w:val="auto"/>
+          <w:sz w:val="24"/>
+          <w:szCs w:val="24"/>
         </w:rPr>
-        <w:t>Описание (шаблон Джеффри Мура):</w:t>
-      </w:r>
-      <w:r>
-        <w:t xml:space="preserve"> для библиотекарей, читателей и администрации вузовских библиотек, начиная с библиотеки РТУ МИРЭА, которым нужно вовремя видеть невозвращённые книги и знать, что есть в фонде и сколько он стоит, ИС «Библиус» — это веб-приложение учёта библиотечного фонда на базе 1С:Предприятие 8.3. Система ведёт экземпляр от поступления до списания, автоматически определяет просрочки, считает дни задержки и стоимость фонда и формирует отчёты с выгрузкой в CSV. В отличие от читательских сервисов библиотек (НИУ ВШЭ, «Библиотеки Москвы»), где каталог и бронь отделены от внутреннего учёта, наш продукт ведёт выдачи, просрочки и движение фонда на одних данных, сам контролирует бизнес-правила и даёт читателю видеть свои выдачи и сроки.</w:t>
+        <w:t>Для библиотекарей, читателей и сотрудников, ответственных за учёт библиотечного фонда, которым необходимы удобные инструменты для управления выдачей книг, контроля сроков возврата и учёта движения фонда, информационная система «Библиус» представляет собой решение для автоматизации библиотечных процессов на базе веб-приложения и платформы 1С:Предприятие 8.3.</w:t>
       </w:r>
     </w:p>
     <w:p>
       <w:pPr>
         <w:pStyle w:val="2"/>
         <w:spacing w:before="240" w:after="120"/>
+        <w:rPr>
+          <w:color w:val="auto"/>
+          <w:sz w:val="24"/>
+          <w:szCs w:val="24"/>
+        </w:rPr>
+      </w:pPr>
+      <w:r>
+        <w:rPr>
+          <w:color w:val="auto"/>
+          <w:sz w:val="24"/>
+          <w:szCs w:val="24"/>
+        </w:rPr>
+        <w:t>Система обеспечивает ведение каталога книг и реестра читателей, регистрацию выдач и возвратов, автоматическое выявление просрочек и расчёт количества дней задержки. Дополнительно реализуются учёт поступления и списания экземпляров, определение состава и стоимости библиотечного фонда, формирование отчётов и экспорт данных в CSV.</w:t>
+      </w:r>
+    </w:p>
+    <w:p>
+      <w:pPr>
+        <w:pStyle w:val="2"/>
+        <w:spacing w:before="240" w:after="120"/>
+        <w:rPr>
+          <w:color w:val="auto"/>
+          <w:sz w:val="24"/>
+          <w:szCs w:val="24"/>
+        </w:rPr>
+      </w:pPr>
+      <w:r>
+        <w:rPr>
+          <w:color w:val="auto"/>
+          <w:sz w:val="24"/>
+          <w:szCs w:val="24"/>
+        </w:rPr>
+        <w:t xml:space="preserve">В отличие от рассмотренных библиотечных сервисов, ориентированных преимущественно на предоставление читателям доступа к каталогам и информации о книгах, «Библиус» объединяет пользовательский веб-интерфейс с внутренним учётом библиотечных операций. Это позволяет библиотекарям контролировать выдачи и просрочки, сотрудникам учёта </w:t>
+      </w:r>
+      <w:r>
+        <w:rPr>
+          <w:color w:val="auto"/>
+          <w:sz w:val="24"/>
+          <w:szCs w:val="24"/>
+        </w:rPr>
+        <w:t>-</w:t>
+      </w:r>
+      <w:r>
+        <w:rPr>
+          <w:color w:val="auto"/>
+          <w:sz w:val="24"/>
+          <w:szCs w:val="24"/>
+        </w:rPr>
+        <w:t xml:space="preserve"> отслеживать движение фонда, а читателям </w:t>
+      </w:r>
+      <w:r>
+        <w:rPr>
+          <w:color w:val="auto"/>
+          <w:sz w:val="24"/>
+          <w:szCs w:val="24"/>
+        </w:rPr>
+        <w:t>-</w:t>
+      </w:r>
+      <w:r>
+        <w:rPr>
+          <w:color w:val="auto"/>
+          <w:sz w:val="24"/>
+          <w:szCs w:val="24"/>
+        </w:rPr>
+        <w:t xml:space="preserve"> самостоятельно просматривать свои книги и сроки возврата.</w:t>
+      </w:r>
+      <w:r>
+        <w:rPr>
+          <w:color w:val="auto"/>
+          <w:sz w:val="24"/>
+          <w:szCs w:val="24"/>
+        </w:rPr>
+        <w:br/>
+      </w:r>
+      <w:r>
+        <w:rPr>
+          <w:color w:val="auto"/>
+          <w:sz w:val="24"/>
+          <w:szCs w:val="24"/>
+        </w:rPr>
+        <w:br/>
+      </w:r>
+      <w:r>
+        <w:rPr>
+          <w:color w:val="auto"/>
+          <w:sz w:val="24"/>
+          <w:szCs w:val="24"/>
+        </w:rPr>
+        <w:br/>
+      </w:r>
+    </w:p>
+    <w:p>
+      <w:pPr>
+        <w:pStyle w:val="2"/>
+        <w:spacing w:before="240" w:after="120"/>
+        <w:rPr>
+          <w:b/>
+          <w:bCs/>
+        </w:rPr>
       </w:pPr>
       <w:r>
         <w:rPr>
@@ -6271,8 +5457,6 @@
               <w:rPr>
                 <w:b/>
                 <w:bCs/>
-                <w:sz w:val="20"/>
-                <w:szCs w:val="20"/>
               </w:rPr>
               <w:t>Роль</w:t>
             </w:r>
@@ -6300,8 +5484,6 @@
               <w:rPr>
                 <w:b/>
                 <w:bCs/>
-                <w:sz w:val="20"/>
-                <w:szCs w:val="20"/>
               </w:rPr>
               <w:t>Цель использования</w:t>
             </w:r>
@@ -6327,10 +5509,6 @@
           </w:tcPr>
           <w:p>
             <w:r>
-              <w:rPr>
-                <w:sz w:val="20"/>
-                <w:szCs w:val="20"/>
-              </w:rPr>
               <w:t>Библиотекарь</w:t>
             </w:r>
           </w:p>
@@ -6353,11 +5531,7 @@
           </w:tcPr>
           <w:p>
             <w:r>
-              <w:rPr>
-                <w:sz w:val="20"/>
-                <w:szCs w:val="20"/>
-              </w:rPr>
-              <w:t>Вести каталог и читателей, оформлять выдачи и возвраты, контролировать просрочки, формировать отчёт «Просрочки», импорт/экспорт</w:t>
+              <w:t>Ведение каталога книг и реестра читателей, оформление выдач и возвратов, контроль просрочек, формирование отчёта «Просрочки», импорт и экспорт данных</w:t>
             </w:r>
           </w:p>
         </w:tc>
@@ -6381,10 +5555,6 @@
           </w:tcPr>
           <w:p>
             <w:r>
-              <w:rPr>
-                <w:sz w:val="20"/>
-                <w:szCs w:val="20"/>
-              </w:rPr>
               <w:t>Читатель</w:t>
             </w:r>
           </w:p>
@@ -6407,11 +5577,7 @@
           </w:tcPr>
           <w:p>
             <w:r>
-              <w:rPr>
-                <w:sz w:val="20"/>
-                <w:szCs w:val="20"/>
-              </w:rPr>
-              <w:t>Смотреть каталог, свои текущие и завершённые выдачи, сроки возврата и просрочки</w:t>
+              <w:t>Просмотр каталога, собственных текущих и завершённых выдач, сроков возврата и информации о просрочках</w:t>
             </w:r>
           </w:p>
         </w:tc>
@@ -6435,18 +5601,10 @@
           </w:tcPr>
           <w:p>
             <w:r>
-              <w:rPr>
-                <w:sz w:val="20"/>
-                <w:szCs w:val="20"/>
-              </w:rPr>
-              <w:t>Бухгалтер</w:t>
-            </w:r>
-            <w:r>
-              <w:rPr>
-                <w:sz w:val="20"/>
-                <w:szCs w:val="20"/>
-              </w:rPr>
-              <w:t xml:space="preserve"> библиотекой</w:t>
+              <w:t>Бухгалтер библиотек</w:t>
+            </w:r>
+            <w:r>
+              <w:t>и</w:t>
             </w:r>
           </w:p>
         </w:tc>
@@ -6468,11 +5626,7 @@
           </w:tcPr>
           <w:p>
             <w:r>
-              <w:rPr>
-                <w:sz w:val="20"/>
-                <w:szCs w:val="20"/>
-              </w:rPr>
-              <w:t>Оформлять поступления и списания книг, контролировать состав и стоимость фонда, KPI по просрочкам</w:t>
+              <w:t>Регистрация поступлений и списаний книг в 1С, контроль количества экземпляров и стоимости библиотечного фонда, формирование отчётов о движении фонда</w:t>
             </w:r>
           </w:p>
         </w:tc>
@@ -6546,8 +5700,6 @@
               <w:rPr>
                 <w:b/>
                 <w:bCs/>
-                <w:sz w:val="20"/>
-                <w:szCs w:val="20"/>
               </w:rPr>
               <w:t>Входит</w:t>
             </w:r>
@@ -6575,8 +5727,6 @@
               <w:rPr>
                 <w:b/>
                 <w:bCs/>
-                <w:sz w:val="20"/>
-                <w:szCs w:val="20"/>
               </w:rPr>
               <w:t>Не входит</w:t>
             </w:r>
@@ -6602,11 +5752,7 @@
           </w:tcPr>
           <w:p>
             <w:r>
-              <w:rPr>
-                <w:sz w:val="20"/>
-                <w:szCs w:val="20"/>
-              </w:rPr>
-              <w:t>Каталог книг (экземпляров) с ценой и источником, реестр читателей</w:t>
+              <w:t>Ведение каталога книг с учётом отдельных экземпляров, их стоимости, источников поступления и статусов; реестр читателей</w:t>
             </w:r>
           </w:p>
         </w:tc>
@@ -6628,11 +5774,7 @@
           </w:tcPr>
           <w:p>
             <w:r>
-              <w:rPr>
-                <w:sz w:val="20"/>
-                <w:szCs w:val="20"/>
-              </w:rPr>
-              <w:t>Каталогизация по MARC/RUSMARC</w:t>
+              <w:t>Каталогизация по стандартам MARC/RUSMARC</w:t>
             </w:r>
           </w:p>
         </w:tc>
@@ -6656,11 +5798,7 @@
           </w:tcPr>
           <w:p>
             <w:r>
-              <w:rPr>
-                <w:sz w:val="20"/>
-                <w:szCs w:val="20"/>
-              </w:rPr>
-              <w:t>Выдача и возврат, контроль целостности, история операций</w:t>
+              <w:t>Регистрация выдач и возвратов, проверка корректности данных, сохранение истории операций</w:t>
             </w:r>
           </w:p>
         </w:tc>
@@ -6682,11 +5820,13 @@
           </w:tcPr>
           <w:p>
             <w:r>
-              <w:rPr>
-                <w:sz w:val="20"/>
-                <w:szCs w:val="20"/>
-              </w:rPr>
-              <w:t>Штрафы, бронирование (продление и возмещение утери — только Could)</w:t>
+              <w:t xml:space="preserve">Штрафы, бронирование (продление и возмещение утери </w:t>
+            </w:r>
+            <w:r>
+              <w:t>-</w:t>
+            </w:r>
+            <w:r>
+              <w:t xml:space="preserve"> только Could)</w:t>
             </w:r>
           </w:p>
         </w:tc>
@@ -6710,11 +5850,7 @@
           </w:tcPr>
           <w:p>
             <w:r>
-              <w:rPr>
-                <w:sz w:val="20"/>
-                <w:szCs w:val="20"/>
-              </w:rPr>
-              <w:t>Расчёт просрочек и KPI, отчёт «Просрочки» с фильтрами</w:t>
+              <w:t>Автоматический расчёт просрочек и KPI, формирование отчёта «Просрочки» с фильтрацией</w:t>
             </w:r>
           </w:p>
         </w:tc>
@@ -6736,13 +5872,10 @@
           </w:tcPr>
           <w:p>
             <w:r>
-              <w:rPr>
-                <w:sz w:val="20"/>
-                <w:szCs w:val="20"/>
-              </w:rPr>
-              <w:t>Уведомления читателям (SMS, e-mail)</w:t>
-            </w:r>
-          </w:p>
+              <w:t>Автоматические уведомления читателям по SMS и электронной почте</w:t>
+            </w:r>
+          </w:p>
+          <w:p/>
         </w:tc>
       </w:tr>
       <w:tr>
@@ -6764,11 +5897,7 @@
           </w:tcPr>
           <w:p>
             <w:r>
-              <w:rPr>
-                <w:sz w:val="20"/>
-                <w:szCs w:val="20"/>
-              </w:rPr>
-              <w:t>Поступление и списание книг, состав и стоимость фонда на дату, отчёты по движению фонда (в 1С)</w:t>
+              <w:t>Учёт поступления и списания книг, расчёт состава и стоимости фонда на выбранную дату, отчётность по движению фонда в 1С</w:t>
             </w:r>
           </w:p>
         </w:tc>
@@ -6790,11 +5919,7 @@
           </w:tcPr>
           <w:p>
             <w:r>
-              <w:rPr>
-                <w:sz w:val="20"/>
-                <w:szCs w:val="20"/>
-              </w:rPr>
-              <w:t>Бухгалтерские проводки, план счетов, амортизация, обмен с 1С:Бухгалтерией</w:t>
+              <w:t>Полноценный бухгалтерский учёт: проводки, план счетов, амортизация и интеграция с 1С:Бухгалтерией</w:t>
             </w:r>
           </w:p>
         </w:tc>
@@ -6818,12 +5943,7 @@
           </w:tcPr>
           <w:p>
             <w:r>
-              <w:rPr>
-                <w:sz w:val="20"/>
-                <w:szCs w:val="20"/>
-              </w:rPr>
-              <w:lastRenderedPageBreak/>
-              <w:t>Веб-приложение (React + Node.js) для библиотекаря и читателя, авторизация, роли</w:t>
+              <w:t>Веб-приложение на React и Node.js для библиотекаря и читателя, авторизация и разграничение прав доступа</w:t>
             </w:r>
           </w:p>
         </w:tc>
@@ -6845,11 +5965,7 @@
           </w:tcPr>
           <w:p>
             <w:r>
-              <w:rPr>
-                <w:sz w:val="20"/>
-                <w:szCs w:val="20"/>
-              </w:rPr>
-              <w:t>Интеграции с внешними АБИС и BI</w:t>
+              <w:t>Интеграция с внешними автоматизированными библиотечными и BI-системами</w:t>
             </w:r>
           </w:p>
         </w:tc>
@@ -6873,11 +5989,7 @@
           </w:tcPr>
           <w:p>
             <w:r>
-              <w:rPr>
-                <w:sz w:val="20"/>
-                <w:szCs w:val="20"/>
-              </w:rPr>
-              <w:t>1С:Предприятие 8.3 как хранилище и движок бизнес-правил, API Web ↔ 1С</w:t>
+              <w:t>Использование 1С:Предприятие 8.3 для хранения данных и выполнения основных бизнес-правил; взаимодействие веб-приложения с 1С через API</w:t>
             </w:r>
           </w:p>
         </w:tc>
@@ -6899,11 +6011,7 @@
           </w:tcPr>
           <w:p>
             <w:r>
-              <w:rPr>
-                <w:sz w:val="20"/>
-                <w:szCs w:val="20"/>
-              </w:rPr>
-              <w:t>Реальные персональные данные — только синтетика</w:t>
+              <w:t>Использование реальных персональных данных в учебном проекте</w:t>
             </w:r>
           </w:p>
         </w:tc>
@@ -6927,11 +6035,7 @@
           </w:tcPr>
           <w:p>
             <w:r>
-              <w:rPr>
-                <w:sz w:val="20"/>
-                <w:szCs w:val="20"/>
-              </w:rPr>
-              <w:t>Импорт CSV, экспорт отчётов в CSV</w:t>
+              <w:t>Импорт данных из CSV и экспорт отчёта «Просрочки» в CSV</w:t>
             </w:r>
           </w:p>
         </w:tc>
@@ -6953,11 +6057,7 @@
           </w:tcPr>
           <w:p>
             <w:r>
-              <w:rPr>
-                <w:sz w:val="20"/>
-                <w:szCs w:val="20"/>
-              </w:rPr>
-              <w:t>Мобильное приложение</w:t>
+              <w:t>Отдельное мобильное приложение</w:t>
             </w:r>
           </w:p>
         </w:tc>
@@ -6990,7 +6090,13 @@
         <w:jc w:val="both"/>
       </w:pPr>
       <w:r>
-        <w:t>Три актора и четырнадцать сценариев: библиотекарь и читатель работают в веб-приложении, бухгалтер — в веб-клиенте 1С.</w:t>
+        <w:t xml:space="preserve">Три актора и четырнадцать сценариев: библиотекарь и читатель работают в веб-приложении, бухгалтер </w:t>
+      </w:r>
+      <w:r>
+        <w:t>-</w:t>
+      </w:r>
+      <w:r>
+        <w:t xml:space="preserve"> в веб-клиенте 1С.</w:t>
       </w:r>
     </w:p>
     <w:p>
@@ -6999,14 +6105,12 @@
         <w:jc w:val="both"/>
       </w:pPr>
       <w:r>
-        <w:rPr>
-          <w:noProof/>
-        </w:rPr>
+        <w:lastRenderedPageBreak/>
         <w:drawing>
-          <wp:inline distT="0" distB="0" distL="0" distR="0" wp14:anchorId="5540B2A0" wp14:editId="2E1191D2">
-            <wp:extent cx="5829300" cy="6448425"/>
-            <wp:effectExtent l="0" t="0" r="0" b="0"/>
-            <wp:docPr id="100000" name="Picture 100000" descr="image.png"/>
+          <wp:inline distT="0" distB="0" distL="0" distR="0" wp14:anchorId="7766B61A" wp14:editId="3A64E8D3">
+            <wp:extent cx="5886450" cy="9251950"/>
+            <wp:effectExtent l="0" t="0" r="0" b="6350"/>
+            <wp:docPr id="379354766" name="Рисунок 1"/>
             <wp:cNvGraphicFramePr>
               <a:graphicFrameLocks xmlns:a="http://schemas.openxmlformats.org/drawingml/2006/main" noChangeAspect="1"/>
             </wp:cNvGraphicFramePr>
@@ -7014,7 +6118,7 @@
               <a:graphicData uri="http://schemas.openxmlformats.org/drawingml/2006/picture">
                 <pic:pic xmlns:pic="http://schemas.openxmlformats.org/drawingml/2006/picture">
                   <pic:nvPicPr>
-                    <pic:cNvPr id="100000" name="image100000" descr="image.png"/>
+                    <pic:cNvPr id="379354766" name=""/>
                     <pic:cNvPicPr/>
                   </pic:nvPicPr>
                   <pic:blipFill>
@@ -7026,7 +6130,7 @@
                   <pic:spPr>
                     <a:xfrm>
                       <a:off x="0" y="0"/>
-                      <a:ext cx="5829300" cy="6448425"/>
+                      <a:ext cx="5886450" cy="9251950"/>
                     </a:xfrm>
                     <a:prstGeom prst="rect">
                       <a:avLst/>
@@ -7051,6 +6155,7 @@
           <w:sz w:val="22"/>
           <w:szCs w:val="22"/>
         </w:rPr>
+        <w:lastRenderedPageBreak/>
         <w:t>Рисунок 1 – Диаграмма вариантов использования</w:t>
       </w:r>
     </w:p>
@@ -7060,8 +6165,13 @@
         <w:jc w:val="both"/>
       </w:pPr>
       <w:r>
-        <w:lastRenderedPageBreak/>
-        <w:t>Ядро — выдача, возврат и контроль просрочек (UC1–UC5); учёт движения фонда (UC12–UC14) выполняется средствами 1С и не требует доработки веб-приложения.</w:t>
+        <w:t xml:space="preserve">Ядро </w:t>
+      </w:r>
+      <w:r>
+        <w:t>-</w:t>
+      </w:r>
+      <w:r>
+        <w:t xml:space="preserve"> выдача, возврат и контроль просрочек (UC1–UC5); учёт движения фонда (UC12–UC14) выполняется средствами 1С и не требует доработки веб-приложения.</w:t>
       </w:r>
     </w:p>
     <w:p>
@@ -7078,7 +6188,21 @@
           <w:b/>
           <w:bCs/>
         </w:rPr>
-        <w:t>Таблица актеров</w:t>
+        <w:t>Таблица акт</w:t>
+      </w:r>
+      <w:r>
+        <w:rPr>
+          <w:b/>
+          <w:bCs/>
+        </w:rPr>
+        <w:t>о</w:t>
+      </w:r>
+      <w:r>
+        <w:rPr>
+          <w:b/>
+          <w:bCs/>
+        </w:rPr>
+        <w:t>ров</w:t>
       </w:r>
     </w:p>
     <w:tbl>
@@ -7125,7 +6249,7 @@
                 <w:sz w:val="20"/>
                 <w:szCs w:val="20"/>
               </w:rPr>
-              <w:t>е</w:t>
+              <w:t>о</w:t>
             </w:r>
             <w:r>
               <w:rPr>
@@ -7324,7 +6448,21 @@
                 <w:sz w:val="20"/>
                 <w:szCs w:val="20"/>
               </w:rPr>
-              <w:t>Веб-приложение, роль «Читатель»: только просмотр — каталог, свои выдачи, сроки возврата и просрочки</w:t>
+              <w:t xml:space="preserve">Веб-приложение, роль «Читатель»: только просмотр </w:t>
+            </w:r>
+            <w:r>
+              <w:rPr>
+                <w:sz w:val="20"/>
+                <w:szCs w:val="20"/>
+              </w:rPr>
+              <w:t>-</w:t>
+            </w:r>
+            <w:r>
+              <w:rPr>
+                <w:sz w:val="20"/>
+                <w:szCs w:val="20"/>
+              </w:rPr>
+              <w:t xml:space="preserve"> каталог, свои выдачи, сроки возврата и просрочки</w:t>
             </w:r>
           </w:p>
         </w:tc>
@@ -7392,7 +6530,21 @@
                 <w:sz w:val="20"/>
                 <w:szCs w:val="20"/>
               </w:rPr>
-              <w:t>1С (веб-клиент), роль «Бухгалтер»: поступление и списание книг, отчёты по движению и стоимости фонда; выдачи — только просмотр</w:t>
+              <w:t xml:space="preserve">1С (веб-клиент), роль «Бухгалтер»: поступление и списание книг, отчёты по движению и стоимости фонда; выдачи </w:t>
+            </w:r>
+            <w:r>
+              <w:rPr>
+                <w:sz w:val="20"/>
+                <w:szCs w:val="20"/>
+              </w:rPr>
+              <w:t>-</w:t>
+            </w:r>
+            <w:r>
+              <w:rPr>
+                <w:sz w:val="20"/>
+                <w:szCs w:val="20"/>
+              </w:rPr>
+              <w:t xml:space="preserve"> только просмотр</w:t>
             </w:r>
           </w:p>
         </w:tc>
@@ -7440,9 +6592,6 @@
         <w:gridCol w:w="1878"/>
       </w:tblGrid>
       <w:tr>
-        <w:trPr>
-          <w:tblHeader/>
-        </w:trPr>
         <w:tc>
           <w:tcPr>
             <w:tcW w:w="840" w:type="dxa"/>
@@ -8647,6 +7796,7 @@
                 <w:sz w:val="20"/>
                 <w:szCs w:val="20"/>
               </w:rPr>
+              <w:lastRenderedPageBreak/>
               <w:t>UC7</w:t>
             </w:r>
           </w:p>
@@ -8805,7 +7955,6 @@
                 <w:sz w:val="20"/>
                 <w:szCs w:val="20"/>
               </w:rPr>
-              <w:lastRenderedPageBreak/>
               <w:t>UC8</w:t>
             </w:r>
           </w:p>
@@ -9890,11 +9039,6 @@
         </w:tc>
       </w:tr>
     </w:tbl>
-    <w:p>
-      <w:pPr>
-        <w:spacing w:after="120"/>
-      </w:pPr>
-    </w:p>
     <w:p>
       <w:pPr>
         <w:pStyle w:val="1"/>
@@ -9917,7 +9061,19 @@
         <w:jc w:val="both"/>
       </w:pPr>
       <w:r>
-        <w:t>Библиотекарь и читатель работают через веб-приложение, бухгалтер — напрямую в 1С; данные и бизнес-правила живут в 1С, обмен с внешним миром — только через CSV.</w:t>
+        <w:t xml:space="preserve">Библиотекарь и читатель работают через веб-приложение, бухгалтер </w:t>
+      </w:r>
+      <w:r>
+        <w:t>-</w:t>
+      </w:r>
+      <w:r>
+        <w:t xml:space="preserve"> напрямую в 1С; данные и бизнес-правила живут в 1С, обмен с внешним миром </w:t>
+      </w:r>
+      <w:r>
+        <w:t>-</w:t>
+      </w:r>
+      <w:r>
+        <w:t xml:space="preserve"> только через CSV.</w:t>
       </w:r>
     </w:p>
     <w:p>
@@ -9926,15 +9082,12 @@
         <w:jc w:val="center"/>
       </w:pPr>
       <w:r>
-        <w:rPr>
-          <w:noProof/>
-        </w:rPr>
         <w:lastRenderedPageBreak/>
         <w:drawing>
-          <wp:inline distT="0" distB="0" distL="0" distR="0" wp14:anchorId="0AC10923" wp14:editId="7ED22517">
-            <wp:extent cx="6120130" cy="5161280"/>
-            <wp:effectExtent l="0" t="0" r="0" b="1270"/>
-            <wp:docPr id="1403395338" name="Рисунок 1"/>
+          <wp:inline distT="0" distB="0" distL="0" distR="0" wp14:anchorId="1ED0CE1D" wp14:editId="0A037DE2">
+            <wp:extent cx="6120130" cy="5304155"/>
+            <wp:effectExtent l="0" t="0" r="0" b="0"/>
+            <wp:docPr id="1001424803" name="Рисунок 1"/>
             <wp:cNvGraphicFramePr>
               <a:graphicFrameLocks xmlns:a="http://schemas.openxmlformats.org/drawingml/2006/main" noChangeAspect="1"/>
             </wp:cNvGraphicFramePr>
@@ -9942,7 +9095,7 @@
               <a:graphicData uri="http://schemas.openxmlformats.org/drawingml/2006/picture">
                 <pic:pic xmlns:pic="http://schemas.openxmlformats.org/drawingml/2006/picture">
                   <pic:nvPicPr>
-                    <pic:cNvPr id="1403395338" name=""/>
+                    <pic:cNvPr id="1001424803" name=""/>
                     <pic:cNvPicPr/>
                   </pic:nvPicPr>
                   <pic:blipFill>
@@ -9954,7 +9107,7 @@
                   <pic:spPr>
                     <a:xfrm>
                       <a:off x="0" y="0"/>
-                      <a:ext cx="6120130" cy="5161280"/>
+                      <a:ext cx="6120130" cy="5304155"/>
                     </a:xfrm>
                     <a:prstGeom prst="rect">
                       <a:avLst/>
@@ -10016,28 +9169,6 @@
         <w:t>Каждое требование Must и Should закрыто элементом архитектуры и проверкой. Состав объектов предварительный, уточняется после ERD и согласования API.</w:t>
       </w:r>
     </w:p>
-    <w:p>
-      <w:pPr>
-        <w:spacing w:after="120"/>
-        <w:jc w:val="both"/>
-      </w:pPr>
-      <w:r>
-        <w:rPr>
-          <w:b/>
-          <w:bCs/>
-        </w:rPr>
-        <w:t>Элементы архитектуры:</w:t>
-      </w:r>
-      <w:r>
-        <w:t xml:space="preserve"> A1 веб (React): интерфейс библиотекаря; A2 веб (React): кабинет читателя; A3 backend (Node.js): авторизация и роли; A4 API Web ↔ 1С (HTTP-сервисы 1С); A5 1С: справочник «Книги» (экземпляры с ценой, источником, статусом); A6 1С: справочник «Читатели»; A7 1С: документ «Выдача/Возврат» и регистр «Выдачи»; A8 1С: расчёт просрочек и KPI; A9 1С: обработка импорта CSV; A10 1С: отчёт «Просрочки» и экспорт CSV; A11 1С: журнал истории операций; A12 1С: документ «Поступление книг»; A13 1С: документ «Списание книг»; A14 1С: регистр «Движение фонда» (количество и сумма); A15 1С: отчёты по движению и стоимости фонда; A16 1С: роль «</w:t>
-      </w:r>
-      <w:r>
-        <w:t>Бухгалтер</w:t>
-      </w:r>
-      <w:r>
-        <w:t>».</w:t>
-      </w:r>
-    </w:p>
     <w:tbl>
       <w:tblPr>
         <w:tblW w:w="9638" w:type="dxa"/>
@@ -10056,15 +9187,12 @@
         <w:tblLook w:val="07E0" w:firstRow="1" w:lastRow="1" w:firstColumn="1" w:lastColumn="1" w:noHBand="1" w:noVBand="1"/>
       </w:tblPr>
       <w:tblGrid>
-        <w:gridCol w:w="2861"/>
-        <w:gridCol w:w="1505"/>
-        <w:gridCol w:w="1882"/>
-        <w:gridCol w:w="3390"/>
+        <w:gridCol w:w="2813"/>
+        <w:gridCol w:w="1454"/>
+        <w:gridCol w:w="2084"/>
+        <w:gridCol w:w="3287"/>
       </w:tblGrid>
       <w:tr>
-        <w:trPr>
-          <w:tblHeader/>
-        </w:trPr>
         <w:tc>
           <w:tcPr>
             <w:tcW w:w="2861" w:type="dxa"/>
@@ -10084,12 +9212,6 @@
           </w:tcPr>
           <w:p>
             <w:r>
-              <w:rPr>
-                <w:b/>
-                <w:bCs/>
-                <w:sz w:val="20"/>
-                <w:szCs w:val="20"/>
-              </w:rPr>
               <w:t>Требование</w:t>
             </w:r>
           </w:p>
@@ -10113,12 +9235,6 @@
           </w:tcPr>
           <w:p>
             <w:r>
-              <w:rPr>
-                <w:b/>
-                <w:bCs/>
-                <w:sz w:val="20"/>
-                <w:szCs w:val="20"/>
-              </w:rPr>
               <w:t>Use case</w:t>
             </w:r>
           </w:p>
@@ -10142,12 +9258,6 @@
           </w:tcPr>
           <w:p>
             <w:r>
-              <w:rPr>
-                <w:b/>
-                <w:bCs/>
-                <w:sz w:val="20"/>
-                <w:szCs w:val="20"/>
-              </w:rPr>
               <w:t>Архитектура</w:t>
             </w:r>
           </w:p>
@@ -10171,12 +9281,6 @@
           </w:tcPr>
           <w:p>
             <w:r>
-              <w:rPr>
-                <w:b/>
-                <w:bCs/>
-                <w:sz w:val="20"/>
-                <w:szCs w:val="20"/>
-              </w:rPr>
               <w:t>Проверка</w:t>
             </w:r>
           </w:p>
@@ -10201,10 +9305,6 @@
           </w:tcPr>
           <w:p>
             <w:r>
-              <w:rPr>
-                <w:sz w:val="20"/>
-                <w:szCs w:val="20"/>
-              </w:rPr>
               <w:t>FR-01 Каталог книг</w:t>
             </w:r>
           </w:p>
@@ -10227,10 +9327,6 @@
           </w:tcPr>
           <w:p>
             <w:r>
-              <w:rPr>
-                <w:sz w:val="20"/>
-                <w:szCs w:val="20"/>
-              </w:rPr>
               <w:t>UC7, UC9</w:t>
             </w:r>
           </w:p>
@@ -10253,11 +9349,7 @@
           </w:tcPr>
           <w:p>
             <w:r>
-              <w:rPr>
-                <w:sz w:val="20"/>
-                <w:szCs w:val="20"/>
-              </w:rPr>
-              <w:t>A1, A4, A5</w:t>
+              <w:t>Веб-интерфейс библиотекаря (React); API Web ↔ 1С; справочник «Книги» (1С)</w:t>
             </w:r>
           </w:p>
         </w:tc>
@@ -10279,10 +9371,6 @@
           </w:tcPr>
           <w:p>
             <w:r>
-              <w:rPr>
-                <w:sz w:val="20"/>
-                <w:szCs w:val="20"/>
-              </w:rPr>
               <w:t>Книга создаётся и меняется в вебе, состояние экземпляра отображается</w:t>
             </w:r>
           </w:p>
@@ -10307,10 +9395,6 @@
           </w:tcPr>
           <w:p>
             <w:r>
-              <w:rPr>
-                <w:sz w:val="20"/>
-                <w:szCs w:val="20"/>
-              </w:rPr>
               <w:t>FR-02 Реестр читателей</w:t>
             </w:r>
           </w:p>
@@ -10333,10 +9417,6 @@
           </w:tcPr>
           <w:p>
             <w:r>
-              <w:rPr>
-                <w:sz w:val="20"/>
-                <w:szCs w:val="20"/>
-              </w:rPr>
               <w:t>UC8</w:t>
             </w:r>
           </w:p>
@@ -10359,11 +9439,7 @@
           </w:tcPr>
           <w:p>
             <w:r>
-              <w:rPr>
-                <w:sz w:val="20"/>
-                <w:szCs w:val="20"/>
-              </w:rPr>
-              <w:t>A1, A4, A6</w:t>
+              <w:t>Веб-интерфейс библиотекаря (React); API Web ↔ 1С; справочник «Читатели» (1С)</w:t>
             </w:r>
           </w:p>
         </w:tc>
@@ -10385,10 +9461,6 @@
           </w:tcPr>
           <w:p>
             <w:r>
-              <w:rPr>
-                <w:sz w:val="20"/>
-                <w:szCs w:val="20"/>
-              </w:rPr>
               <w:t>Карточка читателя показывает текущие выдачи и историю</w:t>
             </w:r>
           </w:p>
@@ -10413,10 +9485,6 @@
           </w:tcPr>
           <w:p>
             <w:r>
-              <w:rPr>
-                <w:sz w:val="20"/>
-                <w:szCs w:val="20"/>
-              </w:rPr>
               <w:lastRenderedPageBreak/>
               <w:t>FR-03 Выдача и возврат</w:t>
             </w:r>
@@ -10440,10 +9508,6 @@
           </w:tcPr>
           <w:p>
             <w:r>
-              <w:rPr>
-                <w:sz w:val="20"/>
-                <w:szCs w:val="20"/>
-              </w:rPr>
               <w:t>UC1, UC2</w:t>
             </w:r>
           </w:p>
@@ -10466,11 +9530,7 @@
           </w:tcPr>
           <w:p>
             <w:r>
-              <w:rPr>
-                <w:sz w:val="20"/>
-                <w:szCs w:val="20"/>
-              </w:rPr>
-              <w:t>A1, A4, A7</w:t>
+              <w:t>Веб-интерфейс библиотекаря (React); API Web ↔ 1С; документ «Выдача/Возврат» и регистр «Выдачи» (1С)</w:t>
             </w:r>
           </w:p>
         </w:tc>
@@ -10492,10 +9552,6 @@
           </w:tcPr>
           <w:p>
             <w:r>
-              <w:rPr>
-                <w:sz w:val="20"/>
-                <w:szCs w:val="20"/>
-              </w:rPr>
               <w:t>Выдача и возврат сохраняются в 1С</w:t>
             </w:r>
           </w:p>
@@ -10520,10 +9576,6 @@
           </w:tcPr>
           <w:p>
             <w:r>
-              <w:rPr>
-                <w:sz w:val="20"/>
-                <w:szCs w:val="20"/>
-              </w:rPr>
               <w:t>FR-04 Целостность</w:t>
             </w:r>
           </w:p>
@@ -10546,10 +9598,6 @@
           </w:tcPr>
           <w:p>
             <w:r>
-              <w:rPr>
-                <w:sz w:val="20"/>
-                <w:szCs w:val="20"/>
-              </w:rPr>
               <w:t>UC1, UC6, UC13</w:t>
             </w:r>
           </w:p>
@@ -10572,11 +9620,7 @@
           </w:tcPr>
           <w:p>
             <w:r>
-              <w:rPr>
-                <w:sz w:val="20"/>
-                <w:szCs w:val="20"/>
-              </w:rPr>
-              <w:t>A7, A9, A13</w:t>
+              <w:t>Документ «Выдача/Возврат» и регистр «Выдачи» (1С); обработка импорта CSV (1С); документ «Списание книг» (1С)</w:t>
             </w:r>
           </w:p>
         </w:tc>
@@ -10598,10 +9642,6 @@
           </w:tcPr>
           <w:p>
             <w:r>
-              <w:rPr>
-                <w:sz w:val="20"/>
-                <w:szCs w:val="20"/>
-              </w:rPr>
               <w:t>Выдача занятого или списанного экземпляра, несуществующих книги/читателя и неверных дат отклоняется</w:t>
             </w:r>
           </w:p>
@@ -10626,10 +9666,6 @@
           </w:tcPr>
           <w:p>
             <w:r>
-              <w:rPr>
-                <w:sz w:val="20"/>
-                <w:szCs w:val="20"/>
-              </w:rPr>
               <w:t>FR-05 Просрочка и days_overdue</w:t>
             </w:r>
           </w:p>
@@ -10652,10 +9688,6 @@
           </w:tcPr>
           <w:p>
             <w:r>
-              <w:rPr>
-                <w:sz w:val="20"/>
-                <w:szCs w:val="20"/>
-              </w:rPr>
               <w:t>UC3</w:t>
             </w:r>
           </w:p>
@@ -10678,11 +9710,7 @@
           </w:tcPr>
           <w:p>
             <w:r>
-              <w:rPr>
-                <w:sz w:val="20"/>
-                <w:szCs w:val="20"/>
-              </w:rPr>
-              <w:t>A8</w:t>
+              <w:t>Расчёт просрочек и KPI (1С)</w:t>
             </w:r>
           </w:p>
         </w:tc>
@@ -10704,11 +9732,16 @@
           </w:tcPr>
           <w:p>
             <w:r>
-              <w:rPr>
-                <w:sz w:val="20"/>
-                <w:szCs w:val="20"/>
-              </w:rPr>
-              <w:t>Статусы и дни на T1 совпадают с Golden</w:t>
+              <w:t xml:space="preserve">Статусы и дни на </w:t>
+            </w:r>
+            <w:r>
+              <w:t xml:space="preserve">тестовых данных </w:t>
+            </w:r>
+            <w:r>
+              <w:t xml:space="preserve">совпадают с </w:t>
+            </w:r>
+            <w:r>
+              <w:t>эталонными</w:t>
             </w:r>
           </w:p>
         </w:tc>
@@ -10732,10 +9765,6 @@
           </w:tcPr>
           <w:p>
             <w:r>
-              <w:rPr>
-                <w:sz w:val="20"/>
-                <w:szCs w:val="20"/>
-              </w:rPr>
               <w:t>FR-06 KPI доли просрочек</w:t>
             </w:r>
           </w:p>
@@ -10758,10 +9787,6 @@
           </w:tcPr>
           <w:p>
             <w:r>
-              <w:rPr>
-                <w:sz w:val="20"/>
-                <w:szCs w:val="20"/>
-              </w:rPr>
               <w:t>UC4</w:t>
             </w:r>
           </w:p>
@@ -10784,11 +9809,7 @@
           </w:tcPr>
           <w:p>
             <w:r>
-              <w:rPr>
-                <w:sz w:val="20"/>
-                <w:szCs w:val="20"/>
-              </w:rPr>
-              <w:t>A8, A10</w:t>
+              <w:t>Расчёт просрочек и KPI (1С); отчёт «Просрочки» и экспорт CSV (1С)</w:t>
             </w:r>
           </w:p>
         </w:tc>
@@ -10810,11 +9831,10 @@
           </w:tcPr>
           <w:p>
             <w:r>
-              <w:rPr>
-                <w:sz w:val="20"/>
-                <w:szCs w:val="20"/>
-              </w:rPr>
-              <w:t>Значение совпадает с ручным расчётом на T1, цель ≤ 10 %</w:t>
+              <w:t>Значение совпадает с ручным расчётом на</w:t>
+            </w:r>
+            <w:r>
+              <w:t xml:space="preserve"> тестовых данных</w:t>
             </w:r>
           </w:p>
         </w:tc>
@@ -10838,10 +9858,6 @@
           </w:tcPr>
           <w:p>
             <w:r>
-              <w:rPr>
-                <w:sz w:val="20"/>
-                <w:szCs w:val="20"/>
-              </w:rPr>
               <w:t>FR-07 Веб-интерфейс библиотекаря</w:t>
             </w:r>
           </w:p>
@@ -10864,10 +9880,6 @@
           </w:tcPr>
           <w:p>
             <w:r>
-              <w:rPr>
-                <w:sz w:val="20"/>
-                <w:szCs w:val="20"/>
-              </w:rPr>
               <w:t>UC1–UC8</w:t>
             </w:r>
           </w:p>
@@ -10890,11 +9902,7 @@
           </w:tcPr>
           <w:p>
             <w:r>
-              <w:rPr>
-                <w:sz w:val="20"/>
-                <w:szCs w:val="20"/>
-              </w:rPr>
-              <w:t>A1, A4</w:t>
+              <w:t>Веб-интерфейс библиотекаря (React); API Web ↔ 1С</w:t>
             </w:r>
           </w:p>
         </w:tc>
@@ -10916,10 +9924,6 @@
           </w:tcPr>
           <w:p>
             <w:r>
-              <w:rPr>
-                <w:sz w:val="20"/>
-                <w:szCs w:val="20"/>
-              </w:rPr>
               <w:t>Все операции библиотекаря выполняются из браузера</w:t>
             </w:r>
           </w:p>
@@ -10944,10 +9948,6 @@
           </w:tcPr>
           <w:p>
             <w:r>
-              <w:rPr>
-                <w:sz w:val="20"/>
-                <w:szCs w:val="20"/>
-              </w:rPr>
               <w:t>FR-08 API Web ↔ 1С</w:t>
             </w:r>
           </w:p>
@@ -10970,10 +9970,6 @@
           </w:tcPr>
           <w:p>
             <w:r>
-              <w:rPr>
-                <w:sz w:val="20"/>
-                <w:szCs w:val="20"/>
-              </w:rPr>
               <w:t>UC1–UC11</w:t>
             </w:r>
           </w:p>
@@ -10996,11 +9992,7 @@
           </w:tcPr>
           <w:p>
             <w:r>
-              <w:rPr>
-                <w:sz w:val="20"/>
-                <w:szCs w:val="20"/>
-              </w:rPr>
-              <w:t>A4</w:t>
+              <w:t>API Web ↔ 1С (HTTP-сервисы 1С)</w:t>
             </w:r>
           </w:p>
         </w:tc>
@@ -11022,10 +10014,6 @@
           </w:tcPr>
           <w:p>
             <w:r>
-              <w:rPr>
-                <w:sz w:val="20"/>
-                <w:szCs w:val="20"/>
-              </w:rPr>
               <w:t>Запросы и ответы соответствуют согласованным контрактам</w:t>
             </w:r>
           </w:p>
@@ -11050,10 +10038,6 @@
           </w:tcPr>
           <w:p>
             <w:r>
-              <w:rPr>
-                <w:sz w:val="20"/>
-                <w:szCs w:val="20"/>
-              </w:rPr>
               <w:t>FR-09 Отчёт «Просрочки»</w:t>
             </w:r>
           </w:p>
@@ -11076,10 +10060,6 @@
           </w:tcPr>
           <w:p>
             <w:r>
-              <w:rPr>
-                <w:sz w:val="20"/>
-                <w:szCs w:val="20"/>
-              </w:rPr>
               <w:t>UC4</w:t>
             </w:r>
           </w:p>
@@ -11102,11 +10082,7 @@
           </w:tcPr>
           <w:p>
             <w:r>
-              <w:rPr>
-                <w:sz w:val="20"/>
-                <w:szCs w:val="20"/>
-              </w:rPr>
-              <w:t>A10, A8</w:t>
+              <w:t>Отчёт «Просрочки» и экспорт CSV (1С); расчёт просрочек и KPI (1С)</w:t>
             </w:r>
           </w:p>
         </w:tc>
@@ -11128,10 +10104,6 @@
           </w:tcPr>
           <w:p>
             <w:r>
-              <w:rPr>
-                <w:sz w:val="20"/>
-                <w:szCs w:val="20"/>
-              </w:rPr>
               <w:t>Поля по спецификации, каждый фильтр меняет выборку</w:t>
             </w:r>
           </w:p>
@@ -11156,10 +10128,6 @@
           </w:tcPr>
           <w:p>
             <w:r>
-              <w:rPr>
-                <w:sz w:val="20"/>
-                <w:szCs w:val="20"/>
-              </w:rPr>
               <w:t>FR-10 Экспорт CSV</w:t>
             </w:r>
           </w:p>
@@ -11182,10 +10150,6 @@
           </w:tcPr>
           <w:p>
             <w:r>
-              <w:rPr>
-                <w:sz w:val="20"/>
-                <w:szCs w:val="20"/>
-              </w:rPr>
               <w:t>UC5, UC14</w:t>
             </w:r>
           </w:p>
@@ -11208,11 +10172,7 @@
           </w:tcPr>
           <w:p>
             <w:r>
-              <w:rPr>
-                <w:sz w:val="20"/>
-                <w:szCs w:val="20"/>
-              </w:rPr>
-              <w:t>A10, A15</w:t>
+              <w:t>Отчёт «Просрочки» и экспорт CSV (1С); отчёты по движению и стоимости фонда (1С)</w:t>
             </w:r>
           </w:p>
         </w:tc>
@@ -11234,10 +10194,6 @@
           </w:tcPr>
           <w:p>
             <w:r>
-              <w:rPr>
-                <w:sz w:val="20"/>
-                <w:szCs w:val="20"/>
-              </w:rPr>
               <w:t>Файлы открываются, поля по спецификации</w:t>
             </w:r>
           </w:p>
@@ -11262,10 +10218,6 @@
           </w:tcPr>
           <w:p>
             <w:r>
-              <w:rPr>
-                <w:sz w:val="20"/>
-                <w:szCs w:val="20"/>
-              </w:rPr>
               <w:t>FR-11 Импорт без дублей</w:t>
             </w:r>
           </w:p>
@@ -11288,10 +10240,6 @@
           </w:tcPr>
           <w:p>
             <w:r>
-              <w:rPr>
-                <w:sz w:val="20"/>
-                <w:szCs w:val="20"/>
-              </w:rPr>
               <w:t>UC6</w:t>
             </w:r>
           </w:p>
@@ -11314,11 +10262,7 @@
           </w:tcPr>
           <w:p>
             <w:r>
-              <w:rPr>
-                <w:sz w:val="20"/>
-                <w:szCs w:val="20"/>
-              </w:rPr>
-              <w:t>A9</w:t>
+              <w:t>Обработка импорта CSV (1С)</w:t>
             </w:r>
           </w:p>
         </w:tc>
@@ -11340,10 +10284,6 @@
           </w:tcPr>
           <w:p>
             <w:r>
-              <w:rPr>
-                <w:sz w:val="20"/>
-                <w:szCs w:val="20"/>
-              </w:rPr>
               <w:t>Повторная загрузка не создаёт дублей</w:t>
             </w:r>
           </w:p>
@@ -11368,10 +10308,6 @@
           </w:tcPr>
           <w:p>
             <w:r>
-              <w:rPr>
-                <w:sz w:val="20"/>
-                <w:szCs w:val="20"/>
-              </w:rPr>
               <w:t>FR-12 Авторизация и роли</w:t>
             </w:r>
           </w:p>
@@ -11394,10 +10330,6 @@
           </w:tcPr>
           <w:p>
             <w:r>
-              <w:rPr>
-                <w:sz w:val="20"/>
-                <w:szCs w:val="20"/>
-              </w:rPr>
               <w:t>UC11, UC12</w:t>
             </w:r>
           </w:p>
@@ -11420,11 +10352,11 @@
           </w:tcPr>
           <w:p>
             <w:r>
-              <w:rPr>
-                <w:sz w:val="20"/>
-                <w:szCs w:val="20"/>
-              </w:rPr>
-              <w:t>A3, A16</w:t>
+              <w:t xml:space="preserve">Backend: авторизация и роли (Node.js); </w:t>
+            </w:r>
+            <w:r>
+              <w:lastRenderedPageBreak/>
+              <w:t>роль «Бухгалтер» (1С)</w:t>
             </w:r>
           </w:p>
         </w:tc>
@@ -11446,10 +10378,7 @@
           </w:tcPr>
           <w:p>
             <w:r>
-              <w:rPr>
-                <w:sz w:val="20"/>
-                <w:szCs w:val="20"/>
-              </w:rPr>
+              <w:lastRenderedPageBreak/>
               <w:t>Читатель не видит операций библиотекаря; финансовые документы доступны только роли «Бухгалтер»</w:t>
             </w:r>
           </w:p>
@@ -11474,10 +10403,6 @@
           </w:tcPr>
           <w:p>
             <w:r>
-              <w:rPr>
-                <w:sz w:val="20"/>
-                <w:szCs w:val="20"/>
-              </w:rPr>
               <w:t>FR-13 Кабинет читателя</w:t>
             </w:r>
           </w:p>
@@ -11500,10 +10425,6 @@
           </w:tcPr>
           <w:p>
             <w:r>
-              <w:rPr>
-                <w:sz w:val="20"/>
-                <w:szCs w:val="20"/>
-              </w:rPr>
               <w:t>UC9, UC10</w:t>
             </w:r>
           </w:p>
@@ -11526,11 +10447,7 @@
           </w:tcPr>
           <w:p>
             <w:r>
-              <w:rPr>
-                <w:sz w:val="20"/>
-                <w:szCs w:val="20"/>
-              </w:rPr>
-              <w:t>A2, A4</w:t>
+              <w:t>Кабинет читателя (React); API Web ↔ 1С</w:t>
             </w:r>
           </w:p>
         </w:tc>
@@ -11552,10 +10469,6 @@
           </w:tcPr>
           <w:p>
             <w:r>
-              <w:rPr>
-                <w:sz w:val="20"/>
-                <w:szCs w:val="20"/>
-              </w:rPr>
               <w:t>Читатель видит только свои выдачи и сроки</w:t>
             </w:r>
           </w:p>
@@ -11580,10 +10493,6 @@
           </w:tcPr>
           <w:p>
             <w:r>
-              <w:rPr>
-                <w:sz w:val="20"/>
-                <w:szCs w:val="20"/>
-              </w:rPr>
               <w:t>FR-14 Поступление книг</w:t>
             </w:r>
           </w:p>
@@ -11606,10 +10515,6 @@
           </w:tcPr>
           <w:p>
             <w:r>
-              <w:rPr>
-                <w:sz w:val="20"/>
-                <w:szCs w:val="20"/>
-              </w:rPr>
               <w:t>UC12</w:t>
             </w:r>
           </w:p>
@@ -11632,11 +10537,7 @@
           </w:tcPr>
           <w:p>
             <w:r>
-              <w:rPr>
-                <w:sz w:val="20"/>
-                <w:szCs w:val="20"/>
-              </w:rPr>
-              <w:t>A12, A14, A5</w:t>
+              <w:t>Документ «Поступление книг» (1С); регистр «Движение фонда» (1С); справочник «Книги» (1С)</w:t>
             </w:r>
           </w:p>
         </w:tc>
@@ -11658,10 +10559,6 @@
           </w:tcPr>
           <w:p>
             <w:r>
-              <w:rPr>
-                <w:sz w:val="20"/>
-                <w:szCs w:val="20"/>
-              </w:rPr>
               <w:t>Проведённый документ добавляет экземпляры с ценой, стоимость фонда растёт на сумму документа</w:t>
             </w:r>
           </w:p>
@@ -11686,10 +10583,6 @@
           </w:tcPr>
           <w:p>
             <w:r>
-              <w:rPr>
-                <w:sz w:val="20"/>
-                <w:szCs w:val="20"/>
-              </w:rPr>
               <w:t>FR-15 Списание книг</w:t>
             </w:r>
           </w:p>
@@ -11712,10 +10605,6 @@
           </w:tcPr>
           <w:p>
             <w:r>
-              <w:rPr>
-                <w:sz w:val="20"/>
-                <w:szCs w:val="20"/>
-              </w:rPr>
               <w:t>UC13</w:t>
             </w:r>
           </w:p>
@@ -11738,11 +10627,7 @@
           </w:tcPr>
           <w:p>
             <w:r>
-              <w:rPr>
-                <w:sz w:val="20"/>
-                <w:szCs w:val="20"/>
-              </w:rPr>
-              <w:t>A13, A14, A7</w:t>
+              <w:t>Документ «Списание книг» (1С); регистр «Движение фонда» (1С); документ «Выдача/Возврат» и регистр «Выдачи» (1С)</w:t>
             </w:r>
           </w:p>
         </w:tc>
@@ -11764,10 +10649,6 @@
           </w:tcPr>
           <w:p>
             <w:r>
-              <w:rPr>
-                <w:sz w:val="20"/>
-                <w:szCs w:val="20"/>
-              </w:rPr>
               <w:t>Списанный экземпляр нельзя выдать; утеря связана с читателем и выдачей</w:t>
             </w:r>
           </w:p>
@@ -11792,10 +10673,6 @@
           </w:tcPr>
           <w:p>
             <w:r>
-              <w:rPr>
-                <w:sz w:val="20"/>
-                <w:szCs w:val="20"/>
-              </w:rPr>
               <w:t>FR-16 Состав и стоимость фонда на дату</w:t>
             </w:r>
           </w:p>
@@ -11818,10 +10695,6 @@
           </w:tcPr>
           <w:p>
             <w:r>
-              <w:rPr>
-                <w:sz w:val="20"/>
-                <w:szCs w:val="20"/>
-              </w:rPr>
               <w:t>UC14</w:t>
             </w:r>
           </w:p>
@@ -11844,11 +10717,7 @@
           </w:tcPr>
           <w:p>
             <w:r>
-              <w:rPr>
-                <w:sz w:val="20"/>
-                <w:szCs w:val="20"/>
-              </w:rPr>
-              <w:t>A14, A15</w:t>
+              <w:t>Регистр «Движение фонда» (1С); отчёты по движению и стоимости фонда (1С)</w:t>
             </w:r>
           </w:p>
         </w:tc>
@@ -11870,10 +10739,6 @@
           </w:tcPr>
           <w:p>
             <w:r>
-              <w:rPr>
-                <w:sz w:val="20"/>
-                <w:szCs w:val="20"/>
-              </w:rPr>
               <w:t>Стоимость на дату = поступления − списания, совпадает с эталоном</w:t>
             </w:r>
           </w:p>
@@ -11898,10 +10763,6 @@
           </w:tcPr>
           <w:p>
             <w:r>
-              <w:rPr>
-                <w:sz w:val="20"/>
-                <w:szCs w:val="20"/>
-              </w:rPr>
               <w:t>FR-17 Отчёты по движению фонда</w:t>
             </w:r>
           </w:p>
@@ -11924,10 +10785,6 @@
           </w:tcPr>
           <w:p>
             <w:r>
-              <w:rPr>
-                <w:sz w:val="20"/>
-                <w:szCs w:val="20"/>
-              </w:rPr>
               <w:t>UC14</w:t>
             </w:r>
           </w:p>
@@ -11950,11 +10807,7 @@
           </w:tcPr>
           <w:p>
             <w:r>
-              <w:rPr>
-                <w:sz w:val="20"/>
-                <w:szCs w:val="20"/>
-              </w:rPr>
-              <w:t>A15</w:t>
+              <w:t>Отчёты по движению и стоимости фонда (1С)</w:t>
             </w:r>
           </w:p>
         </w:tc>
@@ -11976,10 +10829,6 @@
           </w:tcPr>
           <w:p>
             <w:r>
-              <w:rPr>
-                <w:sz w:val="20"/>
-                <w:szCs w:val="20"/>
-              </w:rPr>
               <w:t>Суммы по источникам и причинам совпадают с эталоном на тестовом наборе</w:t>
             </w:r>
           </w:p>
@@ -12004,10 +10853,6 @@
           </w:tcPr>
           <w:p>
             <w:r>
-              <w:rPr>
-                <w:sz w:val="20"/>
-                <w:szCs w:val="20"/>
-              </w:rPr>
               <w:t>FR-18 Средняя/медианная просрочка, ТОП</w:t>
             </w:r>
           </w:p>
@@ -12030,10 +10875,6 @@
           </w:tcPr>
           <w:p>
             <w:r>
-              <w:rPr>
-                <w:sz w:val="20"/>
-                <w:szCs w:val="20"/>
-              </w:rPr>
               <w:t>UC4</w:t>
             </w:r>
           </w:p>
@@ -12056,11 +10897,7 @@
           </w:tcPr>
           <w:p>
             <w:r>
-              <w:rPr>
-                <w:sz w:val="20"/>
-                <w:szCs w:val="20"/>
-              </w:rPr>
-              <w:t>A8, A10</w:t>
+              <w:t>Расчёт просрочек и KPI (1С); отчёт «Просрочки» и экспорт CSV (1С)</w:t>
             </w:r>
           </w:p>
         </w:tc>
@@ -12082,11 +10919,10 @@
           </w:tcPr>
           <w:p>
             <w:r>
-              <w:rPr>
-                <w:sz w:val="20"/>
-                <w:szCs w:val="20"/>
-              </w:rPr>
-              <w:t>Значения совпадают с расчётом на T1</w:t>
+              <w:t xml:space="preserve">Значения совпадают с расчётом на </w:t>
+            </w:r>
+            <w:r>
+              <w:t>тестовых данных</w:t>
             </w:r>
           </w:p>
         </w:tc>
@@ -12110,10 +10946,6 @@
           </w:tcPr>
           <w:p>
             <w:r>
-              <w:rPr>
-                <w:sz w:val="20"/>
-                <w:szCs w:val="20"/>
-              </w:rPr>
               <w:t>FR-19 История операций</w:t>
             </w:r>
           </w:p>
@@ -12136,10 +10968,6 @@
           </w:tcPr>
           <w:p>
             <w:r>
-              <w:rPr>
-                <w:sz w:val="20"/>
-                <w:szCs w:val="20"/>
-              </w:rPr>
               <w:t>UC1, UC2, UC12, UC13</w:t>
             </w:r>
           </w:p>
@@ -12162,11 +10990,7 @@
           </w:tcPr>
           <w:p>
             <w:r>
-              <w:rPr>
-                <w:sz w:val="20"/>
-                <w:szCs w:val="20"/>
-              </w:rPr>
-              <w:t>A11</w:t>
+              <w:t>Журнал истории операций (1С)</w:t>
             </w:r>
           </w:p>
         </w:tc>
@@ -12188,10 +11012,6 @@
           </w:tcPr>
           <w:p>
             <w:r>
-              <w:rPr>
-                <w:sz w:val="20"/>
-                <w:szCs w:val="20"/>
-              </w:rPr>
               <w:t>Видно, кто и когда выдал, принял, оформил поступление или списание</w:t>
             </w:r>
           </w:p>
@@ -12873,7 +11693,6 @@
   <w:style w:type="character" w:default="1" w:styleId="a0">
     <w:name w:val="Default Paragraph Font"/>
     <w:uiPriority w:val="1"/>
-    <w:semiHidden/>
     <w:unhideWhenUsed/>
   </w:style>
   <w:style w:type="table" w:default="1" w:styleId="a1">
